--- a/三级整理-人工智能训练师/1..2.x - 3.2.x简答题整理.docx
+++ b/三级整理-人工智能训练师/1..2.x - 3.2.x简答题整理.docx
@@ -1,21 +1,21 @@
 
 <file path=word/document.xml><?xml version="1.0" encoding="utf-8"?>
-<w:document xmlns:wpc="http://schemas.microsoft.com/office/word/2010/wordprocessingCanvas" xmlns:cx="http://schemas.microsoft.com/office/drawing/2014/chartex" xmlns:cx1="http://schemas.microsoft.com/office/drawing/2015/9/8/chartex" xmlns:cx2="http://schemas.microsoft.com/office/drawing/2015/10/21/chartex" xmlns:cx3="http://schemas.microsoft.com/office/drawing/2016/5/9/chartex" xmlns:cx4="http://schemas.microsoft.com/office/drawing/2016/5/10/chartex" xmlns:cx5="http://schemas.microsoft.com/office/drawing/2016/5/11/chartex" xmlns:cx6="http://schemas.microsoft.com/office/drawing/2016/5/12/chartex" xmlns:cx7="http://schemas.microsoft.com/office/drawing/2016/5/13/chartex" xmlns:cx8="http://schemas.microsoft.com/office/drawing/2016/5/14/chartex" xmlns:mc="http://schemas.openxmlformats.org/markup-compatibility/2006" xmlns:aink="http://schemas.microsoft.com/office/drawing/2016/ink" xmlns:am3d="http://schemas.microsoft.com/office/drawing/2017/model3d" xmlns:o="urn:schemas-microsoft-com:office:office" xmlns:oel="http://schemas.microsoft.com/office/2019/extlst" xmlns:r="http://schemas.openxmlformats.org/officeDocument/2006/relationships" xmlns:m="http://schemas.openxmlformats.org/officeDocument/2006/math" xmlns:v="urn:schemas-microsoft-com:vml" xmlns:wp14="http://schemas.microsoft.com/office/word/2010/wordprocessingDrawing" xmlns:wp="http://schemas.openxmlformats.org/drawingml/2006/wordprocessingDrawing" xmlns:w10="urn:schemas-microsoft-com:office:word" xmlns:w="http://schemas.openxmlformats.org/wordprocessingml/2006/main" xmlns:w14="http://schemas.microsoft.com/office/word/2010/wordml" xmlns:w15="http://schemas.microsoft.com/office/word/2012/wordml" xmlns:w16cex="http://schemas.microsoft.com/office/word/2018/wordml/cex" xmlns:w16cid="http://schemas.microsoft.com/office/word/2016/wordml/cid" xmlns:w16="http://schemas.microsoft.com/office/word/2018/wordml" xmlns:w16du="http://schemas.microsoft.com/office/word/2023/wordml/word16du" xmlns:w16sdtdh="http://schemas.microsoft.com/office/word/2020/wordml/sdtdatahash" xmlns:w16sdtfl="http://schemas.microsoft.com/office/word/2024/wordml/sdtformatlock" xmlns:w16se="http://schemas.microsoft.com/office/word/2015/wordml/symex" xmlns:wpg="http://schemas.microsoft.com/office/word/2010/wordprocessingGroup" xmlns:wpi="http://schemas.microsoft.com/office/word/2010/wordprocessingInk" xmlns:wne="http://schemas.microsoft.com/office/word/2006/wordml" xmlns:wps="http://schemas.microsoft.com/office/word/2010/wordprocessingShape" mc:Ignorable="w14 w15 w16se w16cid w16 w16cex w16sdtdh w16sdtfl w16du wp14">
+<w:document xmlns:wpc="http://schemas.microsoft.com/office/word/2010/wordprocessingCanvas" xmlns:mc="http://schemas.openxmlformats.org/markup-compatibility/2006" xmlns:o="urn:schemas-microsoft-com:office:office" xmlns:r="http://schemas.openxmlformats.org/officeDocument/2006/relationships" xmlns:m="http://schemas.openxmlformats.org/officeDocument/2006/math" xmlns:v="urn:schemas-microsoft-com:vml" xmlns:wp14="http://schemas.microsoft.com/office/word/2010/wordprocessingDrawing" xmlns:wp="http://schemas.openxmlformats.org/drawingml/2006/wordprocessingDrawing" xmlns:w="http://schemas.openxmlformats.org/wordprocessingml/2006/main" xmlns:w14="http://schemas.microsoft.com/office/word/2010/wordml" xmlns:w10="urn:schemas-microsoft-com:office:word" xmlns:w15="http://schemas.microsoft.com/office/word/2012/wordml" xmlns:wpg="http://schemas.microsoft.com/office/word/2010/wordprocessingGroup" xmlns:wpi="http://schemas.microsoft.com/office/word/2010/wordprocessingInk" xmlns:wne="http://schemas.microsoft.com/office/word/2006/wordml" xmlns:wps="http://schemas.microsoft.com/office/word/2010/wordprocessingShape" xmlns:wpsCustomData="http://www.wps.cn/officeDocument/2013/wpsCustomData" mc:Ignorable="w14 w15 wp14">
   <w:body>
     <w:p>
       <w:pPr>
-        <w:pStyle w:val="BodyText"/>
-        <w:spacing w:line="360" w:lineRule="exact"/>
-        <w:ind w:firstLineChars="0" w:firstLine="0"/>
-        <w:rPr>
-          <w:rFonts w:ascii="宋体" w:hAnsi="宋体" w:cs="宋体"/>
-          <w:sz w:val="28"/>
-          <w:szCs w:val="28"/>
-        </w:rPr>
-      </w:pPr>
-      <w:r>
-        <w:rPr>
-          <w:rFonts w:ascii="宋体" w:hAnsi="宋体" w:cs="宋体" w:hint="eastAsia"/>
+        <w:pStyle w:val="11"/>
+        <w:spacing w:line="360" w:lineRule="exact"/>
+        <w:ind w:firstLine="0" w:firstLineChars="0"/>
+        <w:rPr>
+          <w:rFonts w:ascii="宋体" w:hAnsi="宋体" w:cs="宋体"/>
+          <w:sz w:val="28"/>
+          <w:szCs w:val="28"/>
+        </w:rPr>
+      </w:pPr>
+      <w:r>
+        <w:rPr>
+          <w:rFonts w:hint="eastAsia" w:ascii="宋体" w:hAnsi="宋体" w:cs="宋体"/>
           <w:sz w:val="28"/>
           <w:szCs w:val="28"/>
         </w:rPr>
@@ -24,18 +24,18 @@
     </w:p>
     <w:p>
       <w:pPr>
-        <w:pStyle w:val="BodyText"/>
-        <w:spacing w:line="360" w:lineRule="exact"/>
-        <w:ind w:firstLineChars="0" w:firstLine="0"/>
-        <w:rPr>
-          <w:rFonts w:ascii="宋体" w:hAnsi="宋体" w:cs="宋体"/>
-          <w:sz w:val="28"/>
-          <w:szCs w:val="28"/>
-        </w:rPr>
-      </w:pPr>
-      <w:r>
-        <w:rPr>
-          <w:rFonts w:ascii="宋体" w:hAnsi="宋体" w:cs="宋体" w:hint="eastAsia"/>
+        <w:pStyle w:val="11"/>
+        <w:spacing w:line="360" w:lineRule="exact"/>
+        <w:ind w:firstLine="0" w:firstLineChars="0"/>
+        <w:rPr>
+          <w:rFonts w:ascii="宋体" w:hAnsi="宋体" w:cs="宋体"/>
+          <w:sz w:val="28"/>
+          <w:szCs w:val="28"/>
+        </w:rPr>
+      </w:pPr>
+      <w:r>
+        <w:rPr>
+          <w:rFonts w:hint="eastAsia" w:ascii="宋体" w:hAnsi="宋体" w:cs="宋体"/>
           <w:sz w:val="28"/>
           <w:szCs w:val="28"/>
         </w:rPr>
@@ -44,18 +44,18 @@
     </w:p>
     <w:p>
       <w:pPr>
-        <w:pStyle w:val="BodyText"/>
-        <w:spacing w:line="360" w:lineRule="exact"/>
-        <w:ind w:firstLineChars="100" w:firstLine="280"/>
-        <w:rPr>
-          <w:rFonts w:ascii="宋体" w:hAnsi="宋体" w:cs="宋体"/>
-          <w:sz w:val="28"/>
-          <w:szCs w:val="28"/>
-        </w:rPr>
-      </w:pPr>
-      <w:r>
-        <w:rPr>
-          <w:rFonts w:ascii="宋体" w:hAnsi="宋体" w:cs="宋体" w:hint="eastAsia"/>
+        <w:pStyle w:val="11"/>
+        <w:spacing w:line="360" w:lineRule="exact"/>
+        <w:ind w:firstLine="280" w:firstLineChars="100"/>
+        <w:rPr>
+          <w:rFonts w:ascii="宋体" w:hAnsi="宋体" w:cs="宋体"/>
+          <w:sz w:val="28"/>
+          <w:szCs w:val="28"/>
+        </w:rPr>
+      </w:pPr>
+      <w:r>
+        <w:rPr>
+          <w:rFonts w:hint="eastAsia" w:ascii="宋体" w:hAnsi="宋体" w:cs="宋体"/>
           <w:sz w:val="28"/>
           <w:szCs w:val="28"/>
         </w:rPr>
@@ -64,18 +64,18 @@
     </w:p>
     <w:p>
       <w:pPr>
-        <w:pStyle w:val="BodyText"/>
-        <w:spacing w:line="360" w:lineRule="exact"/>
-        <w:ind w:firstLineChars="0" w:firstLine="0"/>
-        <w:rPr>
-          <w:rFonts w:ascii="宋体" w:hAnsi="宋体" w:cs="宋体"/>
-          <w:sz w:val="28"/>
-          <w:szCs w:val="28"/>
-        </w:rPr>
-      </w:pPr>
-      <w:r>
-        <w:rPr>
-          <w:rFonts w:ascii="宋体" w:hAnsi="宋体" w:cs="宋体" w:hint="eastAsia"/>
+        <w:pStyle w:val="11"/>
+        <w:spacing w:line="360" w:lineRule="exact"/>
+        <w:ind w:firstLine="0" w:firstLineChars="0"/>
+        <w:rPr>
+          <w:rFonts w:ascii="宋体" w:hAnsi="宋体" w:cs="宋体"/>
+          <w:sz w:val="28"/>
+          <w:szCs w:val="28"/>
+        </w:rPr>
+      </w:pPr>
+      <w:r>
+        <w:rPr>
+          <w:rFonts w:hint="eastAsia" w:ascii="宋体" w:hAnsi="宋体" w:cs="宋体"/>
           <w:sz w:val="28"/>
           <w:szCs w:val="28"/>
         </w:rPr>
@@ -84,18 +84,18 @@
     </w:p>
     <w:p>
       <w:pPr>
-        <w:pStyle w:val="BodyText"/>
-        <w:spacing w:line="360" w:lineRule="exact"/>
-        <w:ind w:firstLineChars="0" w:firstLine="0"/>
-        <w:rPr>
-          <w:rFonts w:ascii="宋体" w:hAnsi="宋体" w:cs="宋体"/>
-          <w:sz w:val="28"/>
-          <w:szCs w:val="28"/>
-        </w:rPr>
-      </w:pPr>
-      <w:r>
-        <w:rPr>
-          <w:rFonts w:ascii="宋体" w:hAnsi="宋体" w:cs="宋体" w:hint="eastAsia"/>
+        <w:pStyle w:val="11"/>
+        <w:spacing w:line="360" w:lineRule="exact"/>
+        <w:ind w:firstLine="0" w:firstLineChars="0"/>
+        <w:rPr>
+          <w:rFonts w:ascii="宋体" w:hAnsi="宋体" w:cs="宋体"/>
+          <w:sz w:val="28"/>
+          <w:szCs w:val="28"/>
+        </w:rPr>
+      </w:pPr>
+      <w:r>
+        <w:rPr>
+          <w:rFonts w:hint="eastAsia" w:ascii="宋体" w:hAnsi="宋体" w:cs="宋体"/>
           <w:sz w:val="28"/>
           <w:szCs w:val="28"/>
         </w:rPr>
@@ -104,18 +104,18 @@
     </w:p>
     <w:p>
       <w:pPr>
-        <w:pStyle w:val="BodyText"/>
-        <w:spacing w:line="360" w:lineRule="exact"/>
-        <w:ind w:firstLineChars="0" w:firstLine="0"/>
-        <w:rPr>
-          <w:rFonts w:ascii="宋体" w:hAnsi="宋体" w:cs="宋体"/>
-          <w:sz w:val="28"/>
-          <w:szCs w:val="28"/>
-        </w:rPr>
-      </w:pPr>
-      <w:r>
-        <w:rPr>
-          <w:rFonts w:ascii="宋体" w:hAnsi="宋体" w:cs="宋体" w:hint="eastAsia"/>
+        <w:pStyle w:val="11"/>
+        <w:spacing w:line="360" w:lineRule="exact"/>
+        <w:ind w:firstLine="0" w:firstLineChars="0"/>
+        <w:rPr>
+          <w:rFonts w:ascii="宋体" w:hAnsi="宋体" w:cs="宋体"/>
+          <w:sz w:val="28"/>
+          <w:szCs w:val="28"/>
+        </w:rPr>
+      </w:pPr>
+      <w:r>
+        <w:rPr>
+          <w:rFonts w:hint="eastAsia" w:ascii="宋体" w:hAnsi="宋体" w:cs="宋体"/>
           <w:sz w:val="28"/>
           <w:szCs w:val="28"/>
         </w:rPr>
@@ -124,18 +124,18 @@
     </w:p>
     <w:p>
       <w:pPr>
-        <w:pStyle w:val="BodyText"/>
-        <w:spacing w:line="360" w:lineRule="exact"/>
-        <w:ind w:firstLineChars="0" w:firstLine="0"/>
-        <w:rPr>
-          <w:rFonts w:ascii="宋体" w:hAnsi="宋体" w:cs="宋体"/>
-          <w:sz w:val="28"/>
-          <w:szCs w:val="28"/>
-        </w:rPr>
-      </w:pPr>
-      <w:r>
-        <w:rPr>
-          <w:rFonts w:ascii="宋体" w:hAnsi="宋体" w:cs="宋体" w:hint="eastAsia"/>
+        <w:pStyle w:val="11"/>
+        <w:spacing w:line="360" w:lineRule="exact"/>
+        <w:ind w:firstLine="0" w:firstLineChars="0"/>
+        <w:rPr>
+          <w:rFonts w:ascii="宋体" w:hAnsi="宋体" w:cs="宋体"/>
+          <w:sz w:val="28"/>
+          <w:szCs w:val="28"/>
+        </w:rPr>
+      </w:pPr>
+      <w:r>
+        <w:rPr>
+          <w:rFonts w:hint="eastAsia" w:ascii="宋体" w:hAnsi="宋体" w:cs="宋体"/>
           <w:sz w:val="28"/>
           <w:szCs w:val="28"/>
         </w:rPr>
@@ -144,18 +144,18 @@
     </w:p>
     <w:p>
       <w:pPr>
-        <w:pStyle w:val="BodyText"/>
-        <w:spacing w:line="360" w:lineRule="exact"/>
-        <w:ind w:firstLineChars="0" w:firstLine="0"/>
-        <w:rPr>
-          <w:rFonts w:ascii="宋体" w:hAnsi="宋体" w:cs="宋体"/>
-          <w:sz w:val="28"/>
-          <w:szCs w:val="28"/>
-        </w:rPr>
-      </w:pPr>
-      <w:r>
-        <w:rPr>
-          <w:rFonts w:ascii="宋体" w:hAnsi="宋体" w:cs="宋体" w:hint="eastAsia"/>
+        <w:pStyle w:val="11"/>
+        <w:spacing w:line="360" w:lineRule="exact"/>
+        <w:ind w:firstLine="0" w:firstLineChars="0"/>
+        <w:rPr>
+          <w:rFonts w:ascii="宋体" w:hAnsi="宋体" w:cs="宋体"/>
+          <w:sz w:val="28"/>
+          <w:szCs w:val="28"/>
+        </w:rPr>
+      </w:pPr>
+      <w:r>
+        <w:rPr>
+          <w:rFonts w:hint="eastAsia" w:ascii="宋体" w:hAnsi="宋体" w:cs="宋体"/>
           <w:sz w:val="28"/>
           <w:szCs w:val="28"/>
         </w:rPr>
@@ -166,26 +166,26 @@
       <w:pPr>
         <w:spacing w:line="360" w:lineRule="exact"/>
         <w:rPr>
-          <w:rFonts w:ascii="宋体" w:eastAsia="宋体" w:hAnsi="宋体" w:cs="宋体"/>
-          <w:sz w:val="28"/>
-          <w:szCs w:val="28"/>
-        </w:rPr>
-      </w:pPr>
-    </w:p>
-    <w:p>
-      <w:pPr>
-        <w:pStyle w:val="BodyText"/>
-        <w:spacing w:line="360" w:lineRule="exact"/>
-        <w:ind w:firstLineChars="0" w:firstLine="0"/>
-        <w:rPr>
-          <w:rFonts w:ascii="宋体" w:hAnsi="宋体" w:cs="宋体"/>
-          <w:sz w:val="28"/>
-          <w:szCs w:val="28"/>
-        </w:rPr>
-      </w:pPr>
-      <w:r>
-        <w:rPr>
-          <w:rFonts w:ascii="宋体" w:hAnsi="宋体" w:cs="宋体" w:hint="eastAsia"/>
+          <w:rFonts w:ascii="宋体" w:hAnsi="宋体" w:eastAsia="宋体" w:cs="宋体"/>
+          <w:sz w:val="28"/>
+          <w:szCs w:val="28"/>
+        </w:rPr>
+      </w:pPr>
+    </w:p>
+    <w:p>
+      <w:pPr>
+        <w:pStyle w:val="11"/>
+        <w:spacing w:line="360" w:lineRule="exact"/>
+        <w:ind w:firstLine="0" w:firstLineChars="0"/>
+        <w:rPr>
+          <w:rFonts w:ascii="宋体" w:hAnsi="宋体" w:cs="宋体"/>
+          <w:sz w:val="28"/>
+          <w:szCs w:val="28"/>
+        </w:rPr>
+      </w:pPr>
+      <w:r>
+        <w:rPr>
+          <w:rFonts w:hint="eastAsia" w:ascii="宋体" w:hAnsi="宋体" w:cs="宋体"/>
           <w:sz w:val="28"/>
           <w:szCs w:val="28"/>
         </w:rPr>
@@ -194,18 +194,18 @@
     </w:p>
     <w:p>
       <w:pPr>
-        <w:pStyle w:val="BodyText"/>
-        <w:spacing w:line="360" w:lineRule="exact"/>
-        <w:ind w:firstLineChars="0" w:firstLine="0"/>
-        <w:rPr>
-          <w:rFonts w:ascii="宋体" w:hAnsi="宋体" w:cs="宋体"/>
-          <w:sz w:val="28"/>
-          <w:szCs w:val="28"/>
-        </w:rPr>
-      </w:pPr>
-      <w:r>
-        <w:rPr>
-          <w:rFonts w:ascii="宋体" w:hAnsi="宋体" w:cs="宋体" w:hint="eastAsia"/>
+        <w:pStyle w:val="11"/>
+        <w:spacing w:line="360" w:lineRule="exact"/>
+        <w:ind w:firstLine="0" w:firstLineChars="0"/>
+        <w:rPr>
+          <w:rFonts w:ascii="宋体" w:hAnsi="宋体" w:cs="宋体"/>
+          <w:sz w:val="28"/>
+          <w:szCs w:val="28"/>
+        </w:rPr>
+      </w:pPr>
+      <w:r>
+        <w:rPr>
+          <w:rFonts w:hint="eastAsia" w:ascii="宋体" w:hAnsi="宋体" w:cs="宋体"/>
           <w:sz w:val="28"/>
           <w:szCs w:val="28"/>
         </w:rPr>
@@ -214,18 +214,18 @@
     </w:p>
     <w:p>
       <w:pPr>
-        <w:pStyle w:val="BodyText"/>
-        <w:spacing w:line="360" w:lineRule="exact"/>
-        <w:ind w:firstLineChars="100" w:firstLine="280"/>
-        <w:rPr>
-          <w:rFonts w:ascii="宋体" w:hAnsi="宋体" w:cs="宋体"/>
-          <w:sz w:val="28"/>
-          <w:szCs w:val="28"/>
-        </w:rPr>
-      </w:pPr>
-      <w:r>
-        <w:rPr>
-          <w:rFonts w:ascii="宋体" w:hAnsi="宋体" w:cs="宋体" w:hint="eastAsia"/>
+        <w:pStyle w:val="11"/>
+        <w:spacing w:line="360" w:lineRule="exact"/>
+        <w:ind w:firstLine="280" w:firstLineChars="100"/>
+        <w:rPr>
+          <w:rFonts w:ascii="宋体" w:hAnsi="宋体" w:cs="宋体"/>
+          <w:sz w:val="28"/>
+          <w:szCs w:val="28"/>
+        </w:rPr>
+      </w:pPr>
+      <w:r>
+        <w:rPr>
+          <w:rFonts w:hint="eastAsia" w:ascii="宋体" w:hAnsi="宋体" w:cs="宋体"/>
           <w:sz w:val="28"/>
           <w:szCs w:val="28"/>
         </w:rPr>
@@ -234,18 +234,18 @@
     </w:p>
     <w:p>
       <w:pPr>
-        <w:pStyle w:val="BodyText"/>
-        <w:spacing w:line="360" w:lineRule="exact"/>
-        <w:ind w:firstLineChars="100" w:firstLine="280"/>
-        <w:rPr>
-          <w:rFonts w:ascii="宋体" w:hAnsi="宋体" w:cs="宋体"/>
-          <w:sz w:val="28"/>
-          <w:szCs w:val="28"/>
-        </w:rPr>
-      </w:pPr>
-      <w:r>
-        <w:rPr>
-          <w:rFonts w:ascii="宋体" w:hAnsi="宋体" w:cs="宋体" w:hint="eastAsia"/>
+        <w:pStyle w:val="11"/>
+        <w:spacing w:line="360" w:lineRule="exact"/>
+        <w:ind w:firstLine="280" w:firstLineChars="100"/>
+        <w:rPr>
+          <w:rFonts w:ascii="宋体" w:hAnsi="宋体" w:cs="宋体"/>
+          <w:sz w:val="28"/>
+          <w:szCs w:val="28"/>
+        </w:rPr>
+      </w:pPr>
+      <w:r>
+        <w:rPr>
+          <w:rFonts w:hint="eastAsia" w:ascii="宋体" w:hAnsi="宋体" w:cs="宋体"/>
           <w:sz w:val="28"/>
           <w:szCs w:val="28"/>
         </w:rPr>
@@ -254,7 +254,7 @@
     </w:p>
     <w:p>
       <w:pPr>
-        <w:pStyle w:val="BodyText"/>
+        <w:pStyle w:val="11"/>
         <w:numPr>
           <w:ilvl w:val="0"/>
           <w:numId w:val="1"/>
@@ -269,7 +269,7 @@
       </w:pPr>
       <w:r>
         <w:rPr>
-          <w:rFonts w:ascii="宋体" w:hAnsi="宋体" w:cs="宋体" w:hint="eastAsia"/>
+          <w:rFonts w:hint="eastAsia" w:ascii="宋体" w:hAnsi="宋体" w:cs="宋体"/>
           <w:sz w:val="28"/>
           <w:szCs w:val="28"/>
         </w:rPr>
@@ -278,7 +278,7 @@
     </w:p>
     <w:p>
       <w:pPr>
-        <w:pStyle w:val="BodyText"/>
+        <w:pStyle w:val="11"/>
         <w:numPr>
           <w:ilvl w:val="0"/>
           <w:numId w:val="1"/>
@@ -293,7 +293,7 @@
       </w:pPr>
       <w:r>
         <w:rPr>
-          <w:rFonts w:ascii="宋体" w:hAnsi="宋体" w:cs="宋体" w:hint="eastAsia"/>
+          <w:rFonts w:hint="eastAsia" w:ascii="宋体" w:hAnsi="宋体" w:cs="宋体"/>
           <w:sz w:val="28"/>
           <w:szCs w:val="28"/>
         </w:rPr>
@@ -302,18 +302,18 @@
     </w:p>
     <w:p>
       <w:pPr>
-        <w:pStyle w:val="BodyText"/>
-        <w:spacing w:line="360" w:lineRule="exact"/>
-        <w:ind w:firstLineChars="100" w:firstLine="280"/>
-        <w:rPr>
-          <w:rFonts w:ascii="宋体" w:hAnsi="宋体" w:cs="宋体"/>
-          <w:sz w:val="28"/>
-          <w:szCs w:val="28"/>
-        </w:rPr>
-      </w:pPr>
-      <w:r>
-        <w:rPr>
-          <w:rFonts w:ascii="宋体" w:hAnsi="宋体" w:cs="宋体" w:hint="eastAsia"/>
+        <w:pStyle w:val="11"/>
+        <w:spacing w:line="360" w:lineRule="exact"/>
+        <w:ind w:firstLine="280" w:firstLineChars="100"/>
+        <w:rPr>
+          <w:rFonts w:ascii="宋体" w:hAnsi="宋体" w:cs="宋体"/>
+          <w:sz w:val="28"/>
+          <w:szCs w:val="28"/>
+        </w:rPr>
+      </w:pPr>
+      <w:r>
+        <w:rPr>
+          <w:rFonts w:hint="eastAsia" w:ascii="宋体" w:hAnsi="宋体" w:cs="宋体"/>
           <w:sz w:val="28"/>
           <w:szCs w:val="28"/>
         </w:rPr>
@@ -322,7 +322,7 @@
     </w:p>
     <w:p>
       <w:pPr>
-        <w:pStyle w:val="BodyText"/>
+        <w:pStyle w:val="11"/>
         <w:numPr>
           <w:ilvl w:val="0"/>
           <w:numId w:val="2"/>
@@ -337,7 +337,7 @@
       </w:pPr>
       <w:r>
         <w:rPr>
-          <w:rFonts w:ascii="宋体" w:hAnsi="宋体" w:cs="宋体" w:hint="eastAsia"/>
+          <w:rFonts w:hint="eastAsia" w:ascii="宋体" w:hAnsi="宋体" w:cs="宋体"/>
           <w:sz w:val="28"/>
           <w:szCs w:val="28"/>
         </w:rPr>
@@ -346,7 +346,7 @@
     </w:p>
     <w:p>
       <w:pPr>
-        <w:pStyle w:val="BodyText"/>
+        <w:pStyle w:val="11"/>
         <w:numPr>
           <w:ilvl w:val="0"/>
           <w:numId w:val="2"/>
@@ -361,7 +361,7 @@
       </w:pPr>
       <w:r>
         <w:rPr>
-          <w:rFonts w:ascii="宋体" w:hAnsi="宋体" w:cs="宋体" w:hint="eastAsia"/>
+          <w:rFonts w:hint="eastAsia" w:ascii="宋体" w:hAnsi="宋体" w:cs="宋体"/>
           <w:sz w:val="28"/>
           <w:szCs w:val="28"/>
         </w:rPr>
@@ -370,7 +370,7 @@
     </w:p>
     <w:p>
       <w:pPr>
-        <w:pStyle w:val="BodyText"/>
+        <w:pStyle w:val="11"/>
         <w:numPr>
           <w:ilvl w:val="0"/>
           <w:numId w:val="2"/>
@@ -385,7 +385,7 @@
       </w:pPr>
       <w:r>
         <w:rPr>
-          <w:rFonts w:ascii="宋体" w:hAnsi="宋体" w:cs="宋体" w:hint="eastAsia"/>
+          <w:rFonts w:hint="eastAsia" w:ascii="宋体" w:hAnsi="宋体" w:cs="宋体"/>
           <w:sz w:val="28"/>
           <w:szCs w:val="28"/>
         </w:rPr>
@@ -394,18 +394,18 @@
     </w:p>
     <w:p>
       <w:pPr>
-        <w:pStyle w:val="BodyText"/>
-        <w:spacing w:line="360" w:lineRule="exact"/>
-        <w:ind w:firstLineChars="100" w:firstLine="280"/>
-        <w:rPr>
-          <w:rFonts w:ascii="宋体" w:hAnsi="宋体" w:cs="宋体"/>
-          <w:sz w:val="28"/>
-          <w:szCs w:val="28"/>
-        </w:rPr>
-      </w:pPr>
-      <w:r>
-        <w:rPr>
-          <w:rFonts w:ascii="宋体" w:hAnsi="宋体" w:cs="宋体" w:hint="eastAsia"/>
+        <w:pStyle w:val="11"/>
+        <w:spacing w:line="360" w:lineRule="exact"/>
+        <w:ind w:firstLine="280" w:firstLineChars="100"/>
+        <w:rPr>
+          <w:rFonts w:ascii="宋体" w:hAnsi="宋体" w:cs="宋体"/>
+          <w:sz w:val="28"/>
+          <w:szCs w:val="28"/>
+        </w:rPr>
+      </w:pPr>
+      <w:r>
+        <w:rPr>
+          <w:rFonts w:hint="eastAsia" w:ascii="宋体" w:hAnsi="宋体" w:cs="宋体"/>
           <w:sz w:val="28"/>
           <w:szCs w:val="28"/>
         </w:rPr>
@@ -414,7 +414,7 @@
     </w:p>
     <w:p>
       <w:pPr>
-        <w:pStyle w:val="BodyText"/>
+        <w:pStyle w:val="11"/>
         <w:numPr>
           <w:ilvl w:val="0"/>
           <w:numId w:val="3"/>
@@ -429,7 +429,7 @@
       </w:pPr>
       <w:r>
         <w:rPr>
-          <w:rFonts w:ascii="宋体" w:hAnsi="宋体" w:cs="宋体" w:hint="eastAsia"/>
+          <w:rFonts w:hint="eastAsia" w:ascii="宋体" w:hAnsi="宋体" w:cs="宋体"/>
           <w:sz w:val="28"/>
           <w:szCs w:val="28"/>
         </w:rPr>
@@ -438,7 +438,7 @@
     </w:p>
     <w:p>
       <w:pPr>
-        <w:pStyle w:val="BodyText"/>
+        <w:pStyle w:val="11"/>
         <w:numPr>
           <w:ilvl w:val="0"/>
           <w:numId w:val="3"/>
@@ -453,7 +453,7 @@
       </w:pPr>
       <w:r>
         <w:rPr>
-          <w:rFonts w:ascii="宋体" w:hAnsi="宋体" w:cs="宋体" w:hint="eastAsia"/>
+          <w:rFonts w:hint="eastAsia" w:ascii="宋体" w:hAnsi="宋体" w:cs="宋体"/>
           <w:sz w:val="28"/>
           <w:szCs w:val="28"/>
         </w:rPr>
@@ -462,7 +462,7 @@
     </w:p>
     <w:p>
       <w:pPr>
-        <w:pStyle w:val="BodyText"/>
+        <w:pStyle w:val="11"/>
         <w:numPr>
           <w:ilvl w:val="0"/>
           <w:numId w:val="3"/>
@@ -477,7 +477,7 @@
       </w:pPr>
       <w:r>
         <w:rPr>
-          <w:rFonts w:ascii="宋体" w:hAnsi="宋体" w:cs="宋体" w:hint="eastAsia"/>
+          <w:rFonts w:hint="eastAsia" w:ascii="宋体" w:hAnsi="宋体" w:cs="宋体"/>
           <w:sz w:val="28"/>
           <w:szCs w:val="28"/>
         </w:rPr>
@@ -486,7 +486,7 @@
     </w:p>
     <w:p>
       <w:pPr>
-        <w:pStyle w:val="BodyText"/>
+        <w:pStyle w:val="11"/>
         <w:numPr>
           <w:ilvl w:val="0"/>
           <w:numId w:val="3"/>
@@ -501,7 +501,7 @@
       </w:pPr>
       <w:r>
         <w:rPr>
-          <w:rFonts w:ascii="宋体" w:hAnsi="宋体" w:cs="宋体" w:hint="eastAsia"/>
+          <w:rFonts w:hint="eastAsia" w:ascii="宋体" w:hAnsi="宋体" w:cs="宋体"/>
           <w:sz w:val="28"/>
           <w:szCs w:val="28"/>
         </w:rPr>
@@ -510,45 +510,45 @@
     </w:p>
     <w:p>
       <w:pPr>
-        <w:pStyle w:val="BodyText"/>
-        <w:spacing w:line="360" w:lineRule="exact"/>
-        <w:ind w:firstLineChars="0" w:firstLine="0"/>
-        <w:rPr>
-          <w:rFonts w:ascii="宋体" w:hAnsi="宋体" w:cs="宋体"/>
-          <w:sz w:val="28"/>
-          <w:szCs w:val="28"/>
-        </w:rPr>
-      </w:pPr>
-    </w:p>
-    <w:p>
-      <w:pPr>
-        <w:pStyle w:val="BodyText"/>
+        <w:pStyle w:val="11"/>
+        <w:spacing w:line="360" w:lineRule="exact"/>
+        <w:ind w:firstLine="0" w:firstLineChars="0"/>
+        <w:rPr>
+          <w:rFonts w:ascii="宋体" w:hAnsi="宋体" w:cs="宋体"/>
+          <w:sz w:val="28"/>
+          <w:szCs w:val="28"/>
+        </w:rPr>
+      </w:pPr>
+    </w:p>
+    <w:p>
+      <w:pPr>
+        <w:pStyle w:val="11"/>
         <w:tabs>
           <w:tab w:val="left" w:pos="1357"/>
         </w:tabs>
         <w:spacing w:line="360" w:lineRule="exact"/>
-        <w:ind w:firstLineChars="0" w:firstLine="0"/>
-        <w:rPr>
-          <w:rFonts w:ascii="宋体" w:hAnsi="宋体" w:cs="宋体"/>
-          <w:sz w:val="28"/>
-          <w:szCs w:val="28"/>
-        </w:rPr>
-      </w:pPr>
-    </w:p>
-    <w:p>
-      <w:pPr>
-        <w:pStyle w:val="BodyText"/>
-        <w:spacing w:line="360" w:lineRule="exact"/>
-        <w:ind w:firstLineChars="0" w:firstLine="0"/>
-        <w:rPr>
-          <w:rFonts w:ascii="宋体" w:hAnsi="宋体" w:cs="宋体"/>
-          <w:sz w:val="28"/>
-          <w:szCs w:val="28"/>
-        </w:rPr>
-      </w:pPr>
-      <w:r>
-        <w:rPr>
-          <w:rFonts w:ascii="宋体" w:hAnsi="宋体" w:cs="宋体" w:hint="eastAsia"/>
+        <w:ind w:firstLine="0" w:firstLineChars="0"/>
+        <w:rPr>
+          <w:rFonts w:ascii="宋体" w:hAnsi="宋体" w:cs="宋体"/>
+          <w:sz w:val="28"/>
+          <w:szCs w:val="28"/>
+        </w:rPr>
+      </w:pPr>
+    </w:p>
+    <w:p>
+      <w:pPr>
+        <w:pStyle w:val="11"/>
+        <w:spacing w:line="360" w:lineRule="exact"/>
+        <w:ind w:firstLine="0" w:firstLineChars="0"/>
+        <w:rPr>
+          <w:rFonts w:ascii="宋体" w:hAnsi="宋体" w:cs="宋体"/>
+          <w:sz w:val="28"/>
+          <w:szCs w:val="28"/>
+        </w:rPr>
+      </w:pPr>
+      <w:r>
+        <w:rPr>
+          <w:rFonts w:hint="eastAsia" w:ascii="宋体" w:hAnsi="宋体" w:cs="宋体"/>
           <w:sz w:val="28"/>
           <w:szCs w:val="28"/>
         </w:rPr>
@@ -557,18 +557,18 @@
     </w:p>
     <w:p>
       <w:pPr>
-        <w:pStyle w:val="BodyText"/>
-        <w:spacing w:line="360" w:lineRule="exact"/>
-        <w:ind w:firstLineChars="100" w:firstLine="280"/>
-        <w:rPr>
-          <w:rFonts w:ascii="宋体" w:hAnsi="宋体" w:cs="宋体"/>
-          <w:sz w:val="28"/>
-          <w:szCs w:val="28"/>
-        </w:rPr>
-      </w:pPr>
-      <w:r>
-        <w:rPr>
-          <w:rFonts w:ascii="宋体" w:hAnsi="宋体" w:cs="宋体" w:hint="eastAsia"/>
+        <w:pStyle w:val="11"/>
+        <w:spacing w:line="360" w:lineRule="exact"/>
+        <w:ind w:firstLine="280" w:firstLineChars="100"/>
+        <w:rPr>
+          <w:rFonts w:ascii="宋体" w:hAnsi="宋体" w:cs="宋体"/>
+          <w:sz w:val="28"/>
+          <w:szCs w:val="28"/>
+        </w:rPr>
+      </w:pPr>
+      <w:r>
+        <w:rPr>
+          <w:rFonts w:hint="eastAsia" w:ascii="宋体" w:hAnsi="宋体" w:cs="宋体"/>
           <w:sz w:val="28"/>
           <w:szCs w:val="28"/>
         </w:rPr>
@@ -577,18 +577,18 @@
     </w:p>
     <w:p>
       <w:pPr>
-        <w:pStyle w:val="BodyText"/>
-        <w:spacing w:line="360" w:lineRule="exact"/>
-        <w:ind w:left="480" w:firstLineChars="0" w:firstLine="0"/>
-        <w:rPr>
-          <w:rFonts w:ascii="宋体" w:hAnsi="宋体" w:cs="宋体"/>
-          <w:sz w:val="28"/>
-          <w:szCs w:val="28"/>
-        </w:rPr>
-      </w:pPr>
-      <w:r>
-        <w:rPr>
-          <w:rFonts w:ascii="宋体" w:hAnsi="宋体" w:cs="宋体" w:hint="eastAsia"/>
+        <w:pStyle w:val="11"/>
+        <w:spacing w:line="360" w:lineRule="exact"/>
+        <w:ind w:left="480" w:firstLine="0" w:firstLineChars="0"/>
+        <w:rPr>
+          <w:rFonts w:ascii="宋体" w:hAnsi="宋体" w:cs="宋体"/>
+          <w:sz w:val="28"/>
+          <w:szCs w:val="28"/>
+        </w:rPr>
+      </w:pPr>
+      <w:r>
+        <w:rPr>
+          <w:rFonts w:hint="eastAsia" w:ascii="宋体" w:hAnsi="宋体" w:cs="宋体"/>
           <w:sz w:val="28"/>
           <w:szCs w:val="28"/>
         </w:rPr>
@@ -597,18 +597,18 @@
     </w:p>
     <w:p>
       <w:pPr>
-        <w:pStyle w:val="BodyText"/>
-        <w:spacing w:line="360" w:lineRule="exact"/>
-        <w:ind w:left="480" w:firstLineChars="0" w:firstLine="0"/>
-        <w:rPr>
-          <w:rFonts w:ascii="宋体" w:hAnsi="宋体" w:cs="宋体"/>
-          <w:sz w:val="28"/>
-          <w:szCs w:val="28"/>
-        </w:rPr>
-      </w:pPr>
-      <w:r>
-        <w:rPr>
-          <w:rFonts w:ascii="宋体" w:hAnsi="宋体" w:cs="宋体" w:hint="eastAsia"/>
+        <w:pStyle w:val="11"/>
+        <w:spacing w:line="360" w:lineRule="exact"/>
+        <w:ind w:left="480" w:firstLine="0" w:firstLineChars="0"/>
+        <w:rPr>
+          <w:rFonts w:ascii="宋体" w:hAnsi="宋体" w:cs="宋体"/>
+          <w:sz w:val="28"/>
+          <w:szCs w:val="28"/>
+        </w:rPr>
+      </w:pPr>
+      <w:r>
+        <w:rPr>
+          <w:rFonts w:hint="eastAsia" w:ascii="宋体" w:hAnsi="宋体" w:cs="宋体"/>
           <w:sz w:val="28"/>
           <w:szCs w:val="28"/>
         </w:rPr>
@@ -617,18 +617,18 @@
     </w:p>
     <w:p>
       <w:pPr>
-        <w:pStyle w:val="BodyText"/>
-        <w:spacing w:line="360" w:lineRule="exact"/>
-        <w:ind w:left="480" w:firstLineChars="0" w:firstLine="0"/>
-        <w:rPr>
-          <w:rFonts w:ascii="宋体" w:hAnsi="宋体" w:cs="宋体"/>
-          <w:sz w:val="28"/>
-          <w:szCs w:val="28"/>
-        </w:rPr>
-      </w:pPr>
-      <w:r>
-        <w:rPr>
-          <w:rFonts w:ascii="宋体" w:hAnsi="宋体" w:cs="宋体" w:hint="eastAsia"/>
+        <w:pStyle w:val="11"/>
+        <w:spacing w:line="360" w:lineRule="exact"/>
+        <w:ind w:left="480" w:firstLine="0" w:firstLineChars="0"/>
+        <w:rPr>
+          <w:rFonts w:ascii="宋体" w:hAnsi="宋体" w:cs="宋体"/>
+          <w:sz w:val="28"/>
+          <w:szCs w:val="28"/>
+        </w:rPr>
+      </w:pPr>
+      <w:r>
+        <w:rPr>
+          <w:rFonts w:hint="eastAsia" w:ascii="宋体" w:hAnsi="宋体" w:cs="宋体"/>
           <w:sz w:val="28"/>
           <w:szCs w:val="28"/>
         </w:rPr>
@@ -637,30 +637,30 @@
     </w:p>
     <w:p>
       <w:pPr>
-        <w:pStyle w:val="BodyText"/>
-        <w:spacing w:line="360" w:lineRule="exact"/>
-        <w:ind w:left="480" w:firstLineChars="0" w:firstLine="0"/>
-        <w:rPr>
-          <w:rFonts w:ascii="宋体" w:hAnsi="宋体" w:cs="宋体"/>
-          <w:sz w:val="28"/>
-          <w:szCs w:val="28"/>
-        </w:rPr>
-      </w:pPr>
-    </w:p>
-    <w:p>
-      <w:pPr>
-        <w:pStyle w:val="BodyText"/>
-        <w:spacing w:line="360" w:lineRule="exact"/>
-        <w:ind w:left="480" w:firstLineChars="0" w:firstLine="0"/>
-        <w:rPr>
-          <w:rFonts w:ascii="宋体" w:hAnsi="宋体" w:cs="宋体"/>
-          <w:sz w:val="28"/>
-          <w:szCs w:val="28"/>
-        </w:rPr>
-      </w:pPr>
-      <w:r>
-        <w:rPr>
-          <w:rFonts w:ascii="宋体" w:hAnsi="宋体" w:cs="宋体" w:hint="eastAsia"/>
+        <w:pStyle w:val="11"/>
+        <w:spacing w:line="360" w:lineRule="exact"/>
+        <w:ind w:left="480" w:firstLine="0" w:firstLineChars="0"/>
+        <w:rPr>
+          <w:rFonts w:ascii="宋体" w:hAnsi="宋体" w:cs="宋体"/>
+          <w:sz w:val="28"/>
+          <w:szCs w:val="28"/>
+        </w:rPr>
+      </w:pPr>
+    </w:p>
+    <w:p>
+      <w:pPr>
+        <w:pStyle w:val="11"/>
+        <w:spacing w:line="360" w:lineRule="exact"/>
+        <w:ind w:left="480" w:firstLine="0" w:firstLineChars="0"/>
+        <w:rPr>
+          <w:rFonts w:ascii="宋体" w:hAnsi="宋体" w:cs="宋体"/>
+          <w:sz w:val="28"/>
+          <w:szCs w:val="28"/>
+        </w:rPr>
+      </w:pPr>
+      <w:r>
+        <w:rPr>
+          <w:rFonts w:hint="eastAsia" w:ascii="宋体" w:hAnsi="宋体" w:cs="宋体"/>
           <w:sz w:val="28"/>
           <w:szCs w:val="28"/>
         </w:rPr>
@@ -669,18 +669,18 @@
     </w:p>
     <w:p>
       <w:pPr>
-        <w:pStyle w:val="BodyText"/>
-        <w:spacing w:line="360" w:lineRule="exact"/>
-        <w:ind w:left="480" w:firstLineChars="0" w:firstLine="0"/>
-        <w:rPr>
-          <w:rFonts w:ascii="宋体" w:hAnsi="宋体" w:cs="宋体"/>
-          <w:sz w:val="28"/>
-          <w:szCs w:val="28"/>
-        </w:rPr>
-      </w:pPr>
-      <w:r>
-        <w:rPr>
-          <w:rFonts w:ascii="宋体" w:hAnsi="宋体" w:cs="宋体" w:hint="eastAsia"/>
+        <w:pStyle w:val="11"/>
+        <w:spacing w:line="360" w:lineRule="exact"/>
+        <w:ind w:left="480" w:firstLine="0" w:firstLineChars="0"/>
+        <w:rPr>
+          <w:rFonts w:ascii="宋体" w:hAnsi="宋体" w:cs="宋体"/>
+          <w:sz w:val="28"/>
+          <w:szCs w:val="28"/>
+        </w:rPr>
+      </w:pPr>
+      <w:r>
+        <w:rPr>
+          <w:rFonts w:hint="eastAsia" w:ascii="宋体" w:hAnsi="宋体" w:cs="宋体"/>
           <w:sz w:val="28"/>
           <w:szCs w:val="28"/>
         </w:rPr>
@@ -689,18 +689,18 @@
     </w:p>
     <w:p>
       <w:pPr>
-        <w:pStyle w:val="BodyText"/>
-        <w:spacing w:line="360" w:lineRule="exact"/>
-        <w:ind w:left="480" w:firstLineChars="0" w:firstLine="0"/>
-        <w:rPr>
-          <w:rFonts w:ascii="宋体" w:hAnsi="宋体" w:cs="宋体"/>
-          <w:sz w:val="28"/>
-          <w:szCs w:val="28"/>
-        </w:rPr>
-      </w:pPr>
-      <w:r>
-        <w:rPr>
-          <w:rFonts w:ascii="宋体" w:hAnsi="宋体" w:cs="宋体" w:hint="eastAsia"/>
+        <w:pStyle w:val="11"/>
+        <w:spacing w:line="360" w:lineRule="exact"/>
+        <w:ind w:left="480" w:firstLine="0" w:firstLineChars="0"/>
+        <w:rPr>
+          <w:rFonts w:ascii="宋体" w:hAnsi="宋体" w:cs="宋体"/>
+          <w:sz w:val="28"/>
+          <w:szCs w:val="28"/>
+        </w:rPr>
+      </w:pPr>
+      <w:r>
+        <w:rPr>
+          <w:rFonts w:hint="eastAsia" w:ascii="宋体" w:hAnsi="宋体" w:cs="宋体"/>
           <w:sz w:val="28"/>
           <w:szCs w:val="28"/>
         </w:rPr>
@@ -709,30 +709,30 @@
     </w:p>
     <w:p>
       <w:pPr>
-        <w:pStyle w:val="BodyText"/>
-        <w:spacing w:line="360" w:lineRule="exact"/>
-        <w:ind w:left="480" w:firstLineChars="0" w:firstLine="0"/>
-        <w:rPr>
-          <w:rFonts w:ascii="宋体" w:hAnsi="宋体" w:cs="宋体"/>
-          <w:sz w:val="28"/>
-          <w:szCs w:val="28"/>
-        </w:rPr>
-      </w:pPr>
-    </w:p>
-    <w:p>
-      <w:pPr>
-        <w:pStyle w:val="BodyText"/>
-        <w:spacing w:line="360" w:lineRule="exact"/>
-        <w:ind w:firstLineChars="100" w:firstLine="280"/>
-        <w:rPr>
-          <w:rFonts w:ascii="宋体" w:hAnsi="宋体" w:cs="宋体"/>
-          <w:sz w:val="28"/>
-          <w:szCs w:val="28"/>
-        </w:rPr>
-      </w:pPr>
-      <w:r>
-        <w:rPr>
-          <w:rFonts w:ascii="宋体" w:hAnsi="宋体" w:cs="宋体" w:hint="eastAsia"/>
+        <w:pStyle w:val="11"/>
+        <w:spacing w:line="360" w:lineRule="exact"/>
+        <w:ind w:left="480" w:firstLine="0" w:firstLineChars="0"/>
+        <w:rPr>
+          <w:rFonts w:ascii="宋体" w:hAnsi="宋体" w:cs="宋体"/>
+          <w:sz w:val="28"/>
+          <w:szCs w:val="28"/>
+        </w:rPr>
+      </w:pPr>
+    </w:p>
+    <w:p>
+      <w:pPr>
+        <w:pStyle w:val="11"/>
+        <w:spacing w:line="360" w:lineRule="exact"/>
+        <w:ind w:firstLine="280" w:firstLineChars="100"/>
+        <w:rPr>
+          <w:rFonts w:ascii="宋体" w:hAnsi="宋体" w:cs="宋体"/>
+          <w:sz w:val="28"/>
+          <w:szCs w:val="28"/>
+        </w:rPr>
+      </w:pPr>
+      <w:r>
+        <w:rPr>
+          <w:rFonts w:hint="eastAsia" w:ascii="宋体" w:hAnsi="宋体" w:cs="宋体"/>
           <w:sz w:val="28"/>
           <w:szCs w:val="28"/>
         </w:rPr>
@@ -741,18 +741,18 @@
     </w:p>
     <w:p>
       <w:pPr>
-        <w:pStyle w:val="BodyText"/>
-        <w:spacing w:line="360" w:lineRule="exact"/>
-        <w:ind w:left="480" w:firstLineChars="0" w:firstLine="0"/>
-        <w:rPr>
-          <w:rFonts w:ascii="宋体" w:hAnsi="宋体" w:cs="宋体"/>
-          <w:sz w:val="28"/>
-          <w:szCs w:val="28"/>
-        </w:rPr>
-      </w:pPr>
-      <w:r>
-        <w:rPr>
-          <w:rFonts w:ascii="宋体" w:hAnsi="宋体" w:cs="宋体" w:hint="eastAsia"/>
+        <w:pStyle w:val="11"/>
+        <w:spacing w:line="360" w:lineRule="exact"/>
+        <w:ind w:left="480" w:firstLine="0" w:firstLineChars="0"/>
+        <w:rPr>
+          <w:rFonts w:ascii="宋体" w:hAnsi="宋体" w:cs="宋体"/>
+          <w:sz w:val="28"/>
+          <w:szCs w:val="28"/>
+        </w:rPr>
+      </w:pPr>
+      <w:r>
+        <w:rPr>
+          <w:rFonts w:hint="eastAsia" w:ascii="宋体" w:hAnsi="宋体" w:cs="宋体"/>
           <w:sz w:val="28"/>
           <w:szCs w:val="28"/>
         </w:rPr>
@@ -761,18 +761,18 @@
     </w:p>
     <w:p>
       <w:pPr>
-        <w:pStyle w:val="BodyText"/>
-        <w:spacing w:line="360" w:lineRule="exact"/>
-        <w:ind w:left="480" w:firstLineChars="0" w:firstLine="0"/>
-        <w:rPr>
-          <w:rFonts w:ascii="宋体" w:hAnsi="宋体" w:cs="宋体"/>
-          <w:sz w:val="28"/>
-          <w:szCs w:val="28"/>
-        </w:rPr>
-      </w:pPr>
-      <w:r>
-        <w:rPr>
-          <w:rFonts w:ascii="宋体" w:hAnsi="宋体" w:cs="宋体" w:hint="eastAsia"/>
+        <w:pStyle w:val="11"/>
+        <w:spacing w:line="360" w:lineRule="exact"/>
+        <w:ind w:left="480" w:firstLine="0" w:firstLineChars="0"/>
+        <w:rPr>
+          <w:rFonts w:ascii="宋体" w:hAnsi="宋体" w:cs="宋体"/>
+          <w:sz w:val="28"/>
+          <w:szCs w:val="28"/>
+        </w:rPr>
+      </w:pPr>
+      <w:r>
+        <w:rPr>
+          <w:rFonts w:hint="eastAsia" w:ascii="宋体" w:hAnsi="宋体" w:cs="宋体"/>
           <w:sz w:val="28"/>
           <w:szCs w:val="28"/>
         </w:rPr>
@@ -781,18 +781,18 @@
     </w:p>
     <w:p>
       <w:pPr>
-        <w:pStyle w:val="BodyText"/>
-        <w:spacing w:line="360" w:lineRule="exact"/>
-        <w:ind w:left="480" w:firstLineChars="0" w:firstLine="0"/>
-        <w:rPr>
-          <w:rFonts w:ascii="宋体" w:hAnsi="宋体" w:cs="宋体"/>
-          <w:sz w:val="28"/>
-          <w:szCs w:val="28"/>
-        </w:rPr>
-      </w:pPr>
-      <w:r>
-        <w:rPr>
-          <w:rFonts w:ascii="宋体" w:hAnsi="宋体" w:cs="宋体" w:hint="eastAsia"/>
+        <w:pStyle w:val="11"/>
+        <w:spacing w:line="360" w:lineRule="exact"/>
+        <w:ind w:left="480" w:firstLine="0" w:firstLineChars="0"/>
+        <w:rPr>
+          <w:rFonts w:ascii="宋体" w:hAnsi="宋体" w:cs="宋体"/>
+          <w:sz w:val="28"/>
+          <w:szCs w:val="28"/>
+        </w:rPr>
+      </w:pPr>
+      <w:r>
+        <w:rPr>
+          <w:rFonts w:hint="eastAsia" w:ascii="宋体" w:hAnsi="宋体" w:cs="宋体"/>
           <w:sz w:val="28"/>
           <w:szCs w:val="28"/>
         </w:rPr>
@@ -801,30 +801,30 @@
     </w:p>
     <w:p>
       <w:pPr>
-        <w:pStyle w:val="BodyText"/>
-        <w:spacing w:line="360" w:lineRule="exact"/>
-        <w:ind w:left="480" w:firstLineChars="0" w:firstLine="0"/>
-        <w:rPr>
-          <w:rFonts w:ascii="宋体" w:hAnsi="宋体" w:cs="宋体"/>
-          <w:sz w:val="28"/>
-          <w:szCs w:val="28"/>
-        </w:rPr>
-      </w:pPr>
-    </w:p>
-    <w:p>
-      <w:pPr>
-        <w:pStyle w:val="BodyText"/>
-        <w:spacing w:line="360" w:lineRule="exact"/>
-        <w:ind w:firstLineChars="100" w:firstLine="280"/>
-        <w:rPr>
-          <w:rFonts w:ascii="宋体" w:hAnsi="宋体" w:cs="宋体"/>
-          <w:sz w:val="28"/>
-          <w:szCs w:val="28"/>
-        </w:rPr>
-      </w:pPr>
-      <w:r>
-        <w:rPr>
-          <w:rFonts w:ascii="宋体" w:hAnsi="宋体" w:cs="宋体" w:hint="eastAsia"/>
+        <w:pStyle w:val="11"/>
+        <w:spacing w:line="360" w:lineRule="exact"/>
+        <w:ind w:left="480" w:firstLine="0" w:firstLineChars="0"/>
+        <w:rPr>
+          <w:rFonts w:ascii="宋体" w:hAnsi="宋体" w:cs="宋体"/>
+          <w:sz w:val="28"/>
+          <w:szCs w:val="28"/>
+        </w:rPr>
+      </w:pPr>
+    </w:p>
+    <w:p>
+      <w:pPr>
+        <w:pStyle w:val="11"/>
+        <w:spacing w:line="360" w:lineRule="exact"/>
+        <w:ind w:firstLine="280" w:firstLineChars="100"/>
+        <w:rPr>
+          <w:rFonts w:ascii="宋体" w:hAnsi="宋体" w:cs="宋体"/>
+          <w:sz w:val="28"/>
+          <w:szCs w:val="28"/>
+        </w:rPr>
+      </w:pPr>
+      <w:r>
+        <w:rPr>
+          <w:rFonts w:hint="eastAsia" w:ascii="宋体" w:hAnsi="宋体" w:cs="宋体"/>
           <w:sz w:val="28"/>
           <w:szCs w:val="28"/>
         </w:rPr>
@@ -833,7 +833,7 @@
     </w:p>
     <w:p>
       <w:pPr>
-        <w:pStyle w:val="BodyText"/>
+        <w:pStyle w:val="11"/>
         <w:spacing w:line="360" w:lineRule="exact"/>
         <w:ind w:firstLine="560"/>
         <w:rPr>
@@ -844,7 +844,7 @@
       </w:pPr>
       <w:r>
         <w:rPr>
-          <w:rFonts w:ascii="宋体" w:hAnsi="宋体" w:cs="宋体" w:hint="eastAsia"/>
+          <w:rFonts w:hint="eastAsia" w:ascii="宋体" w:hAnsi="宋体" w:cs="宋体"/>
           <w:sz w:val="28"/>
           <w:szCs w:val="28"/>
         </w:rPr>
@@ -853,7 +853,7 @@
     </w:p>
     <w:p>
       <w:pPr>
-        <w:pStyle w:val="BodyText"/>
+        <w:pStyle w:val="11"/>
         <w:spacing w:line="360" w:lineRule="exact"/>
         <w:ind w:firstLine="560"/>
         <w:rPr>
@@ -864,7 +864,7 @@
       </w:pPr>
       <w:r>
         <w:rPr>
-          <w:rFonts w:ascii="宋体" w:hAnsi="宋体" w:cs="宋体" w:hint="eastAsia"/>
+          <w:rFonts w:hint="eastAsia" w:ascii="宋体" w:hAnsi="宋体" w:cs="宋体"/>
           <w:sz w:val="28"/>
           <w:szCs w:val="28"/>
         </w:rPr>
@@ -873,7 +873,7 @@
     </w:p>
     <w:p>
       <w:pPr>
-        <w:pStyle w:val="BodyText"/>
+        <w:pStyle w:val="11"/>
         <w:spacing w:line="360" w:lineRule="exact"/>
         <w:ind w:firstLine="560"/>
         <w:rPr>
@@ -884,7 +884,7 @@
       </w:pPr>
       <w:r>
         <w:rPr>
-          <w:rFonts w:ascii="宋体" w:hAnsi="宋体" w:cs="宋体" w:hint="eastAsia"/>
+          <w:rFonts w:hint="eastAsia" w:ascii="宋体" w:hAnsi="宋体" w:cs="宋体"/>
           <w:sz w:val="28"/>
           <w:szCs w:val="28"/>
         </w:rPr>
@@ -893,7 +893,7 @@
     </w:p>
     <w:p>
       <w:pPr>
-        <w:pStyle w:val="BodyText"/>
+        <w:pStyle w:val="11"/>
         <w:spacing w:line="360" w:lineRule="exact"/>
         <w:ind w:firstLine="560"/>
         <w:rPr>
@@ -905,18 +905,18 @@
     </w:p>
     <w:p>
       <w:pPr>
-        <w:pStyle w:val="BodyText"/>
-        <w:spacing w:line="360" w:lineRule="exact"/>
-        <w:ind w:firstLineChars="100" w:firstLine="280"/>
-        <w:rPr>
-          <w:rFonts w:ascii="宋体" w:hAnsi="宋体" w:cs="宋体"/>
-          <w:sz w:val="28"/>
-          <w:szCs w:val="28"/>
-        </w:rPr>
-      </w:pPr>
-      <w:r>
-        <w:rPr>
-          <w:rFonts w:ascii="宋体" w:hAnsi="宋体" w:cs="宋体" w:hint="eastAsia"/>
+        <w:pStyle w:val="11"/>
+        <w:spacing w:line="360" w:lineRule="exact"/>
+        <w:ind w:firstLine="280" w:firstLineChars="100"/>
+        <w:rPr>
+          <w:rFonts w:ascii="宋体" w:hAnsi="宋体" w:cs="宋体"/>
+          <w:sz w:val="28"/>
+          <w:szCs w:val="28"/>
+        </w:rPr>
+      </w:pPr>
+      <w:r>
+        <w:rPr>
+          <w:rFonts w:hint="eastAsia" w:ascii="宋体" w:hAnsi="宋体" w:cs="宋体"/>
           <w:sz w:val="28"/>
           <w:szCs w:val="28"/>
         </w:rPr>
@@ -925,18 +925,18 @@
     </w:p>
     <w:p>
       <w:pPr>
-        <w:pStyle w:val="BodyText"/>
-        <w:spacing w:line="360" w:lineRule="exact"/>
-        <w:ind w:firstLineChars="100" w:firstLine="280"/>
-        <w:rPr>
-          <w:rFonts w:ascii="宋体" w:hAnsi="宋体" w:cs="宋体"/>
-          <w:sz w:val="28"/>
-          <w:szCs w:val="28"/>
-        </w:rPr>
-      </w:pPr>
-      <w:r>
-        <w:rPr>
-          <w:rFonts w:ascii="宋体" w:hAnsi="宋体" w:cs="宋体" w:hint="eastAsia"/>
+        <w:pStyle w:val="11"/>
+        <w:spacing w:line="360" w:lineRule="exact"/>
+        <w:ind w:firstLine="280" w:firstLineChars="100"/>
+        <w:rPr>
+          <w:rFonts w:ascii="宋体" w:hAnsi="宋体" w:cs="宋体"/>
+          <w:sz w:val="28"/>
+          <w:szCs w:val="28"/>
+        </w:rPr>
+      </w:pPr>
+      <w:r>
+        <w:rPr>
+          <w:rFonts w:hint="eastAsia" w:ascii="宋体" w:hAnsi="宋体" w:cs="宋体"/>
           <w:sz w:val="28"/>
           <w:szCs w:val="28"/>
         </w:rPr>
@@ -945,54 +945,54 @@
     </w:p>
     <w:p>
       <w:pPr>
-        <w:pStyle w:val="BodyText"/>
-        <w:spacing w:line="360" w:lineRule="exact"/>
-        <w:ind w:firstLineChars="100" w:firstLine="280"/>
-        <w:rPr>
-          <w:rFonts w:ascii="宋体" w:hAnsi="宋体" w:cs="宋体"/>
-          <w:sz w:val="28"/>
-          <w:szCs w:val="28"/>
-        </w:rPr>
-      </w:pPr>
-    </w:p>
-    <w:p>
-      <w:pPr>
-        <w:pStyle w:val="BodyText"/>
-        <w:spacing w:line="360" w:lineRule="exact"/>
-        <w:ind w:firstLineChars="100" w:firstLine="280"/>
-        <w:rPr>
-          <w:rFonts w:ascii="宋体" w:hAnsi="宋体" w:cs="宋体"/>
-          <w:sz w:val="28"/>
-          <w:szCs w:val="28"/>
-        </w:rPr>
-      </w:pPr>
-    </w:p>
-    <w:p>
-      <w:pPr>
-        <w:pStyle w:val="BodyText"/>
-        <w:spacing w:line="360" w:lineRule="exact"/>
-        <w:ind w:firstLineChars="0" w:firstLine="0"/>
-        <w:rPr>
-          <w:rFonts w:ascii="宋体" w:hAnsi="宋体" w:cs="宋体"/>
-          <w:sz w:val="28"/>
-          <w:szCs w:val="28"/>
-        </w:rPr>
-      </w:pPr>
-    </w:p>
-    <w:p>
-      <w:pPr>
-        <w:pStyle w:val="BodyText"/>
-        <w:spacing w:line="360" w:lineRule="exact"/>
-        <w:ind w:firstLineChars="0" w:firstLine="0"/>
-        <w:rPr>
-          <w:rFonts w:ascii="宋体" w:hAnsi="宋体" w:cs="宋体"/>
-          <w:sz w:val="28"/>
-          <w:szCs w:val="28"/>
-        </w:rPr>
-      </w:pPr>
-      <w:r>
-        <w:rPr>
-          <w:rFonts w:ascii="宋体" w:hAnsi="宋体" w:cs="宋体" w:hint="eastAsia"/>
+        <w:pStyle w:val="11"/>
+        <w:spacing w:line="360" w:lineRule="exact"/>
+        <w:ind w:firstLine="280" w:firstLineChars="100"/>
+        <w:rPr>
+          <w:rFonts w:ascii="宋体" w:hAnsi="宋体" w:cs="宋体"/>
+          <w:sz w:val="28"/>
+          <w:szCs w:val="28"/>
+        </w:rPr>
+      </w:pPr>
+    </w:p>
+    <w:p>
+      <w:pPr>
+        <w:pStyle w:val="11"/>
+        <w:spacing w:line="360" w:lineRule="exact"/>
+        <w:ind w:firstLine="280" w:firstLineChars="100"/>
+        <w:rPr>
+          <w:rFonts w:ascii="宋体" w:hAnsi="宋体" w:cs="宋体"/>
+          <w:sz w:val="28"/>
+          <w:szCs w:val="28"/>
+        </w:rPr>
+      </w:pPr>
+    </w:p>
+    <w:p>
+      <w:pPr>
+        <w:pStyle w:val="11"/>
+        <w:spacing w:line="360" w:lineRule="exact"/>
+        <w:ind w:firstLine="0" w:firstLineChars="0"/>
+        <w:rPr>
+          <w:rFonts w:ascii="宋体" w:hAnsi="宋体" w:cs="宋体"/>
+          <w:sz w:val="28"/>
+          <w:szCs w:val="28"/>
+        </w:rPr>
+      </w:pPr>
+    </w:p>
+    <w:p>
+      <w:pPr>
+        <w:pStyle w:val="11"/>
+        <w:spacing w:line="360" w:lineRule="exact"/>
+        <w:ind w:firstLine="0" w:firstLineChars="0"/>
+        <w:rPr>
+          <w:rFonts w:ascii="宋体" w:hAnsi="宋体" w:cs="宋体"/>
+          <w:sz w:val="28"/>
+          <w:szCs w:val="28"/>
+        </w:rPr>
+      </w:pPr>
+      <w:r>
+        <w:rPr>
+          <w:rFonts w:hint="eastAsia" w:ascii="宋体" w:hAnsi="宋体" w:cs="宋体"/>
           <w:sz w:val="28"/>
           <w:szCs w:val="28"/>
         </w:rPr>
@@ -1000,7 +1000,7 @@
       </w:r>
       <w:r>
         <w:rPr>
-          <w:rFonts w:ascii="宋体" w:hAnsi="宋体" w:cs="宋体" w:hint="eastAsia"/>
+          <w:rFonts w:hint="eastAsia" w:ascii="宋体" w:hAnsi="宋体" w:cs="宋体"/>
           <w:color w:val="FF0000"/>
           <w:sz w:val="28"/>
           <w:szCs w:val="28"/>
@@ -1010,18 +1010,18 @@
     </w:p>
     <w:p>
       <w:pPr>
-        <w:pStyle w:val="BodyText"/>
-        <w:spacing w:line="360" w:lineRule="exact"/>
-        <w:ind w:firstLineChars="100" w:firstLine="280"/>
-        <w:rPr>
-          <w:rFonts w:ascii="宋体" w:hAnsi="宋体" w:cs="宋体"/>
-          <w:sz w:val="28"/>
-          <w:szCs w:val="28"/>
-        </w:rPr>
-      </w:pPr>
-      <w:r>
-        <w:rPr>
-          <w:rFonts w:ascii="宋体" w:hAnsi="宋体" w:cs="宋体" w:hint="eastAsia"/>
+        <w:pStyle w:val="11"/>
+        <w:spacing w:line="360" w:lineRule="exact"/>
+        <w:ind w:firstLine="280" w:firstLineChars="100"/>
+        <w:rPr>
+          <w:rFonts w:ascii="宋体" w:hAnsi="宋体" w:cs="宋体"/>
+          <w:sz w:val="28"/>
+          <w:szCs w:val="28"/>
+        </w:rPr>
+      </w:pPr>
+      <w:r>
+        <w:rPr>
+          <w:rFonts w:hint="eastAsia" w:ascii="宋体" w:hAnsi="宋体" w:cs="宋体"/>
           <w:sz w:val="28"/>
           <w:szCs w:val="28"/>
         </w:rPr>
@@ -1030,7 +1030,7 @@
     </w:p>
     <w:p>
       <w:pPr>
-        <w:pStyle w:val="BodyText"/>
+        <w:pStyle w:val="11"/>
         <w:numPr>
           <w:ilvl w:val="0"/>
           <w:numId w:val="4"/>
@@ -1045,7 +1045,7 @@
       </w:pPr>
       <w:r>
         <w:rPr>
-          <w:rFonts w:ascii="宋体" w:hAnsi="宋体" w:cs="宋体" w:hint="eastAsia"/>
+          <w:rFonts w:hint="eastAsia" w:ascii="宋体" w:hAnsi="宋体" w:cs="宋体"/>
           <w:sz w:val="28"/>
           <w:szCs w:val="28"/>
         </w:rPr>
@@ -1054,7 +1054,7 @@
     </w:p>
     <w:p>
       <w:pPr>
-        <w:pStyle w:val="BodyText"/>
+        <w:pStyle w:val="11"/>
         <w:numPr>
           <w:ilvl w:val="0"/>
           <w:numId w:val="4"/>
@@ -1069,7 +1069,7 @@
       </w:pPr>
       <w:r>
         <w:rPr>
-          <w:rFonts w:ascii="宋体" w:hAnsi="宋体" w:cs="宋体" w:hint="eastAsia"/>
+          <w:rFonts w:hint="eastAsia" w:ascii="宋体" w:hAnsi="宋体" w:cs="宋体"/>
           <w:sz w:val="28"/>
           <w:szCs w:val="28"/>
         </w:rPr>
@@ -1078,7 +1078,7 @@
     </w:p>
     <w:p>
       <w:pPr>
-        <w:pStyle w:val="BodyText"/>
+        <w:pStyle w:val="11"/>
         <w:numPr>
           <w:ilvl w:val="0"/>
           <w:numId w:val="4"/>
@@ -1093,7 +1093,7 @@
       </w:pPr>
       <w:r>
         <w:rPr>
-          <w:rFonts w:ascii="宋体" w:hAnsi="宋体" w:cs="宋体" w:hint="eastAsia"/>
+          <w:rFonts w:hint="eastAsia" w:ascii="宋体" w:hAnsi="宋体" w:cs="宋体"/>
           <w:sz w:val="28"/>
           <w:szCs w:val="28"/>
         </w:rPr>
@@ -1102,30 +1102,30 @@
     </w:p>
     <w:p>
       <w:pPr>
-        <w:pStyle w:val="BodyText"/>
-        <w:spacing w:line="360" w:lineRule="exact"/>
-        <w:ind w:firstLineChars="0" w:firstLine="0"/>
-        <w:rPr>
-          <w:rFonts w:ascii="宋体" w:hAnsi="宋体" w:cs="宋体"/>
-          <w:sz w:val="28"/>
-          <w:szCs w:val="28"/>
-        </w:rPr>
-      </w:pPr>
-    </w:p>
-    <w:p>
-      <w:pPr>
-        <w:pStyle w:val="BodyText"/>
-        <w:spacing w:line="360" w:lineRule="exact"/>
-        <w:ind w:firstLineChars="100" w:firstLine="280"/>
-        <w:rPr>
-          <w:rFonts w:ascii="宋体" w:hAnsi="宋体" w:cs="宋体"/>
-          <w:sz w:val="28"/>
-          <w:szCs w:val="28"/>
-        </w:rPr>
-      </w:pPr>
-      <w:r>
-        <w:rPr>
-          <w:rFonts w:ascii="宋体" w:hAnsi="宋体" w:cs="宋体" w:hint="eastAsia"/>
+        <w:pStyle w:val="11"/>
+        <w:spacing w:line="360" w:lineRule="exact"/>
+        <w:ind w:firstLine="0" w:firstLineChars="0"/>
+        <w:rPr>
+          <w:rFonts w:ascii="宋体" w:hAnsi="宋体" w:cs="宋体"/>
+          <w:sz w:val="28"/>
+          <w:szCs w:val="28"/>
+        </w:rPr>
+      </w:pPr>
+    </w:p>
+    <w:p>
+      <w:pPr>
+        <w:pStyle w:val="11"/>
+        <w:spacing w:line="360" w:lineRule="exact"/>
+        <w:ind w:firstLine="280" w:firstLineChars="100"/>
+        <w:rPr>
+          <w:rFonts w:ascii="宋体" w:hAnsi="宋体" w:cs="宋体"/>
+          <w:sz w:val="28"/>
+          <w:szCs w:val="28"/>
+        </w:rPr>
+      </w:pPr>
+      <w:r>
+        <w:rPr>
+          <w:rFonts w:hint="eastAsia" w:ascii="宋体" w:hAnsi="宋体" w:cs="宋体"/>
           <w:sz w:val="28"/>
           <w:szCs w:val="28"/>
         </w:rPr>
@@ -1134,22 +1134,22 @@
     </w:p>
     <w:p>
       <w:pPr>
-        <w:pStyle w:val="BodyText"/>
+        <w:pStyle w:val="11"/>
         <w:numPr>
           <w:ilvl w:val="0"/>
           <w:numId w:val="5"/>
         </w:numPr>
         <w:spacing w:line="360" w:lineRule="exact"/>
-        <w:ind w:firstLineChars="0" w:firstLine="480"/>
-        <w:rPr>
-          <w:rFonts w:ascii="宋体" w:hAnsi="宋体" w:cs="宋体"/>
-          <w:sz w:val="28"/>
-          <w:szCs w:val="28"/>
-        </w:rPr>
-      </w:pPr>
-      <w:r>
-        <w:rPr>
-          <w:rFonts w:ascii="宋体" w:hAnsi="宋体" w:cs="宋体" w:hint="eastAsia"/>
+        <w:ind w:firstLine="480" w:firstLineChars="0"/>
+        <w:rPr>
+          <w:rFonts w:ascii="宋体" w:hAnsi="宋体" w:cs="宋体"/>
+          <w:sz w:val="28"/>
+          <w:szCs w:val="28"/>
+        </w:rPr>
+      </w:pPr>
+      <w:r>
+        <w:rPr>
+          <w:rFonts w:hint="eastAsia" w:ascii="宋体" w:hAnsi="宋体" w:cs="宋体"/>
           <w:sz w:val="28"/>
           <w:szCs w:val="28"/>
         </w:rPr>
@@ -1158,7 +1158,7 @@
     </w:p>
     <w:p>
       <w:pPr>
-        <w:pStyle w:val="BodyText"/>
+        <w:pStyle w:val="11"/>
         <w:spacing w:line="360" w:lineRule="exact"/>
         <w:ind w:firstLine="560"/>
         <w:rPr>
@@ -1169,7 +1169,7 @@
       </w:pPr>
       <w:r>
         <w:rPr>
-          <w:rFonts w:ascii="宋体" w:hAnsi="宋体" w:cs="宋体" w:hint="eastAsia"/>
+          <w:rFonts w:hint="eastAsia" w:ascii="宋体" w:hAnsi="宋体" w:cs="宋体"/>
           <w:sz w:val="28"/>
           <w:szCs w:val="28"/>
         </w:rPr>
@@ -1178,22 +1178,22 @@
     </w:p>
     <w:p>
       <w:pPr>
-        <w:pStyle w:val="BodyText"/>
+        <w:pStyle w:val="11"/>
         <w:numPr>
           <w:ilvl w:val="0"/>
           <w:numId w:val="5"/>
         </w:numPr>
         <w:spacing w:line="360" w:lineRule="exact"/>
-        <w:ind w:firstLineChars="0" w:firstLine="480"/>
-        <w:rPr>
-          <w:rFonts w:ascii="宋体" w:hAnsi="宋体" w:cs="宋体"/>
-          <w:sz w:val="28"/>
-          <w:szCs w:val="28"/>
-        </w:rPr>
-      </w:pPr>
-      <w:r>
-        <w:rPr>
-          <w:rFonts w:ascii="宋体" w:hAnsi="宋体" w:cs="宋体" w:hint="eastAsia"/>
+        <w:ind w:firstLine="480" w:firstLineChars="0"/>
+        <w:rPr>
+          <w:rFonts w:ascii="宋体" w:hAnsi="宋体" w:cs="宋体"/>
+          <w:sz w:val="28"/>
+          <w:szCs w:val="28"/>
+        </w:rPr>
+      </w:pPr>
+      <w:r>
+        <w:rPr>
+          <w:rFonts w:hint="eastAsia" w:ascii="宋体" w:hAnsi="宋体" w:cs="宋体"/>
           <w:sz w:val="28"/>
           <w:szCs w:val="28"/>
         </w:rPr>
@@ -1202,7 +1202,7 @@
     </w:p>
     <w:p>
       <w:pPr>
-        <w:pStyle w:val="BodyText"/>
+        <w:pStyle w:val="11"/>
         <w:spacing w:line="360" w:lineRule="exact"/>
         <w:ind w:firstLine="560"/>
         <w:rPr>
@@ -1213,7 +1213,7 @@
       </w:pPr>
       <w:r>
         <w:rPr>
-          <w:rFonts w:ascii="宋体" w:hAnsi="宋体" w:cs="宋体" w:hint="eastAsia"/>
+          <w:rFonts w:hint="eastAsia" w:ascii="宋体" w:hAnsi="宋体" w:cs="宋体"/>
           <w:sz w:val="28"/>
           <w:szCs w:val="28"/>
         </w:rPr>
@@ -1222,34 +1222,34 @@
     </w:p>
     <w:p>
       <w:pPr>
-        <w:pStyle w:val="BodyText"/>
-        <w:spacing w:line="360" w:lineRule="exact"/>
-        <w:ind w:left="480" w:firstLineChars="0" w:firstLine="0"/>
-        <w:rPr>
-          <w:rFonts w:ascii="宋体" w:hAnsi="宋体" w:cs="宋体"/>
-          <w:sz w:val="28"/>
-          <w:szCs w:val="28"/>
-        </w:rPr>
-      </w:pPr>
-    </w:p>
-    <w:p>
-      <w:pPr>
-        <w:pStyle w:val="BodyText"/>
+        <w:pStyle w:val="11"/>
+        <w:spacing w:line="360" w:lineRule="exact"/>
+        <w:ind w:left="480" w:firstLine="0" w:firstLineChars="0"/>
+        <w:rPr>
+          <w:rFonts w:ascii="宋体" w:hAnsi="宋体" w:cs="宋体"/>
+          <w:sz w:val="28"/>
+          <w:szCs w:val="28"/>
+        </w:rPr>
+      </w:pPr>
+    </w:p>
+    <w:p>
+      <w:pPr>
+        <w:pStyle w:val="11"/>
         <w:numPr>
           <w:ilvl w:val="0"/>
           <w:numId w:val="5"/>
         </w:numPr>
         <w:spacing w:line="360" w:lineRule="exact"/>
-        <w:ind w:firstLineChars="0" w:firstLine="480"/>
-        <w:rPr>
-          <w:rFonts w:ascii="宋体" w:hAnsi="宋体" w:cs="宋体"/>
-          <w:sz w:val="28"/>
-          <w:szCs w:val="28"/>
-        </w:rPr>
-      </w:pPr>
-      <w:r>
-        <w:rPr>
-          <w:rFonts w:ascii="宋体" w:hAnsi="宋体" w:cs="宋体" w:hint="eastAsia"/>
+        <w:ind w:firstLine="480" w:firstLineChars="0"/>
+        <w:rPr>
+          <w:rFonts w:ascii="宋体" w:hAnsi="宋体" w:cs="宋体"/>
+          <w:sz w:val="28"/>
+          <w:szCs w:val="28"/>
+        </w:rPr>
+      </w:pPr>
+      <w:r>
+        <w:rPr>
+          <w:rFonts w:hint="eastAsia" w:ascii="宋体" w:hAnsi="宋体" w:cs="宋体"/>
           <w:sz w:val="28"/>
           <w:szCs w:val="28"/>
         </w:rPr>
@@ -1258,7 +1258,7 @@
     </w:p>
     <w:p>
       <w:pPr>
-        <w:pStyle w:val="BodyText"/>
+        <w:pStyle w:val="11"/>
         <w:spacing w:line="360" w:lineRule="exact"/>
         <w:ind w:firstLine="560"/>
         <w:rPr>
@@ -1269,7 +1269,7 @@
       </w:pPr>
       <w:r>
         <w:rPr>
-          <w:rFonts w:ascii="宋体" w:hAnsi="宋体" w:cs="宋体" w:hint="eastAsia"/>
+          <w:rFonts w:hint="eastAsia" w:ascii="宋体" w:hAnsi="宋体" w:cs="宋体"/>
           <w:sz w:val="28"/>
           <w:szCs w:val="28"/>
         </w:rPr>
@@ -1278,30 +1278,30 @@
     </w:p>
     <w:p>
       <w:pPr>
-        <w:pStyle w:val="BodyText"/>
-        <w:spacing w:line="360" w:lineRule="exact"/>
-        <w:ind w:firstLineChars="0" w:firstLine="0"/>
-        <w:rPr>
-          <w:rFonts w:ascii="宋体" w:hAnsi="宋体" w:cs="宋体"/>
-          <w:sz w:val="28"/>
-          <w:szCs w:val="28"/>
-        </w:rPr>
-      </w:pPr>
-    </w:p>
-    <w:p>
-      <w:pPr>
-        <w:pStyle w:val="BodyText"/>
-        <w:spacing w:line="360" w:lineRule="exact"/>
-        <w:ind w:firstLineChars="100" w:firstLine="280"/>
-        <w:rPr>
-          <w:rFonts w:ascii="宋体" w:hAnsi="宋体" w:cs="宋体"/>
-          <w:sz w:val="28"/>
-          <w:szCs w:val="28"/>
-        </w:rPr>
-      </w:pPr>
-      <w:r>
-        <w:rPr>
-          <w:rFonts w:ascii="宋体" w:hAnsi="宋体" w:cs="宋体" w:hint="eastAsia"/>
+        <w:pStyle w:val="11"/>
+        <w:spacing w:line="360" w:lineRule="exact"/>
+        <w:ind w:firstLine="0" w:firstLineChars="0"/>
+        <w:rPr>
+          <w:rFonts w:ascii="宋体" w:hAnsi="宋体" w:cs="宋体"/>
+          <w:sz w:val="28"/>
+          <w:szCs w:val="28"/>
+        </w:rPr>
+      </w:pPr>
+    </w:p>
+    <w:p>
+      <w:pPr>
+        <w:pStyle w:val="11"/>
+        <w:spacing w:line="360" w:lineRule="exact"/>
+        <w:ind w:firstLine="280" w:firstLineChars="100"/>
+        <w:rPr>
+          <w:rFonts w:ascii="宋体" w:hAnsi="宋体" w:cs="宋体"/>
+          <w:sz w:val="28"/>
+          <w:szCs w:val="28"/>
+        </w:rPr>
+      </w:pPr>
+      <w:r>
+        <w:rPr>
+          <w:rFonts w:hint="eastAsia" w:ascii="宋体" w:hAnsi="宋体" w:cs="宋体"/>
           <w:sz w:val="28"/>
           <w:szCs w:val="28"/>
         </w:rPr>
@@ -1310,7 +1310,7 @@
     </w:p>
     <w:p>
       <w:pPr>
-        <w:pStyle w:val="BodyText"/>
+        <w:pStyle w:val="11"/>
         <w:numPr>
           <w:ilvl w:val="0"/>
           <w:numId w:val="6"/>
@@ -1325,7 +1325,7 @@
       </w:pPr>
       <w:r>
         <w:rPr>
-          <w:rFonts w:ascii="宋体" w:hAnsi="宋体" w:cs="宋体" w:hint="eastAsia"/>
+          <w:rFonts w:hint="eastAsia" w:ascii="宋体" w:hAnsi="宋体" w:cs="宋体"/>
           <w:sz w:val="28"/>
           <w:szCs w:val="28"/>
         </w:rPr>
@@ -1334,135 +1334,134 @@
     </w:p>
     <w:p>
       <w:pPr>
-        <w:pStyle w:val="BodyText"/>
-        <w:spacing w:line="360" w:lineRule="exact"/>
-        <w:ind w:firstLineChars="0" w:firstLine="0"/>
-        <w:rPr>
-          <w:rFonts w:ascii="宋体" w:hAnsi="宋体" w:cs="宋体"/>
-          <w:sz w:val="28"/>
-          <w:szCs w:val="28"/>
-        </w:rPr>
-      </w:pPr>
-    </w:p>
-    <w:p>
-      <w:pPr>
-        <w:pStyle w:val="BodyText"/>
-        <w:spacing w:line="360" w:lineRule="exact"/>
-        <w:ind w:firstLineChars="0" w:firstLine="0"/>
-        <w:rPr>
-          <w:rFonts w:ascii="宋体" w:hAnsi="宋体" w:cs="宋体"/>
-          <w:sz w:val="28"/>
-          <w:szCs w:val="28"/>
-        </w:rPr>
-      </w:pPr>
-    </w:p>
-    <w:p>
-      <w:pPr>
-        <w:pStyle w:val="BodyText"/>
-        <w:spacing w:line="360" w:lineRule="exact"/>
-        <w:ind w:firstLineChars="0" w:firstLine="0"/>
-        <w:rPr>
-          <w:rFonts w:ascii="宋体" w:hAnsi="宋体" w:cs="宋体"/>
-          <w:sz w:val="28"/>
-          <w:szCs w:val="28"/>
-        </w:rPr>
-      </w:pPr>
-    </w:p>
-    <w:p>
-      <w:pPr>
-        <w:pStyle w:val="BodyText"/>
-        <w:spacing w:line="360" w:lineRule="exact"/>
-        <w:ind w:firstLineChars="0" w:firstLine="0"/>
-        <w:rPr>
-          <w:rFonts w:ascii="宋体" w:hAnsi="宋体" w:cs="宋体"/>
-          <w:sz w:val="28"/>
-          <w:szCs w:val="28"/>
-        </w:rPr>
-      </w:pPr>
-    </w:p>
-    <w:p>
-      <w:pPr>
-        <w:pStyle w:val="BodyText"/>
-        <w:spacing w:line="360" w:lineRule="exact"/>
-        <w:ind w:firstLineChars="0" w:firstLine="0"/>
-        <w:rPr>
-          <w:rFonts w:ascii="宋体" w:hAnsi="宋体" w:cs="宋体"/>
-          <w:sz w:val="28"/>
-          <w:szCs w:val="28"/>
-        </w:rPr>
-      </w:pPr>
-    </w:p>
-    <w:p>
-      <w:pPr>
-        <w:pStyle w:val="BodyText"/>
-        <w:spacing w:line="360" w:lineRule="exact"/>
-        <w:ind w:firstLineChars="0" w:firstLine="0"/>
-        <w:rPr>
-          <w:rFonts w:ascii="宋体" w:hAnsi="宋体" w:cs="宋体"/>
-          <w:sz w:val="28"/>
-          <w:szCs w:val="28"/>
-        </w:rPr>
-      </w:pPr>
-    </w:p>
-    <w:p>
-      <w:pPr>
-        <w:pStyle w:val="BodyText"/>
-        <w:spacing w:line="360" w:lineRule="exact"/>
-        <w:ind w:firstLineChars="0" w:firstLine="0"/>
-        <w:rPr>
-          <w:rFonts w:ascii="宋体" w:hAnsi="宋体" w:cs="宋体"/>
-          <w:sz w:val="28"/>
-          <w:szCs w:val="28"/>
-        </w:rPr>
-      </w:pPr>
-    </w:p>
-    <w:p>
-      <w:pPr>
-        <w:pStyle w:val="BodyText"/>
-        <w:spacing w:line="360" w:lineRule="exact"/>
-        <w:ind w:firstLineChars="0" w:firstLine="0"/>
-        <w:rPr>
-          <w:rFonts w:ascii="宋体" w:hAnsi="宋体" w:cs="宋体"/>
-          <w:sz w:val="28"/>
-          <w:szCs w:val="28"/>
-        </w:rPr>
-      </w:pPr>
-    </w:p>
-    <w:p>
-      <w:pPr>
-        <w:pStyle w:val="BodyText"/>
-        <w:spacing w:line="360" w:lineRule="exact"/>
-        <w:ind w:firstLineChars="0" w:firstLine="0"/>
-        <w:rPr>
-          <w:rFonts w:ascii="宋体" w:hAnsi="宋体" w:cs="宋体"/>
-          <w:sz w:val="28"/>
-          <w:szCs w:val="28"/>
-        </w:rPr>
-      </w:pPr>
-      <w:r>
-        <w:rPr>
-          <w:rFonts w:ascii="宋体" w:hAnsi="宋体" w:cs="宋体" w:hint="eastAsia"/>
-          <w:sz w:val="28"/>
-          <w:szCs w:val="28"/>
-        </w:rPr>
-        <w:lastRenderedPageBreak/>
+        <w:pStyle w:val="11"/>
+        <w:spacing w:line="360" w:lineRule="exact"/>
+        <w:ind w:firstLine="0" w:firstLineChars="0"/>
+        <w:rPr>
+          <w:rFonts w:ascii="宋体" w:hAnsi="宋体" w:cs="宋体"/>
+          <w:sz w:val="28"/>
+          <w:szCs w:val="28"/>
+        </w:rPr>
+      </w:pPr>
+    </w:p>
+    <w:p>
+      <w:pPr>
+        <w:pStyle w:val="11"/>
+        <w:spacing w:line="360" w:lineRule="exact"/>
+        <w:ind w:firstLine="0" w:firstLineChars="0"/>
+        <w:rPr>
+          <w:rFonts w:ascii="宋体" w:hAnsi="宋体" w:cs="宋体"/>
+          <w:sz w:val="28"/>
+          <w:szCs w:val="28"/>
+        </w:rPr>
+      </w:pPr>
+    </w:p>
+    <w:p>
+      <w:pPr>
+        <w:pStyle w:val="11"/>
+        <w:spacing w:line="360" w:lineRule="exact"/>
+        <w:ind w:firstLine="0" w:firstLineChars="0"/>
+        <w:rPr>
+          <w:rFonts w:ascii="宋体" w:hAnsi="宋体" w:cs="宋体"/>
+          <w:sz w:val="28"/>
+          <w:szCs w:val="28"/>
+        </w:rPr>
+      </w:pPr>
+    </w:p>
+    <w:p>
+      <w:pPr>
+        <w:pStyle w:val="11"/>
+        <w:spacing w:line="360" w:lineRule="exact"/>
+        <w:ind w:firstLine="0" w:firstLineChars="0"/>
+        <w:rPr>
+          <w:rFonts w:ascii="宋体" w:hAnsi="宋体" w:cs="宋体"/>
+          <w:sz w:val="28"/>
+          <w:szCs w:val="28"/>
+        </w:rPr>
+      </w:pPr>
+    </w:p>
+    <w:p>
+      <w:pPr>
+        <w:pStyle w:val="11"/>
+        <w:spacing w:line="360" w:lineRule="exact"/>
+        <w:ind w:firstLine="0" w:firstLineChars="0"/>
+        <w:rPr>
+          <w:rFonts w:ascii="宋体" w:hAnsi="宋体" w:cs="宋体"/>
+          <w:sz w:val="28"/>
+          <w:szCs w:val="28"/>
+        </w:rPr>
+      </w:pPr>
+    </w:p>
+    <w:p>
+      <w:pPr>
+        <w:pStyle w:val="11"/>
+        <w:spacing w:line="360" w:lineRule="exact"/>
+        <w:ind w:firstLine="0" w:firstLineChars="0"/>
+        <w:rPr>
+          <w:rFonts w:ascii="宋体" w:hAnsi="宋体" w:cs="宋体"/>
+          <w:sz w:val="28"/>
+          <w:szCs w:val="28"/>
+        </w:rPr>
+      </w:pPr>
+    </w:p>
+    <w:p>
+      <w:pPr>
+        <w:pStyle w:val="11"/>
+        <w:spacing w:line="360" w:lineRule="exact"/>
+        <w:ind w:firstLine="0" w:firstLineChars="0"/>
+        <w:rPr>
+          <w:rFonts w:ascii="宋体" w:hAnsi="宋体" w:cs="宋体"/>
+          <w:sz w:val="28"/>
+          <w:szCs w:val="28"/>
+        </w:rPr>
+      </w:pPr>
+    </w:p>
+    <w:p>
+      <w:pPr>
+        <w:pStyle w:val="11"/>
+        <w:spacing w:line="360" w:lineRule="exact"/>
+        <w:ind w:firstLine="0" w:firstLineChars="0"/>
+        <w:rPr>
+          <w:rFonts w:ascii="宋体" w:hAnsi="宋体" w:cs="宋体"/>
+          <w:sz w:val="28"/>
+          <w:szCs w:val="28"/>
+        </w:rPr>
+      </w:pPr>
+    </w:p>
+    <w:p>
+      <w:pPr>
+        <w:pStyle w:val="11"/>
+        <w:spacing w:line="360" w:lineRule="exact"/>
+        <w:ind w:firstLine="0" w:firstLineChars="0"/>
+        <w:rPr>
+          <w:rFonts w:ascii="宋体" w:hAnsi="宋体" w:cs="宋体"/>
+          <w:sz w:val="28"/>
+          <w:szCs w:val="28"/>
+        </w:rPr>
+      </w:pPr>
+      <w:r>
+        <w:rPr>
+          <w:rFonts w:hint="eastAsia" w:ascii="宋体" w:hAnsi="宋体" w:cs="宋体"/>
+          <w:sz w:val="28"/>
+          <w:szCs w:val="28"/>
+        </w:rPr>
         <w:t># 1.2.4（智能卖点）</w:t>
       </w:r>
     </w:p>
     <w:p>
       <w:pPr>
-        <w:pStyle w:val="BodyText"/>
-        <w:spacing w:line="360" w:lineRule="exact"/>
-        <w:ind w:firstLineChars="100" w:firstLine="280"/>
-        <w:rPr>
-          <w:rFonts w:ascii="宋体" w:hAnsi="宋体" w:cs="宋体"/>
-          <w:sz w:val="28"/>
-          <w:szCs w:val="28"/>
-        </w:rPr>
-      </w:pPr>
-      <w:r>
-        <w:rPr>
-          <w:rFonts w:ascii="宋体" w:hAnsi="宋体" w:cs="宋体" w:hint="eastAsia"/>
+        <w:pStyle w:val="11"/>
+        <w:spacing w:line="360" w:lineRule="exact"/>
+        <w:ind w:firstLine="280" w:firstLineChars="100"/>
+        <w:rPr>
+          <w:rFonts w:ascii="宋体" w:hAnsi="宋体" w:cs="宋体"/>
+          <w:sz w:val="28"/>
+          <w:szCs w:val="28"/>
+        </w:rPr>
+      </w:pPr>
+      <w:r>
+        <w:rPr>
+          <w:rFonts w:hint="eastAsia" w:ascii="宋体" w:hAnsi="宋体" w:cs="宋体"/>
           <w:sz w:val="28"/>
           <w:szCs w:val="28"/>
         </w:rPr>
@@ -1471,7 +1470,7 @@
     </w:p>
     <w:p>
       <w:pPr>
-        <w:pStyle w:val="BodyText"/>
+        <w:pStyle w:val="11"/>
         <w:numPr>
           <w:ilvl w:val="0"/>
           <w:numId w:val="7"/>
@@ -1486,7 +1485,7 @@
       </w:pPr>
       <w:r>
         <w:rPr>
-          <w:rFonts w:ascii="宋体" w:hAnsi="宋体" w:cs="宋体" w:hint="eastAsia"/>
+          <w:rFonts w:hint="eastAsia" w:ascii="宋体" w:hAnsi="宋体" w:cs="宋体"/>
           <w:sz w:val="28"/>
           <w:szCs w:val="28"/>
         </w:rPr>
@@ -1495,7 +1494,7 @@
     </w:p>
     <w:p>
       <w:pPr>
-        <w:pStyle w:val="BodyText"/>
+        <w:pStyle w:val="11"/>
         <w:numPr>
           <w:ilvl w:val="0"/>
           <w:numId w:val="7"/>
@@ -1510,7 +1509,7 @@
       </w:pPr>
       <w:r>
         <w:rPr>
-          <w:rFonts w:ascii="宋体" w:hAnsi="宋体" w:cs="宋体" w:hint="eastAsia"/>
+          <w:rFonts w:hint="eastAsia" w:ascii="宋体" w:hAnsi="宋体" w:cs="宋体"/>
           <w:sz w:val="28"/>
           <w:szCs w:val="28"/>
         </w:rPr>
@@ -1519,7 +1518,7 @@
     </w:p>
     <w:p>
       <w:pPr>
-        <w:pStyle w:val="BodyText"/>
+        <w:pStyle w:val="11"/>
         <w:numPr>
           <w:ilvl w:val="0"/>
           <w:numId w:val="7"/>
@@ -1534,7 +1533,7 @@
       </w:pPr>
       <w:r>
         <w:rPr>
-          <w:rFonts w:ascii="宋体" w:hAnsi="宋体" w:cs="宋体" w:hint="eastAsia"/>
+          <w:rFonts w:hint="eastAsia" w:ascii="宋体" w:hAnsi="宋体" w:cs="宋体"/>
           <w:sz w:val="28"/>
           <w:szCs w:val="28"/>
         </w:rPr>
@@ -1543,30 +1542,30 @@
     </w:p>
     <w:p>
       <w:pPr>
-        <w:pStyle w:val="BodyText"/>
-        <w:spacing w:line="360" w:lineRule="exact"/>
-        <w:ind w:firstLineChars="0" w:firstLine="0"/>
-        <w:rPr>
-          <w:rFonts w:ascii="宋体" w:hAnsi="宋体" w:cs="宋体"/>
-          <w:sz w:val="28"/>
-          <w:szCs w:val="28"/>
-        </w:rPr>
-      </w:pPr>
-    </w:p>
-    <w:p>
-      <w:pPr>
-        <w:pStyle w:val="BodyText"/>
-        <w:spacing w:line="360" w:lineRule="exact"/>
-        <w:ind w:firstLineChars="100" w:firstLine="280"/>
-        <w:rPr>
-          <w:rFonts w:ascii="宋体" w:hAnsi="宋体" w:cs="宋体"/>
-          <w:sz w:val="28"/>
-          <w:szCs w:val="28"/>
-        </w:rPr>
-      </w:pPr>
-      <w:r>
-        <w:rPr>
-          <w:rFonts w:ascii="宋体" w:hAnsi="宋体" w:cs="宋体" w:hint="eastAsia"/>
+        <w:pStyle w:val="11"/>
+        <w:spacing w:line="360" w:lineRule="exact"/>
+        <w:ind w:firstLine="0" w:firstLineChars="0"/>
+        <w:rPr>
+          <w:rFonts w:ascii="宋体" w:hAnsi="宋体" w:cs="宋体"/>
+          <w:sz w:val="28"/>
+          <w:szCs w:val="28"/>
+        </w:rPr>
+      </w:pPr>
+    </w:p>
+    <w:p>
+      <w:pPr>
+        <w:pStyle w:val="11"/>
+        <w:spacing w:line="360" w:lineRule="exact"/>
+        <w:ind w:firstLine="280" w:firstLineChars="100"/>
+        <w:rPr>
+          <w:rFonts w:ascii="宋体" w:hAnsi="宋体" w:cs="宋体"/>
+          <w:sz w:val="28"/>
+          <w:szCs w:val="28"/>
+        </w:rPr>
+      </w:pPr>
+      <w:r>
+        <w:rPr>
+          <w:rFonts w:hint="eastAsia" w:ascii="宋体" w:hAnsi="宋体" w:cs="宋体"/>
           <w:sz w:val="28"/>
           <w:szCs w:val="28"/>
         </w:rPr>
@@ -1575,7 +1574,7 @@
     </w:p>
     <w:p>
       <w:pPr>
-        <w:pStyle w:val="BodyText"/>
+        <w:pStyle w:val="11"/>
         <w:numPr>
           <w:ilvl w:val="0"/>
           <w:numId w:val="8"/>
@@ -1590,7 +1589,7 @@
       </w:pPr>
       <w:r>
         <w:rPr>
-          <w:rFonts w:ascii="宋体" w:hAnsi="宋体" w:cs="宋体" w:hint="eastAsia"/>
+          <w:rFonts w:hint="eastAsia" w:ascii="宋体" w:hAnsi="宋体" w:cs="宋体"/>
           <w:sz w:val="28"/>
           <w:szCs w:val="28"/>
         </w:rPr>
@@ -1601,24 +1600,31 @@
       <w:pPr>
         <w:spacing w:line="360" w:lineRule="exact"/>
         <w:rPr>
-          <w:rFonts w:ascii="宋体" w:eastAsia="宋体" w:hAnsi="宋体" w:cs="宋体"/>
-          <w:sz w:val="28"/>
-          <w:szCs w:val="28"/>
-        </w:rPr>
-      </w:pPr>
-      <w:r>
-        <w:rPr>
-          <w:rFonts w:ascii="宋体" w:eastAsia="宋体" w:hAnsi="宋体" w:cs="宋体" w:hint="eastAsia"/>
+          <w:rFonts w:ascii="宋体" w:hAnsi="宋体" w:eastAsia="宋体" w:cs="宋体"/>
+          <w:sz w:val="28"/>
+          <w:szCs w:val="28"/>
+        </w:rPr>
+      </w:pPr>
+      <w:r>
+        <w:rPr>
+          <w:rFonts w:hint="eastAsia" w:ascii="宋体" w:hAnsi="宋体" w:eastAsia="宋体" w:cs="宋体"/>
           <w:sz w:val="28"/>
           <w:szCs w:val="28"/>
         </w:rPr>
         <w:tab/>
+      </w:r>
+      <w:r>
+        <w:rPr>
+          <w:rFonts w:hint="eastAsia" w:ascii="宋体" w:hAnsi="宋体" w:eastAsia="宋体" w:cs="宋体"/>
+          <w:sz w:val="28"/>
+          <w:szCs w:val="28"/>
+        </w:rPr>
         <w:t>- 解释：基于领域模型，结合深度学习模型，预训练、微调，提升模型本身的语义理解能力，使系统能够更准确地从产品、用户需求提取信息，生成精准卖点.</w:t>
       </w:r>
     </w:p>
     <w:p>
       <w:pPr>
-        <w:pStyle w:val="BodyText"/>
+        <w:pStyle w:val="11"/>
         <w:numPr>
           <w:ilvl w:val="0"/>
           <w:numId w:val="8"/>
@@ -1633,7 +1639,7 @@
       </w:pPr>
       <w:r>
         <w:rPr>
-          <w:rFonts w:ascii="宋体" w:hAnsi="宋体" w:cs="宋体" w:hint="eastAsia"/>
+          <w:rFonts w:hint="eastAsia" w:ascii="宋体" w:hAnsi="宋体" w:cs="宋体"/>
           <w:sz w:val="28"/>
           <w:szCs w:val="28"/>
         </w:rPr>
@@ -1644,24 +1650,31 @@
       <w:pPr>
         <w:spacing w:line="360" w:lineRule="exact"/>
         <w:rPr>
-          <w:rFonts w:ascii="宋体" w:eastAsia="宋体" w:hAnsi="宋体" w:cs="宋体"/>
-          <w:sz w:val="28"/>
-          <w:szCs w:val="28"/>
-        </w:rPr>
-      </w:pPr>
-      <w:r>
-        <w:rPr>
-          <w:rFonts w:ascii="宋体" w:eastAsia="宋体" w:hAnsi="宋体" w:cs="宋体" w:hint="eastAsia"/>
+          <w:rFonts w:ascii="宋体" w:hAnsi="宋体" w:eastAsia="宋体" w:cs="宋体"/>
+          <w:sz w:val="28"/>
+          <w:szCs w:val="28"/>
+        </w:rPr>
+      </w:pPr>
+      <w:r>
+        <w:rPr>
+          <w:rFonts w:hint="eastAsia" w:ascii="宋体" w:hAnsi="宋体" w:eastAsia="宋体" w:cs="宋体"/>
           <w:sz w:val="28"/>
           <w:szCs w:val="28"/>
         </w:rPr>
         <w:tab/>
+      </w:r>
+      <w:r>
+        <w:rPr>
+          <w:rFonts w:hint="eastAsia" w:ascii="宋体" w:hAnsi="宋体" w:eastAsia="宋体" w:cs="宋体"/>
+          <w:sz w:val="28"/>
+          <w:szCs w:val="28"/>
+        </w:rPr>
         <w:t>- 解释：通过接入用户画像后，模型更能理解不同年龄段、层次用户的实际需求，以生成更加贴合他们需要的文案，例如（年轻人：时尚、中老年：健康及实用）</w:t>
       </w:r>
     </w:p>
     <w:p>
       <w:pPr>
-        <w:pStyle w:val="BodyText"/>
+        <w:pStyle w:val="11"/>
         <w:numPr>
           <w:ilvl w:val="0"/>
           <w:numId w:val="8"/>
@@ -1676,7 +1689,7 @@
       </w:pPr>
       <w:r>
         <w:rPr>
-          <w:rFonts w:ascii="宋体" w:hAnsi="宋体" w:cs="宋体" w:hint="eastAsia"/>
+          <w:rFonts w:hint="eastAsia" w:ascii="宋体" w:hAnsi="宋体" w:cs="宋体"/>
           <w:sz w:val="28"/>
           <w:szCs w:val="28"/>
         </w:rPr>
@@ -1687,18 +1700,25 @@
       <w:pPr>
         <w:spacing w:line="360" w:lineRule="exact"/>
         <w:rPr>
-          <w:rFonts w:ascii="宋体" w:eastAsia="宋体" w:hAnsi="宋体" w:cs="宋体"/>
-          <w:sz w:val="28"/>
-          <w:szCs w:val="28"/>
-        </w:rPr>
-      </w:pPr>
-      <w:r>
-        <w:rPr>
-          <w:rFonts w:ascii="宋体" w:eastAsia="宋体" w:hAnsi="宋体" w:cs="宋体" w:hint="eastAsia"/>
+          <w:rFonts w:ascii="宋体" w:hAnsi="宋体" w:eastAsia="宋体" w:cs="宋体"/>
+          <w:sz w:val="28"/>
+          <w:szCs w:val="28"/>
+        </w:rPr>
+      </w:pPr>
+      <w:r>
+        <w:rPr>
+          <w:rFonts w:hint="eastAsia" w:ascii="宋体" w:hAnsi="宋体" w:eastAsia="宋体" w:cs="宋体"/>
           <w:sz w:val="28"/>
           <w:szCs w:val="28"/>
         </w:rPr>
         <w:tab/>
+      </w:r>
+      <w:r>
+        <w:rPr>
+          <w:rFonts w:hint="eastAsia" w:ascii="宋体" w:hAnsi="宋体" w:eastAsia="宋体" w:cs="宋体"/>
+          <w:sz w:val="28"/>
+          <w:szCs w:val="28"/>
+        </w:rPr>
         <w:t>- 解释：降低系统延迟，使用户能够快速地得到系统反馈，提升系统的使用流畅度，进一步提升用户使用体验</w:t>
       </w:r>
     </w:p>
@@ -1706,26 +1726,26 @@
       <w:pPr>
         <w:spacing w:line="360" w:lineRule="exact"/>
         <w:rPr>
-          <w:rFonts w:ascii="宋体" w:eastAsia="宋体" w:hAnsi="宋体" w:cs="宋体"/>
-          <w:sz w:val="28"/>
-          <w:szCs w:val="28"/>
-        </w:rPr>
-      </w:pPr>
-    </w:p>
-    <w:p>
-      <w:pPr>
-        <w:pStyle w:val="BodyText"/>
-        <w:spacing w:line="360" w:lineRule="exact"/>
-        <w:ind w:firstLineChars="100" w:firstLine="280"/>
-        <w:rPr>
-          <w:rFonts w:ascii="宋体" w:hAnsi="宋体" w:cs="宋体"/>
-          <w:sz w:val="28"/>
-          <w:szCs w:val="28"/>
-        </w:rPr>
-      </w:pPr>
-      <w:r>
-        <w:rPr>
-          <w:rFonts w:ascii="宋体" w:hAnsi="宋体" w:cs="宋体" w:hint="eastAsia"/>
+          <w:rFonts w:ascii="宋体" w:hAnsi="宋体" w:eastAsia="宋体" w:cs="宋体"/>
+          <w:sz w:val="28"/>
+          <w:szCs w:val="28"/>
+        </w:rPr>
+      </w:pPr>
+    </w:p>
+    <w:p>
+      <w:pPr>
+        <w:pStyle w:val="11"/>
+        <w:spacing w:line="360" w:lineRule="exact"/>
+        <w:ind w:firstLine="280" w:firstLineChars="100"/>
+        <w:rPr>
+          <w:rFonts w:ascii="宋体" w:hAnsi="宋体" w:cs="宋体"/>
+          <w:sz w:val="28"/>
+          <w:szCs w:val="28"/>
+        </w:rPr>
+      </w:pPr>
+      <w:r>
+        <w:rPr>
+          <w:rFonts w:hint="eastAsia" w:ascii="宋体" w:hAnsi="宋体" w:cs="宋体"/>
           <w:sz w:val="28"/>
           <w:szCs w:val="28"/>
         </w:rPr>
@@ -1736,18 +1756,25 @@
       <w:pPr>
         <w:spacing w:line="360" w:lineRule="exact"/>
         <w:rPr>
-          <w:rFonts w:ascii="宋体" w:eastAsia="宋体" w:hAnsi="宋体" w:cs="宋体"/>
-          <w:sz w:val="28"/>
-          <w:szCs w:val="28"/>
-        </w:rPr>
-      </w:pPr>
-      <w:r>
-        <w:rPr>
-          <w:rFonts w:ascii="宋体" w:eastAsia="宋体" w:hAnsi="宋体" w:cs="宋体" w:hint="eastAsia"/>
+          <w:rFonts w:ascii="宋体" w:hAnsi="宋体" w:eastAsia="宋体" w:cs="宋体"/>
+          <w:sz w:val="28"/>
+          <w:szCs w:val="28"/>
+        </w:rPr>
+      </w:pPr>
+      <w:r>
+        <w:rPr>
+          <w:rFonts w:hint="eastAsia" w:ascii="宋体" w:hAnsi="宋体" w:eastAsia="宋体" w:cs="宋体"/>
           <w:sz w:val="28"/>
           <w:szCs w:val="28"/>
         </w:rPr>
         <w:tab/>
+      </w:r>
+      <w:r>
+        <w:rPr>
+          <w:rFonts w:hint="eastAsia" w:ascii="宋体" w:hAnsi="宋体" w:eastAsia="宋体" w:cs="宋体"/>
+          <w:sz w:val="28"/>
+          <w:szCs w:val="28"/>
+        </w:rPr>
         <w:t>生成内容更准确，能够针对不同人群生成贴合需求的内容，响应速度提升，用户满意度显著提升.</w:t>
       </w:r>
     </w:p>
@@ -1755,97 +1782,96 @@
       <w:pPr>
         <w:spacing w:line="360" w:lineRule="exact"/>
         <w:rPr>
-          <w:rFonts w:ascii="宋体" w:eastAsia="宋体" w:hAnsi="宋体" w:cs="宋体"/>
-          <w:sz w:val="28"/>
-          <w:szCs w:val="28"/>
-        </w:rPr>
-      </w:pPr>
-    </w:p>
-    <w:p>
-      <w:pPr>
-        <w:spacing w:line="360" w:lineRule="exact"/>
-        <w:rPr>
-          <w:rFonts w:ascii="宋体" w:eastAsia="宋体" w:hAnsi="宋体" w:cs="宋体"/>
-          <w:sz w:val="28"/>
-          <w:szCs w:val="28"/>
-        </w:rPr>
-      </w:pPr>
-    </w:p>
-    <w:p>
-      <w:pPr>
-        <w:spacing w:line="360" w:lineRule="exact"/>
-        <w:rPr>
-          <w:rFonts w:ascii="宋体" w:eastAsia="宋体" w:hAnsi="宋体" w:cs="宋体"/>
-          <w:sz w:val="28"/>
-          <w:szCs w:val="28"/>
-        </w:rPr>
-      </w:pPr>
-    </w:p>
-    <w:p>
-      <w:pPr>
-        <w:spacing w:line="360" w:lineRule="exact"/>
-        <w:rPr>
-          <w:rFonts w:ascii="宋体" w:eastAsia="宋体" w:hAnsi="宋体" w:cs="宋体"/>
-          <w:sz w:val="28"/>
-          <w:szCs w:val="28"/>
-        </w:rPr>
-      </w:pPr>
-    </w:p>
-    <w:p>
-      <w:pPr>
-        <w:spacing w:line="360" w:lineRule="exact"/>
-        <w:rPr>
-          <w:rFonts w:ascii="宋体" w:eastAsia="宋体" w:hAnsi="宋体" w:cs="宋体"/>
-          <w:sz w:val="28"/>
-          <w:szCs w:val="28"/>
-        </w:rPr>
-      </w:pPr>
-    </w:p>
-    <w:p>
-      <w:pPr>
-        <w:spacing w:line="360" w:lineRule="exact"/>
-        <w:rPr>
-          <w:rFonts w:ascii="宋体" w:eastAsia="宋体" w:hAnsi="宋体" w:cs="宋体"/>
-          <w:sz w:val="28"/>
-          <w:szCs w:val="28"/>
-        </w:rPr>
-      </w:pPr>
-    </w:p>
-    <w:p>
-      <w:pPr>
-        <w:pStyle w:val="BodyText"/>
-        <w:spacing w:line="360" w:lineRule="exact"/>
-        <w:ind w:firstLineChars="0" w:firstLine="0"/>
-        <w:rPr>
-          <w:rFonts w:ascii="宋体" w:hAnsi="宋体" w:cs="宋体"/>
-          <w:sz w:val="28"/>
-          <w:szCs w:val="28"/>
-        </w:rPr>
-      </w:pPr>
-      <w:r>
-        <w:rPr>
-          <w:rFonts w:ascii="宋体" w:hAnsi="宋体" w:cs="宋体" w:hint="eastAsia"/>
-          <w:sz w:val="28"/>
-          <w:szCs w:val="28"/>
-        </w:rPr>
-        <w:lastRenderedPageBreak/>
+          <w:rFonts w:ascii="宋体" w:hAnsi="宋体" w:eastAsia="宋体" w:cs="宋体"/>
+          <w:sz w:val="28"/>
+          <w:szCs w:val="28"/>
+        </w:rPr>
+      </w:pPr>
+    </w:p>
+    <w:p>
+      <w:pPr>
+        <w:spacing w:line="360" w:lineRule="exact"/>
+        <w:rPr>
+          <w:rFonts w:ascii="宋体" w:hAnsi="宋体" w:eastAsia="宋体" w:cs="宋体"/>
+          <w:sz w:val="28"/>
+          <w:szCs w:val="28"/>
+        </w:rPr>
+      </w:pPr>
+    </w:p>
+    <w:p>
+      <w:pPr>
+        <w:spacing w:line="360" w:lineRule="exact"/>
+        <w:rPr>
+          <w:rFonts w:ascii="宋体" w:hAnsi="宋体" w:eastAsia="宋体" w:cs="宋体"/>
+          <w:sz w:val="28"/>
+          <w:szCs w:val="28"/>
+        </w:rPr>
+      </w:pPr>
+    </w:p>
+    <w:p>
+      <w:pPr>
+        <w:spacing w:line="360" w:lineRule="exact"/>
+        <w:rPr>
+          <w:rFonts w:ascii="宋体" w:hAnsi="宋体" w:eastAsia="宋体" w:cs="宋体"/>
+          <w:sz w:val="28"/>
+          <w:szCs w:val="28"/>
+        </w:rPr>
+      </w:pPr>
+    </w:p>
+    <w:p>
+      <w:pPr>
+        <w:spacing w:line="360" w:lineRule="exact"/>
+        <w:rPr>
+          <w:rFonts w:ascii="宋体" w:hAnsi="宋体" w:eastAsia="宋体" w:cs="宋体"/>
+          <w:sz w:val="28"/>
+          <w:szCs w:val="28"/>
+        </w:rPr>
+      </w:pPr>
+    </w:p>
+    <w:p>
+      <w:pPr>
+        <w:spacing w:line="360" w:lineRule="exact"/>
+        <w:rPr>
+          <w:rFonts w:ascii="宋体" w:hAnsi="宋体" w:eastAsia="宋体" w:cs="宋体"/>
+          <w:sz w:val="28"/>
+          <w:szCs w:val="28"/>
+        </w:rPr>
+      </w:pPr>
+    </w:p>
+    <w:p>
+      <w:pPr>
+        <w:pStyle w:val="11"/>
+        <w:spacing w:line="360" w:lineRule="exact"/>
+        <w:ind w:firstLine="0" w:firstLineChars="0"/>
+        <w:rPr>
+          <w:rFonts w:ascii="宋体" w:hAnsi="宋体" w:cs="宋体"/>
+          <w:sz w:val="28"/>
+          <w:szCs w:val="28"/>
+        </w:rPr>
+      </w:pPr>
+      <w:r>
+        <w:rPr>
+          <w:rFonts w:hint="eastAsia" w:ascii="宋体" w:hAnsi="宋体" w:cs="宋体"/>
+          <w:sz w:val="28"/>
+          <w:szCs w:val="28"/>
+        </w:rPr>
         <w:t># 1.2.5（腾讯云）</w:t>
       </w:r>
     </w:p>
     <w:p>
       <w:pPr>
-        <w:pStyle w:val="BodyText"/>
-        <w:spacing w:line="360" w:lineRule="exact"/>
-        <w:ind w:firstLineChars="100" w:firstLine="280"/>
-        <w:rPr>
-          <w:rFonts w:ascii="宋体" w:hAnsi="宋体" w:cs="宋体"/>
-          <w:sz w:val="28"/>
-          <w:szCs w:val="28"/>
-        </w:rPr>
-      </w:pPr>
-      <w:r>
-        <w:rPr>
-          <w:rFonts w:ascii="宋体" w:hAnsi="宋体" w:cs="宋体" w:hint="eastAsia"/>
+        <w:pStyle w:val="11"/>
+        <w:spacing w:line="360" w:lineRule="exact"/>
+        <w:ind w:firstLine="280" w:firstLineChars="100"/>
+        <w:rPr>
+          <w:rFonts w:ascii="宋体" w:hAnsi="宋体" w:cs="宋体"/>
+          <w:sz w:val="28"/>
+          <w:szCs w:val="28"/>
+        </w:rPr>
+      </w:pPr>
+      <w:r>
+        <w:rPr>
+          <w:rFonts w:hint="eastAsia" w:ascii="宋体" w:hAnsi="宋体" w:cs="宋体"/>
           <w:sz w:val="28"/>
           <w:szCs w:val="28"/>
         </w:rPr>
@@ -1854,7 +1880,7 @@
     </w:p>
     <w:p>
       <w:pPr>
-        <w:pStyle w:val="BodyText"/>
+        <w:pStyle w:val="11"/>
         <w:numPr>
           <w:ilvl w:val="0"/>
           <w:numId w:val="9"/>
@@ -1869,7 +1895,7 @@
       </w:pPr>
       <w:r>
         <w:rPr>
-          <w:rFonts w:ascii="宋体" w:hAnsi="宋体" w:cs="宋体" w:hint="eastAsia"/>
+          <w:rFonts w:hint="eastAsia" w:ascii="宋体" w:hAnsi="宋体" w:cs="宋体"/>
           <w:sz w:val="28"/>
           <w:szCs w:val="28"/>
         </w:rPr>
@@ -1878,7 +1904,7 @@
     </w:p>
     <w:p>
       <w:pPr>
-        <w:pStyle w:val="BodyText"/>
+        <w:pStyle w:val="11"/>
         <w:numPr>
           <w:ilvl w:val="0"/>
           <w:numId w:val="9"/>
@@ -1893,7 +1919,7 @@
       </w:pPr>
       <w:r>
         <w:rPr>
-          <w:rFonts w:ascii="宋体" w:hAnsi="宋体" w:cs="宋体" w:hint="eastAsia"/>
+          <w:rFonts w:hint="eastAsia" w:ascii="宋体" w:hAnsi="宋体" w:cs="宋体"/>
           <w:sz w:val="28"/>
           <w:szCs w:val="28"/>
         </w:rPr>
@@ -1902,7 +1928,7 @@
     </w:p>
     <w:p>
       <w:pPr>
-        <w:pStyle w:val="BodyText"/>
+        <w:pStyle w:val="11"/>
         <w:numPr>
           <w:ilvl w:val="0"/>
           <w:numId w:val="9"/>
@@ -1917,7 +1943,7 @@
       </w:pPr>
       <w:r>
         <w:rPr>
-          <w:rFonts w:ascii="宋体" w:hAnsi="宋体" w:cs="宋体" w:hint="eastAsia"/>
+          <w:rFonts w:hint="eastAsia" w:ascii="宋体" w:hAnsi="宋体" w:cs="宋体"/>
           <w:sz w:val="28"/>
           <w:szCs w:val="28"/>
         </w:rPr>
@@ -1926,30 +1952,30 @@
     </w:p>
     <w:p>
       <w:pPr>
-        <w:pStyle w:val="BodyText"/>
-        <w:spacing w:line="360" w:lineRule="exact"/>
-        <w:ind w:firstLineChars="0" w:firstLine="0"/>
-        <w:rPr>
-          <w:rFonts w:ascii="宋体" w:hAnsi="宋体" w:cs="宋体"/>
-          <w:sz w:val="28"/>
-          <w:szCs w:val="28"/>
-        </w:rPr>
-      </w:pPr>
-    </w:p>
-    <w:p>
-      <w:pPr>
-        <w:pStyle w:val="BodyText"/>
-        <w:spacing w:line="360" w:lineRule="exact"/>
-        <w:ind w:firstLineChars="100" w:firstLine="280"/>
-        <w:rPr>
-          <w:rFonts w:ascii="宋体" w:hAnsi="宋体" w:cs="宋体"/>
-          <w:sz w:val="28"/>
-          <w:szCs w:val="28"/>
-        </w:rPr>
-      </w:pPr>
-      <w:r>
-        <w:rPr>
-          <w:rFonts w:ascii="宋体" w:hAnsi="宋体" w:cs="宋体" w:hint="eastAsia"/>
+        <w:pStyle w:val="11"/>
+        <w:spacing w:line="360" w:lineRule="exact"/>
+        <w:ind w:firstLine="0" w:firstLineChars="0"/>
+        <w:rPr>
+          <w:rFonts w:ascii="宋体" w:hAnsi="宋体" w:cs="宋体"/>
+          <w:sz w:val="28"/>
+          <w:szCs w:val="28"/>
+        </w:rPr>
+      </w:pPr>
+    </w:p>
+    <w:p>
+      <w:pPr>
+        <w:pStyle w:val="11"/>
+        <w:spacing w:line="360" w:lineRule="exact"/>
+        <w:ind w:firstLine="280" w:firstLineChars="100"/>
+        <w:rPr>
+          <w:rFonts w:ascii="宋体" w:hAnsi="宋体" w:cs="宋体"/>
+          <w:sz w:val="28"/>
+          <w:szCs w:val="28"/>
+        </w:rPr>
+      </w:pPr>
+      <w:r>
+        <w:rPr>
+          <w:rFonts w:hint="eastAsia" w:ascii="宋体" w:hAnsi="宋体" w:cs="宋体"/>
           <w:sz w:val="28"/>
           <w:szCs w:val="28"/>
         </w:rPr>
@@ -1958,7 +1984,7 @@
     </w:p>
     <w:p>
       <w:pPr>
-        <w:pStyle w:val="BodyText"/>
+        <w:pStyle w:val="11"/>
         <w:numPr>
           <w:ilvl w:val="0"/>
           <w:numId w:val="10"/>
@@ -1973,7 +1999,7 @@
       </w:pPr>
       <w:r>
         <w:rPr>
-          <w:rFonts w:ascii="宋体" w:hAnsi="宋体" w:cs="宋体" w:hint="eastAsia"/>
+          <w:rFonts w:hint="eastAsia" w:ascii="宋体" w:hAnsi="宋体" w:cs="宋体"/>
           <w:sz w:val="28"/>
           <w:szCs w:val="28"/>
         </w:rPr>
@@ -1984,24 +2010,31 @@
       <w:pPr>
         <w:spacing w:line="360" w:lineRule="exact"/>
         <w:rPr>
-          <w:rFonts w:ascii="宋体" w:eastAsia="宋体" w:hAnsi="宋体" w:cs="宋体"/>
-          <w:sz w:val="28"/>
-          <w:szCs w:val="28"/>
-        </w:rPr>
-      </w:pPr>
-      <w:r>
-        <w:rPr>
-          <w:rFonts w:ascii="宋体" w:eastAsia="宋体" w:hAnsi="宋体" w:cs="宋体" w:hint="eastAsia"/>
+          <w:rFonts w:ascii="宋体" w:hAnsi="宋体" w:eastAsia="宋体" w:cs="宋体"/>
+          <w:sz w:val="28"/>
+          <w:szCs w:val="28"/>
+        </w:rPr>
+      </w:pPr>
+      <w:r>
+        <w:rPr>
+          <w:rFonts w:hint="eastAsia" w:ascii="宋体" w:hAnsi="宋体" w:eastAsia="宋体" w:cs="宋体"/>
           <w:sz w:val="28"/>
           <w:szCs w:val="28"/>
         </w:rPr>
         <w:tab/>
+      </w:r>
+      <w:r>
+        <w:rPr>
+          <w:rFonts w:hint="eastAsia" w:ascii="宋体" w:hAnsi="宋体" w:eastAsia="宋体" w:cs="宋体"/>
+          <w:sz w:val="28"/>
+          <w:szCs w:val="28"/>
+        </w:rPr>
         <w:t>- 解释：通过提升理解精确度，确保在不同场景下能够提供更为准确的答复和服务.</w:t>
       </w:r>
     </w:p>
     <w:p>
       <w:pPr>
-        <w:pStyle w:val="BodyText"/>
+        <w:pStyle w:val="11"/>
         <w:numPr>
           <w:ilvl w:val="0"/>
           <w:numId w:val="10"/>
@@ -2016,7 +2049,7 @@
       </w:pPr>
       <w:r>
         <w:rPr>
-          <w:rFonts w:ascii="宋体" w:hAnsi="宋体" w:cs="宋体" w:hint="eastAsia"/>
+          <w:rFonts w:hint="eastAsia" w:ascii="宋体" w:hAnsi="宋体" w:cs="宋体"/>
           <w:sz w:val="28"/>
           <w:szCs w:val="28"/>
         </w:rPr>
@@ -2027,24 +2060,31 @@
       <w:pPr>
         <w:spacing w:line="360" w:lineRule="exact"/>
         <w:rPr>
-          <w:rFonts w:ascii="宋体" w:eastAsia="宋体" w:hAnsi="宋体" w:cs="宋体"/>
-          <w:sz w:val="28"/>
-          <w:szCs w:val="28"/>
-        </w:rPr>
-      </w:pPr>
-      <w:r>
-        <w:rPr>
-          <w:rFonts w:ascii="宋体" w:eastAsia="宋体" w:hAnsi="宋体" w:cs="宋体" w:hint="eastAsia"/>
+          <w:rFonts w:ascii="宋体" w:hAnsi="宋体" w:eastAsia="宋体" w:cs="宋体"/>
+          <w:sz w:val="28"/>
+          <w:szCs w:val="28"/>
+        </w:rPr>
+      </w:pPr>
+      <w:r>
+        <w:rPr>
+          <w:rFonts w:hint="eastAsia" w:ascii="宋体" w:hAnsi="宋体" w:eastAsia="宋体" w:cs="宋体"/>
           <w:sz w:val="28"/>
           <w:szCs w:val="28"/>
         </w:rPr>
         <w:tab/>
+      </w:r>
+      <w:r>
+        <w:rPr>
+          <w:rFonts w:hint="eastAsia" w:ascii="宋体" w:hAnsi="宋体" w:eastAsia="宋体" w:cs="宋体"/>
+          <w:sz w:val="28"/>
+          <w:szCs w:val="28"/>
+        </w:rPr>
         <w:t>- 解释：让AI模型知道用户的喜好，提供更贴合的回答和服务内容，提升用户粘性.</w:t>
       </w:r>
     </w:p>
     <w:p>
       <w:pPr>
-        <w:pStyle w:val="BodyText"/>
+        <w:pStyle w:val="11"/>
         <w:numPr>
           <w:ilvl w:val="0"/>
           <w:numId w:val="10"/>
@@ -2059,7 +2099,7 @@
       </w:pPr>
       <w:r>
         <w:rPr>
-          <w:rFonts w:ascii="宋体" w:hAnsi="宋体" w:cs="宋体" w:hint="eastAsia"/>
+          <w:rFonts w:hint="eastAsia" w:ascii="宋体" w:hAnsi="宋体" w:cs="宋体"/>
           <w:sz w:val="28"/>
           <w:szCs w:val="28"/>
         </w:rPr>
@@ -2070,18 +2110,25 @@
       <w:pPr>
         <w:spacing w:line="360" w:lineRule="exact"/>
         <w:rPr>
-          <w:rFonts w:ascii="宋体" w:eastAsia="宋体" w:hAnsi="宋体" w:cs="宋体"/>
-          <w:sz w:val="28"/>
-          <w:szCs w:val="28"/>
-        </w:rPr>
-      </w:pPr>
-      <w:r>
-        <w:rPr>
-          <w:rFonts w:ascii="宋体" w:eastAsia="宋体" w:hAnsi="宋体" w:cs="宋体" w:hint="eastAsia"/>
+          <w:rFonts w:ascii="宋体" w:hAnsi="宋体" w:eastAsia="宋体" w:cs="宋体"/>
+          <w:sz w:val="28"/>
+          <w:szCs w:val="28"/>
+        </w:rPr>
+      </w:pPr>
+      <w:r>
+        <w:rPr>
+          <w:rFonts w:hint="eastAsia" w:ascii="宋体" w:hAnsi="宋体" w:eastAsia="宋体" w:cs="宋体"/>
           <w:sz w:val="28"/>
           <w:szCs w:val="28"/>
         </w:rPr>
         <w:tab/>
+      </w:r>
+      <w:r>
+        <w:rPr>
+          <w:rFonts w:hint="eastAsia" w:ascii="宋体" w:hAnsi="宋体" w:eastAsia="宋体" w:cs="宋体"/>
+          <w:sz w:val="28"/>
+          <w:szCs w:val="28"/>
+        </w:rPr>
         <w:t>- 解释：减少模型计算延迟，对高频问题实现快速命中，显著提升响应速度.</w:t>
       </w:r>
     </w:p>
@@ -2089,26 +2136,26 @@
       <w:pPr>
         <w:spacing w:line="360" w:lineRule="exact"/>
         <w:rPr>
-          <w:rFonts w:ascii="宋体" w:eastAsia="宋体" w:hAnsi="宋体" w:cs="宋体"/>
-          <w:sz w:val="28"/>
-          <w:szCs w:val="28"/>
-        </w:rPr>
-      </w:pPr>
-    </w:p>
-    <w:p>
-      <w:pPr>
-        <w:pStyle w:val="BodyText"/>
-        <w:spacing w:line="360" w:lineRule="exact"/>
-        <w:ind w:firstLineChars="100" w:firstLine="280"/>
-        <w:rPr>
-          <w:rFonts w:ascii="宋体" w:hAnsi="宋体" w:cs="宋体"/>
-          <w:sz w:val="28"/>
-          <w:szCs w:val="28"/>
-        </w:rPr>
-      </w:pPr>
-      <w:r>
-        <w:rPr>
-          <w:rFonts w:ascii="宋体" w:hAnsi="宋体" w:cs="宋体" w:hint="eastAsia"/>
+          <w:rFonts w:ascii="宋体" w:hAnsi="宋体" w:eastAsia="宋体" w:cs="宋体"/>
+          <w:sz w:val="28"/>
+          <w:szCs w:val="28"/>
+        </w:rPr>
+      </w:pPr>
+    </w:p>
+    <w:p>
+      <w:pPr>
+        <w:pStyle w:val="11"/>
+        <w:spacing w:line="360" w:lineRule="exact"/>
+        <w:ind w:firstLine="280" w:firstLineChars="100"/>
+        <w:rPr>
+          <w:rFonts w:ascii="宋体" w:hAnsi="宋体" w:cs="宋体"/>
+          <w:sz w:val="28"/>
+          <w:szCs w:val="28"/>
+        </w:rPr>
+      </w:pPr>
+      <w:r>
+        <w:rPr>
+          <w:rFonts w:hint="eastAsia" w:ascii="宋体" w:hAnsi="宋体" w:cs="宋体"/>
           <w:sz w:val="28"/>
           <w:szCs w:val="28"/>
         </w:rPr>
@@ -2117,18 +2164,18 @@
     </w:p>
     <w:p>
       <w:pPr>
-        <w:pStyle w:val="BodyText"/>
-        <w:spacing w:line="360" w:lineRule="exact"/>
-        <w:ind w:firstLineChars="100" w:firstLine="280"/>
-        <w:rPr>
-          <w:rFonts w:ascii="宋体" w:hAnsi="宋体" w:cs="宋体"/>
-          <w:sz w:val="28"/>
-          <w:szCs w:val="28"/>
-        </w:rPr>
-      </w:pPr>
-      <w:r>
-        <w:rPr>
-          <w:rFonts w:ascii="宋体" w:hAnsi="宋体" w:cs="宋体" w:hint="eastAsia"/>
+        <w:pStyle w:val="11"/>
+        <w:spacing w:line="360" w:lineRule="exact"/>
+        <w:ind w:firstLine="280" w:firstLineChars="100"/>
+        <w:rPr>
+          <w:rFonts w:ascii="宋体" w:hAnsi="宋体" w:cs="宋体"/>
+          <w:sz w:val="28"/>
+          <w:szCs w:val="28"/>
+        </w:rPr>
+      </w:pPr>
+      <w:r>
+        <w:rPr>
+          <w:rFonts w:hint="eastAsia" w:ascii="宋体" w:hAnsi="宋体" w:cs="宋体"/>
           <w:sz w:val="28"/>
           <w:szCs w:val="28"/>
         </w:rPr>
@@ -2137,66 +2184,66 @@
     </w:p>
     <w:p>
       <w:pPr>
-        <w:pStyle w:val="BodyText"/>
-        <w:spacing w:line="360" w:lineRule="exact"/>
-        <w:ind w:firstLineChars="100" w:firstLine="280"/>
-        <w:rPr>
-          <w:rFonts w:ascii="宋体" w:hAnsi="宋体" w:cs="宋体"/>
-          <w:sz w:val="28"/>
-          <w:szCs w:val="28"/>
-        </w:rPr>
-      </w:pPr>
-    </w:p>
-    <w:p>
-      <w:pPr>
-        <w:pStyle w:val="BodyText"/>
-        <w:spacing w:line="360" w:lineRule="exact"/>
-        <w:ind w:firstLineChars="100" w:firstLine="280"/>
-        <w:rPr>
-          <w:rFonts w:ascii="宋体" w:hAnsi="宋体" w:cs="宋体"/>
-          <w:sz w:val="28"/>
-          <w:szCs w:val="28"/>
-        </w:rPr>
-      </w:pPr>
-    </w:p>
-    <w:p>
-      <w:pPr>
-        <w:pStyle w:val="BodyText"/>
-        <w:spacing w:line="360" w:lineRule="exact"/>
-        <w:ind w:firstLineChars="100" w:firstLine="280"/>
-        <w:rPr>
-          <w:rFonts w:ascii="宋体" w:hAnsi="宋体" w:cs="宋体"/>
-          <w:sz w:val="28"/>
-          <w:szCs w:val="28"/>
-        </w:rPr>
-      </w:pPr>
-    </w:p>
-    <w:p>
-      <w:pPr>
-        <w:pStyle w:val="BodyText"/>
-        <w:spacing w:line="360" w:lineRule="exact"/>
-        <w:ind w:firstLineChars="100" w:firstLine="280"/>
-        <w:rPr>
-          <w:rFonts w:ascii="宋体" w:hAnsi="宋体" w:cs="宋体"/>
-          <w:sz w:val="28"/>
-          <w:szCs w:val="28"/>
-        </w:rPr>
-      </w:pPr>
-    </w:p>
-    <w:p>
-      <w:pPr>
-        <w:pStyle w:val="BodyText"/>
-        <w:spacing w:line="360" w:lineRule="exact"/>
-        <w:ind w:firstLineChars="0" w:firstLine="0"/>
-        <w:rPr>
-          <w:rFonts w:ascii="宋体" w:hAnsi="宋体" w:cs="宋体"/>
-          <w:sz w:val="28"/>
-          <w:szCs w:val="28"/>
-        </w:rPr>
-      </w:pPr>
-      <w:r>
-        <w:rPr>
-          <w:rFonts w:ascii="宋体" w:hAnsi="宋体" w:cs="宋体" w:hint="eastAsia"/>
+        <w:pStyle w:val="11"/>
+        <w:spacing w:line="360" w:lineRule="exact"/>
+        <w:ind w:firstLine="280" w:firstLineChars="100"/>
+        <w:rPr>
+          <w:rFonts w:ascii="宋体" w:hAnsi="宋体" w:cs="宋体"/>
+          <w:sz w:val="28"/>
+          <w:szCs w:val="28"/>
+        </w:rPr>
+      </w:pPr>
+    </w:p>
+    <w:p>
+      <w:pPr>
+        <w:pStyle w:val="11"/>
+        <w:spacing w:line="360" w:lineRule="exact"/>
+        <w:ind w:firstLine="280" w:firstLineChars="100"/>
+        <w:rPr>
+          <w:rFonts w:ascii="宋体" w:hAnsi="宋体" w:cs="宋体"/>
+          <w:sz w:val="28"/>
+          <w:szCs w:val="28"/>
+        </w:rPr>
+      </w:pPr>
+    </w:p>
+    <w:p>
+      <w:pPr>
+        <w:pStyle w:val="11"/>
+        <w:spacing w:line="360" w:lineRule="exact"/>
+        <w:ind w:firstLine="280" w:firstLineChars="100"/>
+        <w:rPr>
+          <w:rFonts w:ascii="宋体" w:hAnsi="宋体" w:cs="宋体"/>
+          <w:sz w:val="28"/>
+          <w:szCs w:val="28"/>
+        </w:rPr>
+      </w:pPr>
+    </w:p>
+    <w:p>
+      <w:pPr>
+        <w:pStyle w:val="11"/>
+        <w:spacing w:line="360" w:lineRule="exact"/>
+        <w:ind w:firstLine="280" w:firstLineChars="100"/>
+        <w:rPr>
+          <w:rFonts w:ascii="宋体" w:hAnsi="宋体" w:cs="宋体"/>
+          <w:sz w:val="28"/>
+          <w:szCs w:val="28"/>
+        </w:rPr>
+      </w:pPr>
+    </w:p>
+    <w:p>
+      <w:pPr>
+        <w:pStyle w:val="11"/>
+        <w:spacing w:line="360" w:lineRule="exact"/>
+        <w:ind w:firstLine="0" w:firstLineChars="0"/>
+        <w:rPr>
+          <w:rFonts w:ascii="宋体" w:hAnsi="宋体" w:cs="宋体"/>
+          <w:sz w:val="28"/>
+          <w:szCs w:val="28"/>
+        </w:rPr>
+      </w:pPr>
+      <w:r>
+        <w:rPr>
+          <w:rFonts w:hint="eastAsia" w:ascii="宋体" w:hAnsi="宋体" w:cs="宋体"/>
           <w:sz w:val="28"/>
           <w:szCs w:val="28"/>
         </w:rPr>
@@ -2205,28 +2252,27 @@
     </w:p>
     <w:p>
       <w:pPr>
-        <w:pStyle w:val="BodyText"/>
-        <w:spacing w:line="360" w:lineRule="exact"/>
-        <w:ind w:firstLineChars="100" w:firstLine="280"/>
-        <w:rPr>
-          <w:rFonts w:ascii="宋体" w:hAnsi="宋体" w:cs="宋体"/>
-          <w:sz w:val="28"/>
-          <w:szCs w:val="28"/>
-        </w:rPr>
-      </w:pPr>
-      <w:r>
-        <w:rPr>
-          <w:rFonts w:ascii="宋体" w:hAnsi="宋体" w:cs="宋体" w:hint="eastAsia"/>
-          <w:sz w:val="28"/>
-          <w:szCs w:val="28"/>
-        </w:rPr>
-        <w:lastRenderedPageBreak/>
+        <w:pStyle w:val="11"/>
+        <w:spacing w:line="360" w:lineRule="exact"/>
+        <w:ind w:firstLine="280" w:firstLineChars="100"/>
+        <w:rPr>
+          <w:rFonts w:ascii="宋体" w:hAnsi="宋体" w:cs="宋体"/>
+          <w:sz w:val="28"/>
+          <w:szCs w:val="28"/>
+        </w:rPr>
+      </w:pPr>
+      <w:r>
+        <w:rPr>
+          <w:rFonts w:hint="eastAsia" w:ascii="宋体" w:hAnsi="宋体" w:cs="宋体"/>
+          <w:sz w:val="28"/>
+          <w:szCs w:val="28"/>
+        </w:rPr>
         <w:t># 数据清洗规范 (2)</w:t>
       </w:r>
     </w:p>
     <w:p>
       <w:pPr>
-        <w:pStyle w:val="BodyText"/>
+        <w:pStyle w:val="11"/>
         <w:spacing w:line="360" w:lineRule="exact"/>
         <w:ind w:firstLine="560"/>
         <w:rPr>
@@ -2237,7 +2283,7 @@
       </w:pPr>
       <w:r>
         <w:rPr>
-          <w:rFonts w:ascii="宋体" w:hAnsi="宋体" w:cs="宋体" w:hint="eastAsia"/>
+          <w:rFonts w:hint="eastAsia" w:ascii="宋体" w:hAnsi="宋体" w:cs="宋体"/>
           <w:sz w:val="28"/>
           <w:szCs w:val="28"/>
         </w:rPr>
@@ -2246,7 +2292,7 @@
     </w:p>
     <w:p>
       <w:pPr>
-        <w:pStyle w:val="BodyText"/>
+        <w:pStyle w:val="11"/>
         <w:spacing w:line="360" w:lineRule="exact"/>
         <w:ind w:firstLine="560"/>
         <w:rPr>
@@ -2257,7 +2303,7 @@
       </w:pPr>
       <w:r>
         <w:rPr>
-          <w:rFonts w:ascii="宋体" w:hAnsi="宋体" w:cs="宋体" w:hint="eastAsia"/>
+          <w:rFonts w:hint="eastAsia" w:ascii="宋体" w:hAnsi="宋体" w:cs="宋体"/>
           <w:sz w:val="28"/>
           <w:szCs w:val="28"/>
         </w:rPr>
@@ -2266,7 +2312,7 @@
     </w:p>
     <w:p>
       <w:pPr>
-        <w:pStyle w:val="BodyText"/>
+        <w:pStyle w:val="11"/>
         <w:spacing w:line="360" w:lineRule="exact"/>
         <w:ind w:firstLine="560"/>
         <w:rPr>
@@ -2277,7 +2323,7 @@
       </w:pPr>
       <w:r>
         <w:rPr>
-          <w:rFonts w:ascii="宋体" w:hAnsi="宋体" w:cs="宋体" w:hint="eastAsia"/>
+          <w:rFonts w:hint="eastAsia" w:ascii="宋体" w:hAnsi="宋体" w:cs="宋体"/>
           <w:sz w:val="28"/>
           <w:szCs w:val="28"/>
         </w:rPr>
@@ -2286,18 +2332,18 @@
     </w:p>
     <w:p>
       <w:pPr>
-        <w:pStyle w:val="BodyText"/>
-        <w:spacing w:line="360" w:lineRule="exact"/>
-        <w:ind w:firstLineChars="100" w:firstLine="280"/>
-        <w:rPr>
-          <w:rFonts w:ascii="宋体" w:hAnsi="宋体" w:cs="宋体"/>
-          <w:sz w:val="28"/>
-          <w:szCs w:val="28"/>
-        </w:rPr>
-      </w:pPr>
-      <w:r>
-        <w:rPr>
-          <w:rFonts w:ascii="宋体" w:hAnsi="宋体" w:cs="宋体" w:hint="eastAsia"/>
+        <w:pStyle w:val="11"/>
+        <w:spacing w:line="360" w:lineRule="exact"/>
+        <w:ind w:firstLine="280" w:firstLineChars="100"/>
+        <w:rPr>
+          <w:rFonts w:ascii="宋体" w:hAnsi="宋体" w:cs="宋体"/>
+          <w:sz w:val="28"/>
+          <w:szCs w:val="28"/>
+        </w:rPr>
+      </w:pPr>
+      <w:r>
+        <w:rPr>
+          <w:rFonts w:hint="eastAsia" w:ascii="宋体" w:hAnsi="宋体" w:cs="宋体"/>
           <w:sz w:val="28"/>
           <w:szCs w:val="28"/>
         </w:rPr>
@@ -2306,7 +2352,7 @@
     </w:p>
     <w:p>
       <w:pPr>
-        <w:pStyle w:val="BodyText"/>
+        <w:pStyle w:val="11"/>
         <w:spacing w:line="360" w:lineRule="exact"/>
         <w:ind w:firstLine="560"/>
         <w:rPr>
@@ -2317,7 +2363,7 @@
       </w:pPr>
       <w:r>
         <w:rPr>
-          <w:rFonts w:ascii="宋体" w:hAnsi="宋体" w:cs="宋体" w:hint="eastAsia"/>
+          <w:rFonts w:hint="eastAsia" w:ascii="宋体" w:hAnsi="宋体" w:cs="宋体"/>
           <w:sz w:val="28"/>
           <w:szCs w:val="28"/>
         </w:rPr>
@@ -2326,7 +2372,7 @@
     </w:p>
     <w:p>
       <w:pPr>
-        <w:pStyle w:val="BodyText"/>
+        <w:pStyle w:val="11"/>
         <w:spacing w:line="360" w:lineRule="exact"/>
         <w:ind w:firstLine="560"/>
         <w:rPr>
@@ -2337,7 +2383,7 @@
       </w:pPr>
       <w:r>
         <w:rPr>
-          <w:rFonts w:ascii="宋体" w:hAnsi="宋体" w:cs="宋体" w:hint="eastAsia"/>
+          <w:rFonts w:hint="eastAsia" w:ascii="宋体" w:hAnsi="宋体" w:cs="宋体"/>
           <w:sz w:val="28"/>
           <w:szCs w:val="28"/>
         </w:rPr>
@@ -2346,7 +2392,7 @@
     </w:p>
     <w:p>
       <w:pPr>
-        <w:pStyle w:val="BodyText"/>
+        <w:pStyle w:val="11"/>
         <w:spacing w:line="360" w:lineRule="exact"/>
         <w:ind w:firstLine="560"/>
         <w:rPr>
@@ -2357,7 +2403,7 @@
       </w:pPr>
       <w:r>
         <w:rPr>
-          <w:rFonts w:ascii="宋体" w:hAnsi="宋体" w:cs="宋体" w:hint="eastAsia"/>
+          <w:rFonts w:hint="eastAsia" w:ascii="宋体" w:hAnsi="宋体" w:cs="宋体"/>
           <w:sz w:val="28"/>
           <w:szCs w:val="28"/>
         </w:rPr>
@@ -2366,7 +2412,7 @@
     </w:p>
     <w:p>
       <w:pPr>
-        <w:pStyle w:val="BodyText"/>
+        <w:pStyle w:val="11"/>
         <w:spacing w:line="360" w:lineRule="exact"/>
         <w:ind w:firstLine="560"/>
         <w:rPr>
@@ -2378,18 +2424,18 @@
     </w:p>
     <w:p>
       <w:pPr>
-        <w:pStyle w:val="BodyText"/>
-        <w:spacing w:line="360" w:lineRule="exact"/>
-        <w:ind w:firstLineChars="0" w:firstLine="0"/>
-        <w:rPr>
-          <w:rFonts w:ascii="宋体" w:hAnsi="宋体" w:cs="宋体"/>
-          <w:sz w:val="28"/>
-          <w:szCs w:val="28"/>
-        </w:rPr>
-      </w:pPr>
-      <w:r>
-        <w:rPr>
-          <w:rFonts w:ascii="宋体" w:hAnsi="宋体" w:cs="宋体" w:hint="eastAsia"/>
+        <w:pStyle w:val="11"/>
+        <w:spacing w:line="360" w:lineRule="exact"/>
+        <w:ind w:firstLine="0" w:firstLineChars="0"/>
+        <w:rPr>
+          <w:rFonts w:ascii="宋体" w:hAnsi="宋体" w:cs="宋体"/>
+          <w:sz w:val="28"/>
+          <w:szCs w:val="28"/>
+        </w:rPr>
+      </w:pPr>
+      <w:r>
+        <w:rPr>
+          <w:rFonts w:hint="eastAsia" w:ascii="宋体" w:hAnsi="宋体" w:cs="宋体"/>
           <w:sz w:val="28"/>
           <w:szCs w:val="28"/>
         </w:rPr>
@@ -2398,7 +2444,7 @@
     </w:p>
     <w:p>
       <w:pPr>
-        <w:pStyle w:val="BodyText"/>
+        <w:pStyle w:val="11"/>
         <w:spacing w:line="360" w:lineRule="exact"/>
         <w:ind w:firstLine="560"/>
         <w:rPr>
@@ -2409,7 +2455,7 @@
       </w:pPr>
       <w:r>
         <w:rPr>
-          <w:rFonts w:ascii="宋体" w:hAnsi="宋体" w:cs="宋体" w:hint="eastAsia"/>
+          <w:rFonts w:hint="eastAsia" w:ascii="宋体" w:hAnsi="宋体" w:cs="宋体"/>
           <w:sz w:val="28"/>
           <w:szCs w:val="28"/>
         </w:rPr>
@@ -2418,7 +2464,7 @@
     </w:p>
     <w:p>
       <w:pPr>
-        <w:pStyle w:val="BodyText"/>
+        <w:pStyle w:val="11"/>
         <w:spacing w:line="360" w:lineRule="exact"/>
         <w:ind w:firstLine="560"/>
         <w:rPr>
@@ -2429,7 +2475,7 @@
       </w:pPr>
       <w:r>
         <w:rPr>
-          <w:rFonts w:ascii="宋体" w:hAnsi="宋体" w:cs="宋体" w:hint="eastAsia"/>
+          <w:rFonts w:hint="eastAsia" w:ascii="宋体" w:hAnsi="宋体" w:cs="宋体"/>
           <w:sz w:val="28"/>
           <w:szCs w:val="28"/>
         </w:rPr>
@@ -2438,7 +2484,7 @@
     </w:p>
     <w:p>
       <w:pPr>
-        <w:pStyle w:val="BodyText"/>
+        <w:pStyle w:val="11"/>
         <w:spacing w:line="360" w:lineRule="exact"/>
         <w:ind w:firstLine="560"/>
         <w:rPr>
@@ -2449,7 +2495,7 @@
       </w:pPr>
       <w:r>
         <w:rPr>
-          <w:rFonts w:ascii="宋体" w:hAnsi="宋体" w:cs="宋体" w:hint="eastAsia"/>
+          <w:rFonts w:hint="eastAsia" w:ascii="宋体" w:hAnsi="宋体" w:cs="宋体"/>
           <w:sz w:val="28"/>
           <w:szCs w:val="28"/>
         </w:rPr>
@@ -2458,7 +2504,7 @@
     </w:p>
     <w:p>
       <w:pPr>
-        <w:pStyle w:val="BodyText"/>
+        <w:pStyle w:val="11"/>
         <w:spacing w:line="360" w:lineRule="exact"/>
         <w:ind w:firstLine="560"/>
         <w:rPr>
@@ -2469,7 +2515,7 @@
       </w:pPr>
       <w:r>
         <w:rPr>
-          <w:rFonts w:ascii="宋体" w:hAnsi="宋体" w:cs="宋体" w:hint="eastAsia"/>
+          <w:rFonts w:hint="eastAsia" w:ascii="宋体" w:hAnsi="宋体" w:cs="宋体"/>
           <w:sz w:val="28"/>
           <w:szCs w:val="28"/>
         </w:rPr>
@@ -2480,26 +2526,26 @@
       <w:pPr>
         <w:spacing w:line="360" w:lineRule="exact"/>
         <w:rPr>
-          <w:rFonts w:ascii="宋体" w:eastAsia="宋体" w:hAnsi="宋体" w:cs="宋体"/>
-          <w:sz w:val="28"/>
-          <w:szCs w:val="28"/>
-        </w:rPr>
-      </w:pPr>
-    </w:p>
-    <w:p>
-      <w:pPr>
-        <w:pStyle w:val="BodyText"/>
-        <w:spacing w:line="360" w:lineRule="exact"/>
-        <w:ind w:firstLineChars="0" w:firstLine="0"/>
-        <w:rPr>
-          <w:rFonts w:ascii="宋体" w:hAnsi="宋体" w:cs="宋体"/>
-          <w:sz w:val="28"/>
-          <w:szCs w:val="28"/>
-        </w:rPr>
-      </w:pPr>
-      <w:r>
-        <w:rPr>
-          <w:rFonts w:ascii="宋体" w:hAnsi="宋体" w:cs="宋体" w:hint="eastAsia"/>
+          <w:rFonts w:ascii="宋体" w:hAnsi="宋体" w:eastAsia="宋体" w:cs="宋体"/>
+          <w:sz w:val="28"/>
+          <w:szCs w:val="28"/>
+        </w:rPr>
+      </w:pPr>
+    </w:p>
+    <w:p>
+      <w:pPr>
+        <w:pStyle w:val="11"/>
+        <w:spacing w:line="360" w:lineRule="exact"/>
+        <w:ind w:firstLine="0" w:firstLineChars="0"/>
+        <w:rPr>
+          <w:rFonts w:ascii="宋体" w:hAnsi="宋体" w:cs="宋体"/>
+          <w:sz w:val="28"/>
+          <w:szCs w:val="28"/>
+        </w:rPr>
+      </w:pPr>
+      <w:r>
+        <w:rPr>
+          <w:rFonts w:hint="eastAsia" w:ascii="宋体" w:hAnsi="宋体" w:cs="宋体"/>
           <w:sz w:val="28"/>
           <w:szCs w:val="28"/>
         </w:rPr>
@@ -2507,7 +2553,7 @@
       </w:r>
       <w:r>
         <w:rPr>
-          <w:rFonts w:ascii="宋体" w:hAnsi="宋体" w:cs="宋体" w:hint="eastAsia"/>
+          <w:rFonts w:hint="eastAsia" w:ascii="宋体" w:hAnsi="宋体" w:cs="宋体"/>
           <w:color w:val="FF0000"/>
           <w:sz w:val="28"/>
           <w:szCs w:val="28"/>
@@ -2517,22 +2563,22 @@
     </w:p>
     <w:p>
       <w:pPr>
-        <w:pStyle w:val="BodyText"/>
+        <w:pStyle w:val="11"/>
         <w:numPr>
           <w:ilvl w:val="0"/>
           <w:numId w:val="11"/>
         </w:numPr>
         <w:spacing w:line="360" w:lineRule="exact"/>
-        <w:ind w:firstLineChars="0" w:firstLine="480"/>
-        <w:rPr>
-          <w:rFonts w:ascii="宋体" w:hAnsi="宋体" w:cs="宋体"/>
-          <w:sz w:val="28"/>
-          <w:szCs w:val="28"/>
-        </w:rPr>
-      </w:pPr>
-      <w:r>
-        <w:rPr>
-          <w:rFonts w:ascii="宋体" w:hAnsi="宋体" w:cs="宋体" w:hint="eastAsia"/>
+        <w:ind w:firstLine="480" w:firstLineChars="0"/>
+        <w:rPr>
+          <w:rFonts w:ascii="宋体" w:hAnsi="宋体" w:cs="宋体"/>
+          <w:sz w:val="28"/>
+          <w:szCs w:val="28"/>
+        </w:rPr>
+      </w:pPr>
+      <w:r>
+        <w:rPr>
+          <w:rFonts w:hint="eastAsia" w:ascii="宋体" w:hAnsi="宋体" w:cs="宋体"/>
           <w:sz w:val="28"/>
           <w:szCs w:val="28"/>
         </w:rPr>
@@ -2541,18 +2587,18 @@
     </w:p>
     <w:p>
       <w:pPr>
-        <w:pStyle w:val="BodyText"/>
-        <w:spacing w:line="360" w:lineRule="exact"/>
-        <w:ind w:firstLineChars="0" w:firstLine="0"/>
-        <w:rPr>
-          <w:rFonts w:ascii="宋体" w:hAnsi="宋体" w:cs="宋体"/>
-          <w:sz w:val="28"/>
-          <w:szCs w:val="28"/>
-        </w:rPr>
-      </w:pPr>
-      <w:r>
-        <w:rPr>
-          <w:rFonts w:ascii="宋体" w:hAnsi="宋体" w:cs="宋体" w:hint="eastAsia"/>
+        <w:pStyle w:val="11"/>
+        <w:spacing w:line="360" w:lineRule="exact"/>
+        <w:ind w:firstLine="0" w:firstLineChars="0"/>
+        <w:rPr>
+          <w:rFonts w:ascii="宋体" w:hAnsi="宋体" w:cs="宋体"/>
+          <w:sz w:val="28"/>
+          <w:szCs w:val="28"/>
+        </w:rPr>
+      </w:pPr>
+      <w:r>
+        <w:rPr>
+          <w:rFonts w:hint="eastAsia" w:ascii="宋体" w:hAnsi="宋体" w:cs="宋体"/>
           <w:sz w:val="28"/>
           <w:szCs w:val="28"/>
         </w:rPr>
@@ -2561,18 +2607,18 @@
     </w:p>
     <w:p>
       <w:pPr>
-        <w:pStyle w:val="BodyText"/>
-        <w:spacing w:line="360" w:lineRule="exact"/>
-        <w:ind w:firstLineChars="0" w:firstLine="0"/>
-        <w:rPr>
-          <w:rFonts w:ascii="宋体" w:hAnsi="宋体" w:cs="宋体"/>
-          <w:sz w:val="28"/>
-          <w:szCs w:val="28"/>
-        </w:rPr>
-      </w:pPr>
-      <w:r>
-        <w:rPr>
-          <w:rFonts w:ascii="宋体" w:hAnsi="宋体" w:cs="宋体" w:hint="eastAsia"/>
+        <w:pStyle w:val="11"/>
+        <w:spacing w:line="360" w:lineRule="exact"/>
+        <w:ind w:firstLine="0" w:firstLineChars="0"/>
+        <w:rPr>
+          <w:rFonts w:ascii="宋体" w:hAnsi="宋体" w:cs="宋体"/>
+          <w:sz w:val="28"/>
+          <w:szCs w:val="28"/>
+        </w:rPr>
+      </w:pPr>
+      <w:r>
+        <w:rPr>
+          <w:rFonts w:hint="eastAsia" w:ascii="宋体" w:hAnsi="宋体" w:cs="宋体"/>
           <w:sz w:val="28"/>
           <w:szCs w:val="28"/>
         </w:rPr>
@@ -2580,28 +2626,35 @@
       </w:r>
       <w:r>
         <w:rPr>
-          <w:rFonts w:ascii="宋体" w:hAnsi="宋体" w:cs="宋体" w:hint="eastAsia"/>
+          <w:rFonts w:hint="eastAsia" w:ascii="宋体" w:hAnsi="宋体" w:cs="宋体"/>
           <w:sz w:val="28"/>
           <w:szCs w:val="28"/>
         </w:rPr>
         <w:tab/>
+      </w:r>
+      <w:r>
+        <w:rPr>
+          <w:rFonts w:hint="eastAsia" w:ascii="宋体" w:hAnsi="宋体" w:cs="宋体"/>
+          <w:sz w:val="28"/>
+          <w:szCs w:val="28"/>
+        </w:rPr>
         <w:t xml:space="preserve">    |0.99    |0.97      |26779     </w:t>
       </w:r>
     </w:p>
     <w:p>
       <w:pPr>
-        <w:pStyle w:val="BodyText"/>
-        <w:spacing w:line="360" w:lineRule="exact"/>
-        <w:ind w:firstLineChars="0" w:firstLine="0"/>
-        <w:rPr>
-          <w:rFonts w:ascii="宋体" w:hAnsi="宋体" w:cs="宋体"/>
-          <w:sz w:val="28"/>
-          <w:szCs w:val="28"/>
-        </w:rPr>
-      </w:pPr>
-      <w:r>
-        <w:rPr>
-          <w:rFonts w:ascii="宋体" w:hAnsi="宋体" w:cs="宋体" w:hint="eastAsia"/>
+        <w:pStyle w:val="11"/>
+        <w:spacing w:line="360" w:lineRule="exact"/>
+        <w:ind w:firstLine="0" w:firstLineChars="0"/>
+        <w:rPr>
+          <w:rFonts w:ascii="宋体" w:hAnsi="宋体" w:cs="宋体"/>
+          <w:sz w:val="28"/>
+          <w:szCs w:val="28"/>
+        </w:rPr>
+      </w:pPr>
+      <w:r>
+        <w:rPr>
+          <w:rFonts w:hint="eastAsia" w:ascii="宋体" w:hAnsi="宋体" w:cs="宋体"/>
           <w:sz w:val="28"/>
           <w:szCs w:val="28"/>
         </w:rPr>
@@ -2609,16 +2662,23 @@
       </w:r>
       <w:r>
         <w:rPr>
-          <w:rFonts w:ascii="宋体" w:hAnsi="宋体" w:cs="宋体" w:hint="eastAsia"/>
+          <w:rFonts w:hint="eastAsia" w:ascii="宋体" w:hAnsi="宋体" w:cs="宋体"/>
           <w:sz w:val="28"/>
           <w:szCs w:val="28"/>
         </w:rPr>
         <w:tab/>
+      </w:r>
+      <w:r>
+        <w:rPr>
+          <w:rFonts w:hint="eastAsia" w:ascii="宋体" w:hAnsi="宋体" w:cs="宋体"/>
+          <w:sz w:val="28"/>
+          <w:szCs w:val="28"/>
+        </w:rPr>
         <w:t xml:space="preserve">    |0.14    |0.22      |1737</w:t>
       </w:r>
       <w:r>
         <w:rPr>
-          <w:rFonts w:ascii="宋体" w:hAnsi="宋体" w:cs="宋体" w:hint="eastAsia"/>
+          <w:rFonts w:hint="eastAsia" w:ascii="宋体" w:hAnsi="宋体" w:cs="宋体"/>
           <w:sz w:val="28"/>
           <w:szCs w:val="28"/>
         </w:rPr>
@@ -2627,7 +2687,7 @@
     </w:p>
     <w:p>
       <w:pPr>
-        <w:pStyle w:val="BodyText"/>
+        <w:pStyle w:val="11"/>
         <w:numPr>
           <w:ilvl w:val="0"/>
           <w:numId w:val="11"/>
@@ -2642,7 +2702,7 @@
       </w:pPr>
       <w:r>
         <w:rPr>
-          <w:rFonts w:ascii="宋体" w:hAnsi="宋体" w:cs="宋体" w:hint="eastAsia"/>
+          <w:rFonts w:hint="eastAsia" w:ascii="宋体" w:hAnsi="宋体" w:cs="宋体"/>
           <w:sz w:val="28"/>
           <w:szCs w:val="28"/>
         </w:rPr>
@@ -2651,7 +2711,7 @@
     </w:p>
     <w:p>
       <w:pPr>
-        <w:pStyle w:val="BodyText"/>
+        <w:pStyle w:val="11"/>
         <w:spacing w:line="360" w:lineRule="exact"/>
         <w:ind w:firstLine="560"/>
         <w:rPr>
@@ -2662,7 +2722,7 @@
       </w:pPr>
       <w:r>
         <w:rPr>
-          <w:rFonts w:ascii="宋体" w:hAnsi="宋体" w:cs="宋体" w:hint="eastAsia"/>
+          <w:rFonts w:hint="eastAsia" w:ascii="宋体" w:hAnsi="宋体" w:cs="宋体"/>
           <w:sz w:val="28"/>
           <w:szCs w:val="28"/>
         </w:rPr>
@@ -2671,7 +2731,7 @@
     </w:p>
     <w:p>
       <w:pPr>
-        <w:pStyle w:val="BodyText"/>
+        <w:pStyle w:val="11"/>
         <w:spacing w:line="360" w:lineRule="exact"/>
         <w:ind w:firstLine="560"/>
         <w:rPr>
@@ -2682,7 +2742,7 @@
       </w:pPr>
       <w:r>
         <w:rPr>
-          <w:rFonts w:ascii="宋体" w:hAnsi="宋体" w:cs="宋体" w:hint="eastAsia"/>
+          <w:rFonts w:hint="eastAsia" w:ascii="宋体" w:hAnsi="宋体" w:cs="宋体"/>
           <w:sz w:val="28"/>
           <w:szCs w:val="28"/>
         </w:rPr>
@@ -2691,7 +2751,7 @@
     </w:p>
     <w:p>
       <w:pPr>
-        <w:pStyle w:val="BodyText"/>
+        <w:pStyle w:val="11"/>
         <w:numPr>
           <w:ilvl w:val="0"/>
           <w:numId w:val="11"/>
@@ -2706,7 +2766,7 @@
       </w:pPr>
       <w:r>
         <w:rPr>
-          <w:rFonts w:ascii="宋体" w:hAnsi="宋体" w:cs="宋体" w:hint="eastAsia"/>
+          <w:rFonts w:hint="eastAsia" w:ascii="宋体" w:hAnsi="宋体" w:cs="宋体"/>
           <w:sz w:val="28"/>
           <w:szCs w:val="28"/>
         </w:rPr>
@@ -2715,7 +2775,7 @@
     </w:p>
     <w:p>
       <w:pPr>
-        <w:pStyle w:val="BodyText"/>
+        <w:pStyle w:val="11"/>
         <w:spacing w:line="360" w:lineRule="exact"/>
         <w:ind w:firstLine="560"/>
         <w:rPr>
@@ -2726,7 +2786,7 @@
       </w:pPr>
       <w:r>
         <w:rPr>
-          <w:rFonts w:ascii="宋体" w:hAnsi="宋体" w:cs="宋体" w:hint="eastAsia"/>
+          <w:rFonts w:hint="eastAsia" w:ascii="宋体" w:hAnsi="宋体" w:cs="宋体"/>
           <w:sz w:val="28"/>
           <w:szCs w:val="28"/>
         </w:rPr>
@@ -2735,7 +2795,7 @@
     </w:p>
     <w:p>
       <w:pPr>
-        <w:pStyle w:val="BodyText"/>
+        <w:pStyle w:val="11"/>
         <w:spacing w:line="360" w:lineRule="exact"/>
         <w:ind w:firstLine="560"/>
         <w:rPr>
@@ -2746,7 +2806,7 @@
       </w:pPr>
       <w:r>
         <w:rPr>
-          <w:rFonts w:ascii="宋体" w:hAnsi="宋体" w:cs="宋体" w:hint="eastAsia"/>
+          <w:rFonts w:hint="eastAsia" w:ascii="宋体" w:hAnsi="宋体" w:cs="宋体"/>
           <w:sz w:val="28"/>
           <w:szCs w:val="28"/>
         </w:rPr>
@@ -2755,30 +2815,30 @@
     </w:p>
     <w:p>
       <w:pPr>
-        <w:pStyle w:val="BodyText"/>
-        <w:spacing w:line="360" w:lineRule="exact"/>
-        <w:ind w:firstLineChars="0" w:firstLine="0"/>
-        <w:rPr>
-          <w:rFonts w:ascii="宋体" w:hAnsi="宋体" w:cs="宋体"/>
-          <w:sz w:val="28"/>
-          <w:szCs w:val="28"/>
-        </w:rPr>
-      </w:pPr>
-    </w:p>
-    <w:p>
-      <w:pPr>
-        <w:pStyle w:val="BodyText"/>
-        <w:spacing w:line="360" w:lineRule="exact"/>
-        <w:ind w:firstLineChars="0" w:firstLine="0"/>
-        <w:rPr>
-          <w:rFonts w:ascii="宋体" w:hAnsi="宋体" w:cs="宋体"/>
-          <w:sz w:val="28"/>
-          <w:szCs w:val="28"/>
-        </w:rPr>
-      </w:pPr>
-      <w:r>
-        <w:rPr>
-          <w:rFonts w:ascii="宋体" w:hAnsi="宋体" w:cs="宋体" w:hint="eastAsia"/>
+        <w:pStyle w:val="11"/>
+        <w:spacing w:line="360" w:lineRule="exact"/>
+        <w:ind w:firstLine="0" w:firstLineChars="0"/>
+        <w:rPr>
+          <w:rFonts w:ascii="宋体" w:hAnsi="宋体" w:cs="宋体"/>
+          <w:sz w:val="28"/>
+          <w:szCs w:val="28"/>
+        </w:rPr>
+      </w:pPr>
+    </w:p>
+    <w:p>
+      <w:pPr>
+        <w:pStyle w:val="11"/>
+        <w:spacing w:line="360" w:lineRule="exact"/>
+        <w:ind w:firstLine="0" w:firstLineChars="0"/>
+        <w:rPr>
+          <w:rFonts w:ascii="宋体" w:hAnsi="宋体" w:cs="宋体"/>
+          <w:sz w:val="28"/>
+          <w:szCs w:val="28"/>
+        </w:rPr>
+      </w:pPr>
+      <w:r>
+        <w:rPr>
+          <w:rFonts w:hint="eastAsia" w:ascii="宋体" w:hAnsi="宋体" w:cs="宋体"/>
           <w:sz w:val="28"/>
           <w:szCs w:val="28"/>
         </w:rPr>
@@ -2787,7 +2847,7 @@
     </w:p>
     <w:p>
       <w:pPr>
-        <w:pStyle w:val="BodyText"/>
+        <w:pStyle w:val="11"/>
         <w:numPr>
           <w:ilvl w:val="0"/>
           <w:numId w:val="12"/>
@@ -2802,11 +2862,10 @@
       </w:pPr>
       <w:r>
         <w:rPr>
-          <w:rFonts w:ascii="宋体" w:hAnsi="宋体" w:cs="宋体" w:hint="eastAsia"/>
-          <w:sz w:val="28"/>
-          <w:szCs w:val="28"/>
-        </w:rPr>
-        <w:lastRenderedPageBreak/>
+          <w:rFonts w:hint="eastAsia" w:ascii="宋体" w:hAnsi="宋体" w:cs="宋体"/>
+          <w:sz w:val="28"/>
+          <w:szCs w:val="28"/>
+        </w:rPr>
         <w:t>模型性能：</w:t>
       </w:r>
     </w:p>
@@ -2814,18 +2873,25 @@
       <w:pPr>
         <w:spacing w:line="360" w:lineRule="exact"/>
         <w:rPr>
-          <w:rFonts w:ascii="宋体" w:eastAsia="宋体" w:hAnsi="宋体" w:cs="宋体"/>
-          <w:sz w:val="28"/>
-          <w:szCs w:val="28"/>
-        </w:rPr>
-      </w:pPr>
-      <w:r>
-        <w:rPr>
-          <w:rFonts w:ascii="宋体" w:eastAsia="宋体" w:hAnsi="宋体" w:cs="宋体" w:hint="eastAsia"/>
+          <w:rFonts w:ascii="宋体" w:hAnsi="宋体" w:eastAsia="宋体" w:cs="宋体"/>
+          <w:sz w:val="28"/>
+          <w:szCs w:val="28"/>
+        </w:rPr>
+      </w:pPr>
+      <w:r>
+        <w:rPr>
+          <w:rFonts w:hint="eastAsia" w:ascii="宋体" w:hAnsi="宋体" w:eastAsia="宋体" w:cs="宋体"/>
           <w:sz w:val="28"/>
           <w:szCs w:val="28"/>
         </w:rPr>
         <w:tab/>
+      </w:r>
+      <w:r>
+        <w:rPr>
+          <w:rFonts w:hint="eastAsia" w:ascii="宋体" w:hAnsi="宋体" w:eastAsia="宋体" w:cs="宋体"/>
+          <w:sz w:val="28"/>
+          <w:szCs w:val="28"/>
+        </w:rPr>
         <w:t>- 训练集得分：0.82600157</w:t>
       </w:r>
     </w:p>
@@ -2833,24 +2899,31 @@
       <w:pPr>
         <w:spacing w:line="360" w:lineRule="exact"/>
         <w:rPr>
-          <w:rFonts w:ascii="宋体" w:eastAsia="宋体" w:hAnsi="宋体" w:cs="宋体"/>
-          <w:sz w:val="28"/>
-          <w:szCs w:val="28"/>
-        </w:rPr>
-      </w:pPr>
-      <w:r>
-        <w:rPr>
-          <w:rFonts w:ascii="宋体" w:eastAsia="宋体" w:hAnsi="宋体" w:cs="宋体" w:hint="eastAsia"/>
+          <w:rFonts w:ascii="宋体" w:hAnsi="宋体" w:eastAsia="宋体" w:cs="宋体"/>
+          <w:sz w:val="28"/>
+          <w:szCs w:val="28"/>
+        </w:rPr>
+      </w:pPr>
+      <w:r>
+        <w:rPr>
+          <w:rFonts w:hint="eastAsia" w:ascii="宋体" w:hAnsi="宋体" w:eastAsia="宋体" w:cs="宋体"/>
           <w:sz w:val="28"/>
           <w:szCs w:val="28"/>
         </w:rPr>
         <w:tab/>
+      </w:r>
+      <w:r>
+        <w:rPr>
+          <w:rFonts w:hint="eastAsia" w:ascii="宋体" w:hAnsi="宋体" w:eastAsia="宋体" w:cs="宋体"/>
+          <w:sz w:val="28"/>
+          <w:szCs w:val="28"/>
+        </w:rPr>
         <w:t>- 测试集得分：0.79015003</w:t>
       </w:r>
     </w:p>
     <w:p>
       <w:pPr>
-        <w:pStyle w:val="BodyText"/>
+        <w:pStyle w:val="11"/>
         <w:numPr>
           <w:ilvl w:val="0"/>
           <w:numId w:val="12"/>
@@ -2865,7 +2938,7 @@
       </w:pPr>
       <w:r>
         <w:rPr>
-          <w:rFonts w:ascii="宋体" w:hAnsi="宋体" w:cs="宋体" w:hint="eastAsia"/>
+          <w:rFonts w:hint="eastAsia" w:ascii="宋体" w:hAnsi="宋体" w:cs="宋体"/>
           <w:sz w:val="28"/>
           <w:szCs w:val="28"/>
         </w:rPr>
@@ -2874,7 +2947,7 @@
     </w:p>
     <w:p>
       <w:pPr>
-        <w:pStyle w:val="BodyText"/>
+        <w:pStyle w:val="11"/>
         <w:spacing w:line="360" w:lineRule="exact"/>
         <w:ind w:firstLine="560"/>
         <w:rPr>
@@ -2885,7 +2958,7 @@
       </w:pPr>
       <w:r>
         <w:rPr>
-          <w:rFonts w:ascii="宋体" w:hAnsi="宋体" w:cs="宋体" w:hint="eastAsia"/>
+          <w:rFonts w:hint="eastAsia" w:ascii="宋体" w:hAnsi="宋体" w:cs="宋体"/>
           <w:sz w:val="28"/>
           <w:szCs w:val="28"/>
         </w:rPr>
@@ -2894,7 +2967,7 @@
     </w:p>
     <w:p>
       <w:pPr>
-        <w:pStyle w:val="BodyText"/>
+        <w:pStyle w:val="11"/>
         <w:numPr>
           <w:ilvl w:val="0"/>
           <w:numId w:val="12"/>
@@ -2909,7 +2982,7 @@
       </w:pPr>
       <w:r>
         <w:rPr>
-          <w:rFonts w:ascii="宋体" w:hAnsi="宋体" w:cs="宋体" w:hint="eastAsia"/>
+          <w:rFonts w:hint="eastAsia" w:ascii="宋体" w:hAnsi="宋体" w:cs="宋体"/>
           <w:sz w:val="28"/>
           <w:szCs w:val="28"/>
         </w:rPr>
@@ -2920,18 +2993,25 @@
       <w:pPr>
         <w:spacing w:line="360" w:lineRule="exact"/>
         <w:rPr>
-          <w:rFonts w:ascii="宋体" w:eastAsia="宋体" w:hAnsi="宋体" w:cs="宋体"/>
-          <w:sz w:val="28"/>
-          <w:szCs w:val="28"/>
-        </w:rPr>
-      </w:pPr>
-      <w:r>
-        <w:rPr>
-          <w:rFonts w:ascii="宋体" w:eastAsia="宋体" w:hAnsi="宋体" w:cs="宋体" w:hint="eastAsia"/>
+          <w:rFonts w:ascii="宋体" w:hAnsi="宋体" w:eastAsia="宋体" w:cs="宋体"/>
+          <w:sz w:val="28"/>
+          <w:szCs w:val="28"/>
+        </w:rPr>
+      </w:pPr>
+      <w:r>
+        <w:rPr>
+          <w:rFonts w:hint="eastAsia" w:ascii="宋体" w:hAnsi="宋体" w:eastAsia="宋体" w:cs="宋体"/>
           <w:sz w:val="28"/>
           <w:szCs w:val="28"/>
         </w:rPr>
         <w:tab/>
+      </w:r>
+      <w:r>
+        <w:rPr>
+          <w:rFonts w:hint="eastAsia" w:ascii="宋体" w:hAnsi="宋体" w:eastAsia="宋体" w:cs="宋体"/>
+          <w:sz w:val="28"/>
+          <w:szCs w:val="28"/>
+        </w:rPr>
         <w:t>使用随机森林后，测试集得分提高到0.8888</w:t>
       </w:r>
     </w:p>
@@ -2939,36 +3019,36 @@
       <w:pPr>
         <w:spacing w:line="360" w:lineRule="exact"/>
         <w:rPr>
-          <w:rFonts w:ascii="宋体" w:eastAsia="宋体" w:hAnsi="宋体" w:cs="宋体"/>
-          <w:sz w:val="28"/>
-          <w:szCs w:val="28"/>
-        </w:rPr>
-      </w:pPr>
-    </w:p>
-    <w:p>
-      <w:pPr>
-        <w:spacing w:line="360" w:lineRule="exact"/>
-        <w:rPr>
-          <w:rFonts w:ascii="宋体" w:eastAsia="宋体" w:hAnsi="宋体" w:cs="宋体"/>
-          <w:sz w:val="28"/>
-          <w:szCs w:val="28"/>
-        </w:rPr>
-      </w:pPr>
-    </w:p>
-    <w:p>
-      <w:pPr>
-        <w:pStyle w:val="BodyText"/>
-        <w:spacing w:line="360" w:lineRule="exact"/>
-        <w:ind w:firstLineChars="0" w:firstLine="0"/>
-        <w:rPr>
-          <w:rFonts w:ascii="宋体" w:hAnsi="宋体" w:cs="宋体"/>
-          <w:sz w:val="28"/>
-          <w:szCs w:val="28"/>
-        </w:rPr>
-      </w:pPr>
-      <w:r>
-        <w:rPr>
-          <w:rFonts w:ascii="宋体" w:hAnsi="宋体" w:cs="宋体" w:hint="eastAsia"/>
+          <w:rFonts w:ascii="宋体" w:hAnsi="宋体" w:eastAsia="宋体" w:cs="宋体"/>
+          <w:sz w:val="28"/>
+          <w:szCs w:val="28"/>
+        </w:rPr>
+      </w:pPr>
+    </w:p>
+    <w:p>
+      <w:pPr>
+        <w:spacing w:line="360" w:lineRule="exact"/>
+        <w:rPr>
+          <w:rFonts w:ascii="宋体" w:hAnsi="宋体" w:eastAsia="宋体" w:cs="宋体"/>
+          <w:sz w:val="28"/>
+          <w:szCs w:val="28"/>
+        </w:rPr>
+      </w:pPr>
+    </w:p>
+    <w:p>
+      <w:pPr>
+        <w:pStyle w:val="11"/>
+        <w:spacing w:line="360" w:lineRule="exact"/>
+        <w:ind w:firstLine="0" w:firstLineChars="0"/>
+        <w:rPr>
+          <w:rFonts w:ascii="宋体" w:hAnsi="宋体" w:cs="宋体"/>
+          <w:sz w:val="28"/>
+          <w:szCs w:val="28"/>
+        </w:rPr>
+      </w:pPr>
+      <w:r>
+        <w:rPr>
+          <w:rFonts w:hint="eastAsia" w:ascii="宋体" w:hAnsi="宋体" w:cs="宋体"/>
           <w:sz w:val="28"/>
           <w:szCs w:val="28"/>
         </w:rPr>
@@ -2977,7 +3057,7 @@
     </w:p>
     <w:p>
       <w:pPr>
-        <w:pStyle w:val="BodyText"/>
+        <w:pStyle w:val="11"/>
         <w:numPr>
           <w:ilvl w:val="0"/>
           <w:numId w:val="13"/>
@@ -2992,7 +3072,7 @@
       </w:pPr>
       <w:r>
         <w:rPr>
-          <w:rFonts w:ascii="宋体" w:hAnsi="宋体" w:cs="宋体" w:hint="eastAsia"/>
+          <w:rFonts w:hint="eastAsia" w:ascii="宋体" w:hAnsi="宋体" w:cs="宋体"/>
           <w:sz w:val="28"/>
           <w:szCs w:val="28"/>
         </w:rPr>
@@ -3003,18 +3083,25 @@
       <w:pPr>
         <w:spacing w:line="360" w:lineRule="exact"/>
         <w:rPr>
-          <w:rFonts w:ascii="宋体" w:eastAsia="宋体" w:hAnsi="宋体" w:cs="宋体"/>
-          <w:sz w:val="28"/>
-          <w:szCs w:val="28"/>
-        </w:rPr>
-      </w:pPr>
-      <w:r>
-        <w:rPr>
-          <w:rFonts w:ascii="宋体" w:eastAsia="宋体" w:hAnsi="宋体" w:cs="宋体" w:hint="eastAsia"/>
+          <w:rFonts w:ascii="宋体" w:hAnsi="宋体" w:eastAsia="宋体" w:cs="宋体"/>
+          <w:sz w:val="28"/>
+          <w:szCs w:val="28"/>
+        </w:rPr>
+      </w:pPr>
+      <w:r>
+        <w:rPr>
+          <w:rFonts w:hint="eastAsia" w:ascii="宋体" w:hAnsi="宋体" w:eastAsia="宋体" w:cs="宋体"/>
           <w:sz w:val="28"/>
           <w:szCs w:val="28"/>
         </w:rPr>
         <w:tab/>
+      </w:r>
+      <w:r>
+        <w:rPr>
+          <w:rFonts w:hint="eastAsia" w:ascii="宋体" w:hAnsi="宋体" w:eastAsia="宋体" w:cs="宋体"/>
+          <w:sz w:val="28"/>
+          <w:szCs w:val="28"/>
+        </w:rPr>
         <w:t>- 训练集得分：0.12387</w:t>
       </w:r>
     </w:p>
@@ -3022,18 +3109,25 @@
       <w:pPr>
         <w:spacing w:line="360" w:lineRule="exact"/>
         <w:rPr>
-          <w:rFonts w:ascii="宋体" w:eastAsia="宋体" w:hAnsi="宋体" w:cs="宋体"/>
-          <w:sz w:val="28"/>
-          <w:szCs w:val="28"/>
-        </w:rPr>
-      </w:pPr>
-      <w:r>
-        <w:rPr>
-          <w:rFonts w:ascii="宋体" w:eastAsia="宋体" w:hAnsi="宋体" w:cs="宋体" w:hint="eastAsia"/>
+          <w:rFonts w:ascii="宋体" w:hAnsi="宋体" w:eastAsia="宋体" w:cs="宋体"/>
+          <w:sz w:val="28"/>
+          <w:szCs w:val="28"/>
+        </w:rPr>
+      </w:pPr>
+      <w:r>
+        <w:rPr>
+          <w:rFonts w:hint="eastAsia" w:ascii="宋体" w:hAnsi="宋体" w:eastAsia="宋体" w:cs="宋体"/>
           <w:sz w:val="28"/>
           <w:szCs w:val="28"/>
         </w:rPr>
         <w:tab/>
+      </w:r>
+      <w:r>
+        <w:rPr>
+          <w:rFonts w:hint="eastAsia" w:ascii="宋体" w:hAnsi="宋体" w:eastAsia="宋体" w:cs="宋体"/>
+          <w:sz w:val="28"/>
+          <w:szCs w:val="28"/>
+        </w:rPr>
         <w:t>- 测试集得分：-0.0921</w:t>
       </w:r>
     </w:p>
@@ -3041,18 +3135,25 @@
       <w:pPr>
         <w:spacing w:line="360" w:lineRule="exact"/>
         <w:rPr>
-          <w:rFonts w:ascii="宋体" w:eastAsia="宋体" w:hAnsi="宋体" w:cs="宋体"/>
-          <w:sz w:val="28"/>
-          <w:szCs w:val="28"/>
-        </w:rPr>
-      </w:pPr>
-      <w:r>
-        <w:rPr>
-          <w:rFonts w:ascii="宋体" w:eastAsia="宋体" w:hAnsi="宋体" w:cs="宋体" w:hint="eastAsia"/>
+          <w:rFonts w:ascii="宋体" w:hAnsi="宋体" w:eastAsia="宋体" w:cs="宋体"/>
+          <w:sz w:val="28"/>
+          <w:szCs w:val="28"/>
+        </w:rPr>
+      </w:pPr>
+      <w:r>
+        <w:rPr>
+          <w:rFonts w:hint="eastAsia" w:ascii="宋体" w:hAnsi="宋体" w:eastAsia="宋体" w:cs="宋体"/>
           <w:sz w:val="28"/>
           <w:szCs w:val="28"/>
         </w:rPr>
         <w:tab/>
+      </w:r>
+      <w:r>
+        <w:rPr>
+          <w:rFonts w:hint="eastAsia" w:ascii="宋体" w:hAnsi="宋体" w:eastAsia="宋体" w:cs="宋体"/>
+          <w:sz w:val="28"/>
+          <w:szCs w:val="28"/>
+        </w:rPr>
         <w:t>- 均方误差：109.7669</w:t>
       </w:r>
     </w:p>
@@ -3060,24 +3161,31 @@
       <w:pPr>
         <w:spacing w:line="360" w:lineRule="exact"/>
         <w:rPr>
-          <w:rFonts w:ascii="宋体" w:eastAsia="宋体" w:hAnsi="宋体" w:cs="宋体"/>
-          <w:sz w:val="28"/>
-          <w:szCs w:val="28"/>
-        </w:rPr>
-      </w:pPr>
-      <w:r>
-        <w:rPr>
-          <w:rFonts w:ascii="宋体" w:eastAsia="宋体" w:hAnsi="宋体" w:cs="宋体" w:hint="eastAsia"/>
+          <w:rFonts w:ascii="宋体" w:hAnsi="宋体" w:eastAsia="宋体" w:cs="宋体"/>
+          <w:sz w:val="28"/>
+          <w:szCs w:val="28"/>
+        </w:rPr>
+      </w:pPr>
+      <w:r>
+        <w:rPr>
+          <w:rFonts w:hint="eastAsia" w:ascii="宋体" w:hAnsi="宋体" w:eastAsia="宋体" w:cs="宋体"/>
           <w:sz w:val="28"/>
           <w:szCs w:val="28"/>
         </w:rPr>
         <w:tab/>
+      </w:r>
+      <w:r>
+        <w:rPr>
+          <w:rFonts w:hint="eastAsia" w:ascii="宋体" w:hAnsi="宋体" w:eastAsia="宋体" w:cs="宋体"/>
+          <w:sz w:val="28"/>
+          <w:szCs w:val="28"/>
+        </w:rPr>
         <w:t>- 决定系数：-0.09219</w:t>
       </w:r>
     </w:p>
     <w:p>
       <w:pPr>
-        <w:pStyle w:val="BodyText"/>
+        <w:pStyle w:val="11"/>
         <w:numPr>
           <w:ilvl w:val="0"/>
           <w:numId w:val="13"/>
@@ -3092,7 +3200,7 @@
       </w:pPr>
       <w:r>
         <w:rPr>
-          <w:rFonts w:ascii="宋体" w:hAnsi="宋体" w:cs="宋体" w:hint="eastAsia"/>
+          <w:rFonts w:hint="eastAsia" w:ascii="宋体" w:hAnsi="宋体" w:cs="宋体"/>
           <w:sz w:val="28"/>
           <w:szCs w:val="28"/>
         </w:rPr>
@@ -3103,24 +3211,31 @@
       <w:pPr>
         <w:spacing w:line="360" w:lineRule="exact"/>
         <w:rPr>
-          <w:rFonts w:ascii="宋体" w:eastAsia="宋体" w:hAnsi="宋体" w:cs="宋体"/>
-          <w:sz w:val="28"/>
-          <w:szCs w:val="28"/>
-        </w:rPr>
-      </w:pPr>
-      <w:r>
-        <w:rPr>
-          <w:rFonts w:ascii="宋体" w:eastAsia="宋体" w:hAnsi="宋体" w:cs="宋体" w:hint="eastAsia"/>
+          <w:rFonts w:ascii="宋体" w:hAnsi="宋体" w:eastAsia="宋体" w:cs="宋体"/>
+          <w:sz w:val="28"/>
+          <w:szCs w:val="28"/>
+        </w:rPr>
+      </w:pPr>
+      <w:r>
+        <w:rPr>
+          <w:rFonts w:hint="eastAsia" w:ascii="宋体" w:hAnsi="宋体" w:eastAsia="宋体" w:cs="宋体"/>
           <w:sz w:val="28"/>
           <w:szCs w:val="28"/>
         </w:rPr>
         <w:tab/>
+      </w:r>
+      <w:r>
+        <w:rPr>
+          <w:rFonts w:hint="eastAsia" w:ascii="宋体" w:hAnsi="宋体" w:eastAsia="宋体" w:cs="宋体"/>
+          <w:sz w:val="28"/>
+          <w:szCs w:val="28"/>
+        </w:rPr>
         <w:t>训练集得分较低，测试集为负数，模型没有很好地拟合训练数据，也没有泛化。模型几乎没有预测能力，决定系数不在0-1之间，欠拟合可能性大</w:t>
       </w:r>
     </w:p>
     <w:p>
       <w:pPr>
-        <w:pStyle w:val="BodyText"/>
+        <w:pStyle w:val="11"/>
         <w:numPr>
           <w:ilvl w:val="0"/>
           <w:numId w:val="13"/>
@@ -3135,7 +3250,7 @@
       </w:pPr>
       <w:r>
         <w:rPr>
-          <w:rFonts w:ascii="宋体" w:hAnsi="宋体" w:cs="宋体" w:hint="eastAsia"/>
+          <w:rFonts w:hint="eastAsia" w:ascii="宋体" w:hAnsi="宋体" w:cs="宋体"/>
           <w:sz w:val="28"/>
           <w:szCs w:val="28"/>
         </w:rPr>
@@ -3146,53 +3261,42 @@
       <w:pPr>
         <w:spacing w:line="360" w:lineRule="exact"/>
         <w:rPr>
-          <w:rFonts w:ascii="宋体" w:eastAsia="宋体" w:hAnsi="宋体" w:cs="宋体"/>
-          <w:sz w:val="28"/>
-          <w:szCs w:val="28"/>
-        </w:rPr>
-      </w:pPr>
-      <w:r>
-        <w:rPr>
-          <w:rFonts w:ascii="宋体" w:eastAsia="宋体" w:hAnsi="宋体" w:cs="宋体" w:hint="eastAsia"/>
+          <w:rFonts w:ascii="宋体" w:hAnsi="宋体" w:eastAsia="宋体" w:cs="宋体"/>
+          <w:sz w:val="28"/>
+          <w:szCs w:val="28"/>
+        </w:rPr>
+      </w:pPr>
+      <w:r>
+        <w:rPr>
+          <w:rFonts w:hint="eastAsia" w:ascii="宋体" w:hAnsi="宋体" w:eastAsia="宋体" w:cs="宋体"/>
           <w:sz w:val="28"/>
           <w:szCs w:val="28"/>
         </w:rPr>
         <w:tab/>
-        <w:t>使用</w:t>
-      </w:r>
-      <w:proofErr w:type="spellStart"/>
-      <w:r>
-        <w:rPr>
-          <w:rFonts w:ascii="宋体" w:eastAsia="宋体" w:hAnsi="宋体" w:cs="宋体" w:hint="eastAsia"/>
-          <w:sz w:val="28"/>
-          <w:szCs w:val="28"/>
-        </w:rPr>
-        <w:t>XGBoost</w:t>
-      </w:r>
-      <w:proofErr w:type="spellEnd"/>
-      <w:r>
-        <w:rPr>
-          <w:rFonts w:ascii="宋体" w:eastAsia="宋体" w:hAnsi="宋体" w:cs="宋体" w:hint="eastAsia"/>
-          <w:sz w:val="28"/>
-          <w:szCs w:val="28"/>
-        </w:rPr>
-        <w:t>模型提高预测能力，引入更多特征，进一步优化特征选择</w:t>
-      </w:r>
-    </w:p>
-    <w:p>
-      <w:pPr>
-        <w:pStyle w:val="BodyText"/>
-        <w:spacing w:line="360" w:lineRule="exact"/>
-        <w:ind w:firstLineChars="0" w:firstLine="0"/>
-        <w:rPr>
-          <w:rFonts w:ascii="宋体" w:hAnsi="宋体" w:cs="宋体"/>
-          <w:sz w:val="28"/>
-          <w:szCs w:val="28"/>
-        </w:rPr>
-      </w:pPr>
-      <w:r>
-        <w:rPr>
-          <w:rFonts w:ascii="宋体" w:hAnsi="宋体" w:cs="宋体" w:hint="eastAsia"/>
+      </w:r>
+      <w:r>
+        <w:rPr>
+          <w:rFonts w:hint="eastAsia" w:ascii="宋体" w:hAnsi="宋体" w:eastAsia="宋体" w:cs="宋体"/>
+          <w:sz w:val="28"/>
+          <w:szCs w:val="28"/>
+        </w:rPr>
+        <w:t>使用XGBoost模型提高预测能力，引入更多特征，进一步优化特征选择</w:t>
+      </w:r>
+    </w:p>
+    <w:p>
+      <w:pPr>
+        <w:pStyle w:val="11"/>
+        <w:spacing w:line="360" w:lineRule="exact"/>
+        <w:ind w:firstLine="0" w:firstLineChars="0"/>
+        <w:rPr>
+          <w:rFonts w:ascii="宋体" w:hAnsi="宋体" w:cs="宋体"/>
+          <w:sz w:val="28"/>
+          <w:szCs w:val="28"/>
+        </w:rPr>
+      </w:pPr>
+      <w:r>
+        <w:rPr>
+          <w:rFonts w:hint="eastAsia" w:ascii="宋体" w:hAnsi="宋体" w:cs="宋体"/>
           <w:sz w:val="28"/>
           <w:szCs w:val="28"/>
         </w:rPr>
@@ -3201,7 +3305,7 @@
     </w:p>
     <w:p>
       <w:pPr>
-        <w:pStyle w:val="BodyText"/>
+        <w:pStyle w:val="11"/>
         <w:numPr>
           <w:ilvl w:val="0"/>
           <w:numId w:val="14"/>
@@ -3216,7 +3320,7 @@
       </w:pPr>
       <w:r>
         <w:rPr>
-          <w:rFonts w:ascii="宋体" w:hAnsi="宋体" w:cs="宋体" w:hint="eastAsia"/>
+          <w:rFonts w:hint="eastAsia" w:ascii="宋体" w:hAnsi="宋体" w:cs="宋体"/>
           <w:sz w:val="28"/>
           <w:szCs w:val="28"/>
         </w:rPr>
@@ -3227,18 +3331,25 @@
       <w:pPr>
         <w:spacing w:line="360" w:lineRule="exact"/>
         <w:rPr>
-          <w:rFonts w:ascii="宋体" w:eastAsia="宋体" w:hAnsi="宋体" w:cs="宋体"/>
-          <w:sz w:val="28"/>
-          <w:szCs w:val="28"/>
-        </w:rPr>
-      </w:pPr>
-      <w:r>
-        <w:rPr>
-          <w:rFonts w:ascii="宋体" w:eastAsia="宋体" w:hAnsi="宋体" w:cs="宋体" w:hint="eastAsia"/>
+          <w:rFonts w:ascii="宋体" w:hAnsi="宋体" w:eastAsia="宋体" w:cs="宋体"/>
+          <w:sz w:val="28"/>
+          <w:szCs w:val="28"/>
+        </w:rPr>
+      </w:pPr>
+      <w:r>
+        <w:rPr>
+          <w:rFonts w:hint="eastAsia" w:ascii="宋体" w:hAnsi="宋体" w:eastAsia="宋体" w:cs="宋体"/>
           <w:sz w:val="28"/>
           <w:szCs w:val="28"/>
         </w:rPr>
         <w:tab/>
+      </w:r>
+      <w:r>
+        <w:rPr>
+          <w:rFonts w:hint="eastAsia" w:ascii="宋体" w:hAnsi="宋体" w:eastAsia="宋体" w:cs="宋体"/>
+          <w:sz w:val="28"/>
+          <w:szCs w:val="28"/>
+        </w:rPr>
         <w:t>- 均方误差：0.02467</w:t>
       </w:r>
     </w:p>
@@ -3246,24 +3357,31 @@
       <w:pPr>
         <w:spacing w:line="360" w:lineRule="exact"/>
         <w:rPr>
-          <w:rFonts w:ascii="宋体" w:eastAsia="宋体" w:hAnsi="宋体" w:cs="宋体"/>
-          <w:sz w:val="28"/>
-          <w:szCs w:val="28"/>
-        </w:rPr>
-      </w:pPr>
-      <w:r>
-        <w:rPr>
-          <w:rFonts w:ascii="宋体" w:eastAsia="宋体" w:hAnsi="宋体" w:cs="宋体" w:hint="eastAsia"/>
+          <w:rFonts w:ascii="宋体" w:hAnsi="宋体" w:eastAsia="宋体" w:cs="宋体"/>
+          <w:sz w:val="28"/>
+          <w:szCs w:val="28"/>
+        </w:rPr>
+      </w:pPr>
+      <w:r>
+        <w:rPr>
+          <w:rFonts w:hint="eastAsia" w:ascii="宋体" w:hAnsi="宋体" w:eastAsia="宋体" w:cs="宋体"/>
           <w:sz w:val="28"/>
           <w:szCs w:val="28"/>
         </w:rPr>
         <w:tab/>
+      </w:r>
+      <w:r>
+        <w:rPr>
+          <w:rFonts w:hint="eastAsia" w:ascii="宋体" w:hAnsi="宋体" w:eastAsia="宋体" w:cs="宋体"/>
+          <w:sz w:val="28"/>
+          <w:szCs w:val="28"/>
+        </w:rPr>
         <w:t>- 决定系数：0.18477</w:t>
       </w:r>
     </w:p>
     <w:p>
       <w:pPr>
-        <w:pStyle w:val="BodyText"/>
+        <w:pStyle w:val="11"/>
         <w:numPr>
           <w:ilvl w:val="0"/>
           <w:numId w:val="14"/>
@@ -3278,7 +3396,7 @@
       </w:pPr>
       <w:r>
         <w:rPr>
-          <w:rFonts w:ascii="宋体" w:hAnsi="宋体" w:cs="宋体" w:hint="eastAsia"/>
+          <w:rFonts w:hint="eastAsia" w:ascii="宋体" w:hAnsi="宋体" w:cs="宋体"/>
           <w:sz w:val="28"/>
           <w:szCs w:val="28"/>
         </w:rPr>
@@ -3289,24 +3407,31 @@
       <w:pPr>
         <w:spacing w:line="360" w:lineRule="exact"/>
         <w:rPr>
-          <w:rFonts w:ascii="宋体" w:eastAsia="宋体" w:hAnsi="宋体" w:cs="宋体"/>
-          <w:sz w:val="28"/>
-          <w:szCs w:val="28"/>
-        </w:rPr>
-      </w:pPr>
-      <w:r>
-        <w:rPr>
-          <w:rFonts w:ascii="宋体" w:eastAsia="宋体" w:hAnsi="宋体" w:cs="宋体" w:hint="eastAsia"/>
+          <w:rFonts w:ascii="宋体" w:hAnsi="宋体" w:eastAsia="宋体" w:cs="宋体"/>
+          <w:sz w:val="28"/>
+          <w:szCs w:val="28"/>
+        </w:rPr>
+      </w:pPr>
+      <w:r>
+        <w:rPr>
+          <w:rFonts w:hint="eastAsia" w:ascii="宋体" w:hAnsi="宋体" w:eastAsia="宋体" w:cs="宋体"/>
           <w:sz w:val="28"/>
           <w:szCs w:val="28"/>
         </w:rPr>
         <w:tab/>
+      </w:r>
+      <w:r>
+        <w:rPr>
+          <w:rFonts w:hint="eastAsia" w:ascii="宋体" w:hAnsi="宋体" w:eastAsia="宋体" w:cs="宋体"/>
+          <w:sz w:val="28"/>
+          <w:szCs w:val="28"/>
+        </w:rPr>
         <w:t>决定系数低，拟合度低，线性模型没有很好地处理数据的能力</w:t>
       </w:r>
     </w:p>
     <w:p>
       <w:pPr>
-        <w:pStyle w:val="BodyText"/>
+        <w:pStyle w:val="11"/>
         <w:numPr>
           <w:ilvl w:val="0"/>
           <w:numId w:val="14"/>
@@ -3321,7 +3446,7 @@
       </w:pPr>
       <w:r>
         <w:rPr>
-          <w:rFonts w:ascii="宋体" w:hAnsi="宋体" w:cs="宋体" w:hint="eastAsia"/>
+          <w:rFonts w:hint="eastAsia" w:ascii="宋体" w:hAnsi="宋体" w:cs="宋体"/>
           <w:sz w:val="28"/>
           <w:szCs w:val="28"/>
         </w:rPr>
@@ -3332,63 +3457,52 @@
       <w:pPr>
         <w:spacing w:line="360" w:lineRule="exact"/>
         <w:rPr>
-          <w:rFonts w:ascii="宋体" w:eastAsia="宋体" w:hAnsi="宋体" w:cs="宋体"/>
-          <w:sz w:val="28"/>
-          <w:szCs w:val="28"/>
-        </w:rPr>
-      </w:pPr>
-      <w:r>
-        <w:rPr>
-          <w:rFonts w:ascii="宋体" w:eastAsia="宋体" w:hAnsi="宋体" w:cs="宋体" w:hint="eastAsia"/>
+          <w:rFonts w:ascii="宋体" w:hAnsi="宋体" w:eastAsia="宋体" w:cs="宋体"/>
+          <w:sz w:val="28"/>
+          <w:szCs w:val="28"/>
+        </w:rPr>
+      </w:pPr>
+      <w:r>
+        <w:rPr>
+          <w:rFonts w:hint="eastAsia" w:ascii="宋体" w:hAnsi="宋体" w:eastAsia="宋体" w:cs="宋体"/>
           <w:sz w:val="28"/>
           <w:szCs w:val="28"/>
         </w:rPr>
         <w:tab/>
-        <w:t>引入</w:t>
-      </w:r>
-      <w:proofErr w:type="spellStart"/>
-      <w:r>
-        <w:rPr>
-          <w:rFonts w:ascii="宋体" w:eastAsia="宋体" w:hAnsi="宋体" w:cs="宋体" w:hint="eastAsia"/>
-          <w:sz w:val="28"/>
-          <w:szCs w:val="28"/>
-        </w:rPr>
-        <w:t>XGBoost</w:t>
-      </w:r>
-      <w:proofErr w:type="spellEnd"/>
-      <w:r>
-        <w:rPr>
-          <w:rFonts w:ascii="宋体" w:eastAsia="宋体" w:hAnsi="宋体" w:cs="宋体" w:hint="eastAsia"/>
-          <w:sz w:val="28"/>
-          <w:szCs w:val="28"/>
-        </w:rPr>
-        <w:t>模型提高预测能力，进一步优化特征选择</w:t>
-      </w:r>
-    </w:p>
-    <w:p>
-      <w:pPr>
-        <w:spacing w:line="360" w:lineRule="exact"/>
-        <w:rPr>
-          <w:rFonts w:ascii="宋体" w:eastAsia="宋体" w:hAnsi="宋体" w:cs="宋体"/>
-          <w:sz w:val="28"/>
-          <w:szCs w:val="28"/>
-        </w:rPr>
-      </w:pPr>
-    </w:p>
-    <w:p>
-      <w:pPr>
-        <w:pStyle w:val="BodyText"/>
-        <w:spacing w:line="360" w:lineRule="exact"/>
-        <w:ind w:firstLineChars="0" w:firstLine="0"/>
-        <w:rPr>
-          <w:rFonts w:ascii="宋体" w:hAnsi="宋体" w:cs="宋体"/>
-          <w:sz w:val="28"/>
-          <w:szCs w:val="28"/>
-        </w:rPr>
-      </w:pPr>
-      <w:r>
-        <w:rPr>
-          <w:rFonts w:ascii="宋体" w:hAnsi="宋体" w:cs="宋体" w:hint="eastAsia"/>
+      </w:r>
+      <w:r>
+        <w:rPr>
+          <w:rFonts w:hint="eastAsia" w:ascii="宋体" w:hAnsi="宋体" w:eastAsia="宋体" w:cs="宋体"/>
+          <w:sz w:val="28"/>
+          <w:szCs w:val="28"/>
+        </w:rPr>
+        <w:t>引入XGBoost模型提高预测能力，进一步优化特征选择</w:t>
+      </w:r>
+    </w:p>
+    <w:p>
+      <w:pPr>
+        <w:spacing w:line="360" w:lineRule="exact"/>
+        <w:rPr>
+          <w:rFonts w:ascii="宋体" w:hAnsi="宋体" w:eastAsia="宋体" w:cs="宋体"/>
+          <w:sz w:val="28"/>
+          <w:szCs w:val="28"/>
+        </w:rPr>
+      </w:pPr>
+    </w:p>
+    <w:p>
+      <w:pPr>
+        <w:pStyle w:val="11"/>
+        <w:spacing w:line="360" w:lineRule="exact"/>
+        <w:ind w:firstLine="0" w:firstLineChars="0"/>
+        <w:rPr>
+          <w:rFonts w:ascii="宋体" w:hAnsi="宋体" w:cs="宋体"/>
+          <w:sz w:val="28"/>
+          <w:szCs w:val="28"/>
+        </w:rPr>
+      </w:pPr>
+      <w:r>
+        <w:rPr>
+          <w:rFonts w:hint="eastAsia" w:ascii="宋体" w:hAnsi="宋体" w:cs="宋体"/>
           <w:sz w:val="28"/>
           <w:szCs w:val="28"/>
         </w:rPr>
@@ -3397,7 +3511,7 @@
     </w:p>
     <w:p>
       <w:pPr>
-        <w:pStyle w:val="BodyText"/>
+        <w:pStyle w:val="11"/>
         <w:numPr>
           <w:ilvl w:val="0"/>
           <w:numId w:val="15"/>
@@ -3412,11 +3526,10 @@
       </w:pPr>
       <w:r>
         <w:rPr>
-          <w:rFonts w:ascii="宋体" w:hAnsi="宋体" w:cs="宋体" w:hint="eastAsia"/>
-          <w:sz w:val="28"/>
-          <w:szCs w:val="28"/>
-        </w:rPr>
-        <w:lastRenderedPageBreak/>
+          <w:rFonts w:hint="eastAsia" w:ascii="宋体" w:hAnsi="宋体" w:cs="宋体"/>
+          <w:sz w:val="28"/>
+          <w:szCs w:val="28"/>
+        </w:rPr>
         <w:t>模型能力：</w:t>
       </w:r>
     </w:p>
@@ -3424,18 +3537,25 @@
       <w:pPr>
         <w:spacing w:line="360" w:lineRule="exact"/>
         <w:rPr>
-          <w:rFonts w:ascii="宋体" w:eastAsia="宋体" w:hAnsi="宋体" w:cs="宋体"/>
-          <w:sz w:val="28"/>
-          <w:szCs w:val="28"/>
-        </w:rPr>
-      </w:pPr>
-      <w:r>
-        <w:rPr>
-          <w:rFonts w:ascii="宋体" w:eastAsia="宋体" w:hAnsi="宋体" w:cs="宋体" w:hint="eastAsia"/>
+          <w:rFonts w:ascii="宋体" w:hAnsi="宋体" w:eastAsia="宋体" w:cs="宋体"/>
+          <w:sz w:val="28"/>
+          <w:szCs w:val="28"/>
+        </w:rPr>
+      </w:pPr>
+      <w:r>
+        <w:rPr>
+          <w:rFonts w:hint="eastAsia" w:ascii="宋体" w:hAnsi="宋体" w:eastAsia="宋体" w:cs="宋体"/>
           <w:sz w:val="28"/>
           <w:szCs w:val="28"/>
         </w:rPr>
         <w:tab/>
+      </w:r>
+      <w:r>
+        <w:rPr>
+          <w:rFonts w:hint="eastAsia" w:ascii="宋体" w:hAnsi="宋体" w:eastAsia="宋体" w:cs="宋体"/>
+          <w:sz w:val="28"/>
+          <w:szCs w:val="28"/>
+        </w:rPr>
         <w:t>- 均方误差：8096170.7582</w:t>
       </w:r>
     </w:p>
@@ -3443,18 +3563,25 @@
       <w:pPr>
         <w:spacing w:line="360" w:lineRule="exact"/>
         <w:rPr>
-          <w:rFonts w:ascii="宋体" w:eastAsia="宋体" w:hAnsi="宋体" w:cs="宋体"/>
-          <w:sz w:val="28"/>
-          <w:szCs w:val="28"/>
-        </w:rPr>
-      </w:pPr>
-      <w:r>
-        <w:rPr>
-          <w:rFonts w:ascii="宋体" w:eastAsia="宋体" w:hAnsi="宋体" w:cs="宋体" w:hint="eastAsia"/>
+          <w:rFonts w:ascii="宋体" w:hAnsi="宋体" w:eastAsia="宋体" w:cs="宋体"/>
+          <w:sz w:val="28"/>
+          <w:szCs w:val="28"/>
+        </w:rPr>
+      </w:pPr>
+      <w:r>
+        <w:rPr>
+          <w:rFonts w:hint="eastAsia" w:ascii="宋体" w:hAnsi="宋体" w:eastAsia="宋体" w:cs="宋体"/>
           <w:sz w:val="28"/>
           <w:szCs w:val="28"/>
         </w:rPr>
         <w:tab/>
+      </w:r>
+      <w:r>
+        <w:rPr>
+          <w:rFonts w:hint="eastAsia" w:ascii="宋体" w:hAnsi="宋体" w:eastAsia="宋体" w:cs="宋体"/>
+          <w:sz w:val="28"/>
+          <w:szCs w:val="28"/>
+        </w:rPr>
         <w:t>- 平均绝对误差：2421.8278</w:t>
       </w:r>
     </w:p>
@@ -3462,24 +3589,31 @@
       <w:pPr>
         <w:spacing w:line="360" w:lineRule="exact"/>
         <w:rPr>
-          <w:rFonts w:ascii="宋体" w:eastAsia="宋体" w:hAnsi="宋体" w:cs="宋体"/>
-          <w:sz w:val="28"/>
-          <w:szCs w:val="28"/>
-        </w:rPr>
-      </w:pPr>
-      <w:r>
-        <w:rPr>
-          <w:rFonts w:ascii="宋体" w:eastAsia="宋体" w:hAnsi="宋体" w:cs="宋体" w:hint="eastAsia"/>
+          <w:rFonts w:ascii="宋体" w:hAnsi="宋体" w:eastAsia="宋体" w:cs="宋体"/>
+          <w:sz w:val="28"/>
+          <w:szCs w:val="28"/>
+        </w:rPr>
+      </w:pPr>
+      <w:r>
+        <w:rPr>
+          <w:rFonts w:hint="eastAsia" w:ascii="宋体" w:hAnsi="宋体" w:eastAsia="宋体" w:cs="宋体"/>
           <w:sz w:val="28"/>
           <w:szCs w:val="28"/>
         </w:rPr>
         <w:tab/>
+      </w:r>
+      <w:r>
+        <w:rPr>
+          <w:rFonts w:hint="eastAsia" w:ascii="宋体" w:hAnsi="宋体" w:eastAsia="宋体" w:cs="宋体"/>
+          <w:sz w:val="28"/>
+          <w:szCs w:val="28"/>
+        </w:rPr>
         <w:t>- 决定系数：-0.154145833</w:t>
       </w:r>
     </w:p>
     <w:p>
       <w:pPr>
-        <w:pStyle w:val="BodyText"/>
+        <w:pStyle w:val="11"/>
         <w:numPr>
           <w:ilvl w:val="0"/>
           <w:numId w:val="15"/>
@@ -3494,7 +3628,7 @@
       </w:pPr>
       <w:r>
         <w:rPr>
-          <w:rFonts w:ascii="宋体" w:hAnsi="宋体" w:cs="宋体" w:hint="eastAsia"/>
+          <w:rFonts w:hint="eastAsia" w:ascii="宋体" w:hAnsi="宋体" w:cs="宋体"/>
           <w:sz w:val="28"/>
           <w:szCs w:val="28"/>
         </w:rPr>
@@ -3503,7 +3637,7 @@
     </w:p>
     <w:p>
       <w:pPr>
-        <w:pStyle w:val="BodyText"/>
+        <w:pStyle w:val="11"/>
         <w:spacing w:line="360" w:lineRule="exact"/>
         <w:ind w:firstLine="560"/>
         <w:rPr>
@@ -3514,7 +3648,7 @@
       </w:pPr>
       <w:r>
         <w:rPr>
-          <w:rFonts w:ascii="宋体" w:hAnsi="宋体" w:cs="宋体" w:hint="eastAsia"/>
+          <w:rFonts w:hint="eastAsia" w:ascii="宋体" w:hAnsi="宋体" w:cs="宋体"/>
           <w:sz w:val="28"/>
           <w:szCs w:val="28"/>
         </w:rPr>
@@ -3523,7 +3657,7 @@
     </w:p>
     <w:p>
       <w:pPr>
-        <w:pStyle w:val="BodyText"/>
+        <w:pStyle w:val="11"/>
         <w:numPr>
           <w:ilvl w:val="0"/>
           <w:numId w:val="15"/>
@@ -3538,7 +3672,7 @@
       </w:pPr>
       <w:r>
         <w:rPr>
-          <w:rFonts w:ascii="宋体" w:hAnsi="宋体" w:cs="宋体" w:hint="eastAsia"/>
+          <w:rFonts w:hint="eastAsia" w:ascii="宋体" w:hAnsi="宋体" w:cs="宋体"/>
           <w:sz w:val="28"/>
           <w:szCs w:val="28"/>
         </w:rPr>
@@ -3549,18 +3683,25 @@
       <w:pPr>
         <w:spacing w:line="360" w:lineRule="exact"/>
         <w:rPr>
-          <w:rFonts w:ascii="宋体" w:eastAsia="宋体" w:hAnsi="宋体" w:cs="宋体"/>
-          <w:sz w:val="28"/>
-          <w:szCs w:val="28"/>
-        </w:rPr>
-      </w:pPr>
-      <w:r>
-        <w:rPr>
-          <w:rFonts w:ascii="宋体" w:eastAsia="宋体" w:hAnsi="宋体" w:cs="宋体" w:hint="eastAsia"/>
+          <w:rFonts w:ascii="宋体" w:hAnsi="宋体" w:eastAsia="宋体" w:cs="宋体"/>
+          <w:sz w:val="28"/>
+          <w:szCs w:val="28"/>
+        </w:rPr>
+      </w:pPr>
+      <w:r>
+        <w:rPr>
+          <w:rFonts w:hint="eastAsia" w:ascii="宋体" w:hAnsi="宋体" w:eastAsia="宋体" w:cs="宋体"/>
           <w:sz w:val="28"/>
           <w:szCs w:val="28"/>
         </w:rPr>
         <w:tab/>
+      </w:r>
+      <w:r>
+        <w:rPr>
+          <w:rFonts w:hint="eastAsia" w:ascii="宋体" w:hAnsi="宋体" w:eastAsia="宋体" w:cs="宋体"/>
+          <w:sz w:val="28"/>
+          <w:szCs w:val="28"/>
+        </w:rPr>
         <w:t>按需调整决策树模型的相关参数，使用更复杂的模型处理数据，选择合适的特征，进行特征选择的优化</w:t>
       </w:r>
     </w:p>
@@ -3568,15 +3709,15 @@
       <w:pPr>
         <w:spacing w:line="360" w:lineRule="exact"/>
         <w:rPr>
-          <w:rFonts w:ascii="宋体" w:eastAsia="宋体" w:hAnsi="宋体" w:cs="宋体"/>
-          <w:sz w:val="28"/>
-          <w:szCs w:val="28"/>
-        </w:rPr>
-      </w:pPr>
-    </w:p>
-    <w:p>
-      <w:pPr>
-        <w:pStyle w:val="BodyText"/>
+          <w:rFonts w:ascii="宋体" w:hAnsi="宋体" w:eastAsia="宋体" w:cs="宋体"/>
+          <w:sz w:val="28"/>
+          <w:szCs w:val="28"/>
+        </w:rPr>
+      </w:pPr>
+    </w:p>
+    <w:p>
+      <w:pPr>
+        <w:pStyle w:val="11"/>
         <w:numPr>
           <w:ilvl w:val="2"/>
           <w:numId w:val="15"/>
@@ -3590,7 +3731,7 @@
       </w:pPr>
       <w:r>
         <w:rPr>
-          <w:rFonts w:ascii="宋体" w:hAnsi="宋体" w:cs="宋体" w:hint="eastAsia"/>
+          <w:rFonts w:hint="eastAsia" w:ascii="宋体" w:hAnsi="宋体" w:cs="宋体"/>
           <w:sz w:val="28"/>
           <w:szCs w:val="28"/>
         </w:rPr>
@@ -3599,9 +3740,9 @@
     </w:p>
     <w:p>
       <w:pPr>
-        <w:pStyle w:val="BodyText"/>
-        <w:spacing w:line="360" w:lineRule="exact"/>
-        <w:ind w:firstLineChars="0" w:firstLine="0"/>
+        <w:pStyle w:val="11"/>
+        <w:spacing w:line="360" w:lineRule="exact"/>
+        <w:ind w:firstLine="0" w:firstLineChars="0"/>
         <w:rPr>
           <w:rFonts w:ascii="宋体" w:hAnsi="宋体" w:cs="宋体"/>
           <w:color w:val="FF0000"/>
@@ -3611,7 +3752,7 @@
       </w:pPr>
       <w:r>
         <w:rPr>
-          <w:rFonts w:ascii="宋体" w:hAnsi="宋体" w:cs="宋体" w:hint="eastAsia"/>
+          <w:rFonts w:hint="eastAsia" w:ascii="宋体" w:hAnsi="宋体" w:cs="宋体"/>
           <w:color w:val="FF0000"/>
           <w:sz w:val="28"/>
           <w:szCs w:val="28"/>
@@ -3621,18 +3762,18 @@
     </w:p>
     <w:p>
       <w:pPr>
-        <w:pStyle w:val="BodyText"/>
-        <w:spacing w:line="360" w:lineRule="exact"/>
-        <w:ind w:firstLineChars="0" w:firstLine="0"/>
-        <w:rPr>
-          <w:rFonts w:ascii="宋体" w:hAnsi="宋体" w:cs="宋体"/>
-          <w:sz w:val="28"/>
-          <w:szCs w:val="28"/>
-        </w:rPr>
-      </w:pPr>
-      <w:r>
-        <w:rPr>
-          <w:rFonts w:ascii="宋体" w:hAnsi="宋体" w:cs="宋体" w:hint="eastAsia"/>
+        <w:pStyle w:val="11"/>
+        <w:spacing w:line="360" w:lineRule="exact"/>
+        <w:ind w:firstLine="0" w:firstLineChars="0"/>
+        <w:rPr>
+          <w:rFonts w:ascii="宋体" w:hAnsi="宋体" w:cs="宋体"/>
+          <w:sz w:val="28"/>
+          <w:szCs w:val="28"/>
+        </w:rPr>
+      </w:pPr>
+      <w:r>
+        <w:rPr>
+          <w:rFonts w:hint="eastAsia" w:ascii="宋体" w:hAnsi="宋体" w:cs="宋体"/>
           <w:sz w:val="28"/>
           <w:szCs w:val="28"/>
         </w:rPr>
@@ -3641,18 +3782,18 @@
     </w:p>
     <w:p>
       <w:pPr>
-        <w:pStyle w:val="BodyText"/>
-        <w:spacing w:line="360" w:lineRule="exact"/>
-        <w:ind w:firstLineChars="100" w:firstLine="280"/>
-        <w:rPr>
-          <w:rFonts w:ascii="宋体" w:hAnsi="宋体" w:cs="宋体"/>
-          <w:sz w:val="28"/>
-          <w:szCs w:val="28"/>
-        </w:rPr>
-      </w:pPr>
-      <w:r>
-        <w:rPr>
-          <w:rFonts w:ascii="宋体" w:hAnsi="宋体" w:cs="宋体" w:hint="eastAsia"/>
+        <w:pStyle w:val="11"/>
+        <w:spacing w:line="360" w:lineRule="exact"/>
+        <w:ind w:firstLine="280" w:firstLineChars="100"/>
+        <w:rPr>
+          <w:rFonts w:ascii="宋体" w:hAnsi="宋体" w:cs="宋体"/>
+          <w:sz w:val="28"/>
+          <w:szCs w:val="28"/>
+        </w:rPr>
+      </w:pPr>
+      <w:r>
+        <w:rPr>
+          <w:rFonts w:hint="eastAsia" w:ascii="宋体" w:hAnsi="宋体" w:cs="宋体"/>
           <w:sz w:val="28"/>
           <w:szCs w:val="28"/>
         </w:rPr>
@@ -3663,18 +3804,25 @@
       <w:pPr>
         <w:spacing w:line="360" w:lineRule="exact"/>
         <w:rPr>
-          <w:rFonts w:ascii="宋体" w:eastAsia="宋体" w:hAnsi="宋体" w:cs="宋体"/>
-          <w:sz w:val="28"/>
-          <w:szCs w:val="28"/>
-        </w:rPr>
-      </w:pPr>
-      <w:r>
-        <w:rPr>
-          <w:rFonts w:ascii="宋体" w:eastAsia="宋体" w:hAnsi="宋体" w:cs="宋体" w:hint="eastAsia"/>
+          <w:rFonts w:ascii="宋体" w:hAnsi="宋体" w:eastAsia="宋体" w:cs="宋体"/>
+          <w:sz w:val="28"/>
+          <w:szCs w:val="28"/>
+        </w:rPr>
+      </w:pPr>
+      <w:r>
+        <w:rPr>
+          <w:rFonts w:hint="eastAsia" w:ascii="宋体" w:hAnsi="宋体" w:eastAsia="宋体" w:cs="宋体"/>
           <w:sz w:val="28"/>
           <w:szCs w:val="28"/>
         </w:rPr>
         <w:tab/>
+      </w:r>
+      <w:r>
+        <w:rPr>
+          <w:rFonts w:hint="eastAsia" w:ascii="宋体" w:hAnsi="宋体" w:eastAsia="宋体" w:cs="宋体"/>
+          <w:sz w:val="28"/>
+          <w:szCs w:val="28"/>
+        </w:rPr>
         <w:t>常用功能（写3个）：调整音量、查询新闻、查天气</w:t>
       </w:r>
     </w:p>
@@ -3682,35 +3830,52 @@
       <w:pPr>
         <w:spacing w:line="360" w:lineRule="exact"/>
         <w:rPr>
-          <w:rFonts w:ascii="宋体" w:eastAsia="宋体" w:hAnsi="宋体" w:cs="宋体"/>
-          <w:sz w:val="28"/>
-          <w:szCs w:val="28"/>
-        </w:rPr>
-      </w:pPr>
-      <w:r>
-        <w:rPr>
-          <w:rFonts w:ascii="宋体" w:eastAsia="宋体" w:hAnsi="宋体" w:cs="宋体" w:hint="eastAsia"/>
+          <w:rFonts w:hint="eastAsia" w:ascii="宋体" w:hAnsi="宋体" w:eastAsia="宋体" w:cs="宋体"/>
+          <w:sz w:val="28"/>
+          <w:szCs w:val="28"/>
+          <w:lang w:val="en-US" w:eastAsia="zh-CN"/>
+        </w:rPr>
+      </w:pPr>
+      <w:r>
+        <w:rPr>
+          <w:rFonts w:hint="eastAsia" w:ascii="宋体" w:hAnsi="宋体" w:eastAsia="宋体" w:cs="宋体"/>
           <w:sz w:val="28"/>
           <w:szCs w:val="28"/>
         </w:rPr>
         <w:tab/>
+      </w:r>
+      <w:r>
+        <w:rPr>
+          <w:rFonts w:hint="eastAsia" w:ascii="宋体" w:hAnsi="宋体" w:eastAsia="宋体" w:cs="宋体"/>
+          <w:sz w:val="28"/>
+          <w:szCs w:val="28"/>
+        </w:rPr>
         <w:t>使用频率：最受欢迎：调整音量；较少使用：播放音乐</w:t>
       </w:r>
-    </w:p>
-    <w:p>
-      <w:pPr>
-        <w:pStyle w:val="BodyText"/>
-        <w:spacing w:line="360" w:lineRule="exact"/>
-        <w:ind w:firstLineChars="100" w:firstLine="280"/>
-        <w:rPr>
-          <w:rFonts w:ascii="宋体" w:hAnsi="宋体" w:cs="宋体"/>
-          <w:sz w:val="28"/>
-          <w:szCs w:val="28"/>
-        </w:rPr>
-      </w:pPr>
-      <w:r>
-        <w:rPr>
-          <w:rFonts w:ascii="宋体" w:hAnsi="宋体" w:cs="宋体" w:hint="eastAsia"/>
+      <w:r>
+        <w:rPr>
+          <w:rFonts w:hint="eastAsia" w:ascii="宋体" w:hAnsi="宋体" w:eastAsia="宋体" w:cs="宋体"/>
+          <w:sz w:val="28"/>
+          <w:szCs w:val="28"/>
+          <w:lang w:val="en-US" w:eastAsia="zh-CN"/>
+        </w:rPr>
+        <w:t xml:space="preserve"> 控制家居</w:t>
+      </w:r>
+    </w:p>
+    <w:p>
+      <w:pPr>
+        <w:pStyle w:val="11"/>
+        <w:spacing w:line="360" w:lineRule="exact"/>
+        <w:ind w:firstLine="280" w:firstLineChars="100"/>
+        <w:rPr>
+          <w:rFonts w:ascii="宋体" w:hAnsi="宋体" w:cs="宋体"/>
+          <w:sz w:val="28"/>
+          <w:szCs w:val="28"/>
+        </w:rPr>
+      </w:pPr>
+      <w:r>
+        <w:rPr>
+          <w:rFonts w:hint="eastAsia" w:ascii="宋体" w:hAnsi="宋体" w:cs="宋体"/>
           <w:sz w:val="28"/>
           <w:szCs w:val="28"/>
         </w:rPr>
@@ -3720,16 +3885,16 @@
     <w:p>
       <w:pPr>
         <w:spacing w:line="360" w:lineRule="exact"/>
-        <w:ind w:firstLineChars="300" w:firstLine="840"/>
-        <w:rPr>
-          <w:rFonts w:ascii="宋体" w:eastAsia="宋体" w:hAnsi="宋体" w:cs="宋体"/>
-          <w:sz w:val="28"/>
-          <w:szCs w:val="28"/>
-        </w:rPr>
-      </w:pPr>
-      <w:r>
-        <w:rPr>
-          <w:rFonts w:ascii="宋体" w:eastAsia="宋体" w:hAnsi="宋体" w:cs="宋体" w:hint="eastAsia"/>
+        <w:ind w:firstLine="840" w:firstLineChars="300"/>
+        <w:rPr>
+          <w:rFonts w:ascii="宋体" w:hAnsi="宋体" w:eastAsia="宋体" w:cs="宋体"/>
+          <w:sz w:val="28"/>
+          <w:szCs w:val="28"/>
+        </w:rPr>
+      </w:pPr>
+      <w:r>
+        <w:rPr>
+          <w:rFonts w:hint="eastAsia" w:ascii="宋体" w:hAnsi="宋体" w:eastAsia="宋体" w:cs="宋体"/>
           <w:sz w:val="28"/>
           <w:szCs w:val="28"/>
         </w:rPr>
@@ -3740,14 +3905,14 @@
       <w:pPr>
         <w:spacing w:line="360" w:lineRule="exact"/>
         <w:rPr>
-          <w:rFonts w:ascii="宋体" w:eastAsia="宋体" w:hAnsi="宋体" w:cs="宋体"/>
-          <w:sz w:val="28"/>
-          <w:szCs w:val="28"/>
-        </w:rPr>
-      </w:pPr>
-      <w:r>
-        <w:rPr>
-          <w:rFonts w:ascii="宋体" w:eastAsia="宋体" w:hAnsi="宋体" w:cs="宋体" w:hint="eastAsia"/>
+          <w:rFonts w:ascii="宋体" w:hAnsi="宋体" w:eastAsia="宋体" w:cs="宋体"/>
+          <w:sz w:val="28"/>
+          <w:szCs w:val="28"/>
+        </w:rPr>
+      </w:pPr>
+      <w:r>
+        <w:rPr>
+          <w:rFonts w:hint="eastAsia" w:ascii="宋体" w:hAnsi="宋体" w:eastAsia="宋体" w:cs="宋体"/>
           <w:sz w:val="28"/>
           <w:szCs w:val="28"/>
         </w:rPr>
@@ -3755,11 +3920,18 @@
       </w:r>
       <w:r>
         <w:rPr>
-          <w:rFonts w:ascii="宋体" w:eastAsia="宋体" w:hAnsi="宋体" w:cs="宋体" w:hint="eastAsia"/>
+          <w:rFonts w:hint="eastAsia" w:ascii="宋体" w:hAnsi="宋体" w:eastAsia="宋体" w:cs="宋体"/>
           <w:sz w:val="28"/>
           <w:szCs w:val="28"/>
         </w:rPr>
         <w:tab/>
+      </w:r>
+      <w:r>
+        <w:rPr>
+          <w:rFonts w:hint="eastAsia" w:ascii="宋体" w:hAnsi="宋体" w:eastAsia="宋体" w:cs="宋体"/>
+          <w:sz w:val="28"/>
+          <w:szCs w:val="28"/>
+        </w:rPr>
         <w:t>最短：查询新闻</w:t>
       </w:r>
     </w:p>
@@ -3767,14 +3939,14 @@
       <w:pPr>
         <w:spacing w:line="360" w:lineRule="exact"/>
         <w:rPr>
-          <w:rFonts w:ascii="宋体" w:eastAsia="宋体" w:hAnsi="宋体" w:cs="宋体"/>
-          <w:sz w:val="28"/>
-          <w:szCs w:val="28"/>
-        </w:rPr>
-      </w:pPr>
-      <w:r>
-        <w:rPr>
-          <w:rFonts w:ascii="宋体" w:eastAsia="宋体" w:hAnsi="宋体" w:cs="宋体" w:hint="eastAsia"/>
+          <w:rFonts w:ascii="宋体" w:hAnsi="宋体" w:eastAsia="宋体" w:cs="宋体"/>
+          <w:sz w:val="28"/>
+          <w:szCs w:val="28"/>
+        </w:rPr>
+      </w:pPr>
+      <w:r>
+        <w:rPr>
+          <w:rFonts w:hint="eastAsia" w:ascii="宋体" w:hAnsi="宋体" w:eastAsia="宋体" w:cs="宋体"/>
           <w:sz w:val="28"/>
           <w:szCs w:val="28"/>
         </w:rPr>
@@ -3782,28 +3954,35 @@
       </w:r>
       <w:r>
         <w:rPr>
-          <w:rFonts w:ascii="宋体" w:eastAsia="宋体" w:hAnsi="宋体" w:cs="宋体" w:hint="eastAsia"/>
+          <w:rFonts w:hint="eastAsia" w:ascii="宋体" w:hAnsi="宋体" w:eastAsia="宋体" w:cs="宋体"/>
           <w:sz w:val="28"/>
           <w:szCs w:val="28"/>
         </w:rPr>
         <w:tab/>
+      </w:r>
+      <w:r>
+        <w:rPr>
+          <w:rFonts w:hint="eastAsia" w:ascii="宋体" w:hAnsi="宋体" w:eastAsia="宋体" w:cs="宋体"/>
+          <w:sz w:val="28"/>
+          <w:szCs w:val="28"/>
+        </w:rPr>
         <w:t>适中：查询知识、调整音量、提醒事项</w:t>
       </w:r>
     </w:p>
     <w:p>
       <w:pPr>
-        <w:pStyle w:val="BodyText"/>
-        <w:spacing w:line="360" w:lineRule="exact"/>
-        <w:ind w:firstLineChars="0" w:firstLine="0"/>
-        <w:rPr>
-          <w:rFonts w:ascii="宋体" w:hAnsi="宋体" w:cs="宋体"/>
-          <w:sz w:val="28"/>
-          <w:szCs w:val="28"/>
-        </w:rPr>
-      </w:pPr>
-      <w:r>
-        <w:rPr>
-          <w:rFonts w:ascii="宋体" w:hAnsi="宋体" w:cs="宋体" w:hint="eastAsia"/>
+        <w:pStyle w:val="11"/>
+        <w:spacing w:line="360" w:lineRule="exact"/>
+        <w:ind w:firstLine="0" w:firstLineChars="0"/>
+        <w:rPr>
+          <w:rFonts w:ascii="宋体" w:hAnsi="宋体" w:cs="宋体"/>
+          <w:sz w:val="28"/>
+          <w:szCs w:val="28"/>
+        </w:rPr>
+      </w:pPr>
+      <w:r>
+        <w:rPr>
+          <w:rFonts w:hint="eastAsia" w:ascii="宋体" w:hAnsi="宋体" w:cs="宋体"/>
           <w:sz w:val="28"/>
           <w:szCs w:val="28"/>
         </w:rPr>
@@ -3814,18 +3993,25 @@
       <w:pPr>
         <w:spacing w:line="360" w:lineRule="exact"/>
         <w:rPr>
-          <w:rFonts w:ascii="宋体" w:eastAsia="宋体" w:hAnsi="宋体" w:cs="宋体"/>
-          <w:sz w:val="28"/>
-          <w:szCs w:val="28"/>
-        </w:rPr>
-      </w:pPr>
-      <w:r>
-        <w:rPr>
-          <w:rFonts w:ascii="宋体" w:eastAsia="宋体" w:hAnsi="宋体" w:cs="宋体" w:hint="eastAsia"/>
+          <w:rFonts w:ascii="宋体" w:hAnsi="宋体" w:eastAsia="宋体" w:cs="宋体"/>
+          <w:sz w:val="28"/>
+          <w:szCs w:val="28"/>
+        </w:rPr>
+      </w:pPr>
+      <w:r>
+        <w:rPr>
+          <w:rFonts w:hint="eastAsia" w:ascii="宋体" w:hAnsi="宋体" w:eastAsia="宋体" w:cs="宋体"/>
           <w:sz w:val="28"/>
           <w:szCs w:val="28"/>
         </w:rPr>
         <w:tab/>
+      </w:r>
+      <w:r>
+        <w:rPr>
+          <w:rFonts w:hint="eastAsia" w:ascii="宋体" w:hAnsi="宋体" w:eastAsia="宋体" w:cs="宋体"/>
+          <w:sz w:val="28"/>
+          <w:szCs w:val="28"/>
+        </w:rPr>
         <w:t>提高语音识别准确率：多轮语义理解识别，结合上下文识别用户意图，减少误触发</w:t>
       </w:r>
     </w:p>
@@ -3833,18 +4019,25 @@
       <w:pPr>
         <w:spacing w:line="360" w:lineRule="exact"/>
         <w:rPr>
-          <w:rFonts w:ascii="宋体" w:eastAsia="宋体" w:hAnsi="宋体" w:cs="宋体"/>
-          <w:sz w:val="28"/>
-          <w:szCs w:val="28"/>
-        </w:rPr>
-      </w:pPr>
-      <w:r>
-        <w:rPr>
-          <w:rFonts w:ascii="宋体" w:eastAsia="宋体" w:hAnsi="宋体" w:cs="宋体" w:hint="eastAsia"/>
+          <w:rFonts w:ascii="宋体" w:hAnsi="宋体" w:eastAsia="宋体" w:cs="宋体"/>
+          <w:sz w:val="28"/>
+          <w:szCs w:val="28"/>
+        </w:rPr>
+      </w:pPr>
+      <w:r>
+        <w:rPr>
+          <w:rFonts w:hint="eastAsia" w:ascii="宋体" w:hAnsi="宋体" w:eastAsia="宋体" w:cs="宋体"/>
           <w:sz w:val="28"/>
           <w:szCs w:val="28"/>
         </w:rPr>
         <w:tab/>
+      </w:r>
+      <w:r>
+        <w:rPr>
+          <w:rFonts w:hint="eastAsia" w:ascii="宋体" w:hAnsi="宋体" w:eastAsia="宋体" w:cs="宋体"/>
+          <w:sz w:val="28"/>
+          <w:szCs w:val="28"/>
+        </w:rPr>
         <w:t>提高响应速度：对高频功能使用缓存或预加载机制</w:t>
       </w:r>
     </w:p>
@@ -3852,18 +4045,25 @@
       <w:pPr>
         <w:spacing w:line="360" w:lineRule="exact"/>
         <w:rPr>
-          <w:rFonts w:ascii="宋体" w:eastAsia="宋体" w:hAnsi="宋体" w:cs="宋体"/>
-          <w:sz w:val="28"/>
-          <w:szCs w:val="28"/>
-        </w:rPr>
-      </w:pPr>
-      <w:r>
-        <w:rPr>
-          <w:rFonts w:ascii="宋体" w:eastAsia="宋体" w:hAnsi="宋体" w:cs="宋体" w:hint="eastAsia"/>
+          <w:rFonts w:ascii="宋体" w:hAnsi="宋体" w:eastAsia="宋体" w:cs="宋体"/>
+          <w:sz w:val="28"/>
+          <w:szCs w:val="28"/>
+        </w:rPr>
+      </w:pPr>
+      <w:r>
+        <w:rPr>
+          <w:rFonts w:hint="eastAsia" w:ascii="宋体" w:hAnsi="宋体" w:eastAsia="宋体" w:cs="宋体"/>
           <w:sz w:val="28"/>
           <w:szCs w:val="28"/>
         </w:rPr>
         <w:tab/>
+      </w:r>
+      <w:r>
+        <w:rPr>
+          <w:rFonts w:hint="eastAsia" w:ascii="宋体" w:hAnsi="宋体" w:eastAsia="宋体" w:cs="宋体"/>
+          <w:sz w:val="28"/>
+          <w:szCs w:val="28"/>
+        </w:rPr>
         <w:t>加强功能引导：通过语音提示或者APP通知向用户推荐冷门但实用功能，提高功能覆盖率</w:t>
       </w:r>
     </w:p>
@@ -3871,26 +4071,26 @@
       <w:pPr>
         <w:spacing w:line="360" w:lineRule="exact"/>
         <w:rPr>
-          <w:rFonts w:ascii="宋体" w:eastAsia="宋体" w:hAnsi="宋体" w:cs="宋体"/>
-          <w:sz w:val="28"/>
-          <w:szCs w:val="28"/>
-        </w:rPr>
-      </w:pPr>
-    </w:p>
-    <w:p>
-      <w:pPr>
-        <w:pStyle w:val="BodyText"/>
-        <w:spacing w:line="360" w:lineRule="exact"/>
-        <w:ind w:firstLineChars="0" w:firstLine="0"/>
-        <w:rPr>
-          <w:rFonts w:ascii="宋体" w:hAnsi="宋体" w:cs="宋体"/>
-          <w:sz w:val="28"/>
-          <w:szCs w:val="28"/>
-        </w:rPr>
-      </w:pPr>
-      <w:r>
-        <w:rPr>
-          <w:rFonts w:ascii="宋体" w:hAnsi="宋体" w:cs="宋体" w:hint="eastAsia"/>
+          <w:rFonts w:ascii="宋体" w:hAnsi="宋体" w:eastAsia="宋体" w:cs="宋体"/>
+          <w:sz w:val="28"/>
+          <w:szCs w:val="28"/>
+        </w:rPr>
+      </w:pPr>
+    </w:p>
+    <w:p>
+      <w:pPr>
+        <w:pStyle w:val="11"/>
+        <w:spacing w:line="360" w:lineRule="exact"/>
+        <w:ind w:firstLine="0" w:firstLineChars="0"/>
+        <w:rPr>
+          <w:rFonts w:ascii="宋体" w:hAnsi="宋体" w:cs="宋体"/>
+          <w:sz w:val="28"/>
+          <w:szCs w:val="28"/>
+        </w:rPr>
+      </w:pPr>
+      <w:r>
+        <w:rPr>
+          <w:rFonts w:hint="eastAsia" w:ascii="宋体" w:hAnsi="宋体" w:cs="宋体"/>
           <w:sz w:val="28"/>
           <w:szCs w:val="28"/>
         </w:rPr>
@@ -3899,18 +4099,18 @@
     </w:p>
     <w:p>
       <w:pPr>
-        <w:pStyle w:val="BodyText"/>
-        <w:spacing w:line="360" w:lineRule="exact"/>
-        <w:ind w:firstLineChars="100" w:firstLine="280"/>
-        <w:rPr>
-          <w:rFonts w:ascii="宋体" w:hAnsi="宋体" w:cs="宋体"/>
-          <w:sz w:val="28"/>
-          <w:szCs w:val="28"/>
-        </w:rPr>
-      </w:pPr>
-      <w:r>
-        <w:rPr>
-          <w:rFonts w:ascii="宋体" w:hAnsi="宋体" w:cs="宋体" w:hint="eastAsia"/>
+        <w:pStyle w:val="11"/>
+        <w:spacing w:line="360" w:lineRule="exact"/>
+        <w:ind w:firstLine="280" w:firstLineChars="100"/>
+        <w:rPr>
+          <w:rFonts w:ascii="宋体" w:hAnsi="宋体" w:cs="宋体"/>
+          <w:sz w:val="28"/>
+          <w:szCs w:val="28"/>
+        </w:rPr>
+      </w:pPr>
+      <w:r>
+        <w:rPr>
+          <w:rFonts w:hint="eastAsia" w:ascii="宋体" w:hAnsi="宋体" w:cs="宋体"/>
           <w:sz w:val="28"/>
           <w:szCs w:val="28"/>
         </w:rPr>
@@ -3921,171 +4121,103 @@
       <w:pPr>
         <w:spacing w:line="360" w:lineRule="exact"/>
         <w:rPr>
-          <w:rFonts w:ascii="宋体" w:eastAsia="宋体" w:hAnsi="宋体" w:cs="宋体"/>
-          <w:sz w:val="28"/>
-          <w:szCs w:val="28"/>
-        </w:rPr>
-      </w:pPr>
-      <w:r>
-        <w:rPr>
-          <w:rFonts w:ascii="宋体" w:eastAsia="宋体" w:hAnsi="宋体" w:cs="宋体" w:hint="eastAsia"/>
+          <w:rFonts w:ascii="宋体" w:hAnsi="宋体" w:eastAsia="宋体" w:cs="宋体"/>
+          <w:sz w:val="28"/>
+          <w:szCs w:val="28"/>
+        </w:rPr>
+      </w:pPr>
+      <w:r>
+        <w:rPr>
+          <w:rFonts w:hint="eastAsia" w:ascii="宋体" w:hAnsi="宋体" w:eastAsia="宋体" w:cs="宋体"/>
           <w:sz w:val="28"/>
           <w:szCs w:val="28"/>
         </w:rPr>
         <w:tab/>
-        <w:t>上午（6-12）： 亮度：51.74、色温</w:t>
-      </w:r>
-      <w:r>
-        <w:rPr>
-          <w:rFonts w:ascii="宋体" w:eastAsia="宋体" w:hAnsi="宋体" w:cs="宋体" w:hint="eastAsia"/>
-          <w:sz w:val="28"/>
-          <w:szCs w:val="28"/>
-        </w:rPr>
-        <w:t>值</w:t>
-      </w:r>
-      <w:r>
-        <w:rPr>
-          <w:rFonts w:ascii="宋体" w:eastAsia="宋体" w:hAnsi="宋体" w:cs="宋体" w:hint="eastAsia"/>
-          <w:sz w:val="28"/>
-          <w:szCs w:val="28"/>
-        </w:rPr>
-        <w:t>：3689.51</w:t>
-      </w:r>
-      <w:r>
-        <w:rPr>
-          <w:rFonts w:ascii="宋体" w:eastAsia="宋体" w:hAnsi="宋体" w:cs="宋体" w:hint="eastAsia"/>
-          <w:sz w:val="28"/>
-          <w:szCs w:val="28"/>
-        </w:rPr>
-        <w:t xml:space="preserve">   亮度最高</w:t>
-      </w:r>
-    </w:p>
-    <w:p>
-      <w:pPr>
-        <w:spacing w:line="360" w:lineRule="exact"/>
-        <w:rPr>
-          <w:rFonts w:ascii="宋体" w:eastAsia="宋体" w:hAnsi="宋体" w:cs="宋体" w:hint="eastAsia"/>
-          <w:sz w:val="28"/>
-          <w:szCs w:val="28"/>
-        </w:rPr>
-      </w:pPr>
-      <w:r>
-        <w:rPr>
-          <w:rFonts w:ascii="宋体" w:eastAsia="宋体" w:hAnsi="宋体" w:cs="宋体" w:hint="eastAsia"/>
+      </w:r>
+      <w:r>
+        <w:rPr>
+          <w:rFonts w:hint="eastAsia" w:ascii="宋体" w:hAnsi="宋体" w:eastAsia="宋体" w:cs="宋体"/>
+          <w:sz w:val="28"/>
+          <w:szCs w:val="28"/>
+        </w:rPr>
+        <w:t>上午（6-12）： 亮度：51.74、色温值：3689.51   亮度最高</w:t>
+      </w:r>
+    </w:p>
+    <w:p>
+      <w:pPr>
+        <w:spacing w:line="360" w:lineRule="exact"/>
+        <w:rPr>
+          <w:rFonts w:hint="eastAsia" w:ascii="宋体" w:hAnsi="宋体" w:eastAsia="宋体" w:cs="宋体"/>
+          <w:sz w:val="28"/>
+          <w:szCs w:val="28"/>
+        </w:rPr>
+      </w:pPr>
+      <w:r>
+        <w:rPr>
+          <w:rFonts w:hint="eastAsia" w:ascii="宋体" w:hAnsi="宋体" w:eastAsia="宋体" w:cs="宋体"/>
           <w:sz w:val="28"/>
           <w:szCs w:val="28"/>
         </w:rPr>
         <w:tab/>
-        <w:t>下午（12-18）：亮度：49.93、色温</w:t>
-      </w:r>
-      <w:r>
-        <w:rPr>
-          <w:rFonts w:ascii="宋体" w:eastAsia="宋体" w:hAnsi="宋体" w:cs="宋体" w:hint="eastAsia"/>
-          <w:sz w:val="28"/>
-          <w:szCs w:val="28"/>
-        </w:rPr>
-        <w:t>值</w:t>
-      </w:r>
-      <w:r>
-        <w:rPr>
-          <w:rFonts w:ascii="宋体" w:eastAsia="宋体" w:hAnsi="宋体" w:cs="宋体" w:hint="eastAsia"/>
-          <w:sz w:val="28"/>
-          <w:szCs w:val="28"/>
-        </w:rPr>
-        <w:t>：3732.40</w:t>
-      </w:r>
-      <w:r>
-        <w:rPr>
-          <w:rFonts w:ascii="宋体" w:eastAsia="宋体" w:hAnsi="宋体" w:cs="宋体" w:hint="eastAsia"/>
-          <w:sz w:val="28"/>
-          <w:szCs w:val="28"/>
-        </w:rPr>
-        <w:t xml:space="preserve">   色温值最高</w:t>
-      </w:r>
-    </w:p>
-    <w:p>
-      <w:pPr>
-        <w:spacing w:line="360" w:lineRule="exact"/>
-        <w:rPr>
-          <w:rFonts w:ascii="宋体" w:eastAsia="宋体" w:hAnsi="宋体" w:cs="宋体" w:hint="eastAsia"/>
-          <w:sz w:val="28"/>
-          <w:szCs w:val="28"/>
-        </w:rPr>
-      </w:pPr>
-      <w:r>
-        <w:rPr>
-          <w:rFonts w:ascii="宋体" w:eastAsia="宋体" w:hAnsi="宋体" w:cs="宋体" w:hint="eastAsia"/>
+      </w:r>
+      <w:r>
+        <w:rPr>
+          <w:rFonts w:hint="eastAsia" w:ascii="宋体" w:hAnsi="宋体" w:eastAsia="宋体" w:cs="宋体"/>
+          <w:sz w:val="28"/>
+          <w:szCs w:val="28"/>
+        </w:rPr>
+        <w:t>下午（12-18）：亮度：49.93、色温值：3732.40   色温值最高</w:t>
+      </w:r>
+    </w:p>
+    <w:p>
+      <w:pPr>
+        <w:spacing w:line="360" w:lineRule="exact"/>
+        <w:rPr>
+          <w:rFonts w:hint="eastAsia" w:ascii="宋体" w:hAnsi="宋体" w:eastAsia="宋体" w:cs="宋体"/>
+          <w:sz w:val="28"/>
+          <w:szCs w:val="28"/>
+        </w:rPr>
+      </w:pPr>
+      <w:r>
+        <w:rPr>
+          <w:rFonts w:hint="eastAsia" w:ascii="宋体" w:hAnsi="宋体" w:eastAsia="宋体" w:cs="宋体"/>
           <w:sz w:val="28"/>
           <w:szCs w:val="28"/>
         </w:rPr>
         <w:tab/>
-        <w:t>晚上（18-24）：亮度：48.05、色温</w:t>
-      </w:r>
-      <w:r>
-        <w:rPr>
-          <w:rFonts w:ascii="宋体" w:eastAsia="宋体" w:hAnsi="宋体" w:cs="宋体" w:hint="eastAsia"/>
-          <w:sz w:val="28"/>
-          <w:szCs w:val="28"/>
-        </w:rPr>
-        <w:t>值</w:t>
-      </w:r>
-      <w:r>
-        <w:rPr>
-          <w:rFonts w:ascii="宋体" w:eastAsia="宋体" w:hAnsi="宋体" w:cs="宋体" w:hint="eastAsia"/>
-          <w:sz w:val="28"/>
-          <w:szCs w:val="28"/>
-        </w:rPr>
-        <w:t>：3661.35</w:t>
-      </w:r>
-      <w:r>
-        <w:rPr>
-          <w:rFonts w:ascii="宋体" w:eastAsia="宋体" w:hAnsi="宋体" w:cs="宋体" w:hint="eastAsia"/>
-          <w:sz w:val="28"/>
-          <w:szCs w:val="28"/>
-        </w:rPr>
-        <w:t xml:space="preserve">   </w:t>
-      </w:r>
-      <w:r>
-        <w:rPr>
-          <w:rFonts w:ascii="宋体" w:eastAsia="宋体" w:hAnsi="宋体" w:cs="宋体" w:hint="eastAsia"/>
-          <w:sz w:val="28"/>
-          <w:szCs w:val="28"/>
-        </w:rPr>
-        <w:t>亮度最</w:t>
-      </w:r>
-      <w:r>
-        <w:rPr>
-          <w:rFonts w:ascii="宋体" w:eastAsia="宋体" w:hAnsi="宋体" w:cs="宋体" w:hint="eastAsia"/>
-          <w:sz w:val="28"/>
-          <w:szCs w:val="28"/>
-        </w:rPr>
-        <w:t>低</w:t>
-      </w:r>
-    </w:p>
-    <w:p>
-      <w:pPr>
-        <w:pStyle w:val="BodyText"/>
-        <w:spacing w:line="360" w:lineRule="exact"/>
-        <w:ind w:firstLineChars="100" w:firstLine="280"/>
-        <w:rPr>
-          <w:rFonts w:ascii="宋体" w:hAnsi="宋体" w:cs="宋体"/>
-          <w:sz w:val="28"/>
-          <w:szCs w:val="28"/>
-        </w:rPr>
-      </w:pPr>
-      <w:r>
-        <w:rPr>
-          <w:rFonts w:ascii="宋体" w:hAnsi="宋体" w:cs="宋体" w:hint="eastAsia"/>
-          <w:sz w:val="28"/>
-          <w:szCs w:val="28"/>
-        </w:rPr>
-        <w:lastRenderedPageBreak/>
+      </w:r>
+      <w:r>
+        <w:rPr>
+          <w:rFonts w:hint="eastAsia" w:ascii="宋体" w:hAnsi="宋体" w:eastAsia="宋体" w:cs="宋体"/>
+          <w:sz w:val="28"/>
+          <w:szCs w:val="28"/>
+        </w:rPr>
+        <w:t>晚上（18-24）：亮度：48.05、色温值：3661.35   亮度最低</w:t>
+      </w:r>
+    </w:p>
+    <w:p>
+      <w:pPr>
+        <w:pStyle w:val="11"/>
+        <w:spacing w:line="360" w:lineRule="exact"/>
+        <w:ind w:firstLine="280" w:firstLineChars="100"/>
+        <w:rPr>
+          <w:rFonts w:ascii="宋体" w:hAnsi="宋体" w:cs="宋体"/>
+          <w:sz w:val="28"/>
+          <w:szCs w:val="28"/>
+        </w:rPr>
+      </w:pPr>
+      <w:r>
+        <w:rPr>
+          <w:rFonts w:hint="eastAsia" w:ascii="宋体" w:hAnsi="宋体" w:cs="宋体"/>
+          <w:sz w:val="28"/>
+          <w:szCs w:val="28"/>
+        </w:rPr>
         <w:t>- 功能使用频率：</w:t>
       </w:r>
     </w:p>
     <w:p>
       <w:pPr>
-        <w:pStyle w:val="BodyText"/>
+        <w:pStyle w:val="11"/>
         <w:spacing w:line="360" w:lineRule="exact"/>
         <w:ind w:firstLine="560"/>
         <w:rPr>
@@ -4096,7 +4228,7 @@
       </w:pPr>
       <w:r>
         <w:rPr>
-          <w:rFonts w:ascii="宋体" w:hAnsi="宋体" w:cs="宋体" w:hint="eastAsia"/>
+          <w:rFonts w:hint="eastAsia" w:ascii="宋体" w:hAnsi="宋体" w:cs="宋体"/>
           <w:sz w:val="28"/>
           <w:szCs w:val="28"/>
         </w:rPr>
@@ -4107,24 +4239,31 @@
       <w:pPr>
         <w:spacing w:line="360" w:lineRule="exact"/>
         <w:rPr>
-          <w:rFonts w:ascii="宋体" w:eastAsia="宋体" w:hAnsi="宋体" w:cs="宋体"/>
-          <w:sz w:val="28"/>
-          <w:szCs w:val="28"/>
-        </w:rPr>
-      </w:pPr>
-      <w:r>
-        <w:rPr>
-          <w:rFonts w:ascii="宋体" w:eastAsia="宋体" w:hAnsi="宋体" w:cs="宋体" w:hint="eastAsia"/>
+          <w:rFonts w:ascii="宋体" w:hAnsi="宋体" w:eastAsia="宋体" w:cs="宋体"/>
+          <w:sz w:val="28"/>
+          <w:szCs w:val="28"/>
+        </w:rPr>
+      </w:pPr>
+      <w:r>
+        <w:rPr>
+          <w:rFonts w:hint="eastAsia" w:ascii="宋体" w:hAnsi="宋体" w:eastAsia="宋体" w:cs="宋体"/>
           <w:sz w:val="28"/>
           <w:szCs w:val="28"/>
         </w:rPr>
         <w:tab/>
+      </w:r>
+      <w:r>
+        <w:rPr>
+          <w:rFonts w:hint="eastAsia" w:ascii="宋体" w:hAnsi="宋体" w:eastAsia="宋体" w:cs="宋体"/>
+          <w:sz w:val="28"/>
+          <w:szCs w:val="28"/>
+        </w:rPr>
         <w:t>适中：Reading Mode 264、Work Mode 237</w:t>
       </w:r>
     </w:p>
     <w:p>
       <w:pPr>
-        <w:pStyle w:val="BodyText"/>
+        <w:pStyle w:val="11"/>
         <w:spacing w:line="360" w:lineRule="exact"/>
         <w:ind w:firstLine="560"/>
         <w:rPr>
@@ -4135,7 +4274,7 @@
       </w:pPr>
       <w:r>
         <w:rPr>
-          <w:rFonts w:ascii="宋体" w:hAnsi="宋体" w:cs="宋体" w:hint="eastAsia"/>
+          <w:rFonts w:hint="eastAsia" w:ascii="宋体" w:hAnsi="宋体" w:cs="宋体"/>
           <w:sz w:val="28"/>
           <w:szCs w:val="28"/>
         </w:rPr>
@@ -4144,18 +4283,18 @@
     </w:p>
     <w:p>
       <w:pPr>
-        <w:pStyle w:val="BodyText"/>
-        <w:spacing w:line="360" w:lineRule="exact"/>
-        <w:ind w:firstLineChars="100" w:firstLine="280"/>
-        <w:rPr>
-          <w:rFonts w:ascii="宋体" w:hAnsi="宋体" w:cs="宋体"/>
-          <w:sz w:val="28"/>
-          <w:szCs w:val="28"/>
-        </w:rPr>
-      </w:pPr>
-      <w:r>
-        <w:rPr>
-          <w:rFonts w:ascii="宋体" w:hAnsi="宋体" w:cs="宋体" w:hint="eastAsia"/>
+        <w:pStyle w:val="11"/>
+        <w:spacing w:line="360" w:lineRule="exact"/>
+        <w:ind w:firstLine="280" w:firstLineChars="100"/>
+        <w:rPr>
+          <w:rFonts w:ascii="宋体" w:hAnsi="宋体" w:cs="宋体"/>
+          <w:sz w:val="28"/>
+          <w:szCs w:val="28"/>
+        </w:rPr>
+      </w:pPr>
+      <w:r>
+        <w:rPr>
+          <w:rFonts w:hint="eastAsia" w:ascii="宋体" w:hAnsi="宋体" w:cs="宋体"/>
           <w:sz w:val="28"/>
           <w:szCs w:val="28"/>
         </w:rPr>
@@ -4164,18 +4303,18 @@
     </w:p>
     <w:p>
       <w:pPr>
-        <w:pStyle w:val="BodyText"/>
-        <w:spacing w:line="360" w:lineRule="exact"/>
-        <w:ind w:firstLineChars="0" w:firstLine="0"/>
-        <w:rPr>
-          <w:rFonts w:ascii="宋体" w:hAnsi="宋体" w:cs="宋体"/>
-          <w:sz w:val="28"/>
-          <w:szCs w:val="28"/>
-        </w:rPr>
-      </w:pPr>
-      <w:r>
-        <w:rPr>
-          <w:rFonts w:ascii="宋体" w:hAnsi="宋体" w:cs="宋体" w:hint="eastAsia"/>
+        <w:pStyle w:val="11"/>
+        <w:spacing w:line="360" w:lineRule="exact"/>
+        <w:ind w:firstLine="0" w:firstLineChars="0"/>
+        <w:rPr>
+          <w:rFonts w:ascii="宋体" w:hAnsi="宋体" w:cs="宋体"/>
+          <w:sz w:val="28"/>
+          <w:szCs w:val="28"/>
+        </w:rPr>
+      </w:pPr>
+      <w:r>
+        <w:rPr>
+          <w:rFonts w:hint="eastAsia" w:ascii="宋体" w:hAnsi="宋体" w:cs="宋体"/>
           <w:sz w:val="28"/>
           <w:szCs w:val="28"/>
         </w:rPr>
@@ -4186,18 +4325,25 @@
       <w:pPr>
         <w:spacing w:line="360" w:lineRule="exact"/>
         <w:rPr>
-          <w:rFonts w:ascii="宋体" w:eastAsia="宋体" w:hAnsi="宋体" w:cs="宋体"/>
-          <w:sz w:val="28"/>
-          <w:szCs w:val="28"/>
-        </w:rPr>
-      </w:pPr>
-      <w:r>
-        <w:rPr>
-          <w:rFonts w:ascii="宋体" w:eastAsia="宋体" w:hAnsi="宋体" w:cs="宋体" w:hint="eastAsia"/>
+          <w:rFonts w:ascii="宋体" w:hAnsi="宋体" w:eastAsia="宋体" w:cs="宋体"/>
+          <w:sz w:val="28"/>
+          <w:szCs w:val="28"/>
+        </w:rPr>
+      </w:pPr>
+      <w:r>
+        <w:rPr>
+          <w:rFonts w:hint="eastAsia" w:ascii="宋体" w:hAnsi="宋体" w:eastAsia="宋体" w:cs="宋体"/>
           <w:sz w:val="28"/>
           <w:szCs w:val="28"/>
         </w:rPr>
         <w:tab/>
+      </w:r>
+      <w:r>
+        <w:rPr>
+          <w:rFonts w:hint="eastAsia" w:ascii="宋体" w:hAnsi="宋体" w:eastAsia="宋体" w:cs="宋体"/>
+          <w:sz w:val="28"/>
+          <w:szCs w:val="28"/>
+        </w:rPr>
         <w:t>提升高峰时段响应效率：高频场景启用预加载，减少初始化等待时间</w:t>
       </w:r>
     </w:p>
@@ -4205,18 +4351,25 @@
       <w:pPr>
         <w:spacing w:line="360" w:lineRule="exact"/>
         <w:rPr>
-          <w:rFonts w:ascii="宋体" w:eastAsia="宋体" w:hAnsi="宋体" w:cs="宋体"/>
-          <w:sz w:val="28"/>
-          <w:szCs w:val="28"/>
-        </w:rPr>
-      </w:pPr>
-      <w:r>
-        <w:rPr>
-          <w:rFonts w:ascii="宋体" w:eastAsia="宋体" w:hAnsi="宋体" w:cs="宋体" w:hint="eastAsia"/>
+          <w:rFonts w:ascii="宋体" w:hAnsi="宋体" w:eastAsia="宋体" w:cs="宋体"/>
+          <w:sz w:val="28"/>
+          <w:szCs w:val="28"/>
+        </w:rPr>
+      </w:pPr>
+      <w:r>
+        <w:rPr>
+          <w:rFonts w:hint="eastAsia" w:ascii="宋体" w:hAnsi="宋体" w:eastAsia="宋体" w:cs="宋体"/>
           <w:sz w:val="28"/>
           <w:szCs w:val="28"/>
         </w:rPr>
         <w:tab/>
+      </w:r>
+      <w:r>
+        <w:rPr>
+          <w:rFonts w:hint="eastAsia" w:ascii="宋体" w:hAnsi="宋体" w:eastAsia="宋体" w:cs="宋体"/>
+          <w:sz w:val="28"/>
+          <w:szCs w:val="28"/>
+        </w:rPr>
         <w:t>增强冷门场景可见性：增强APP中功能推荐功能，向用户推荐低频使用场景的功能</w:t>
       </w:r>
     </w:p>
@@ -4224,33 +4377,50 @@
       <w:pPr>
         <w:spacing w:line="360" w:lineRule="exact"/>
         <w:rPr>
-          <w:rFonts w:ascii="宋体" w:eastAsia="宋体" w:hAnsi="宋体" w:cs="宋体"/>
-          <w:sz w:val="28"/>
-          <w:szCs w:val="28"/>
-        </w:rPr>
-      </w:pPr>
-      <w:r>
-        <w:rPr>
-          <w:rFonts w:ascii="宋体" w:eastAsia="宋体" w:hAnsi="宋体" w:cs="宋体" w:hint="eastAsia"/>
+          <w:rFonts w:hint="default" w:ascii="宋体" w:hAnsi="宋体" w:eastAsia="宋体" w:cs="宋体"/>
+          <w:sz w:val="28"/>
+          <w:szCs w:val="28"/>
+          <w:lang w:val="en-US" w:eastAsia="zh-CN"/>
+        </w:rPr>
+      </w:pPr>
+      <w:r>
+        <w:rPr>
+          <w:rFonts w:hint="eastAsia" w:ascii="宋体" w:hAnsi="宋体" w:eastAsia="宋体" w:cs="宋体"/>
           <w:sz w:val="28"/>
           <w:szCs w:val="28"/>
         </w:rPr>
         <w:tab/>
+      </w:r>
+      <w:r>
+        <w:rPr>
+          <w:rFonts w:hint="eastAsia" w:ascii="宋体" w:hAnsi="宋体" w:eastAsia="宋体" w:cs="宋体"/>
+          <w:sz w:val="28"/>
+          <w:szCs w:val="28"/>
+        </w:rPr>
         <w:t>简化复杂场景执行路径：优化Relax Mode的灯光控制链路，减少网络请求和设备指令数量</w:t>
       </w:r>
-    </w:p>
-    <w:p>
-      <w:pPr>
-        <w:spacing w:line="360" w:lineRule="exact"/>
-        <w:rPr>
-          <w:rFonts w:ascii="宋体" w:eastAsia="宋体" w:hAnsi="宋体" w:cs="宋体"/>
-          <w:sz w:val="28"/>
-          <w:szCs w:val="28"/>
-        </w:rPr>
-      </w:pPr>
-      <w:r>
-        <w:rPr>
-          <w:rFonts w:ascii="宋体" w:eastAsia="宋体" w:hAnsi="宋体" w:cs="宋体" w:hint="eastAsia"/>
+      <w:r>
+        <w:rPr>
+          <w:rFonts w:hint="eastAsia" w:ascii="宋体" w:hAnsi="宋体" w:eastAsia="宋体" w:cs="宋体"/>
+          <w:sz w:val="28"/>
+          <w:szCs w:val="28"/>
+          <w:lang w:val="en-US" w:eastAsia="zh-CN"/>
+        </w:rPr>
+        <w:t>,优化传输数据.</w:t>
+      </w:r>
+    </w:p>
+    <w:p>
+      <w:pPr>
+        <w:spacing w:line="360" w:lineRule="exact"/>
+        <w:rPr>
+          <w:rFonts w:ascii="宋体" w:hAnsi="宋体" w:eastAsia="宋体" w:cs="宋体"/>
+          <w:sz w:val="28"/>
+          <w:szCs w:val="28"/>
+        </w:rPr>
+      </w:pPr>
+      <w:r>
+        <w:rPr>
+          <w:rFonts w:hint="eastAsia" w:ascii="宋体" w:hAnsi="宋体" w:eastAsia="宋体" w:cs="宋体"/>
           <w:sz w:val="28"/>
           <w:szCs w:val="28"/>
         </w:rPr>
@@ -4259,18 +4429,18 @@
     </w:p>
     <w:p>
       <w:pPr>
-        <w:pStyle w:val="BodyText"/>
-        <w:spacing w:line="360" w:lineRule="exact"/>
-        <w:ind w:firstLineChars="0" w:firstLine="0"/>
-        <w:rPr>
-          <w:rFonts w:ascii="宋体" w:hAnsi="宋体" w:cs="宋体"/>
-          <w:sz w:val="28"/>
-          <w:szCs w:val="28"/>
-        </w:rPr>
-      </w:pPr>
-      <w:r>
-        <w:rPr>
-          <w:rFonts w:ascii="宋体" w:hAnsi="宋体" w:cs="宋体" w:hint="eastAsia"/>
+        <w:pStyle w:val="11"/>
+        <w:spacing w:line="360" w:lineRule="exact"/>
+        <w:ind w:firstLine="0" w:firstLineChars="0"/>
+        <w:rPr>
+          <w:rFonts w:ascii="宋体" w:hAnsi="宋体" w:cs="宋体"/>
+          <w:sz w:val="28"/>
+          <w:szCs w:val="28"/>
+        </w:rPr>
+      </w:pPr>
+      <w:r>
+        <w:rPr>
+          <w:rFonts w:hint="eastAsia" w:ascii="宋体" w:hAnsi="宋体" w:cs="宋体"/>
           <w:sz w:val="28"/>
           <w:szCs w:val="28"/>
         </w:rPr>
@@ -4279,18 +4449,18 @@
     </w:p>
     <w:p>
       <w:pPr>
-        <w:pStyle w:val="BodyText"/>
-        <w:spacing w:line="360" w:lineRule="exact"/>
-        <w:ind w:firstLineChars="0" w:firstLine="0"/>
-        <w:rPr>
-          <w:rFonts w:ascii="宋体" w:hAnsi="宋体" w:cs="宋体"/>
-          <w:sz w:val="28"/>
-          <w:szCs w:val="28"/>
-        </w:rPr>
-      </w:pPr>
-      <w:r>
-        <w:rPr>
-          <w:rFonts w:ascii="宋体" w:hAnsi="宋体" w:cs="宋体" w:hint="eastAsia"/>
+        <w:pStyle w:val="11"/>
+        <w:spacing w:line="360" w:lineRule="exact"/>
+        <w:ind w:firstLine="0" w:firstLineChars="0"/>
+        <w:rPr>
+          <w:rFonts w:ascii="宋体" w:hAnsi="宋体" w:cs="宋体"/>
+          <w:sz w:val="28"/>
+          <w:szCs w:val="28"/>
+        </w:rPr>
+      </w:pPr>
+      <w:r>
+        <w:rPr>
+          <w:rFonts w:hint="eastAsia" w:ascii="宋体" w:hAnsi="宋体" w:cs="宋体"/>
           <w:sz w:val="28"/>
           <w:szCs w:val="28"/>
         </w:rPr>
@@ -4299,7 +4469,7 @@
     </w:p>
     <w:p>
       <w:pPr>
-        <w:pStyle w:val="BodyText"/>
+        <w:pStyle w:val="11"/>
         <w:spacing w:line="360" w:lineRule="exact"/>
         <w:ind w:firstLine="560"/>
         <w:rPr>
@@ -4310,7 +4480,7 @@
       </w:pPr>
       <w:r>
         <w:rPr>
-          <w:rFonts w:ascii="宋体" w:hAnsi="宋体" w:cs="宋体" w:hint="eastAsia"/>
+          <w:rFonts w:hint="eastAsia" w:ascii="宋体" w:hAnsi="宋体" w:cs="宋体"/>
           <w:sz w:val="28"/>
           <w:szCs w:val="28"/>
         </w:rPr>
@@ -4319,7 +4489,7 @@
     </w:p>
     <w:p>
       <w:pPr>
-        <w:pStyle w:val="BodyText"/>
+        <w:pStyle w:val="11"/>
         <w:spacing w:line="360" w:lineRule="exact"/>
         <w:ind w:firstLine="560"/>
         <w:rPr>
@@ -4330,7 +4500,7 @@
       </w:pPr>
       <w:r>
         <w:rPr>
-          <w:rFonts w:ascii="宋体" w:hAnsi="宋体" w:cs="宋体" w:hint="eastAsia"/>
+          <w:rFonts w:hint="eastAsia" w:ascii="宋体" w:hAnsi="宋体" w:cs="宋体"/>
           <w:sz w:val="28"/>
           <w:szCs w:val="28"/>
         </w:rPr>
@@ -4341,35 +4511,68 @@
       <w:pPr>
         <w:spacing w:line="360" w:lineRule="exact"/>
         <w:rPr>
-          <w:rFonts w:ascii="宋体" w:eastAsia="宋体" w:hAnsi="宋体" w:cs="宋体"/>
-          <w:sz w:val="28"/>
-          <w:szCs w:val="28"/>
-        </w:rPr>
-      </w:pPr>
-      <w:r>
-        <w:rPr>
-          <w:rFonts w:ascii="宋体" w:eastAsia="宋体" w:hAnsi="宋体" w:cs="宋体" w:hint="eastAsia"/>
+          <w:rFonts w:ascii="宋体" w:hAnsi="宋体" w:eastAsia="宋体" w:cs="宋体"/>
+          <w:sz w:val="28"/>
+          <w:szCs w:val="28"/>
+        </w:rPr>
+      </w:pPr>
+      <w:r>
+        <w:rPr>
+          <w:rFonts w:hint="eastAsia" w:ascii="宋体" w:hAnsi="宋体" w:eastAsia="宋体" w:cs="宋体"/>
           <w:sz w:val="28"/>
           <w:szCs w:val="28"/>
         </w:rPr>
         <w:tab/>
-        <w:t>其它时段：步数水平介于低谷与高峰之间，中等活跃状态</w:t>
-      </w:r>
-    </w:p>
-    <w:p>
-      <w:pPr>
-        <w:pStyle w:val="BodyText"/>
-        <w:spacing w:line="360" w:lineRule="exact"/>
-        <w:ind w:firstLineChars="0" w:firstLine="0"/>
-        <w:rPr>
-          <w:rFonts w:ascii="宋体" w:hAnsi="宋体" w:cs="宋体"/>
-          <w:sz w:val="28"/>
-          <w:szCs w:val="28"/>
-        </w:rPr>
-      </w:pPr>
-      <w:r>
-        <w:rPr>
-          <w:rFonts w:ascii="宋体" w:hAnsi="宋体" w:cs="宋体" w:hint="eastAsia"/>
+      </w:r>
+      <w:r>
+        <w:rPr>
+          <w:rFonts w:hint="eastAsia" w:ascii="宋体" w:hAnsi="宋体" w:eastAsia="宋体" w:cs="宋体"/>
+          <w:sz w:val="28"/>
+          <w:szCs w:val="28"/>
+          <w:lang w:val="en-US" w:eastAsia="zh-CN"/>
+        </w:rPr>
+        <w:t xml:space="preserve"> </w:t>
+      </w:r>
+      <w:r>
+        <w:rPr>
+          <w:rFonts w:hint="eastAsia" w:ascii="宋体" w:hAnsi="宋体" w:eastAsia="宋体" w:cs="宋体"/>
+          <w:sz w:val="28"/>
+          <w:szCs w:val="28"/>
+        </w:rPr>
+        <w:t>其它时段：</w:t>
+      </w:r>
+      <w:r>
+        <w:rPr>
+          <w:rFonts w:hint="eastAsia" w:ascii="宋体" w:hAnsi="宋体" w:eastAsia="宋体" w:cs="宋体"/>
+          <w:sz w:val="28"/>
+          <w:szCs w:val="28"/>
+          <w:lang w:val="en-US" w:eastAsia="zh-CN"/>
+        </w:rPr>
+        <w:t xml:space="preserve">12~17点 </w:t>
+      </w:r>
+      <w:r>
+        <w:rPr>
+          <w:rFonts w:hint="eastAsia" w:ascii="宋体" w:hAnsi="宋体" w:eastAsia="宋体" w:cs="宋体"/>
+          <w:sz w:val="28"/>
+          <w:szCs w:val="28"/>
+        </w:rPr>
+        <w:t>步数水平介于低谷与高峰之间，中等活跃状态</w:t>
+      </w:r>
+    </w:p>
+    <w:p>
+      <w:pPr>
+        <w:pStyle w:val="11"/>
+        <w:spacing w:line="360" w:lineRule="exact"/>
+        <w:ind w:firstLine="0" w:firstLineChars="0"/>
+        <w:rPr>
+          <w:rFonts w:ascii="宋体" w:hAnsi="宋体" w:cs="宋体"/>
+          <w:sz w:val="28"/>
+          <w:szCs w:val="28"/>
+        </w:rPr>
+      </w:pPr>
+      <w:r>
+        <w:rPr>
+          <w:rFonts w:hint="eastAsia" w:ascii="宋体" w:hAnsi="宋体" w:cs="宋体"/>
           <w:sz w:val="28"/>
           <w:szCs w:val="28"/>
         </w:rPr>
@@ -4380,18 +4583,25 @@
       <w:pPr>
         <w:spacing w:line="360" w:lineRule="exact"/>
         <w:rPr>
-          <w:rFonts w:ascii="宋体" w:eastAsia="宋体" w:hAnsi="宋体" w:cs="宋体"/>
-          <w:sz w:val="28"/>
-          <w:szCs w:val="28"/>
-        </w:rPr>
-      </w:pPr>
-      <w:r>
-        <w:rPr>
-          <w:rFonts w:ascii="宋体" w:eastAsia="宋体" w:hAnsi="宋体" w:cs="宋体" w:hint="eastAsia"/>
+          <w:rFonts w:ascii="宋体" w:hAnsi="宋体" w:eastAsia="宋体" w:cs="宋体"/>
+          <w:sz w:val="28"/>
+          <w:szCs w:val="28"/>
+        </w:rPr>
+      </w:pPr>
+      <w:r>
+        <w:rPr>
+          <w:rFonts w:hint="eastAsia" w:ascii="宋体" w:hAnsi="宋体" w:eastAsia="宋体" w:cs="宋体"/>
           <w:sz w:val="28"/>
           <w:szCs w:val="28"/>
         </w:rPr>
         <w:tab/>
+      </w:r>
+      <w:r>
+        <w:rPr>
+          <w:rFonts w:hint="eastAsia" w:ascii="宋体" w:hAnsi="宋体" w:eastAsia="宋体" w:cs="宋体"/>
+          <w:sz w:val="28"/>
+          <w:szCs w:val="28"/>
+        </w:rPr>
         <w:t>最受关注：步数</w:t>
       </w:r>
     </w:p>
@@ -4399,35 +4609,42 @@
       <w:pPr>
         <w:spacing w:line="360" w:lineRule="exact"/>
         <w:rPr>
-          <w:rFonts w:ascii="宋体" w:eastAsia="宋体" w:hAnsi="宋体" w:cs="宋体"/>
-          <w:sz w:val="28"/>
-          <w:szCs w:val="28"/>
-        </w:rPr>
-      </w:pPr>
-      <w:r>
-        <w:rPr>
-          <w:rFonts w:ascii="宋体" w:eastAsia="宋体" w:hAnsi="宋体" w:cs="宋体" w:hint="eastAsia"/>
+          <w:rFonts w:ascii="宋体" w:hAnsi="宋体" w:eastAsia="宋体" w:cs="宋体"/>
+          <w:sz w:val="28"/>
+          <w:szCs w:val="28"/>
+        </w:rPr>
+      </w:pPr>
+      <w:r>
+        <w:rPr>
+          <w:rFonts w:hint="eastAsia" w:ascii="宋体" w:hAnsi="宋体" w:eastAsia="宋体" w:cs="宋体"/>
           <w:sz w:val="28"/>
           <w:szCs w:val="28"/>
         </w:rPr>
         <w:tab/>
+      </w:r>
+      <w:r>
+        <w:rPr>
+          <w:rFonts w:hint="eastAsia" w:ascii="宋体" w:hAnsi="宋体" w:eastAsia="宋体" w:cs="宋体"/>
+          <w:sz w:val="28"/>
+          <w:szCs w:val="28"/>
+        </w:rPr>
         <w:t>较少查看：睡眠时长、心率</w:t>
       </w:r>
     </w:p>
     <w:p>
       <w:pPr>
-        <w:pStyle w:val="BodyText"/>
-        <w:spacing w:line="360" w:lineRule="exact"/>
-        <w:ind w:firstLineChars="0" w:firstLine="0"/>
-        <w:rPr>
-          <w:rFonts w:ascii="宋体" w:hAnsi="宋体" w:cs="宋体"/>
-          <w:sz w:val="28"/>
-          <w:szCs w:val="28"/>
-        </w:rPr>
-      </w:pPr>
-      <w:r>
-        <w:rPr>
-          <w:rFonts w:ascii="宋体" w:hAnsi="宋体" w:cs="宋体" w:hint="eastAsia"/>
+        <w:pStyle w:val="11"/>
+        <w:spacing w:line="360" w:lineRule="exact"/>
+        <w:ind w:firstLine="0" w:firstLineChars="0"/>
+        <w:rPr>
+          <w:rFonts w:ascii="宋体" w:hAnsi="宋体" w:cs="宋体"/>
+          <w:sz w:val="28"/>
+          <w:szCs w:val="28"/>
+        </w:rPr>
+      </w:pPr>
+      <w:r>
+        <w:rPr>
+          <w:rFonts w:hint="eastAsia" w:ascii="宋体" w:hAnsi="宋体" w:cs="宋体"/>
           <w:sz w:val="28"/>
           <w:szCs w:val="28"/>
         </w:rPr>
@@ -4438,35 +4655,42 @@
       <w:pPr>
         <w:spacing w:line="360" w:lineRule="exact"/>
         <w:rPr>
-          <w:rFonts w:ascii="宋体" w:eastAsia="宋体" w:hAnsi="宋体" w:cs="宋体"/>
-          <w:sz w:val="28"/>
-          <w:szCs w:val="28"/>
-        </w:rPr>
-      </w:pPr>
-      <w:r>
-        <w:rPr>
-          <w:rFonts w:ascii="宋体" w:eastAsia="宋体" w:hAnsi="宋体" w:cs="宋体" w:hint="eastAsia"/>
+          <w:rFonts w:ascii="宋体" w:hAnsi="宋体" w:eastAsia="宋体" w:cs="宋体"/>
+          <w:sz w:val="28"/>
+          <w:szCs w:val="28"/>
+        </w:rPr>
+      </w:pPr>
+      <w:r>
+        <w:rPr>
+          <w:rFonts w:hint="eastAsia" w:ascii="宋体" w:hAnsi="宋体" w:eastAsia="宋体" w:cs="宋体"/>
           <w:sz w:val="28"/>
           <w:szCs w:val="28"/>
         </w:rPr>
         <w:tab/>
+      </w:r>
+      <w:r>
+        <w:rPr>
+          <w:rFonts w:hint="eastAsia" w:ascii="宋体" w:hAnsi="宋体" w:eastAsia="宋体" w:cs="宋体"/>
+          <w:sz w:val="28"/>
+          <w:szCs w:val="28"/>
+        </w:rPr>
         <w:t>平均延迟：0.69秒，影响因素：网络状态不佳或上传策略不合理、实时性强且采样数量较大</w:t>
       </w:r>
     </w:p>
     <w:p>
       <w:pPr>
-        <w:pStyle w:val="BodyText"/>
-        <w:spacing w:line="360" w:lineRule="exact"/>
-        <w:ind w:firstLineChars="0" w:firstLine="0"/>
-        <w:rPr>
-          <w:rFonts w:ascii="宋体" w:hAnsi="宋体" w:cs="宋体"/>
-          <w:sz w:val="28"/>
-          <w:szCs w:val="28"/>
-        </w:rPr>
-      </w:pPr>
-      <w:r>
-        <w:rPr>
-          <w:rFonts w:ascii="宋体" w:hAnsi="宋体" w:cs="宋体" w:hint="eastAsia"/>
+        <w:pStyle w:val="11"/>
+        <w:spacing w:line="360" w:lineRule="exact"/>
+        <w:ind w:firstLine="0" w:firstLineChars="0"/>
+        <w:rPr>
+          <w:rFonts w:ascii="宋体" w:hAnsi="宋体" w:cs="宋体"/>
+          <w:sz w:val="28"/>
+          <w:szCs w:val="28"/>
+        </w:rPr>
+      </w:pPr>
+      <w:r>
+        <w:rPr>
+          <w:rFonts w:hint="eastAsia" w:ascii="宋体" w:hAnsi="宋体" w:cs="宋体"/>
           <w:sz w:val="28"/>
           <w:szCs w:val="28"/>
         </w:rPr>
@@ -4476,16 +4700,16 @@
     <w:p>
       <w:pPr>
         <w:spacing w:line="360" w:lineRule="exact"/>
-        <w:ind w:firstLineChars="300" w:firstLine="840"/>
-        <w:rPr>
-          <w:rFonts w:ascii="宋体" w:eastAsia="宋体" w:hAnsi="宋体" w:cs="宋体"/>
-          <w:sz w:val="28"/>
-          <w:szCs w:val="28"/>
-        </w:rPr>
-      </w:pPr>
-      <w:r>
-        <w:rPr>
-          <w:rFonts w:ascii="宋体" w:eastAsia="宋体" w:hAnsi="宋体" w:cs="宋体" w:hint="eastAsia"/>
+        <w:ind w:firstLine="840" w:firstLineChars="300"/>
+        <w:rPr>
+          <w:rFonts w:ascii="宋体" w:hAnsi="宋体" w:eastAsia="宋体" w:cs="宋体"/>
+          <w:sz w:val="28"/>
+          <w:szCs w:val="28"/>
+        </w:rPr>
+      </w:pPr>
+      <w:r>
+        <w:rPr>
+          <w:rFonts w:hint="eastAsia" w:ascii="宋体" w:hAnsi="宋体" w:eastAsia="宋体" w:cs="宋体"/>
           <w:sz w:val="28"/>
           <w:szCs w:val="28"/>
         </w:rPr>
@@ -4495,16 +4719,16 @@
     <w:p>
       <w:pPr>
         <w:spacing w:line="360" w:lineRule="exact"/>
-        <w:ind w:firstLineChars="300" w:firstLine="840"/>
-        <w:rPr>
-          <w:rFonts w:ascii="宋体" w:eastAsia="宋体" w:hAnsi="宋体" w:cs="宋体"/>
-          <w:sz w:val="28"/>
-          <w:szCs w:val="28"/>
-        </w:rPr>
-      </w:pPr>
-      <w:r>
-        <w:rPr>
-          <w:rFonts w:ascii="宋体" w:eastAsia="宋体" w:hAnsi="宋体" w:cs="宋体" w:hint="eastAsia"/>
+        <w:ind w:firstLine="840" w:firstLineChars="300"/>
+        <w:rPr>
+          <w:rFonts w:ascii="宋体" w:hAnsi="宋体" w:eastAsia="宋体" w:cs="宋体"/>
+          <w:sz w:val="28"/>
+          <w:szCs w:val="28"/>
+        </w:rPr>
+      </w:pPr>
+      <w:r>
+        <w:rPr>
+          <w:rFonts w:hint="eastAsia" w:ascii="宋体" w:hAnsi="宋体" w:eastAsia="宋体" w:cs="宋体"/>
           <w:sz w:val="28"/>
           <w:szCs w:val="28"/>
         </w:rPr>
@@ -4514,16 +4738,16 @@
     <w:p>
       <w:pPr>
         <w:spacing w:line="360" w:lineRule="exact"/>
-        <w:ind w:firstLineChars="300" w:firstLine="840"/>
-        <w:rPr>
-          <w:rFonts w:ascii="宋体" w:eastAsia="宋体" w:hAnsi="宋体" w:cs="宋体"/>
-          <w:sz w:val="28"/>
-          <w:szCs w:val="28"/>
-        </w:rPr>
-      </w:pPr>
-      <w:r>
-        <w:rPr>
-          <w:rFonts w:ascii="宋体" w:eastAsia="宋体" w:hAnsi="宋体" w:cs="宋体" w:hint="eastAsia"/>
+        <w:ind w:firstLine="840" w:firstLineChars="300"/>
+        <w:rPr>
+          <w:rFonts w:ascii="宋体" w:hAnsi="宋体" w:eastAsia="宋体" w:cs="宋体"/>
+          <w:sz w:val="28"/>
+          <w:szCs w:val="28"/>
+        </w:rPr>
+      </w:pPr>
+      <w:r>
+        <w:rPr>
+          <w:rFonts w:hint="eastAsia" w:ascii="宋体" w:hAnsi="宋体" w:eastAsia="宋体" w:cs="宋体"/>
           <w:sz w:val="28"/>
           <w:szCs w:val="28"/>
         </w:rPr>
@@ -4533,49 +4757,48 @@
     <w:p>
       <w:pPr>
         <w:spacing w:line="360" w:lineRule="exact"/>
-        <w:ind w:firstLineChars="300" w:firstLine="840"/>
-        <w:rPr>
-          <w:rFonts w:ascii="宋体" w:eastAsia="宋体" w:hAnsi="宋体" w:cs="宋体"/>
-          <w:sz w:val="28"/>
-          <w:szCs w:val="28"/>
-        </w:rPr>
-      </w:pPr>
-    </w:p>
-    <w:p>
-      <w:pPr>
-        <w:pStyle w:val="BodyText"/>
-        <w:spacing w:line="360" w:lineRule="exact"/>
-        <w:ind w:firstLineChars="0" w:firstLine="0"/>
-        <w:rPr>
-          <w:rFonts w:ascii="宋体" w:hAnsi="宋体" w:cs="宋体"/>
-          <w:sz w:val="28"/>
-          <w:szCs w:val="28"/>
-        </w:rPr>
-      </w:pPr>
-      <w:r>
-        <w:rPr>
-          <w:rFonts w:ascii="宋体" w:hAnsi="宋体" w:cs="宋体" w:hint="eastAsia"/>
-          <w:sz w:val="28"/>
-          <w:szCs w:val="28"/>
-        </w:rPr>
-        <w:lastRenderedPageBreak/>
+        <w:ind w:firstLine="840" w:firstLineChars="300"/>
+        <w:rPr>
+          <w:rFonts w:ascii="宋体" w:hAnsi="宋体" w:eastAsia="宋体" w:cs="宋体"/>
+          <w:sz w:val="28"/>
+          <w:szCs w:val="28"/>
+        </w:rPr>
+      </w:pPr>
+    </w:p>
+    <w:p>
+      <w:pPr>
+        <w:pStyle w:val="11"/>
+        <w:spacing w:line="360" w:lineRule="exact"/>
+        <w:ind w:firstLine="0" w:firstLineChars="0"/>
+        <w:rPr>
+          <w:rFonts w:ascii="宋体" w:hAnsi="宋体" w:cs="宋体"/>
+          <w:sz w:val="28"/>
+          <w:szCs w:val="28"/>
+        </w:rPr>
+      </w:pPr>
+      <w:r>
+        <w:rPr>
+          <w:rFonts w:hint="eastAsia" w:ascii="宋体" w:hAnsi="宋体" w:cs="宋体"/>
+          <w:sz w:val="28"/>
+          <w:szCs w:val="28"/>
+        </w:rPr>
         <w:t># 3.1.4（智能健康检测）</w:t>
       </w:r>
     </w:p>
     <w:p>
       <w:pPr>
-        <w:pStyle w:val="BodyText"/>
-        <w:spacing w:line="360" w:lineRule="exact"/>
-        <w:ind w:firstLineChars="0" w:firstLine="0"/>
-        <w:rPr>
-          <w:rFonts w:ascii="宋体" w:hAnsi="宋体" w:cs="宋体"/>
-          <w:sz w:val="28"/>
-          <w:szCs w:val="28"/>
-        </w:rPr>
-      </w:pPr>
-      <w:r>
-        <w:rPr>
-          <w:rFonts w:ascii="宋体" w:hAnsi="宋体" w:cs="宋体" w:hint="eastAsia"/>
+        <w:pStyle w:val="11"/>
+        <w:spacing w:line="360" w:lineRule="exact"/>
+        <w:ind w:firstLine="0" w:firstLineChars="0"/>
+        <w:rPr>
+          <w:rFonts w:ascii="宋体" w:hAnsi="宋体" w:cs="宋体"/>
+          <w:sz w:val="28"/>
+          <w:szCs w:val="28"/>
+        </w:rPr>
+      </w:pPr>
+      <w:r>
+        <w:rPr>
+          <w:rFonts w:hint="eastAsia" w:ascii="宋体" w:hAnsi="宋体" w:cs="宋体"/>
           <w:sz w:val="28"/>
           <w:szCs w:val="28"/>
         </w:rPr>
@@ -4584,38 +4807,55 @@
     </w:p>
     <w:p>
       <w:pPr>
-        <w:pStyle w:val="BodyText"/>
-        <w:spacing w:line="360" w:lineRule="exact"/>
-        <w:ind w:firstLineChars="0" w:firstLine="0"/>
-        <w:rPr>
-          <w:rFonts w:ascii="宋体" w:hAnsi="宋体" w:cs="宋体"/>
-          <w:sz w:val="28"/>
-          <w:szCs w:val="28"/>
-        </w:rPr>
-      </w:pPr>
-      <w:r>
-        <w:rPr>
-          <w:rFonts w:ascii="宋体" w:hAnsi="宋体" w:cs="宋体" w:hint="eastAsia"/>
-          <w:sz w:val="28"/>
-          <w:szCs w:val="28"/>
-        </w:rPr>
-        <w:t>血压：6点舒张压超过80，7点半收缩压超过130，其它时候稳定；</w:t>
-      </w:r>
-    </w:p>
-    <w:p>
-      <w:pPr>
-        <w:pStyle w:val="BodyText"/>
-        <w:spacing w:line="360" w:lineRule="exact"/>
-        <w:ind w:firstLineChars="0" w:firstLine="0"/>
-        <w:rPr>
-          <w:rFonts w:ascii="宋体" w:hAnsi="宋体" w:cs="宋体"/>
-          <w:sz w:val="28"/>
-          <w:szCs w:val="28"/>
-        </w:rPr>
-      </w:pPr>
-      <w:r>
-        <w:rPr>
-          <w:rFonts w:ascii="宋体" w:hAnsi="宋体" w:cs="宋体" w:hint="eastAsia"/>
+        <w:pStyle w:val="11"/>
+        <w:spacing w:line="360" w:lineRule="exact"/>
+        <w:ind w:firstLine="0" w:firstLineChars="0"/>
+        <w:rPr>
+          <w:rFonts w:ascii="宋体" w:hAnsi="宋体" w:cs="宋体"/>
+          <w:sz w:val="28"/>
+          <w:szCs w:val="28"/>
+        </w:rPr>
+      </w:pPr>
+      <w:r>
+        <w:rPr>
+          <w:rFonts w:hint="eastAsia" w:ascii="宋体" w:hAnsi="宋体" w:cs="宋体"/>
+          <w:sz w:val="28"/>
+          <w:szCs w:val="28"/>
+        </w:rPr>
+        <w:t>血压：6点舒张压超过80，</w:t>
+      </w:r>
+      <w:r>
+        <w:rPr>
+          <w:rFonts w:hint="eastAsia" w:ascii="宋体" w:hAnsi="宋体" w:cs="宋体"/>
+          <w:sz w:val="28"/>
+          <w:szCs w:val="28"/>
+          <w:lang w:val="en-US" w:eastAsia="zh-CN"/>
+        </w:rPr>
+        <w:t>7点~</w:t>
+      </w:r>
+      <w:r>
+        <w:rPr>
+          <w:rFonts w:hint="eastAsia" w:ascii="宋体" w:hAnsi="宋体" w:cs="宋体"/>
+          <w:sz w:val="28"/>
+          <w:szCs w:val="28"/>
+        </w:rPr>
+        <w:t>7点半收缩压超过130，其它时候稳定；</w:t>
+      </w:r>
+    </w:p>
+    <w:p>
+      <w:pPr>
+        <w:pStyle w:val="11"/>
+        <w:spacing w:line="360" w:lineRule="exact"/>
+        <w:ind w:firstLine="0" w:firstLineChars="0"/>
+        <w:rPr>
+          <w:rFonts w:ascii="宋体" w:hAnsi="宋体" w:cs="宋体"/>
+          <w:sz w:val="28"/>
+          <w:szCs w:val="28"/>
+        </w:rPr>
+      </w:pPr>
+      <w:r>
+        <w:rPr>
+          <w:rFonts w:hint="eastAsia" w:ascii="宋体" w:hAnsi="宋体" w:cs="宋体"/>
           <w:sz w:val="28"/>
           <w:szCs w:val="28"/>
         </w:rPr>
@@ -4624,7 +4864,7 @@
     </w:p>
     <w:p>
       <w:pPr>
-        <w:pStyle w:val="BodyText"/>
+        <w:pStyle w:val="11"/>
         <w:spacing w:line="360" w:lineRule="exact"/>
         <w:ind w:firstLine="560"/>
         <w:rPr>
@@ -4635,7 +4875,7 @@
       </w:pPr>
       <w:r>
         <w:rPr>
-          <w:rFonts w:ascii="宋体" w:hAnsi="宋体" w:cs="宋体" w:hint="eastAsia"/>
+          <w:rFonts w:hint="eastAsia" w:ascii="宋体" w:hAnsi="宋体" w:cs="宋体"/>
           <w:sz w:val="28"/>
           <w:szCs w:val="28"/>
         </w:rPr>
@@ -4644,7 +4884,7 @@
     </w:p>
     <w:p>
       <w:pPr>
-        <w:pStyle w:val="BodyText"/>
+        <w:pStyle w:val="11"/>
         <w:spacing w:line="360" w:lineRule="exact"/>
         <w:ind w:firstLine="560"/>
         <w:rPr>
@@ -4655,27 +4895,27 @@
       </w:pPr>
       <w:r>
         <w:rPr>
-          <w:rFonts w:ascii="宋体" w:hAnsi="宋体" w:cs="宋体" w:hint="eastAsia"/>
-          <w:sz w:val="28"/>
-          <w:szCs w:val="28"/>
-        </w:rPr>
-        <w:t>安全时间段为：以上其余时间为安全时间段； 0点~5点，7点半~24点 血压安全；0点~7点，10点~12点，15点~18点，21点~24点 血糖安全；0点~5点，7点半~7点59分，10点~12点，15点~18点，21点~24点为安全时间.</w:t>
-      </w:r>
-    </w:p>
-    <w:p>
-      <w:pPr>
-        <w:pStyle w:val="BodyText"/>
-        <w:spacing w:line="360" w:lineRule="exact"/>
-        <w:ind w:firstLineChars="0" w:firstLine="0"/>
-        <w:rPr>
-          <w:rFonts w:ascii="宋体" w:hAnsi="宋体" w:cs="宋体"/>
-          <w:sz w:val="28"/>
-          <w:szCs w:val="28"/>
-        </w:rPr>
-      </w:pPr>
-      <w:r>
-        <w:rPr>
-          <w:rFonts w:ascii="宋体" w:hAnsi="宋体" w:cs="宋体" w:hint="eastAsia"/>
+          <w:rFonts w:hint="eastAsia" w:ascii="宋体" w:hAnsi="宋体" w:cs="宋体"/>
+          <w:sz w:val="28"/>
+          <w:szCs w:val="28"/>
+        </w:rPr>
+        <w:t>安全时间段为：以上其余时间为安全时间段；0点~5点，7点半~24点 血压安全；0点~7点，10点~12点，15点~18点，21点~24点 血糖安全；0点~5点，7点半~7点59分，10点~12点，15点~18点，21点~24点为安全时间.</w:t>
+      </w:r>
+    </w:p>
+    <w:p>
+      <w:pPr>
+        <w:pStyle w:val="11"/>
+        <w:spacing w:line="360" w:lineRule="exact"/>
+        <w:ind w:firstLine="0" w:firstLineChars="0"/>
+        <w:rPr>
+          <w:rFonts w:ascii="宋体" w:hAnsi="宋体" w:cs="宋体"/>
+          <w:sz w:val="28"/>
+          <w:szCs w:val="28"/>
+        </w:rPr>
+      </w:pPr>
+      <w:r>
+        <w:rPr>
+          <w:rFonts w:hint="eastAsia" w:ascii="宋体" w:hAnsi="宋体" w:cs="宋体"/>
           <w:sz w:val="28"/>
           <w:szCs w:val="28"/>
         </w:rPr>
@@ -4686,18 +4926,25 @@
       <w:pPr>
         <w:spacing w:line="360" w:lineRule="exact"/>
         <w:rPr>
-          <w:rFonts w:ascii="宋体" w:eastAsia="宋体" w:hAnsi="宋体" w:cs="宋体"/>
-          <w:sz w:val="28"/>
-          <w:szCs w:val="28"/>
-        </w:rPr>
-      </w:pPr>
-      <w:r>
-        <w:rPr>
-          <w:rFonts w:ascii="宋体" w:eastAsia="宋体" w:hAnsi="宋体" w:cs="宋体" w:hint="eastAsia"/>
+          <w:rFonts w:ascii="宋体" w:hAnsi="宋体" w:eastAsia="宋体" w:cs="宋体"/>
+          <w:sz w:val="28"/>
+          <w:szCs w:val="28"/>
+        </w:rPr>
+      </w:pPr>
+      <w:r>
+        <w:rPr>
+          <w:rFonts w:hint="eastAsia" w:ascii="宋体" w:hAnsi="宋体" w:eastAsia="宋体" w:cs="宋体"/>
           <w:sz w:val="28"/>
           <w:szCs w:val="28"/>
         </w:rPr>
         <w:tab/>
+      </w:r>
+      <w:r>
+        <w:rPr>
+          <w:rFonts w:hint="eastAsia" w:ascii="宋体" w:hAnsi="宋体" w:eastAsia="宋体" w:cs="宋体"/>
+          <w:sz w:val="28"/>
+          <w:szCs w:val="28"/>
+        </w:rPr>
         <w:t>最频繁：血糖、舒张压、收缩压：80</w:t>
       </w:r>
     </w:p>
@@ -4705,35 +4952,42 @@
       <w:pPr>
         <w:spacing w:line="360" w:lineRule="exact"/>
         <w:rPr>
-          <w:rFonts w:ascii="宋体" w:eastAsia="宋体" w:hAnsi="宋体" w:cs="宋体"/>
-          <w:sz w:val="28"/>
-          <w:szCs w:val="28"/>
-        </w:rPr>
-      </w:pPr>
-      <w:r>
-        <w:rPr>
-          <w:rFonts w:ascii="宋体" w:eastAsia="宋体" w:hAnsi="宋体" w:cs="宋体" w:hint="eastAsia"/>
+          <w:rFonts w:ascii="宋体" w:hAnsi="宋体" w:eastAsia="宋体" w:cs="宋体"/>
+          <w:sz w:val="28"/>
+          <w:szCs w:val="28"/>
+        </w:rPr>
+      </w:pPr>
+      <w:r>
+        <w:rPr>
+          <w:rFonts w:hint="eastAsia" w:ascii="宋体" w:hAnsi="宋体" w:eastAsia="宋体" w:cs="宋体"/>
           <w:sz w:val="28"/>
           <w:szCs w:val="28"/>
         </w:rPr>
         <w:tab/>
+      </w:r>
+      <w:r>
+        <w:rPr>
+          <w:rFonts w:hint="eastAsia" w:ascii="宋体" w:hAnsi="宋体" w:eastAsia="宋体" w:cs="宋体"/>
+          <w:sz w:val="28"/>
+          <w:szCs w:val="28"/>
+        </w:rPr>
         <w:t>最少：体脂分析：8</w:t>
       </w:r>
     </w:p>
     <w:p>
       <w:pPr>
-        <w:pStyle w:val="BodyText"/>
-        <w:spacing w:line="360" w:lineRule="exact"/>
-        <w:ind w:firstLineChars="0" w:firstLine="0"/>
-        <w:rPr>
-          <w:rFonts w:ascii="宋体" w:hAnsi="宋体" w:cs="宋体"/>
-          <w:sz w:val="28"/>
-          <w:szCs w:val="28"/>
-        </w:rPr>
-      </w:pPr>
-      <w:r>
-        <w:rPr>
-          <w:rFonts w:ascii="宋体" w:hAnsi="宋体" w:cs="宋体" w:hint="eastAsia"/>
+        <w:pStyle w:val="11"/>
+        <w:spacing w:line="360" w:lineRule="exact"/>
+        <w:ind w:firstLine="0" w:firstLineChars="0"/>
+        <w:rPr>
+          <w:rFonts w:hint="eastAsia" w:ascii="宋体" w:hAnsi="宋体" w:cs="宋体"/>
+          <w:sz w:val="28"/>
+          <w:szCs w:val="28"/>
+        </w:rPr>
+      </w:pPr>
+      <w:r>
+        <w:rPr>
+          <w:rFonts w:hint="eastAsia" w:ascii="宋体" w:hAnsi="宋体" w:cs="宋体"/>
           <w:sz w:val="28"/>
           <w:szCs w:val="28"/>
         </w:rPr>
@@ -4742,181 +4996,790 @@
     </w:p>
     <w:p>
       <w:pPr>
-        <w:spacing w:line="360" w:lineRule="exact"/>
-        <w:rPr>
-          <w:rFonts w:ascii="宋体" w:eastAsia="宋体" w:hAnsi="宋体" w:cs="宋体"/>
-          <w:sz w:val="28"/>
-          <w:szCs w:val="28"/>
-        </w:rPr>
-      </w:pPr>
-      <w:r>
-        <w:rPr>
-          <w:rFonts w:ascii="宋体" w:eastAsia="宋体" w:hAnsi="宋体" w:cs="宋体" w:hint="eastAsia"/>
+        <w:pStyle w:val="11"/>
+        <w:spacing w:line="360" w:lineRule="exact"/>
+        <w:ind w:left="0" w:leftChars="0" w:firstLine="560" w:firstLineChars="200"/>
+        <w:rPr>
+          <w:rFonts w:hint="eastAsia" w:ascii="宋体" w:hAnsi="宋体" w:eastAsia="宋体" w:cs="宋体"/>
+          <w:sz w:val="28"/>
+          <w:szCs w:val="28"/>
+        </w:rPr>
+      </w:pPr>
+      <w:r>
+        <w:rPr>
+          <w:rFonts w:hint="eastAsia" w:ascii="宋体" w:hAnsi="宋体" w:eastAsia="宋体" w:cs="宋体"/>
+          <w:sz w:val="28"/>
+          <w:szCs w:val="28"/>
+        </w:rPr>
+        <w:t>最长：体脂分析：0.661</w:t>
+      </w:r>
+    </w:p>
+    <w:p>
+      <w:pPr>
+        <w:pStyle w:val="11"/>
+        <w:spacing w:line="360" w:lineRule="exact"/>
+        <w:ind w:left="0" w:leftChars="0" w:firstLine="560" w:firstLineChars="200"/>
+        <w:rPr>
+          <w:rFonts w:hint="eastAsia" w:ascii="宋体" w:hAnsi="宋体" w:eastAsia="宋体" w:cs="宋体"/>
+          <w:sz w:val="28"/>
+          <w:szCs w:val="28"/>
+        </w:rPr>
+      </w:pPr>
+      <w:r>
+        <w:rPr>
+          <w:rFonts w:hint="eastAsia" w:ascii="宋体" w:hAnsi="宋体" w:eastAsia="宋体" w:cs="宋体"/>
+          <w:sz w:val="28"/>
+          <w:szCs w:val="28"/>
+        </w:rPr>
+        <w:t>适中：收缩压、舒张压：0.619</w:t>
+      </w:r>
+    </w:p>
+    <w:p>
+      <w:pPr>
+        <w:pStyle w:val="11"/>
+        <w:spacing w:line="360" w:lineRule="exact"/>
+        <w:ind w:left="0" w:leftChars="0" w:firstLine="560" w:firstLineChars="200"/>
+        <w:rPr>
+          <w:rFonts w:ascii="宋体" w:hAnsi="宋体" w:eastAsia="宋体" w:cs="宋体"/>
+          <w:sz w:val="28"/>
+          <w:szCs w:val="28"/>
+        </w:rPr>
+      </w:pPr>
+      <w:r>
+        <w:rPr>
+          <w:rFonts w:hint="eastAsia" w:ascii="宋体" w:hAnsi="宋体" w:eastAsia="宋体" w:cs="宋体"/>
+          <w:sz w:val="28"/>
+          <w:szCs w:val="28"/>
+        </w:rPr>
+        <w:t>最短：血糖：0.599</w:t>
+      </w:r>
+    </w:p>
+    <w:p>
+      <w:pPr>
+        <w:spacing w:line="360" w:lineRule="exact"/>
+        <w:rPr>
+          <w:rFonts w:ascii="宋体" w:hAnsi="宋体" w:eastAsia="宋体" w:cs="宋体"/>
+          <w:sz w:val="28"/>
+          <w:szCs w:val="28"/>
+        </w:rPr>
+      </w:pPr>
+      <w:r>
+        <w:rPr>
+          <w:rFonts w:hint="eastAsia" w:ascii="宋体" w:hAnsi="宋体" w:eastAsia="宋体" w:cs="宋体"/>
           <w:sz w:val="28"/>
           <w:szCs w:val="28"/>
         </w:rPr>
         <w:tab/>
-        <w:t>适中：收缩压、舒张压：0.619</w:t>
-      </w:r>
-    </w:p>
-    <w:p>
-      <w:pPr>
-        <w:spacing w:line="360" w:lineRule="exact"/>
-        <w:rPr>
-          <w:rFonts w:ascii="宋体" w:eastAsia="宋体" w:hAnsi="宋体" w:cs="宋体"/>
-          <w:sz w:val="28"/>
-          <w:szCs w:val="28"/>
-        </w:rPr>
-      </w:pPr>
-      <w:r>
-        <w:rPr>
-          <w:rFonts w:ascii="宋体" w:eastAsia="宋体" w:hAnsi="宋体" w:cs="宋体" w:hint="eastAsia"/>
+      </w:r>
+    </w:p>
+    <w:p>
+      <w:pPr>
+        <w:pStyle w:val="11"/>
+        <w:spacing w:line="360" w:lineRule="exact"/>
+        <w:ind w:firstLine="0" w:firstLineChars="0"/>
+        <w:rPr>
+          <w:rFonts w:ascii="宋体" w:hAnsi="宋体" w:cs="宋体"/>
+          <w:sz w:val="28"/>
+          <w:szCs w:val="28"/>
+        </w:rPr>
+      </w:pPr>
+      <w:r>
+        <w:rPr>
+          <w:rFonts w:hint="eastAsia" w:ascii="宋体" w:hAnsi="宋体" w:cs="宋体"/>
+          <w:sz w:val="28"/>
+          <w:szCs w:val="28"/>
+        </w:rPr>
+        <w:t>- 优化及解决方案：</w:t>
+      </w:r>
+    </w:p>
+    <w:p>
+      <w:pPr>
+        <w:spacing w:line="360" w:lineRule="exact"/>
+        <w:rPr>
+          <w:rFonts w:ascii="宋体" w:hAnsi="宋体" w:eastAsia="宋体" w:cs="宋体"/>
+          <w:sz w:val="28"/>
+          <w:szCs w:val="28"/>
+        </w:rPr>
+      </w:pPr>
+      <w:r>
+        <w:rPr>
+          <w:rFonts w:hint="eastAsia" w:ascii="宋体" w:hAnsi="宋体" w:eastAsia="宋体" w:cs="宋体"/>
           <w:sz w:val="28"/>
           <w:szCs w:val="28"/>
         </w:rPr>
         <w:tab/>
-        <w:t>最短：血糖：0.599</w:t>
-      </w:r>
-    </w:p>
-    <w:p>
-      <w:pPr>
-        <w:spacing w:line="360" w:lineRule="exact"/>
-        <w:rPr>
-          <w:rFonts w:ascii="宋体" w:eastAsia="宋体" w:hAnsi="宋体" w:cs="宋体"/>
-          <w:sz w:val="28"/>
-          <w:szCs w:val="28"/>
-        </w:rPr>
-      </w:pPr>
-      <w:r>
-        <w:rPr>
-          <w:rFonts w:ascii="宋体" w:eastAsia="宋体" w:hAnsi="宋体" w:cs="宋体" w:hint="eastAsia"/>
+      </w:r>
+      <w:r>
+        <w:rPr>
+          <w:rFonts w:hint="eastAsia" w:ascii="宋体" w:hAnsi="宋体" w:eastAsia="宋体" w:cs="宋体"/>
+          <w:sz w:val="28"/>
+          <w:szCs w:val="28"/>
+        </w:rPr>
+        <w:t>智能推送健康提醒：在高风险时刻主动推送血压、血糖检测提醒</w:t>
+      </w:r>
+    </w:p>
+    <w:p>
+      <w:pPr>
+        <w:spacing w:line="360" w:lineRule="exact"/>
+        <w:rPr>
+          <w:rFonts w:ascii="宋体" w:hAnsi="宋体" w:eastAsia="宋体" w:cs="宋体"/>
+          <w:sz w:val="28"/>
+          <w:szCs w:val="28"/>
+        </w:rPr>
+      </w:pPr>
+      <w:r>
+        <w:rPr>
+          <w:rFonts w:hint="eastAsia" w:ascii="宋体" w:hAnsi="宋体" w:eastAsia="宋体" w:cs="宋体"/>
           <w:sz w:val="28"/>
           <w:szCs w:val="28"/>
         </w:rPr>
         <w:tab/>
-        <w:t>最长：体脂分析：0.661</w:t>
-      </w:r>
-    </w:p>
-    <w:p>
-      <w:pPr>
-        <w:pStyle w:val="BodyText"/>
-        <w:spacing w:line="360" w:lineRule="exact"/>
-        <w:ind w:firstLineChars="0" w:firstLine="0"/>
-        <w:rPr>
-          <w:rFonts w:ascii="宋体" w:hAnsi="宋体" w:cs="宋体"/>
-          <w:sz w:val="28"/>
-          <w:szCs w:val="28"/>
-        </w:rPr>
-      </w:pPr>
-      <w:r>
-        <w:rPr>
-          <w:rFonts w:ascii="宋体" w:hAnsi="宋体" w:cs="宋体" w:hint="eastAsia"/>
-          <w:sz w:val="28"/>
-          <w:szCs w:val="28"/>
-        </w:rPr>
-        <w:t>- 优化及解决方案：</w:t>
-      </w:r>
-    </w:p>
-    <w:p>
-      <w:pPr>
-        <w:spacing w:line="360" w:lineRule="exact"/>
-        <w:rPr>
-          <w:rFonts w:ascii="宋体" w:eastAsia="宋体" w:hAnsi="宋体" w:cs="宋体"/>
-          <w:sz w:val="28"/>
-          <w:szCs w:val="28"/>
-        </w:rPr>
-      </w:pPr>
-      <w:r>
-        <w:rPr>
-          <w:rFonts w:ascii="宋体" w:eastAsia="宋体" w:hAnsi="宋体" w:cs="宋体" w:hint="eastAsia"/>
+      </w:r>
+      <w:r>
+        <w:rPr>
+          <w:rFonts w:hint="eastAsia" w:ascii="宋体" w:hAnsi="宋体" w:eastAsia="宋体" w:cs="宋体"/>
+          <w:sz w:val="28"/>
+          <w:szCs w:val="28"/>
+        </w:rPr>
+        <w:t>低频功能使用推送：在App首页增加快捷入口，引导用户使用，增加点击率和使用率</w:t>
+      </w:r>
+    </w:p>
+    <w:p>
+      <w:pPr>
+        <w:spacing w:line="360" w:lineRule="exact"/>
+        <w:rPr>
+          <w:rFonts w:ascii="宋体" w:hAnsi="宋体" w:eastAsia="宋体" w:cs="宋体"/>
+          <w:sz w:val="28"/>
+          <w:szCs w:val="28"/>
+        </w:rPr>
+      </w:pPr>
+      <w:r>
+        <w:rPr>
+          <w:rFonts w:hint="eastAsia" w:ascii="宋体" w:hAnsi="宋体" w:eastAsia="宋体" w:cs="宋体"/>
           <w:sz w:val="28"/>
           <w:szCs w:val="28"/>
         </w:rPr>
         <w:tab/>
-        <w:t>智能推送健康提醒：在高风险时刻主动推送血压、血糖检测提醒</w:t>
-      </w:r>
-    </w:p>
-    <w:p>
-      <w:pPr>
-        <w:spacing w:line="360" w:lineRule="exact"/>
-        <w:rPr>
-          <w:rFonts w:ascii="宋体" w:eastAsia="宋体" w:hAnsi="宋体" w:cs="宋体"/>
-          <w:sz w:val="28"/>
-          <w:szCs w:val="28"/>
-        </w:rPr>
-      </w:pPr>
-      <w:r>
-        <w:rPr>
-          <w:rFonts w:ascii="宋体" w:eastAsia="宋体" w:hAnsi="宋体" w:cs="宋体" w:hint="eastAsia"/>
+      </w:r>
+      <w:r>
+        <w:rPr>
+          <w:rFonts w:hint="eastAsia" w:ascii="宋体" w:hAnsi="宋体" w:eastAsia="宋体" w:cs="宋体"/>
+          <w:sz w:val="28"/>
+          <w:szCs w:val="28"/>
+        </w:rPr>
+        <w:t>优化响应流程：采用本地缓存+异步上传、减少前端等待时间，提升交互体验</w:t>
+      </w:r>
+    </w:p>
+    <w:p>
+      <w:pPr>
+        <w:spacing w:line="360" w:lineRule="exact"/>
+        <w:rPr>
+          <w:rFonts w:ascii="宋体" w:hAnsi="宋体" w:eastAsia="宋体" w:cs="宋体"/>
+          <w:sz w:val="28"/>
+          <w:szCs w:val="28"/>
+        </w:rPr>
+      </w:pPr>
+    </w:p>
+    <w:p>
+      <w:pPr>
+        <w:spacing w:line="360" w:lineRule="exact"/>
+        <w:rPr>
+          <w:rFonts w:ascii="宋体" w:hAnsi="宋体" w:eastAsia="宋体" w:cs="宋体"/>
+          <w:sz w:val="28"/>
+          <w:szCs w:val="28"/>
+        </w:rPr>
+      </w:pPr>
+    </w:p>
+    <w:p>
+      <w:pPr>
+        <w:pStyle w:val="11"/>
+        <w:spacing w:line="360" w:lineRule="exact"/>
+        <w:ind w:firstLine="0" w:firstLineChars="0"/>
+        <w:rPr>
+          <w:rFonts w:ascii="宋体" w:hAnsi="宋体" w:cs="宋体"/>
+          <w:sz w:val="28"/>
+          <w:szCs w:val="28"/>
+        </w:rPr>
+      </w:pPr>
+      <w:r>
+        <w:rPr>
+          <w:rFonts w:hint="eastAsia" w:ascii="宋体" w:hAnsi="宋体" w:cs="宋体"/>
+          <w:sz w:val="28"/>
+          <w:szCs w:val="28"/>
+        </w:rPr>
+        <w:t># 3.1.5（智能家居环境控制）</w:t>
+      </w:r>
+    </w:p>
+    <w:p>
+      <w:pPr>
+        <w:pStyle w:val="11"/>
+        <w:spacing w:line="360" w:lineRule="exact"/>
+        <w:ind w:firstLine="560"/>
+        <w:rPr>
+          <w:rFonts w:ascii="宋体" w:hAnsi="宋体" w:cs="宋体"/>
+          <w:sz w:val="28"/>
+          <w:szCs w:val="28"/>
+        </w:rPr>
+      </w:pPr>
+      <w:r>
+        <w:rPr>
+          <w:rFonts w:hint="eastAsia" w:ascii="宋体" w:hAnsi="宋体" w:cs="宋体"/>
+          <w:sz w:val="28"/>
+          <w:szCs w:val="28"/>
+        </w:rPr>
+        <w:t>早上：0~6 上午：6~12 下午：12~18 晚上：18~24</w:t>
+      </w:r>
+    </w:p>
+    <w:p>
+      <w:pPr>
+        <w:pStyle w:val="11"/>
+        <w:spacing w:line="360" w:lineRule="exact"/>
+        <w:ind w:firstLine="0" w:firstLineChars="0"/>
+        <w:rPr>
+          <w:rFonts w:ascii="宋体" w:hAnsi="宋体" w:cs="宋体"/>
+          <w:sz w:val="28"/>
+          <w:szCs w:val="28"/>
+        </w:rPr>
+      </w:pPr>
+      <w:r>
+        <w:rPr>
+          <w:rFonts w:hint="eastAsia" w:ascii="宋体" w:hAnsi="宋体" w:cs="宋体"/>
+          <w:sz w:val="28"/>
+          <w:szCs w:val="28"/>
+        </w:rPr>
+        <w:t>- 用户环境偏好分析：</w:t>
+      </w:r>
+    </w:p>
+    <w:p>
+      <w:pPr>
+        <w:pStyle w:val="11"/>
+        <w:spacing w:line="360" w:lineRule="exact"/>
+        <w:ind w:firstLine="560"/>
+        <w:rPr>
+          <w:rFonts w:ascii="宋体" w:hAnsi="宋体" w:cs="宋体"/>
+          <w:sz w:val="28"/>
+          <w:szCs w:val="28"/>
+        </w:rPr>
+      </w:pPr>
+      <w:r>
+        <w:rPr>
+          <w:rFonts w:hint="eastAsia" w:ascii="宋体" w:hAnsi="宋体" w:cs="宋体"/>
+          <w:sz w:val="28"/>
+          <w:szCs w:val="28"/>
+        </w:rPr>
+        <w:t>温度偏好：晚上平均温度最高，早上平均温度最低，用户晚上喜欢稍高温度，早上喜欢凉爽（持续加温）</w:t>
+      </w:r>
+    </w:p>
+    <w:p>
+      <w:pPr>
+        <w:pStyle w:val="11"/>
+        <w:spacing w:line="360" w:lineRule="exact"/>
+        <w:ind w:firstLine="560"/>
+        <w:rPr>
+          <w:rFonts w:ascii="宋体" w:hAnsi="宋体" w:cs="宋体"/>
+          <w:sz w:val="28"/>
+          <w:szCs w:val="28"/>
+        </w:rPr>
+      </w:pPr>
+      <w:r>
+        <w:rPr>
+          <w:rFonts w:hint="eastAsia" w:ascii="宋体" w:hAnsi="宋体" w:cs="宋体"/>
+          <w:sz w:val="28"/>
+          <w:szCs w:val="28"/>
+        </w:rPr>
+        <w:t>湿度偏好：整体波动不大</w:t>
+      </w:r>
+    </w:p>
+    <w:p>
+      <w:pPr>
+        <w:pStyle w:val="11"/>
+        <w:spacing w:line="360" w:lineRule="exact"/>
+        <w:ind w:firstLine="560"/>
+        <w:rPr>
+          <w:rFonts w:ascii="宋体" w:hAnsi="宋体" w:cs="宋体"/>
+          <w:sz w:val="28"/>
+          <w:szCs w:val="28"/>
+        </w:rPr>
+      </w:pPr>
+      <w:r>
+        <w:rPr>
+          <w:rFonts w:hint="eastAsia" w:ascii="宋体" w:hAnsi="宋体" w:cs="宋体"/>
+          <w:sz w:val="28"/>
+          <w:szCs w:val="28"/>
+        </w:rPr>
+        <w:t>光照水平：早上最高，晚上最低，说明用户早上喜欢较强光线，晚上偏柔和</w:t>
+      </w:r>
+    </w:p>
+    <w:p>
+      <w:pPr>
+        <w:pStyle w:val="11"/>
+        <w:spacing w:line="360" w:lineRule="exact"/>
+        <w:ind w:firstLine="0" w:firstLineChars="0"/>
+        <w:rPr>
+          <w:rFonts w:ascii="宋体" w:hAnsi="宋体" w:cs="宋体"/>
+          <w:sz w:val="28"/>
+          <w:szCs w:val="28"/>
+        </w:rPr>
+      </w:pPr>
+      <w:r>
+        <w:rPr>
+          <w:rFonts w:hint="eastAsia" w:ascii="宋体" w:hAnsi="宋体" w:cs="宋体"/>
+          <w:sz w:val="28"/>
+          <w:szCs w:val="28"/>
+        </w:rPr>
+        <w:t>- 系统响应时间分析：</w:t>
+      </w:r>
+    </w:p>
+    <w:p>
+      <w:pPr>
+        <w:spacing w:line="360" w:lineRule="exact"/>
+        <w:rPr>
+          <w:rFonts w:ascii="宋体" w:hAnsi="宋体" w:eastAsia="宋体" w:cs="宋体"/>
+          <w:sz w:val="28"/>
+          <w:szCs w:val="28"/>
+        </w:rPr>
+      </w:pPr>
+      <w:r>
+        <w:rPr>
+          <w:rFonts w:hint="eastAsia" w:ascii="宋体" w:hAnsi="宋体" w:eastAsia="宋体" w:cs="宋体"/>
           <w:sz w:val="28"/>
           <w:szCs w:val="28"/>
         </w:rPr>
         <w:tab/>
-        <w:t>低频功能使用推送：在App首页增加快捷入口，引导用户使用，增加点击率和使用率</w:t>
-      </w:r>
-    </w:p>
-    <w:p>
-      <w:pPr>
-        <w:spacing w:line="360" w:lineRule="exact"/>
-        <w:rPr>
-          <w:rFonts w:ascii="宋体" w:eastAsia="宋体" w:hAnsi="宋体" w:cs="宋体"/>
-          <w:sz w:val="28"/>
-          <w:szCs w:val="28"/>
-        </w:rPr>
-      </w:pPr>
-      <w:r>
-        <w:rPr>
-          <w:rFonts w:ascii="宋体" w:eastAsia="宋体" w:hAnsi="宋体" w:cs="宋体" w:hint="eastAsia"/>
+      </w:r>
+      <w:r>
+        <w:rPr>
+          <w:rFonts w:hint="eastAsia" w:ascii="宋体" w:hAnsi="宋体" w:eastAsia="宋体" w:cs="宋体"/>
+          <w:sz w:val="28"/>
+          <w:szCs w:val="28"/>
+        </w:rPr>
+        <w:t>平均：3.019</w:t>
+      </w:r>
+    </w:p>
+    <w:p>
+      <w:pPr>
+        <w:spacing w:line="360" w:lineRule="exact"/>
+        <w:rPr>
+          <w:rFonts w:ascii="宋体" w:hAnsi="宋体" w:eastAsia="宋体" w:cs="宋体"/>
+          <w:sz w:val="28"/>
+          <w:szCs w:val="28"/>
+        </w:rPr>
+      </w:pPr>
+      <w:r>
+        <w:rPr>
+          <w:rFonts w:hint="eastAsia" w:ascii="宋体" w:hAnsi="宋体" w:eastAsia="宋体" w:cs="宋体"/>
           <w:sz w:val="28"/>
           <w:szCs w:val="28"/>
         </w:rPr>
         <w:tab/>
-        <w:t>优化响应流程：采用本地缓存+异步上传、减少前端等待时间，提升交互体验</w:t>
-      </w:r>
-    </w:p>
-    <w:p>
-      <w:pPr>
-        <w:spacing w:line="360" w:lineRule="exact"/>
-        <w:rPr>
-          <w:rFonts w:ascii="宋体" w:eastAsia="宋体" w:hAnsi="宋体" w:cs="宋体"/>
-          <w:sz w:val="28"/>
-          <w:szCs w:val="28"/>
-        </w:rPr>
-      </w:pPr>
-    </w:p>
-    <w:p>
-      <w:pPr>
-        <w:spacing w:line="360" w:lineRule="exact"/>
-        <w:rPr>
-          <w:rFonts w:ascii="宋体" w:eastAsia="宋体" w:hAnsi="宋体" w:cs="宋体"/>
-          <w:sz w:val="28"/>
-          <w:szCs w:val="28"/>
-        </w:rPr>
-      </w:pPr>
-    </w:p>
-    <w:p>
-      <w:pPr>
-        <w:pStyle w:val="BodyText"/>
-        <w:spacing w:line="360" w:lineRule="exact"/>
-        <w:ind w:firstLineChars="0" w:firstLine="0"/>
-        <w:rPr>
-          <w:rFonts w:ascii="宋体" w:hAnsi="宋体" w:cs="宋体"/>
-          <w:sz w:val="28"/>
-          <w:szCs w:val="28"/>
-        </w:rPr>
-      </w:pPr>
-      <w:r>
-        <w:rPr>
-          <w:rFonts w:ascii="宋体" w:hAnsi="宋体" w:cs="宋体" w:hint="eastAsia"/>
-          <w:sz w:val="28"/>
-          <w:szCs w:val="28"/>
-        </w:rPr>
-        <w:t># 3.1.5（智能家居环境控制）</w:t>
-      </w:r>
-    </w:p>
-    <w:p>
-      <w:pPr>
-        <w:pStyle w:val="BodyText"/>
+      </w:r>
+      <w:r>
+        <w:rPr>
+          <w:rFonts w:hint="eastAsia" w:ascii="宋体" w:hAnsi="宋体" w:eastAsia="宋体" w:cs="宋体"/>
+          <w:sz w:val="28"/>
+          <w:szCs w:val="28"/>
+        </w:rPr>
+        <w:t>温度：无影响</w:t>
+      </w:r>
+    </w:p>
+    <w:p>
+      <w:pPr>
+        <w:spacing w:line="360" w:lineRule="exact"/>
+        <w:rPr>
+          <w:rFonts w:ascii="宋体" w:hAnsi="宋体" w:eastAsia="宋体" w:cs="宋体"/>
+          <w:sz w:val="28"/>
+          <w:szCs w:val="28"/>
+        </w:rPr>
+      </w:pPr>
+      <w:r>
+        <w:rPr>
+          <w:rFonts w:hint="eastAsia" w:ascii="宋体" w:hAnsi="宋体" w:eastAsia="宋体" w:cs="宋体"/>
+          <w:sz w:val="28"/>
+          <w:szCs w:val="28"/>
+        </w:rPr>
+        <w:tab/>
+      </w:r>
+      <w:r>
+        <w:rPr>
+          <w:rFonts w:hint="eastAsia" w:ascii="宋体" w:hAnsi="宋体" w:eastAsia="宋体" w:cs="宋体"/>
+          <w:sz w:val="28"/>
+          <w:szCs w:val="28"/>
+        </w:rPr>
+        <w:t>湿度：不明显</w:t>
+      </w:r>
+    </w:p>
+    <w:p>
+      <w:pPr>
+        <w:spacing w:line="360" w:lineRule="exact"/>
+        <w:rPr>
+          <w:rFonts w:ascii="宋体" w:hAnsi="宋体" w:eastAsia="宋体" w:cs="宋体"/>
+          <w:sz w:val="28"/>
+          <w:szCs w:val="28"/>
+        </w:rPr>
+      </w:pPr>
+      <w:r>
+        <w:rPr>
+          <w:rFonts w:hint="eastAsia" w:ascii="宋体" w:hAnsi="宋体" w:eastAsia="宋体" w:cs="宋体"/>
+          <w:sz w:val="28"/>
+          <w:szCs w:val="28"/>
+        </w:rPr>
+        <w:tab/>
+      </w:r>
+      <w:r>
+        <w:rPr>
+          <w:rFonts w:hint="eastAsia" w:ascii="宋体" w:hAnsi="宋体" w:eastAsia="宋体" w:cs="宋体"/>
+          <w:sz w:val="28"/>
+          <w:szCs w:val="28"/>
+        </w:rPr>
+        <w:t>光照：越高系统响应略快，但影响有限</w:t>
+      </w:r>
+    </w:p>
+    <w:p>
+      <w:pPr>
+        <w:spacing w:line="360" w:lineRule="exact"/>
+        <w:rPr>
+          <w:rFonts w:ascii="宋体" w:hAnsi="宋体" w:eastAsia="宋体" w:cs="宋体"/>
+          <w:sz w:val="28"/>
+          <w:szCs w:val="28"/>
+        </w:rPr>
+      </w:pPr>
+      <w:r>
+        <w:rPr>
+          <w:rFonts w:hint="eastAsia" w:ascii="宋体" w:hAnsi="宋体" w:eastAsia="宋体" w:cs="宋体"/>
+          <w:sz w:val="28"/>
+          <w:szCs w:val="28"/>
+        </w:rPr>
+        <w:tab/>
+      </w:r>
+      <w:r>
+        <w:rPr>
+          <w:rFonts w:hint="eastAsia" w:ascii="宋体" w:hAnsi="宋体" w:eastAsia="宋体" w:cs="宋体"/>
+          <w:sz w:val="28"/>
+          <w:szCs w:val="28"/>
+        </w:rPr>
+        <w:t>网络</w:t>
+      </w:r>
+      <w:r>
+        <w:rPr>
+          <w:rFonts w:hint="eastAsia" w:ascii="宋体" w:hAnsi="宋体" w:eastAsia="宋体" w:cs="宋体"/>
+          <w:sz w:val="28"/>
+          <w:szCs w:val="28"/>
+          <w:lang w:val="en-US" w:eastAsia="zh-CN"/>
+        </w:rPr>
+        <w:t>延迟</w:t>
+      </w:r>
+      <w:r>
+        <w:rPr>
+          <w:rFonts w:hint="eastAsia" w:ascii="宋体" w:hAnsi="宋体" w:eastAsia="宋体" w:cs="宋体"/>
+          <w:sz w:val="28"/>
+          <w:szCs w:val="28"/>
+        </w:rPr>
+        <w:t>、传感器灵敏度会有影响</w:t>
+      </w:r>
+    </w:p>
+    <w:p>
+      <w:pPr>
+        <w:pStyle w:val="11"/>
+        <w:spacing w:line="360" w:lineRule="exact"/>
+        <w:ind w:firstLine="0" w:firstLineChars="0"/>
+        <w:rPr>
+          <w:rFonts w:ascii="宋体" w:hAnsi="宋体" w:cs="宋体"/>
+          <w:sz w:val="28"/>
+          <w:szCs w:val="28"/>
+        </w:rPr>
+      </w:pPr>
+      <w:r>
+        <w:rPr>
+          <w:rFonts w:hint="eastAsia" w:ascii="宋体" w:hAnsi="宋体" w:cs="宋体"/>
+          <w:sz w:val="28"/>
+          <w:szCs w:val="28"/>
+        </w:rPr>
+        <w:t>- 能源消耗分析：</w:t>
+      </w:r>
+    </w:p>
+    <w:p>
+      <w:pPr>
+        <w:spacing w:line="360" w:lineRule="exact"/>
+        <w:rPr>
+          <w:rFonts w:ascii="宋体" w:hAnsi="宋体" w:eastAsia="宋体" w:cs="宋体"/>
+          <w:sz w:val="28"/>
+          <w:szCs w:val="28"/>
+        </w:rPr>
+      </w:pPr>
+      <w:r>
+        <w:rPr>
+          <w:rFonts w:hint="eastAsia" w:ascii="宋体" w:hAnsi="宋体" w:eastAsia="宋体" w:cs="宋体"/>
+          <w:sz w:val="28"/>
+          <w:szCs w:val="28"/>
+        </w:rPr>
+        <w:tab/>
+      </w:r>
+      <w:r>
+        <w:rPr>
+          <w:rFonts w:hint="eastAsia" w:ascii="宋体" w:hAnsi="宋体" w:eastAsia="宋体" w:cs="宋体"/>
+          <w:sz w:val="28"/>
+          <w:szCs w:val="28"/>
+        </w:rPr>
+        <w:t>平均：1.02</w:t>
+      </w:r>
+    </w:p>
+    <w:p>
+      <w:pPr>
+        <w:spacing w:line="360" w:lineRule="exact"/>
+        <w:rPr>
+          <w:rFonts w:ascii="宋体" w:hAnsi="宋体" w:eastAsia="宋体" w:cs="宋体"/>
+          <w:sz w:val="28"/>
+          <w:szCs w:val="28"/>
+        </w:rPr>
+      </w:pPr>
+      <w:r>
+        <w:rPr>
+          <w:rFonts w:hint="eastAsia" w:ascii="宋体" w:hAnsi="宋体" w:eastAsia="宋体" w:cs="宋体"/>
+          <w:sz w:val="28"/>
+          <w:szCs w:val="28"/>
+        </w:rPr>
+        <w:tab/>
+      </w:r>
+      <w:r>
+        <w:rPr>
+          <w:rFonts w:hint="eastAsia" w:ascii="宋体" w:hAnsi="宋体" w:eastAsia="宋体" w:cs="宋体"/>
+          <w:sz w:val="28"/>
+          <w:szCs w:val="28"/>
+        </w:rPr>
+        <w:t>温度：不明显，无需做优化</w:t>
+      </w:r>
+    </w:p>
+    <w:p>
+      <w:pPr>
+        <w:spacing w:line="360" w:lineRule="exact"/>
+        <w:rPr>
+          <w:rFonts w:ascii="宋体" w:hAnsi="宋体" w:eastAsia="宋体" w:cs="宋体"/>
+          <w:sz w:val="28"/>
+          <w:szCs w:val="28"/>
+        </w:rPr>
+      </w:pPr>
+      <w:r>
+        <w:rPr>
+          <w:rFonts w:hint="eastAsia" w:ascii="宋体" w:hAnsi="宋体" w:eastAsia="宋体" w:cs="宋体"/>
+          <w:sz w:val="28"/>
+          <w:szCs w:val="28"/>
+        </w:rPr>
+        <w:tab/>
+      </w:r>
+      <w:r>
+        <w:rPr>
+          <w:rFonts w:hint="eastAsia" w:ascii="宋体" w:hAnsi="宋体" w:eastAsia="宋体" w:cs="宋体"/>
+          <w:sz w:val="28"/>
+          <w:szCs w:val="28"/>
+        </w:rPr>
+        <w:t>湿度：影响极小，暂无节能潜力</w:t>
+      </w:r>
+    </w:p>
+    <w:p>
+      <w:pPr>
+        <w:spacing w:line="360" w:lineRule="exact"/>
+        <w:rPr>
+          <w:rFonts w:ascii="宋体" w:hAnsi="宋体" w:eastAsia="宋体" w:cs="宋体"/>
+          <w:sz w:val="28"/>
+          <w:szCs w:val="28"/>
+        </w:rPr>
+      </w:pPr>
+      <w:r>
+        <w:rPr>
+          <w:rFonts w:hint="eastAsia" w:ascii="宋体" w:hAnsi="宋体" w:eastAsia="宋体" w:cs="宋体"/>
+          <w:sz w:val="28"/>
+          <w:szCs w:val="28"/>
+        </w:rPr>
+        <w:tab/>
+      </w:r>
+      <w:r>
+        <w:rPr>
+          <w:rFonts w:hint="eastAsia" w:ascii="宋体" w:hAnsi="宋体" w:eastAsia="宋体" w:cs="宋体"/>
+          <w:sz w:val="28"/>
+          <w:szCs w:val="28"/>
+        </w:rPr>
+        <w:t>光照：提升，能耗略有增加</w:t>
+      </w:r>
+    </w:p>
+    <w:p>
+      <w:pPr>
+        <w:spacing w:line="360" w:lineRule="exact"/>
+        <w:rPr>
+          <w:rFonts w:hint="eastAsia" w:ascii="宋体" w:hAnsi="宋体" w:eastAsia="宋体" w:cs="宋体"/>
+          <w:sz w:val="28"/>
+          <w:szCs w:val="28"/>
+        </w:rPr>
+      </w:pPr>
+      <w:r>
+        <w:rPr>
+          <w:rFonts w:hint="eastAsia" w:ascii="宋体" w:hAnsi="宋体" w:eastAsia="宋体" w:cs="宋体"/>
+          <w:sz w:val="28"/>
+          <w:szCs w:val="28"/>
+        </w:rPr>
+        <w:tab/>
+      </w:r>
+      <w:r>
+        <w:rPr>
+          <w:rFonts w:hint="eastAsia" w:ascii="宋体" w:hAnsi="宋体" w:eastAsia="宋体" w:cs="宋体"/>
+          <w:sz w:val="28"/>
+          <w:szCs w:val="28"/>
+        </w:rPr>
+        <w:t>光照强时适当降低设备功率或减少照明补光，降低整体能耗，提升能源效率</w:t>
+      </w:r>
+    </w:p>
+    <w:p>
+      <w:pPr>
+        <w:spacing w:line="360" w:lineRule="exact"/>
+        <w:rPr>
+          <w:rFonts w:ascii="宋体" w:hAnsi="宋体" w:eastAsia="宋体" w:cs="宋体"/>
+          <w:sz w:val="28"/>
+          <w:szCs w:val="28"/>
+        </w:rPr>
+      </w:pPr>
+      <w:r>
+        <w:rPr>
+          <w:rFonts w:hint="eastAsia" w:ascii="宋体" w:hAnsi="宋体" w:eastAsia="宋体" w:cs="宋体"/>
+          <w:color w:val="FF0000"/>
+          <w:sz w:val="28"/>
+          <w:szCs w:val="28"/>
+          <w:lang w:val="en-US" w:eastAsia="zh-CN"/>
+        </w:rPr>
+        <w:t>还需要写一条自由发挥</w:t>
+      </w:r>
+    </w:p>
+    <w:p>
+      <w:pPr>
+        <w:pStyle w:val="11"/>
+        <w:spacing w:line="360" w:lineRule="exact"/>
+        <w:ind w:firstLine="0" w:firstLineChars="0"/>
+        <w:rPr>
+          <w:rFonts w:ascii="宋体" w:hAnsi="宋体" w:cs="宋体"/>
+          <w:sz w:val="28"/>
+          <w:szCs w:val="28"/>
+        </w:rPr>
+      </w:pPr>
+      <w:r>
+        <w:rPr>
+          <w:rFonts w:hint="eastAsia" w:ascii="宋体" w:hAnsi="宋体" w:cs="宋体"/>
+          <w:sz w:val="28"/>
+          <w:szCs w:val="28"/>
+        </w:rPr>
+        <w:t>- 优化方向：</w:t>
+      </w:r>
+    </w:p>
+    <w:p>
+      <w:pPr>
+        <w:spacing w:line="360" w:lineRule="exact"/>
+        <w:rPr>
+          <w:rFonts w:ascii="宋体" w:hAnsi="宋体" w:eastAsia="宋体" w:cs="宋体"/>
+          <w:sz w:val="28"/>
+          <w:szCs w:val="28"/>
+        </w:rPr>
+      </w:pPr>
+      <w:r>
+        <w:rPr>
+          <w:rFonts w:hint="eastAsia" w:ascii="宋体" w:hAnsi="宋体" w:eastAsia="宋体" w:cs="宋体"/>
+          <w:sz w:val="28"/>
+          <w:szCs w:val="28"/>
+        </w:rPr>
+        <w:tab/>
+      </w:r>
+      <w:r>
+        <w:rPr>
+          <w:rFonts w:hint="eastAsia" w:ascii="宋体" w:hAnsi="宋体" w:eastAsia="宋体" w:cs="宋体"/>
+          <w:sz w:val="28"/>
+          <w:szCs w:val="28"/>
+        </w:rPr>
+        <w:t>个性化夜间控制：夜间自动调高温度、光照，设置阈值防止能耗过高，增强舒适度</w:t>
+      </w:r>
+    </w:p>
+    <w:p>
+      <w:pPr>
+        <w:spacing w:line="360" w:lineRule="exact"/>
+        <w:rPr>
+          <w:rFonts w:ascii="宋体" w:hAnsi="宋体" w:eastAsia="宋体" w:cs="宋体"/>
+          <w:sz w:val="28"/>
+          <w:szCs w:val="28"/>
+        </w:rPr>
+      </w:pPr>
+      <w:r>
+        <w:rPr>
+          <w:rFonts w:hint="eastAsia" w:ascii="宋体" w:hAnsi="宋体" w:eastAsia="宋体" w:cs="宋体"/>
+          <w:sz w:val="28"/>
+          <w:szCs w:val="28"/>
+        </w:rPr>
+        <w:tab/>
+      </w:r>
+      <w:r>
+        <w:rPr>
+          <w:rFonts w:hint="eastAsia" w:ascii="宋体" w:hAnsi="宋体" w:eastAsia="宋体" w:cs="宋体"/>
+          <w:sz w:val="28"/>
+          <w:szCs w:val="28"/>
+        </w:rPr>
+        <w:t>提升系统响应速度：硬件升级、提高处理器和网络模块性能，缩短处理时间和网络传输时间</w:t>
+      </w:r>
+    </w:p>
+    <w:p>
+      <w:pPr>
+        <w:spacing w:line="360" w:lineRule="exact"/>
+        <w:rPr>
+          <w:rFonts w:ascii="宋体" w:hAnsi="宋体" w:eastAsia="宋体" w:cs="宋体"/>
+          <w:sz w:val="28"/>
+          <w:szCs w:val="28"/>
+        </w:rPr>
+      </w:pPr>
+      <w:r>
+        <w:rPr>
+          <w:rFonts w:hint="eastAsia" w:ascii="宋体" w:hAnsi="宋体" w:eastAsia="宋体" w:cs="宋体"/>
+          <w:sz w:val="28"/>
+          <w:szCs w:val="28"/>
+        </w:rPr>
+        <w:tab/>
+      </w:r>
+      <w:r>
+        <w:rPr>
+          <w:rFonts w:hint="eastAsia" w:ascii="宋体" w:hAnsi="宋体" w:eastAsia="宋体" w:cs="宋体"/>
+          <w:sz w:val="28"/>
+          <w:szCs w:val="28"/>
+        </w:rPr>
+        <w:t>引入节能模块：智能识别高照明时段，自动调节光强或联动窗帘，降低白天能耗</w:t>
+      </w:r>
+    </w:p>
+    <w:p>
+      <w:pPr>
+        <w:spacing w:line="360" w:lineRule="exact"/>
+        <w:rPr>
+          <w:rFonts w:ascii="宋体" w:hAnsi="宋体" w:eastAsia="宋体" w:cs="宋体"/>
+          <w:sz w:val="28"/>
+          <w:szCs w:val="28"/>
+        </w:rPr>
+      </w:pPr>
+      <w:bookmarkStart w:id="0" w:name="_GoBack"/>
+      <w:bookmarkEnd w:id="0"/>
+    </w:p>
+    <w:p>
+      <w:pPr>
+        <w:pStyle w:val="11"/>
+        <w:spacing w:line="360" w:lineRule="exact"/>
+        <w:ind w:firstLine="0" w:firstLineChars="0"/>
+        <w:rPr>
+          <w:rFonts w:ascii="宋体" w:hAnsi="宋体" w:cs="宋体"/>
+          <w:sz w:val="28"/>
+          <w:szCs w:val="28"/>
+        </w:rPr>
+      </w:pPr>
+      <w:r>
+        <w:rPr>
+          <w:rFonts w:hint="eastAsia" w:ascii="宋体" w:hAnsi="宋体" w:cs="宋体"/>
+          <w:sz w:val="28"/>
+          <w:szCs w:val="28"/>
+        </w:rPr>
+        <w:t>3.2.1 ~ 3.2.5 (20) 代码 + 简答</w:t>
+      </w:r>
+    </w:p>
+    <w:p>
+      <w:pPr>
+        <w:pStyle w:val="11"/>
         <w:spacing w:line="360" w:lineRule="exact"/>
         <w:ind w:firstLine="560"/>
         <w:rPr>
@@ -4927,36 +5790,16 @@
       </w:pPr>
       <w:r>
         <w:rPr>
-          <w:rFonts w:ascii="宋体" w:hAnsi="宋体" w:cs="宋体" w:hint="eastAsia"/>
-          <w:sz w:val="28"/>
-          <w:szCs w:val="28"/>
-        </w:rPr>
-        <w:t>早上：0~6 上午：6~12 下午：12~18 晚上：18~24</w:t>
-      </w:r>
-    </w:p>
-    <w:p>
-      <w:pPr>
-        <w:pStyle w:val="BodyText"/>
-        <w:spacing w:line="360" w:lineRule="exact"/>
-        <w:ind w:firstLineChars="0" w:firstLine="0"/>
-        <w:rPr>
-          <w:rFonts w:ascii="宋体" w:hAnsi="宋体" w:cs="宋体"/>
-          <w:sz w:val="28"/>
-          <w:szCs w:val="28"/>
-        </w:rPr>
-      </w:pPr>
-      <w:r>
-        <w:rPr>
-          <w:rFonts w:ascii="宋体" w:hAnsi="宋体" w:cs="宋体" w:hint="eastAsia"/>
-          <w:sz w:val="28"/>
-          <w:szCs w:val="28"/>
-        </w:rPr>
-        <w:t>- 用户环境偏好分析：</w:t>
-      </w:r>
-    </w:p>
-    <w:p>
-      <w:pPr>
-        <w:pStyle w:val="BodyText"/>
+          <w:rFonts w:hint="eastAsia" w:ascii="宋体" w:hAnsi="宋体" w:cs="宋体"/>
+          <w:sz w:val="28"/>
+          <w:szCs w:val="28"/>
+        </w:rPr>
+        <w:t># 人机交互最优流程 (3条即可)(3)</w:t>
+      </w:r>
+    </w:p>
+    <w:p>
+      <w:pPr>
+        <w:pStyle w:val="11"/>
         <w:spacing w:line="360" w:lineRule="exact"/>
         <w:ind w:firstLine="560"/>
         <w:rPr>
@@ -4967,16 +5810,16 @@
       </w:pPr>
       <w:r>
         <w:rPr>
-          <w:rFonts w:ascii="宋体" w:hAnsi="宋体" w:cs="宋体" w:hint="eastAsia"/>
-          <w:sz w:val="28"/>
-          <w:szCs w:val="28"/>
-        </w:rPr>
-        <w:t>温度偏好：晚上平均温度最高，早上平均温度最低，用户晚上喜欢稍高温度，早上喜欢凉爽（持续加温）</w:t>
-      </w:r>
-    </w:p>
-    <w:p>
-      <w:pPr>
-        <w:pStyle w:val="BodyText"/>
+          <w:rFonts w:hint="eastAsia" w:ascii="宋体" w:hAnsi="宋体" w:cs="宋体"/>
+          <w:sz w:val="28"/>
+          <w:szCs w:val="28"/>
+        </w:rPr>
+        <w:t>安全性：数据安全、隐私保护</w:t>
+      </w:r>
+    </w:p>
+    <w:p>
+      <w:pPr>
+        <w:pStyle w:val="11"/>
         <w:spacing w:line="360" w:lineRule="exact"/>
         <w:ind w:firstLine="560"/>
         <w:rPr>
@@ -4987,16 +5830,16 @@
       </w:pPr>
       <w:r>
         <w:rPr>
-          <w:rFonts w:ascii="宋体" w:hAnsi="宋体" w:cs="宋体" w:hint="eastAsia"/>
-          <w:sz w:val="28"/>
-          <w:szCs w:val="28"/>
-        </w:rPr>
-        <w:t>湿度偏好：整体波动不大</w:t>
-      </w:r>
-    </w:p>
-    <w:p>
-      <w:pPr>
-        <w:pStyle w:val="BodyText"/>
+          <w:rFonts w:hint="eastAsia" w:ascii="宋体" w:hAnsi="宋体" w:cs="宋体"/>
+          <w:sz w:val="28"/>
+          <w:szCs w:val="28"/>
+        </w:rPr>
+        <w:t>多语言：界面支持多语言</w:t>
+      </w:r>
+    </w:p>
+    <w:p>
+      <w:pPr>
+        <w:pStyle w:val="11"/>
         <w:spacing w:line="360" w:lineRule="exact"/>
         <w:ind w:firstLine="560"/>
         <w:rPr>
@@ -5007,364 +5850,16 @@
       </w:pPr>
       <w:r>
         <w:rPr>
-          <w:rFonts w:ascii="宋体" w:hAnsi="宋体" w:cs="宋体" w:hint="eastAsia"/>
-          <w:sz w:val="28"/>
-          <w:szCs w:val="28"/>
-        </w:rPr>
-        <w:t>光照水平：早上最高，晚上最低，说明用户早上喜欢较强光线，晚上偏柔和</w:t>
-      </w:r>
-    </w:p>
-    <w:p>
-      <w:pPr>
-        <w:pStyle w:val="BodyText"/>
-        <w:spacing w:line="360" w:lineRule="exact"/>
-        <w:ind w:firstLineChars="0" w:firstLine="0"/>
-        <w:rPr>
-          <w:rFonts w:ascii="宋体" w:hAnsi="宋体" w:cs="宋体"/>
-          <w:sz w:val="28"/>
-          <w:szCs w:val="28"/>
-        </w:rPr>
-      </w:pPr>
-      <w:r>
-        <w:rPr>
-          <w:rFonts w:ascii="宋体" w:hAnsi="宋体" w:cs="宋体" w:hint="eastAsia"/>
-          <w:sz w:val="28"/>
-          <w:szCs w:val="28"/>
-        </w:rPr>
-        <w:t>- 系统响应时间分析：</w:t>
-      </w:r>
-    </w:p>
-    <w:p>
-      <w:pPr>
-        <w:spacing w:line="360" w:lineRule="exact"/>
-        <w:rPr>
-          <w:rFonts w:ascii="宋体" w:eastAsia="宋体" w:hAnsi="宋体" w:cs="宋体"/>
-          <w:sz w:val="28"/>
-          <w:szCs w:val="28"/>
-        </w:rPr>
-      </w:pPr>
-      <w:r>
-        <w:rPr>
-          <w:rFonts w:ascii="宋体" w:eastAsia="宋体" w:hAnsi="宋体" w:cs="宋体" w:hint="eastAsia"/>
-          <w:sz w:val="28"/>
-          <w:szCs w:val="28"/>
-        </w:rPr>
-        <w:lastRenderedPageBreak/>
-        <w:tab/>
-        <w:t>平均：3.019</w:t>
-      </w:r>
-    </w:p>
-    <w:p>
-      <w:pPr>
-        <w:spacing w:line="360" w:lineRule="exact"/>
-        <w:rPr>
-          <w:rFonts w:ascii="宋体" w:eastAsia="宋体" w:hAnsi="宋体" w:cs="宋体"/>
-          <w:sz w:val="28"/>
-          <w:szCs w:val="28"/>
-        </w:rPr>
-      </w:pPr>
-      <w:r>
-        <w:rPr>
-          <w:rFonts w:ascii="宋体" w:eastAsia="宋体" w:hAnsi="宋体" w:cs="宋体" w:hint="eastAsia"/>
-          <w:sz w:val="28"/>
-          <w:szCs w:val="28"/>
-        </w:rPr>
-        <w:tab/>
-        <w:t>温度：无影响</w:t>
-      </w:r>
-    </w:p>
-    <w:p>
-      <w:pPr>
-        <w:spacing w:line="360" w:lineRule="exact"/>
-        <w:rPr>
-          <w:rFonts w:ascii="宋体" w:eastAsia="宋体" w:hAnsi="宋体" w:cs="宋体"/>
-          <w:sz w:val="28"/>
-          <w:szCs w:val="28"/>
-        </w:rPr>
-      </w:pPr>
-      <w:r>
-        <w:rPr>
-          <w:rFonts w:ascii="宋体" w:eastAsia="宋体" w:hAnsi="宋体" w:cs="宋体" w:hint="eastAsia"/>
-          <w:sz w:val="28"/>
-          <w:szCs w:val="28"/>
-        </w:rPr>
-        <w:tab/>
-        <w:t>湿度：不明显</w:t>
-      </w:r>
-    </w:p>
-    <w:p>
-      <w:pPr>
-        <w:spacing w:line="360" w:lineRule="exact"/>
-        <w:rPr>
-          <w:rFonts w:ascii="宋体" w:eastAsia="宋体" w:hAnsi="宋体" w:cs="宋体"/>
-          <w:sz w:val="28"/>
-          <w:szCs w:val="28"/>
-        </w:rPr>
-      </w:pPr>
-      <w:r>
-        <w:rPr>
-          <w:rFonts w:ascii="宋体" w:eastAsia="宋体" w:hAnsi="宋体" w:cs="宋体" w:hint="eastAsia"/>
-          <w:sz w:val="28"/>
-          <w:szCs w:val="28"/>
-        </w:rPr>
-        <w:tab/>
-        <w:t>光照：越高系统响应略快，但影响有限</w:t>
-      </w:r>
-    </w:p>
-    <w:p>
-      <w:pPr>
-        <w:spacing w:line="360" w:lineRule="exact"/>
-        <w:rPr>
-          <w:rFonts w:ascii="宋体" w:eastAsia="宋体" w:hAnsi="宋体" w:cs="宋体"/>
-          <w:sz w:val="28"/>
-          <w:szCs w:val="28"/>
-        </w:rPr>
-      </w:pPr>
-      <w:r>
-        <w:rPr>
-          <w:rFonts w:ascii="宋体" w:eastAsia="宋体" w:hAnsi="宋体" w:cs="宋体" w:hint="eastAsia"/>
-          <w:sz w:val="28"/>
-          <w:szCs w:val="28"/>
-        </w:rPr>
-        <w:tab/>
-        <w:t>网络连接、传感器灵敏度会有影响</w:t>
-      </w:r>
-    </w:p>
-    <w:p>
-      <w:pPr>
-        <w:pStyle w:val="BodyText"/>
-        <w:spacing w:line="360" w:lineRule="exact"/>
-        <w:ind w:firstLineChars="0" w:firstLine="0"/>
-        <w:rPr>
-          <w:rFonts w:ascii="宋体" w:hAnsi="宋体" w:cs="宋体"/>
-          <w:sz w:val="28"/>
-          <w:szCs w:val="28"/>
-        </w:rPr>
-      </w:pPr>
-      <w:r>
-        <w:rPr>
-          <w:rFonts w:ascii="宋体" w:hAnsi="宋体" w:cs="宋体" w:hint="eastAsia"/>
-          <w:sz w:val="28"/>
-          <w:szCs w:val="28"/>
-        </w:rPr>
-        <w:t>- 能源消耗分析：</w:t>
-      </w:r>
-    </w:p>
-    <w:p>
-      <w:pPr>
-        <w:spacing w:line="360" w:lineRule="exact"/>
-        <w:rPr>
-          <w:rFonts w:ascii="宋体" w:eastAsia="宋体" w:hAnsi="宋体" w:cs="宋体"/>
-          <w:sz w:val="28"/>
-          <w:szCs w:val="28"/>
-        </w:rPr>
-      </w:pPr>
-      <w:r>
-        <w:rPr>
-          <w:rFonts w:ascii="宋体" w:eastAsia="宋体" w:hAnsi="宋体" w:cs="宋体" w:hint="eastAsia"/>
-          <w:sz w:val="28"/>
-          <w:szCs w:val="28"/>
-        </w:rPr>
-        <w:tab/>
-        <w:t>平均：1.02</w:t>
-      </w:r>
-    </w:p>
-    <w:p>
-      <w:pPr>
-        <w:spacing w:line="360" w:lineRule="exact"/>
-        <w:rPr>
-          <w:rFonts w:ascii="宋体" w:eastAsia="宋体" w:hAnsi="宋体" w:cs="宋体"/>
-          <w:sz w:val="28"/>
-          <w:szCs w:val="28"/>
-        </w:rPr>
-      </w:pPr>
-      <w:r>
-        <w:rPr>
-          <w:rFonts w:ascii="宋体" w:eastAsia="宋体" w:hAnsi="宋体" w:cs="宋体" w:hint="eastAsia"/>
-          <w:sz w:val="28"/>
-          <w:szCs w:val="28"/>
-        </w:rPr>
-        <w:tab/>
-        <w:t>温度：不明显，无需做优化</w:t>
-      </w:r>
-    </w:p>
-    <w:p>
-      <w:pPr>
-        <w:spacing w:line="360" w:lineRule="exact"/>
-        <w:rPr>
-          <w:rFonts w:ascii="宋体" w:eastAsia="宋体" w:hAnsi="宋体" w:cs="宋体"/>
-          <w:sz w:val="28"/>
-          <w:szCs w:val="28"/>
-        </w:rPr>
-      </w:pPr>
-      <w:r>
-        <w:rPr>
-          <w:rFonts w:ascii="宋体" w:eastAsia="宋体" w:hAnsi="宋体" w:cs="宋体" w:hint="eastAsia"/>
-          <w:sz w:val="28"/>
-          <w:szCs w:val="28"/>
-        </w:rPr>
-        <w:tab/>
-        <w:t>湿度：影响极小，暂无节能潜力</w:t>
-      </w:r>
-    </w:p>
-    <w:p>
-      <w:pPr>
-        <w:spacing w:line="360" w:lineRule="exact"/>
-        <w:rPr>
-          <w:rFonts w:ascii="宋体" w:eastAsia="宋体" w:hAnsi="宋体" w:cs="宋体"/>
-          <w:sz w:val="28"/>
-          <w:szCs w:val="28"/>
-        </w:rPr>
-      </w:pPr>
-      <w:r>
-        <w:rPr>
-          <w:rFonts w:ascii="宋体" w:eastAsia="宋体" w:hAnsi="宋体" w:cs="宋体" w:hint="eastAsia"/>
-          <w:sz w:val="28"/>
-          <w:szCs w:val="28"/>
-        </w:rPr>
-        <w:tab/>
-        <w:t>光照：提升，能耗略有增加</w:t>
-      </w:r>
-    </w:p>
-    <w:p>
-      <w:pPr>
-        <w:spacing w:line="360" w:lineRule="exact"/>
-        <w:rPr>
-          <w:rFonts w:ascii="宋体" w:eastAsia="宋体" w:hAnsi="宋体" w:cs="宋体"/>
-          <w:sz w:val="28"/>
-          <w:szCs w:val="28"/>
-        </w:rPr>
-      </w:pPr>
-      <w:r>
-        <w:rPr>
-          <w:rFonts w:ascii="宋体" w:eastAsia="宋体" w:hAnsi="宋体" w:cs="宋体" w:hint="eastAsia"/>
-          <w:sz w:val="28"/>
-          <w:szCs w:val="28"/>
-        </w:rPr>
-        <w:tab/>
-        <w:t>光照强时适当降低设备功率或减少照明补光，降低整体能耗，提升能源效率</w:t>
-      </w:r>
-    </w:p>
-    <w:p>
-      <w:pPr>
-        <w:spacing w:line="360" w:lineRule="exact"/>
-        <w:rPr>
-          <w:rFonts w:ascii="宋体" w:eastAsia="宋体" w:hAnsi="宋体" w:cs="宋体"/>
-          <w:sz w:val="28"/>
-          <w:szCs w:val="28"/>
-        </w:rPr>
-      </w:pPr>
-    </w:p>
-    <w:p>
-      <w:pPr>
-        <w:pStyle w:val="BodyText"/>
-        <w:spacing w:line="360" w:lineRule="exact"/>
-        <w:ind w:firstLineChars="0" w:firstLine="0"/>
-        <w:rPr>
-          <w:rFonts w:ascii="宋体" w:hAnsi="宋体" w:cs="宋体"/>
-          <w:sz w:val="28"/>
-          <w:szCs w:val="28"/>
-        </w:rPr>
-      </w:pPr>
-      <w:r>
-        <w:rPr>
-          <w:rFonts w:ascii="宋体" w:hAnsi="宋体" w:cs="宋体" w:hint="eastAsia"/>
-          <w:sz w:val="28"/>
-          <w:szCs w:val="28"/>
-        </w:rPr>
-        <w:t>- 优化方向：</w:t>
-      </w:r>
-    </w:p>
-    <w:p>
-      <w:pPr>
-        <w:spacing w:line="360" w:lineRule="exact"/>
-        <w:rPr>
-          <w:rFonts w:ascii="宋体" w:eastAsia="宋体" w:hAnsi="宋体" w:cs="宋体"/>
-          <w:sz w:val="28"/>
-          <w:szCs w:val="28"/>
-        </w:rPr>
-      </w:pPr>
-      <w:r>
-        <w:rPr>
-          <w:rFonts w:ascii="宋体" w:eastAsia="宋体" w:hAnsi="宋体" w:cs="宋体" w:hint="eastAsia"/>
-          <w:sz w:val="28"/>
-          <w:szCs w:val="28"/>
-        </w:rPr>
-        <w:tab/>
-        <w:t>个性化夜间控制：夜间自动调高温度、光照，设置阈值防止能耗过高，增强舒适度</w:t>
-      </w:r>
-    </w:p>
-    <w:p>
-      <w:pPr>
-        <w:spacing w:line="360" w:lineRule="exact"/>
-        <w:rPr>
-          <w:rFonts w:ascii="宋体" w:eastAsia="宋体" w:hAnsi="宋体" w:cs="宋体"/>
-          <w:sz w:val="28"/>
-          <w:szCs w:val="28"/>
-        </w:rPr>
-      </w:pPr>
-      <w:r>
-        <w:rPr>
-          <w:rFonts w:ascii="宋体" w:eastAsia="宋体" w:hAnsi="宋体" w:cs="宋体" w:hint="eastAsia"/>
-          <w:sz w:val="28"/>
-          <w:szCs w:val="28"/>
-        </w:rPr>
-        <w:tab/>
-        <w:t>提升系统响应速度：硬件升级、提高处理器和网络模块性能，缩短处理时间和网络传输时间</w:t>
-      </w:r>
-    </w:p>
-    <w:p>
-      <w:pPr>
-        <w:spacing w:line="360" w:lineRule="exact"/>
-        <w:rPr>
-          <w:rFonts w:ascii="宋体" w:eastAsia="宋体" w:hAnsi="宋体" w:cs="宋体"/>
-          <w:sz w:val="28"/>
-          <w:szCs w:val="28"/>
-        </w:rPr>
-      </w:pPr>
-      <w:r>
-        <w:rPr>
-          <w:rFonts w:ascii="宋体" w:eastAsia="宋体" w:hAnsi="宋体" w:cs="宋体" w:hint="eastAsia"/>
-          <w:sz w:val="28"/>
-          <w:szCs w:val="28"/>
-        </w:rPr>
-        <w:tab/>
-        <w:t>引入节能模块：智能识别高照明时段，自动调节光强或联动窗帘，降低白天能耗</w:t>
-      </w:r>
-    </w:p>
-    <w:p>
-      <w:pPr>
-        <w:spacing w:line="360" w:lineRule="exact"/>
-        <w:rPr>
-          <w:rFonts w:ascii="宋体" w:eastAsia="宋体" w:hAnsi="宋体" w:cs="宋体"/>
-          <w:sz w:val="28"/>
-          <w:szCs w:val="28"/>
-        </w:rPr>
-      </w:pPr>
-    </w:p>
-    <w:p>
-      <w:pPr>
-        <w:pStyle w:val="BodyText"/>
-        <w:spacing w:line="360" w:lineRule="exact"/>
-        <w:ind w:firstLineChars="0" w:firstLine="0"/>
-        <w:rPr>
-          <w:rFonts w:ascii="宋体" w:hAnsi="宋体" w:cs="宋体"/>
-          <w:sz w:val="28"/>
-          <w:szCs w:val="28"/>
-        </w:rPr>
-      </w:pPr>
-      <w:r>
-        <w:rPr>
-          <w:rFonts w:ascii="宋体" w:hAnsi="宋体" w:cs="宋体" w:hint="eastAsia"/>
-          <w:sz w:val="28"/>
-          <w:szCs w:val="28"/>
-        </w:rPr>
-        <w:t>3.2.1 ~ 3.2.5 (20) 代码 + 简答</w:t>
-      </w:r>
-    </w:p>
-    <w:p>
-      <w:pPr>
-        <w:pStyle w:val="BodyText"/>
+          <w:rFonts w:hint="eastAsia" w:ascii="宋体" w:hAnsi="宋体" w:cs="宋体"/>
+          <w:sz w:val="28"/>
+          <w:szCs w:val="28"/>
+        </w:rPr>
+        <w:t>可访问性：UI无障碍，便捷操作</w:t>
+      </w:r>
+    </w:p>
+    <w:p>
+      <w:pPr>
+        <w:pStyle w:val="11"/>
         <w:spacing w:line="360" w:lineRule="exact"/>
         <w:ind w:firstLine="560"/>
         <w:rPr>
@@ -5375,16 +5870,16 @@
       </w:pPr>
       <w:r>
         <w:rPr>
-          <w:rFonts w:ascii="宋体" w:hAnsi="宋体" w:cs="宋体" w:hint="eastAsia"/>
-          <w:sz w:val="28"/>
-          <w:szCs w:val="28"/>
-        </w:rPr>
-        <w:t># 人机交互最优流程 (3条即可)(3)</w:t>
-      </w:r>
-    </w:p>
-    <w:p>
-      <w:pPr>
-        <w:pStyle w:val="BodyText"/>
+          <w:rFonts w:hint="eastAsia" w:ascii="宋体" w:hAnsi="宋体" w:cs="宋体"/>
+          <w:sz w:val="28"/>
+          <w:szCs w:val="28"/>
+        </w:rPr>
+        <w:t>模组加载：系统启动时预加载模型和标签，减少等待时间</w:t>
+      </w:r>
+    </w:p>
+    <w:p>
+      <w:pPr>
+        <w:pStyle w:val="11"/>
         <w:spacing w:line="360" w:lineRule="exact"/>
         <w:ind w:firstLine="560"/>
         <w:rPr>
@@ -5395,16 +5890,16 @@
       </w:pPr>
       <w:r>
         <w:rPr>
-          <w:rFonts w:ascii="宋体" w:hAnsi="宋体" w:cs="宋体" w:hint="eastAsia"/>
-          <w:sz w:val="28"/>
-          <w:szCs w:val="28"/>
-        </w:rPr>
-        <w:t>安全性：数据安全、隐私保护</w:t>
-      </w:r>
-    </w:p>
-    <w:p>
-      <w:pPr>
-        <w:pStyle w:val="BodyText"/>
+          <w:rFonts w:hint="eastAsia" w:ascii="宋体" w:hAnsi="宋体" w:cs="宋体"/>
+          <w:sz w:val="28"/>
+          <w:szCs w:val="28"/>
+        </w:rPr>
+        <w:t>结果展示：清晰展示识别结果，包括最可能的类别和概率</w:t>
+      </w:r>
+    </w:p>
+    <w:p>
+      <w:pPr>
+        <w:pStyle w:val="11"/>
         <w:spacing w:line="360" w:lineRule="exact"/>
         <w:ind w:firstLine="560"/>
         <w:rPr>
@@ -5415,16 +5910,16 @@
       </w:pPr>
       <w:r>
         <w:rPr>
-          <w:rFonts w:ascii="宋体" w:hAnsi="宋体" w:cs="宋体" w:hint="eastAsia"/>
-          <w:sz w:val="28"/>
-          <w:szCs w:val="28"/>
-        </w:rPr>
-        <w:t>多语言：界面支持多语言</w:t>
-      </w:r>
-    </w:p>
-    <w:p>
-      <w:pPr>
-        <w:pStyle w:val="BodyText"/>
+          <w:rFonts w:hint="eastAsia" w:ascii="宋体" w:hAnsi="宋体" w:cs="宋体"/>
+          <w:sz w:val="28"/>
+          <w:szCs w:val="28"/>
+        </w:rPr>
+        <w:t>帮助支持：内置帮助文档和客服支持，提升用户体验</w:t>
+      </w:r>
+    </w:p>
+    <w:p>
+      <w:pPr>
+        <w:pStyle w:val="11"/>
         <w:spacing w:line="360" w:lineRule="exact"/>
         <w:ind w:firstLine="560"/>
         <w:rPr>
@@ -5435,87 +5930,7 @@
       </w:pPr>
       <w:r>
         <w:rPr>
-          <w:rFonts w:ascii="宋体" w:hAnsi="宋体" w:cs="宋体" w:hint="eastAsia"/>
-          <w:sz w:val="28"/>
-          <w:szCs w:val="28"/>
-        </w:rPr>
-        <w:t>可访问性：UI无障碍，便捷操作</w:t>
-      </w:r>
-    </w:p>
-    <w:p>
-      <w:pPr>
-        <w:pStyle w:val="BodyText"/>
-        <w:spacing w:line="360" w:lineRule="exact"/>
-        <w:ind w:firstLine="560"/>
-        <w:rPr>
-          <w:rFonts w:ascii="宋体" w:hAnsi="宋体" w:cs="宋体"/>
-          <w:sz w:val="28"/>
-          <w:szCs w:val="28"/>
-        </w:rPr>
-      </w:pPr>
-      <w:r>
-        <w:rPr>
-          <w:rFonts w:ascii="宋体" w:hAnsi="宋体" w:cs="宋体" w:hint="eastAsia"/>
-          <w:sz w:val="28"/>
-          <w:szCs w:val="28"/>
-        </w:rPr>
-        <w:t>模组加载：系统启动时预加载模型和标签，减少等待时间</w:t>
-      </w:r>
-    </w:p>
-    <w:p>
-      <w:pPr>
-        <w:pStyle w:val="BodyText"/>
-        <w:spacing w:line="360" w:lineRule="exact"/>
-        <w:ind w:firstLine="560"/>
-        <w:rPr>
-          <w:rFonts w:ascii="宋体" w:hAnsi="宋体" w:cs="宋体"/>
-          <w:sz w:val="28"/>
-          <w:szCs w:val="28"/>
-        </w:rPr>
-      </w:pPr>
-      <w:r>
-        <w:rPr>
-          <w:rFonts w:ascii="宋体" w:hAnsi="宋体" w:cs="宋体" w:hint="eastAsia"/>
-          <w:sz w:val="28"/>
-          <w:szCs w:val="28"/>
-        </w:rPr>
-        <w:t>结果展示：清晰展示识别结果，包括最可能的类别和概率</w:t>
-      </w:r>
-    </w:p>
-    <w:p>
-      <w:pPr>
-        <w:pStyle w:val="BodyText"/>
-        <w:spacing w:line="360" w:lineRule="exact"/>
-        <w:ind w:firstLine="560"/>
-        <w:rPr>
-          <w:rFonts w:ascii="宋体" w:hAnsi="宋体" w:cs="宋体"/>
-          <w:sz w:val="28"/>
-          <w:szCs w:val="28"/>
-        </w:rPr>
-      </w:pPr>
-      <w:r>
-        <w:rPr>
-          <w:rFonts w:ascii="宋体" w:hAnsi="宋体" w:cs="宋体" w:hint="eastAsia"/>
-          <w:sz w:val="28"/>
-          <w:szCs w:val="28"/>
-        </w:rPr>
-        <w:t>帮助支持：内置帮助文档和客服支持，提升用户体验</w:t>
-      </w:r>
-    </w:p>
-    <w:p>
-      <w:pPr>
-        <w:pStyle w:val="BodyText"/>
-        <w:spacing w:line="360" w:lineRule="exact"/>
-        <w:ind w:firstLine="560"/>
-        <w:rPr>
-          <w:rFonts w:ascii="宋体" w:hAnsi="宋体" w:cs="宋体"/>
-          <w:sz w:val="28"/>
-          <w:szCs w:val="28"/>
-        </w:rPr>
-      </w:pPr>
-      <w:r>
-        <w:rPr>
-          <w:rFonts w:ascii="宋体" w:hAnsi="宋体" w:cs="宋体" w:hint="eastAsia"/>
+          <w:rFonts w:hint="eastAsia" w:ascii="宋体" w:hAnsi="宋体" w:cs="宋体"/>
           <w:sz w:val="28"/>
           <w:szCs w:val="28"/>
         </w:rPr>
@@ -5523,52 +5938,30 @@
       </w:r>
     </w:p>
     <w:sectPr>
-      <w:footerReference w:type="even" r:id="rId7"/>
-      <w:footerReference w:type="default" r:id="rId8"/>
-      <w:footerReference w:type="first" r:id="rId9"/>
+      <w:footerReference r:id="rId5" w:type="first"/>
+      <w:footerReference r:id="rId3" w:type="default"/>
+      <w:footerReference r:id="rId4" w:type="even"/>
       <w:pgSz w:w="11906" w:h="16838"/>
       <w:pgMar w:top="1440" w:right="1800" w:bottom="1440" w:left="1800" w:header="851" w:footer="992" w:gutter="0"/>
-      <w:cols w:space="425"/>
-      <w:docGrid w:type="lines" w:linePitch="312"/>
+      <w:cols w:space="425" w:num="1"/>
+      <w:docGrid w:type="lines" w:linePitch="312" w:charSpace="0"/>
     </w:sectPr>
   </w:body>
 </w:document>
 </file>
 
-<file path=word/endnotes.xml><?xml version="1.0" encoding="utf-8"?>
-<w:endnotes xmlns:wpc="http://schemas.microsoft.com/office/word/2010/wordprocessingCanvas" xmlns:cx="http://schemas.microsoft.com/office/drawing/2014/chartex" xmlns:cx1="http://schemas.microsoft.com/office/drawing/2015/9/8/chartex" xmlns:cx2="http://schemas.microsoft.com/office/drawing/2015/10/21/chartex" xmlns:cx3="http://schemas.microsoft.com/office/drawing/2016/5/9/chartex" xmlns:cx4="http://schemas.microsoft.com/office/drawing/2016/5/10/chartex" xmlns:cx5="http://schemas.microsoft.com/office/drawing/2016/5/11/chartex" xmlns:cx6="http://schemas.microsoft.com/office/drawing/2016/5/12/chartex" xmlns:cx7="http://schemas.microsoft.com/office/drawing/2016/5/13/chartex" xmlns:cx8="http://schemas.microsoft.com/office/drawing/2016/5/14/chartex" xmlns:mc="http://schemas.openxmlformats.org/markup-compatibility/2006" xmlns:aink="http://schemas.microsoft.com/office/drawing/2016/ink" xmlns:am3d="http://schemas.microsoft.com/office/drawing/2017/model3d" xmlns:o="urn:schemas-microsoft-com:office:office" xmlns:oel="http://schemas.microsoft.com/office/2019/extlst" xmlns:r="http://schemas.openxmlformats.org/officeDocument/2006/relationships" xmlns:m="http://schemas.openxmlformats.org/officeDocument/2006/math" xmlns:v="urn:schemas-microsoft-com:vml" xmlns:wp14="http://schemas.microsoft.com/office/word/2010/wordprocessingDrawing" xmlns:wp="http://schemas.openxmlformats.org/drawingml/2006/wordprocessingDrawing" xmlns:w10="urn:schemas-microsoft-com:office:word" xmlns:w="http://schemas.openxmlformats.org/wordprocessingml/2006/main" xmlns:w14="http://schemas.microsoft.com/office/word/2010/wordml" xmlns:w15="http://schemas.microsoft.com/office/word/2012/wordml" xmlns:w16cex="http://schemas.microsoft.com/office/word/2018/wordml/cex" xmlns:w16cid="http://schemas.microsoft.com/office/word/2016/wordml/cid" xmlns:w16="http://schemas.microsoft.com/office/word/2018/wordml" xmlns:w16du="http://schemas.microsoft.com/office/word/2023/wordml/word16du" xmlns:w16sdtdh="http://schemas.microsoft.com/office/word/2020/wordml/sdtdatahash" xmlns:w16sdtfl="http://schemas.microsoft.com/office/word/2024/wordml/sdtformatlock" xmlns:w16se="http://schemas.microsoft.com/office/word/2015/wordml/symex" xmlns:wpg="http://schemas.microsoft.com/office/word/2010/wordprocessingGroup" xmlns:wpi="http://schemas.microsoft.com/office/word/2010/wordprocessingInk" xmlns:wne="http://schemas.microsoft.com/office/word/2006/wordml" xmlns:wps="http://schemas.microsoft.com/office/word/2010/wordprocessingShape" mc:Ignorable="w14 w15 w16se w16cid w16 w16cex w16sdtdh w16sdtfl w16du wp14">
-  <w:endnote w:type="separator" w:id="-1">
-    <w:p>
-      <w:r>
-        <w:separator/>
-      </w:r>
-    </w:p>
-  </w:endnote>
-  <w:endnote w:type="continuationSeparator" w:id="0">
-    <w:p>
-      <w:r>
-        <w:continuationSeparator/>
-      </w:r>
-    </w:p>
-  </w:endnote>
-</w:endnotes>
-</file>
-
 <file path=word/footer1.xml><?xml version="1.0" encoding="utf-8"?>
-<w:ftr xmlns:wpc="http://schemas.microsoft.com/office/word/2010/wordprocessingCanvas" xmlns:cx="http://schemas.microsoft.com/office/drawing/2014/chartex" xmlns:cx1="http://schemas.microsoft.com/office/drawing/2015/9/8/chartex" xmlns:cx2="http://schemas.microsoft.com/office/drawing/2015/10/21/chartex" xmlns:cx3="http://schemas.microsoft.com/office/drawing/2016/5/9/chartex" xmlns:cx4="http://schemas.microsoft.com/office/drawing/2016/5/10/chartex" xmlns:cx5="http://schemas.microsoft.com/office/drawing/2016/5/11/chartex" xmlns:cx6="http://schemas.microsoft.com/office/drawing/2016/5/12/chartex" xmlns:cx7="http://schemas.microsoft.com/office/drawing/2016/5/13/chartex" xmlns:cx8="http://schemas.microsoft.com/office/drawing/2016/5/14/chartex" xmlns:mc="http://schemas.openxmlformats.org/markup-compatibility/2006" xmlns:aink="http://schemas.microsoft.com/office/drawing/2016/ink" xmlns:am3d="http://schemas.microsoft.com/office/drawing/2017/model3d" xmlns:o="urn:schemas-microsoft-com:office:office" xmlns:oel="http://schemas.microsoft.com/office/2019/extlst" xmlns:r="http://schemas.openxmlformats.org/officeDocument/2006/relationships" xmlns:m="http://schemas.openxmlformats.org/officeDocument/2006/math" xmlns:v="urn:schemas-microsoft-com:vml" xmlns:wp14="http://schemas.microsoft.com/office/word/2010/wordprocessingDrawing" xmlns:wp="http://schemas.openxmlformats.org/drawingml/2006/wordprocessingDrawing" xmlns:w10="urn:schemas-microsoft-com:office:word" xmlns:w="http://schemas.openxmlformats.org/wordprocessingml/2006/main" xmlns:w14="http://schemas.microsoft.com/office/word/2010/wordml" xmlns:w15="http://schemas.microsoft.com/office/word/2012/wordml" xmlns:w16cex="http://schemas.microsoft.com/office/word/2018/wordml/cex" xmlns:w16cid="http://schemas.microsoft.com/office/word/2016/wordml/cid" xmlns:w16="http://schemas.microsoft.com/office/word/2018/wordml" xmlns:w16du="http://schemas.microsoft.com/office/word/2023/wordml/word16du" xmlns:w16sdtdh="http://schemas.microsoft.com/office/word/2020/wordml/sdtdatahash" xmlns:w16sdtfl="http://schemas.microsoft.com/office/word/2024/wordml/sdtformatlock" xmlns:w16se="http://schemas.microsoft.com/office/word/2015/wordml/symex" xmlns:wpg="http://schemas.microsoft.com/office/word/2010/wordprocessingGroup" xmlns:wpi="http://schemas.microsoft.com/office/word/2010/wordprocessingInk" xmlns:wne="http://schemas.microsoft.com/office/word/2006/wordml" xmlns:wps="http://schemas.microsoft.com/office/word/2010/wordprocessingShape" mc:Ignorable="w14 w15 w16se w16cid w16 w16cex w16sdtdh w16sdtfl w16du wp14">
+<w:ftr xmlns:wpc="http://schemas.microsoft.com/office/word/2010/wordprocessingCanvas" xmlns:mc="http://schemas.openxmlformats.org/markup-compatibility/2006" xmlns:o="urn:schemas-microsoft-com:office:office" xmlns:r="http://schemas.openxmlformats.org/officeDocument/2006/relationships" xmlns:m="http://schemas.openxmlformats.org/officeDocument/2006/math" xmlns:v="urn:schemas-microsoft-com:vml" xmlns:wp14="http://schemas.microsoft.com/office/word/2010/wordprocessingDrawing" xmlns:wp="http://schemas.openxmlformats.org/drawingml/2006/wordprocessingDrawing" xmlns:w10="urn:schemas-microsoft-com:office:word" xmlns:w="http://schemas.openxmlformats.org/wordprocessingml/2006/main" xmlns:w14="http://schemas.microsoft.com/office/word/2010/wordml" xmlns:w15="http://schemas.microsoft.com/office/word/2012/wordml" xmlns:wpg="http://schemas.microsoft.com/office/word/2010/wordprocessingGroup" xmlns:wpi="http://schemas.microsoft.com/office/word/2010/wordprocessingInk" xmlns:wne="http://schemas.microsoft.com/office/word/2006/wordml" xmlns:wps="http://schemas.microsoft.com/office/word/2010/wordprocessingShape" xmlns:wpsCustomData="http://www.wps.cn/officeDocument/2013/wpsCustomData" mc:Ignorable="w14 w15 wp14">
   <w:p>
     <w:pPr>
-      <w:pStyle w:val="Footer"/>
+      <w:pStyle w:val="12"/>
     </w:pPr>
     <w:r>
-      <w:rPr>
-        <w:noProof/>
-      </w:rPr>
       <mc:AlternateContent>
         <mc:Choice Requires="wps">
           <w:drawing>
-            <wp:anchor distT="0" distB="0" distL="0" distR="0" simplePos="0" relativeHeight="251659264" behindDoc="0" locked="0" layoutInCell="1" allowOverlap="1" wp14:anchorId="5227505A" wp14:editId="11A751A8">
-              <wp:simplePos x="635" y="635"/>
+            <wp:anchor distT="0" distB="0" distL="0" distR="0" simplePos="0" relativeHeight="251661312" behindDoc="0" locked="0" layoutInCell="1" allowOverlap="1">
+              <wp:simplePos x="0" y="0"/>
               <wp:positionH relativeFrom="page">
                 <wp:align>left</wp:align>
               </wp:positionH>
@@ -5578,13 +5971,7 @@
               <wp:extent cx="949325" cy="314325"/>
               <wp:effectExtent l="0" t="0" r="3175" b="0"/>
               <wp:wrapNone/>
-              <wp:docPr id="1973891554" name="Text Box 2" descr="[AIA - INTERNAL]">
-                <a:extLst xmlns:a="http://schemas.openxmlformats.org/drawingml/2006/main">
-                  <a:ext uri="{5AE41FA2-C0FF-4470-9BD4-5FADCA87CBE2}">
-                    <aclsh:classification xmlns:aclsh="http://schemas.microsoft.com/office/drawing/2020/classificationShape" classificationOutcomeType="ftr"/>
-                  </a:ext>
-                </a:extLst>
-              </wp:docPr>
+              <wp:docPr id="1086856525" name="Text Box 3" descr="[AIA - INTERNAL]"/>
               <wp:cNvGraphicFramePr/>
               <a:graphic xmlns:a="http://schemas.openxmlformats.org/drawingml/2006/main">
                 <a:graphicData uri="http://schemas.microsoft.com/office/word/2010/wordprocessingShape">
@@ -5608,8 +5995,7 @@
                         <w:p>
                           <w:pPr>
                             <w:rPr>
-                              <w:rFonts w:ascii="Calibri" w:eastAsia="Calibri" w:hAnsi="Calibri" w:cs="Calibri"/>
-                              <w:noProof/>
+                              <w:rFonts w:ascii="Calibri" w:hAnsi="Calibri" w:eastAsia="Calibri" w:cs="Calibri"/>
                               <w:color w:val="000000"/>
                               <w:sz w:val="16"/>
                               <w:szCs w:val="16"/>
@@ -5617,8 +6003,7 @@
                           </w:pPr>
                           <w:r>
                             <w:rPr>
-                              <w:rFonts w:ascii="Calibri" w:eastAsia="Calibri" w:hAnsi="Calibri" w:cs="Calibri"/>
-                              <w:noProof/>
+                              <w:rFonts w:ascii="Calibri" w:hAnsi="Calibri" w:eastAsia="Calibri" w:cs="Calibri"/>
                               <w:color w:val="000000"/>
                               <w:sz w:val="16"/>
                               <w:szCs w:val="16"/>
@@ -5629,9 +6014,6 @@
                       </w:txbxContent>
                     </wps:txbx>
                     <wps:bodyPr rot="0" spcFirstLastPara="0" vertOverflow="overflow" horzOverflow="overflow" vert="horz" wrap="none" lIns="254000" tIns="0" rIns="0" bIns="190500" numCol="1" spcCol="0" rtlCol="0" fromWordArt="0" anchor="b" anchorCtr="0" forceAA="0" compatLnSpc="1">
-                      <a:prstTxWarp prst="textNoShape">
-                        <a:avLst/>
-                      </a:prstTxWarp>
                       <a:spAutoFit/>
                     </wps:bodyPr>
                   </wps:wsp>
@@ -5642,19 +6024,17 @@
         </mc:Choice>
         <mc:Fallback>
           <w:pict>
-            <v:shapetype w14:anchorId="5227505A" id="_x0000_t202" coordsize="21600,21600" o:spt="202" path="m,l,21600r21600,l21600,xe">
-              <v:stroke joinstyle="miter"/>
-              <v:path gradientshapeok="t" o:connecttype="rect"/>
-            </v:shapetype>
-            <v:shape id="Text Box 2" o:spid="_x0000_s1026" type="#_x0000_t202" alt="[AIA - INTERNAL]" style="position:absolute;margin-left:0;margin-top:0;width:74.75pt;height:24.75pt;z-index:251659264;visibility:visible;mso-wrap-style:none;mso-wrap-distance-left:0;mso-wrap-distance-top:0;mso-wrap-distance-right:0;mso-wrap-distance-bottom:0;mso-position-horizontal:left;mso-position-horizontal-relative:page;mso-position-vertical:bottom;mso-position-vertical-relative:page;v-text-anchor:bottom" o:gfxdata="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" filled="f" stroked="f">
-              <v:fill o:detectmouseclick="t"/>
-              <v:textbox style="mso-fit-shape-to-text:t" inset="20pt,0,0,15pt">
+            <v:shape id="Text Box 3" o:spid="_x0000_s1026" o:spt="202" alt="[AIA - INTERNAL]" type="#_x0000_t202" style="position:absolute;left:0pt;height:24.75pt;width:74.75pt;mso-position-horizontal:left;mso-position-horizontal-relative:page;mso-position-vertical:bottom;mso-position-vertical-relative:page;mso-wrap-style:none;z-index:251661312;v-text-anchor:bottom;mso-width-relative:page;mso-height-relative:page;" filled="f" stroked="f" coordsize="21600,21600" o:gfxdata="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">
+              <v:fill on="f" focussize="0,0"/>
+              <v:stroke on="f"/>
+              <v:imagedata o:title=""/>
+              <o:lock v:ext="edit" aspectratio="f"/>
+              <v:textbox inset="20pt,0mm,0mm,15pt" style="mso-fit-shape-to-text:t;">
                 <w:txbxContent>
                   <w:p>
                     <w:pPr>
                       <w:rPr>
-                        <w:rFonts w:ascii="Calibri" w:eastAsia="Calibri" w:hAnsi="Calibri" w:cs="Calibri"/>
-                        <w:noProof/>
+                        <w:rFonts w:ascii="Calibri" w:hAnsi="Calibri" w:eastAsia="Calibri" w:cs="Calibri"/>
                         <w:color w:val="000000"/>
                         <w:sz w:val="16"/>
                         <w:szCs w:val="16"/>
@@ -5662,8 +6042,7 @@
                     </w:pPr>
                     <w:r>
                       <w:rPr>
-                        <w:rFonts w:ascii="Calibri" w:eastAsia="Calibri" w:hAnsi="Calibri" w:cs="Calibri"/>
-                        <w:noProof/>
+                        <w:rFonts w:ascii="Calibri" w:hAnsi="Calibri" w:eastAsia="Calibri" w:cs="Calibri"/>
                         <w:color w:val="000000"/>
                         <w:sz w:val="16"/>
                         <w:szCs w:val="16"/>
@@ -5673,7 +6052,6 @@
                   </w:p>
                 </w:txbxContent>
               </v:textbox>
-              <w10:wrap anchorx="page" anchory="page"/>
             </v:shape>
           </w:pict>
         </mc:Fallback>
@@ -5684,20 +6062,17 @@
 </file>
 
 <file path=word/footer2.xml><?xml version="1.0" encoding="utf-8"?>
-<w:ftr xmlns:wpc="http://schemas.microsoft.com/office/word/2010/wordprocessingCanvas" xmlns:cx="http://schemas.microsoft.com/office/drawing/2014/chartex" xmlns:cx1="http://schemas.microsoft.com/office/drawing/2015/9/8/chartex" xmlns:cx2="http://schemas.microsoft.com/office/drawing/2015/10/21/chartex" xmlns:cx3="http://schemas.microsoft.com/office/drawing/2016/5/9/chartex" xmlns:cx4="http://schemas.microsoft.com/office/drawing/2016/5/10/chartex" xmlns:cx5="http://schemas.microsoft.com/office/drawing/2016/5/11/chartex" xmlns:cx6="http://schemas.microsoft.com/office/drawing/2016/5/12/chartex" xmlns:cx7="http://schemas.microsoft.com/office/drawing/2016/5/13/chartex" xmlns:cx8="http://schemas.microsoft.com/office/drawing/2016/5/14/chartex" xmlns:mc="http://schemas.openxmlformats.org/markup-compatibility/2006" xmlns:aink="http://schemas.microsoft.com/office/drawing/2016/ink" xmlns:am3d="http://schemas.microsoft.com/office/drawing/2017/model3d" xmlns:o="urn:schemas-microsoft-com:office:office" xmlns:oel="http://schemas.microsoft.com/office/2019/extlst" xmlns:r="http://schemas.openxmlformats.org/officeDocument/2006/relationships" xmlns:m="http://schemas.openxmlformats.org/officeDocument/2006/math" xmlns:v="urn:schemas-microsoft-com:vml" xmlns:wp14="http://schemas.microsoft.com/office/word/2010/wordprocessingDrawing" xmlns:wp="http://schemas.openxmlformats.org/drawingml/2006/wordprocessingDrawing" xmlns:w10="urn:schemas-microsoft-com:office:word" xmlns:w="http://schemas.openxmlformats.org/wordprocessingml/2006/main" xmlns:w14="http://schemas.microsoft.com/office/word/2010/wordml" xmlns:w15="http://schemas.microsoft.com/office/word/2012/wordml" xmlns:w16cex="http://schemas.microsoft.com/office/word/2018/wordml/cex" xmlns:w16cid="http://schemas.microsoft.com/office/word/2016/wordml/cid" xmlns:w16="http://schemas.microsoft.com/office/word/2018/wordml" xmlns:w16du="http://schemas.microsoft.com/office/word/2023/wordml/word16du" xmlns:w16sdtdh="http://schemas.microsoft.com/office/word/2020/wordml/sdtdatahash" xmlns:w16sdtfl="http://schemas.microsoft.com/office/word/2024/wordml/sdtformatlock" xmlns:w16se="http://schemas.microsoft.com/office/word/2015/wordml/symex" xmlns:wpg="http://schemas.microsoft.com/office/word/2010/wordprocessingGroup" xmlns:wpi="http://schemas.microsoft.com/office/word/2010/wordprocessingInk" xmlns:wne="http://schemas.microsoft.com/office/word/2006/wordml" xmlns:wps="http://schemas.microsoft.com/office/word/2010/wordprocessingShape" mc:Ignorable="w14 w15 w16se w16cid w16 w16cex w16sdtdh w16sdtfl w16du wp14">
+<w:ftr xmlns:wpc="http://schemas.microsoft.com/office/word/2010/wordprocessingCanvas" xmlns:mc="http://schemas.openxmlformats.org/markup-compatibility/2006" xmlns:o="urn:schemas-microsoft-com:office:office" xmlns:r="http://schemas.openxmlformats.org/officeDocument/2006/relationships" xmlns:m="http://schemas.openxmlformats.org/officeDocument/2006/math" xmlns:v="urn:schemas-microsoft-com:vml" xmlns:wp14="http://schemas.microsoft.com/office/word/2010/wordprocessingDrawing" xmlns:wp="http://schemas.openxmlformats.org/drawingml/2006/wordprocessingDrawing" xmlns:w10="urn:schemas-microsoft-com:office:word" xmlns:w="http://schemas.openxmlformats.org/wordprocessingml/2006/main" xmlns:w14="http://schemas.microsoft.com/office/word/2010/wordml" xmlns:w15="http://schemas.microsoft.com/office/word/2012/wordml" xmlns:wpg="http://schemas.microsoft.com/office/word/2010/wordprocessingGroup" xmlns:wpi="http://schemas.microsoft.com/office/word/2010/wordprocessingInk" xmlns:wne="http://schemas.microsoft.com/office/word/2006/wordml" xmlns:wps="http://schemas.microsoft.com/office/word/2010/wordprocessingShape" xmlns:wpsCustomData="http://www.wps.cn/officeDocument/2013/wpsCustomData" mc:Ignorable="w14 w15 wp14">
   <w:p>
     <w:pPr>
-      <w:pStyle w:val="Footer"/>
+      <w:pStyle w:val="12"/>
     </w:pPr>
     <w:r>
-      <w:rPr>
-        <w:noProof/>
-      </w:rPr>
       <mc:AlternateContent>
         <mc:Choice Requires="wps">
           <w:drawing>
-            <wp:anchor distT="0" distB="0" distL="0" distR="0" simplePos="0" relativeHeight="251660288" behindDoc="0" locked="0" layoutInCell="1" allowOverlap="1" wp14:anchorId="537C507D" wp14:editId="7A666102">
-              <wp:simplePos x="1143000" y="9925050"/>
+            <wp:anchor distT="0" distB="0" distL="0" distR="0" simplePos="0" relativeHeight="251660288" behindDoc="0" locked="0" layoutInCell="1" allowOverlap="1">
+              <wp:simplePos x="0" y="0"/>
               <wp:positionH relativeFrom="page">
                 <wp:align>left</wp:align>
               </wp:positionH>
@@ -5707,13 +6082,7 @@
               <wp:extent cx="949325" cy="314325"/>
               <wp:effectExtent l="0" t="0" r="3175" b="0"/>
               <wp:wrapNone/>
-              <wp:docPr id="1086856525" name="Text Box 3" descr="[AIA - INTERNAL]">
-                <a:extLst xmlns:a="http://schemas.openxmlformats.org/drawingml/2006/main">
-                  <a:ext uri="{5AE41FA2-C0FF-4470-9BD4-5FADCA87CBE2}">
-                    <aclsh:classification xmlns:aclsh="http://schemas.microsoft.com/office/drawing/2020/classificationShape" classificationOutcomeType="ftr"/>
-                  </a:ext>
-                </a:extLst>
-              </wp:docPr>
+              <wp:docPr id="1973891554" name="Text Box 2" descr="[AIA - INTERNAL]"/>
               <wp:cNvGraphicFramePr/>
               <a:graphic xmlns:a="http://schemas.openxmlformats.org/drawingml/2006/main">
                 <a:graphicData uri="http://schemas.microsoft.com/office/word/2010/wordprocessingShape">
@@ -5737,8 +6106,7 @@
                         <w:p>
                           <w:pPr>
                             <w:rPr>
-                              <w:rFonts w:ascii="Calibri" w:eastAsia="Calibri" w:hAnsi="Calibri" w:cs="Calibri"/>
-                              <w:noProof/>
+                              <w:rFonts w:ascii="Calibri" w:hAnsi="Calibri" w:eastAsia="Calibri" w:cs="Calibri"/>
                               <w:color w:val="000000"/>
                               <w:sz w:val="16"/>
                               <w:szCs w:val="16"/>
@@ -5746,8 +6114,7 @@
                           </w:pPr>
                           <w:r>
                             <w:rPr>
-                              <w:rFonts w:ascii="Calibri" w:eastAsia="Calibri" w:hAnsi="Calibri" w:cs="Calibri"/>
-                              <w:noProof/>
+                              <w:rFonts w:ascii="Calibri" w:hAnsi="Calibri" w:eastAsia="Calibri" w:cs="Calibri"/>
                               <w:color w:val="000000"/>
                               <w:sz w:val="16"/>
                               <w:szCs w:val="16"/>
@@ -5758,9 +6125,6 @@
                       </w:txbxContent>
                     </wps:txbx>
                     <wps:bodyPr rot="0" spcFirstLastPara="0" vertOverflow="overflow" horzOverflow="overflow" vert="horz" wrap="none" lIns="254000" tIns="0" rIns="0" bIns="190500" numCol="1" spcCol="0" rtlCol="0" fromWordArt="0" anchor="b" anchorCtr="0" forceAA="0" compatLnSpc="1">
-                      <a:prstTxWarp prst="textNoShape">
-                        <a:avLst/>
-                      </a:prstTxWarp>
                       <a:spAutoFit/>
                     </wps:bodyPr>
                   </wps:wsp>
@@ -5771,19 +6135,17 @@
         </mc:Choice>
         <mc:Fallback>
           <w:pict>
-            <v:shapetype w14:anchorId="537C507D" id="_x0000_t202" coordsize="21600,21600" o:spt="202" path="m,l,21600r21600,l21600,xe">
-              <v:stroke joinstyle="miter"/>
-              <v:path gradientshapeok="t" o:connecttype="rect"/>
-            </v:shapetype>
-            <v:shape id="Text Box 3" o:spid="_x0000_s1027" type="#_x0000_t202" alt="[AIA - INTERNAL]" style="position:absolute;margin-left:0;margin-top:0;width:74.75pt;height:24.75pt;z-index:251660288;visibility:visible;mso-wrap-style:none;mso-wrap-distance-left:0;mso-wrap-distance-top:0;mso-wrap-distance-right:0;mso-wrap-distance-bottom:0;mso-position-horizontal:left;mso-position-horizontal-relative:page;mso-position-vertical:bottom;mso-position-vertical-relative:page;v-text-anchor:bottom" o:gfxdata="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" filled="f" stroked="f">
-              <v:fill o:detectmouseclick="t"/>
-              <v:textbox style="mso-fit-shape-to-text:t" inset="20pt,0,0,15pt">
+            <v:shape id="Text Box 2" o:spid="_x0000_s1026" o:spt="202" alt="[AIA - INTERNAL]" type="#_x0000_t202" style="position:absolute;left:0pt;height:24.75pt;width:74.75pt;mso-position-horizontal:left;mso-position-horizontal-relative:page;mso-position-vertical:bottom;mso-position-vertical-relative:page;mso-wrap-style:none;z-index:251660288;v-text-anchor:bottom;mso-width-relative:page;mso-height-relative:page;" filled="f" stroked="f" coordsize="21600,21600" o:gfxdata="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">
+              <v:fill on="f" focussize="0,0"/>
+              <v:stroke on="f"/>
+              <v:imagedata o:title=""/>
+              <o:lock v:ext="edit" aspectratio="f"/>
+              <v:textbox inset="20pt,0mm,0mm,15pt" style="mso-fit-shape-to-text:t;">
                 <w:txbxContent>
                   <w:p>
                     <w:pPr>
                       <w:rPr>
-                        <w:rFonts w:ascii="Calibri" w:eastAsia="Calibri" w:hAnsi="Calibri" w:cs="Calibri"/>
-                        <w:noProof/>
+                        <w:rFonts w:ascii="Calibri" w:hAnsi="Calibri" w:eastAsia="Calibri" w:cs="Calibri"/>
                         <w:color w:val="000000"/>
                         <w:sz w:val="16"/>
                         <w:szCs w:val="16"/>
@@ -5791,8 +6153,7 @@
                     </w:pPr>
                     <w:r>
                       <w:rPr>
-                        <w:rFonts w:ascii="Calibri" w:eastAsia="Calibri" w:hAnsi="Calibri" w:cs="Calibri"/>
-                        <w:noProof/>
+                        <w:rFonts w:ascii="Calibri" w:hAnsi="Calibri" w:eastAsia="Calibri" w:cs="Calibri"/>
                         <w:color w:val="000000"/>
                         <w:sz w:val="16"/>
                         <w:szCs w:val="16"/>
@@ -5802,7 +6163,6 @@
                   </w:p>
                 </w:txbxContent>
               </v:textbox>
-              <w10:wrap anchorx="page" anchory="page"/>
             </v:shape>
           </w:pict>
         </mc:Fallback>
@@ -5813,20 +6173,17 @@
 </file>
 
 <file path=word/footer3.xml><?xml version="1.0" encoding="utf-8"?>
-<w:ftr xmlns:wpc="http://schemas.microsoft.com/office/word/2010/wordprocessingCanvas" xmlns:cx="http://schemas.microsoft.com/office/drawing/2014/chartex" xmlns:cx1="http://schemas.microsoft.com/office/drawing/2015/9/8/chartex" xmlns:cx2="http://schemas.microsoft.com/office/drawing/2015/10/21/chartex" xmlns:cx3="http://schemas.microsoft.com/office/drawing/2016/5/9/chartex" xmlns:cx4="http://schemas.microsoft.com/office/drawing/2016/5/10/chartex" xmlns:cx5="http://schemas.microsoft.com/office/drawing/2016/5/11/chartex" xmlns:cx6="http://schemas.microsoft.com/office/drawing/2016/5/12/chartex" xmlns:cx7="http://schemas.microsoft.com/office/drawing/2016/5/13/chartex" xmlns:cx8="http://schemas.microsoft.com/office/drawing/2016/5/14/chartex" xmlns:mc="http://schemas.openxmlformats.org/markup-compatibility/2006" xmlns:aink="http://schemas.microsoft.com/office/drawing/2016/ink" xmlns:am3d="http://schemas.microsoft.com/office/drawing/2017/model3d" xmlns:o="urn:schemas-microsoft-com:office:office" xmlns:oel="http://schemas.microsoft.com/office/2019/extlst" xmlns:r="http://schemas.openxmlformats.org/officeDocument/2006/relationships" xmlns:m="http://schemas.openxmlformats.org/officeDocument/2006/math" xmlns:v="urn:schemas-microsoft-com:vml" xmlns:wp14="http://schemas.microsoft.com/office/word/2010/wordprocessingDrawing" xmlns:wp="http://schemas.openxmlformats.org/drawingml/2006/wordprocessingDrawing" xmlns:w10="urn:schemas-microsoft-com:office:word" xmlns:w="http://schemas.openxmlformats.org/wordprocessingml/2006/main" xmlns:w14="http://schemas.microsoft.com/office/word/2010/wordml" xmlns:w15="http://schemas.microsoft.com/office/word/2012/wordml" xmlns:w16cex="http://schemas.microsoft.com/office/word/2018/wordml/cex" xmlns:w16cid="http://schemas.microsoft.com/office/word/2016/wordml/cid" xmlns:w16="http://schemas.microsoft.com/office/word/2018/wordml" xmlns:w16du="http://schemas.microsoft.com/office/word/2023/wordml/word16du" xmlns:w16sdtdh="http://schemas.microsoft.com/office/word/2020/wordml/sdtdatahash" xmlns:w16sdtfl="http://schemas.microsoft.com/office/word/2024/wordml/sdtformatlock" xmlns:w16se="http://schemas.microsoft.com/office/word/2015/wordml/symex" xmlns:wpg="http://schemas.microsoft.com/office/word/2010/wordprocessingGroup" xmlns:wpi="http://schemas.microsoft.com/office/word/2010/wordprocessingInk" xmlns:wne="http://schemas.microsoft.com/office/word/2006/wordml" xmlns:wps="http://schemas.microsoft.com/office/word/2010/wordprocessingShape" mc:Ignorable="w14 w15 w16se w16cid w16 w16cex w16sdtdh w16sdtfl w16du wp14">
+<w:ftr xmlns:wpc="http://schemas.microsoft.com/office/word/2010/wordprocessingCanvas" xmlns:mc="http://schemas.openxmlformats.org/markup-compatibility/2006" xmlns:o="urn:schemas-microsoft-com:office:office" xmlns:r="http://schemas.openxmlformats.org/officeDocument/2006/relationships" xmlns:m="http://schemas.openxmlformats.org/officeDocument/2006/math" xmlns:v="urn:schemas-microsoft-com:vml" xmlns:wp14="http://schemas.microsoft.com/office/word/2010/wordprocessingDrawing" xmlns:wp="http://schemas.openxmlformats.org/drawingml/2006/wordprocessingDrawing" xmlns:w10="urn:schemas-microsoft-com:office:word" xmlns:w="http://schemas.openxmlformats.org/wordprocessingml/2006/main" xmlns:w14="http://schemas.microsoft.com/office/word/2010/wordml" xmlns:w15="http://schemas.microsoft.com/office/word/2012/wordml" xmlns:wpg="http://schemas.microsoft.com/office/word/2010/wordprocessingGroup" xmlns:wpi="http://schemas.microsoft.com/office/word/2010/wordprocessingInk" xmlns:wne="http://schemas.microsoft.com/office/word/2006/wordml" xmlns:wps="http://schemas.microsoft.com/office/word/2010/wordprocessingShape" xmlns:wpsCustomData="http://www.wps.cn/officeDocument/2013/wpsCustomData" mc:Ignorable="w14 w15 wp14">
   <w:p>
     <w:pPr>
-      <w:pStyle w:val="Footer"/>
+      <w:pStyle w:val="12"/>
     </w:pPr>
     <w:r>
-      <w:rPr>
-        <w:noProof/>
-      </w:rPr>
       <mc:AlternateContent>
         <mc:Choice Requires="wps">
           <w:drawing>
-            <wp:anchor distT="0" distB="0" distL="0" distR="0" simplePos="0" relativeHeight="251658240" behindDoc="0" locked="0" layoutInCell="1" allowOverlap="1" wp14:anchorId="0BED8BD1" wp14:editId="5B95F30C">
-              <wp:simplePos x="635" y="635"/>
+            <wp:anchor distT="0" distB="0" distL="0" distR="0" simplePos="0" relativeHeight="251659264" behindDoc="0" locked="0" layoutInCell="1" allowOverlap="1">
+              <wp:simplePos x="0" y="0"/>
               <wp:positionH relativeFrom="page">
                 <wp:align>left</wp:align>
               </wp:positionH>
@@ -5836,13 +6193,7 @@
               <wp:extent cx="949325" cy="314325"/>
               <wp:effectExtent l="0" t="0" r="3175" b="0"/>
               <wp:wrapNone/>
-              <wp:docPr id="401512824" name="Text Box 1" descr="[AIA - INTERNAL]">
-                <a:extLst xmlns:a="http://schemas.openxmlformats.org/drawingml/2006/main">
-                  <a:ext uri="{5AE41FA2-C0FF-4470-9BD4-5FADCA87CBE2}">
-                    <aclsh:classification xmlns:aclsh="http://schemas.microsoft.com/office/drawing/2020/classificationShape" classificationOutcomeType="ftr"/>
-                  </a:ext>
-                </a:extLst>
-              </wp:docPr>
+              <wp:docPr id="401512824" name="Text Box 1" descr="[AIA - INTERNAL]"/>
               <wp:cNvGraphicFramePr/>
               <a:graphic xmlns:a="http://schemas.openxmlformats.org/drawingml/2006/main">
                 <a:graphicData uri="http://schemas.microsoft.com/office/word/2010/wordprocessingShape">
@@ -5866,8 +6217,7 @@
                         <w:p>
                           <w:pPr>
                             <w:rPr>
-                              <w:rFonts w:ascii="Calibri" w:eastAsia="Calibri" w:hAnsi="Calibri" w:cs="Calibri"/>
-                              <w:noProof/>
+                              <w:rFonts w:ascii="Calibri" w:hAnsi="Calibri" w:eastAsia="Calibri" w:cs="Calibri"/>
                               <w:color w:val="000000"/>
                               <w:sz w:val="16"/>
                               <w:szCs w:val="16"/>
@@ -5875,8 +6225,7 @@
                           </w:pPr>
                           <w:r>
                             <w:rPr>
-                              <w:rFonts w:ascii="Calibri" w:eastAsia="Calibri" w:hAnsi="Calibri" w:cs="Calibri"/>
-                              <w:noProof/>
+                              <w:rFonts w:ascii="Calibri" w:hAnsi="Calibri" w:eastAsia="Calibri" w:cs="Calibri"/>
                               <w:color w:val="000000"/>
                               <w:sz w:val="16"/>
                               <w:szCs w:val="16"/>
@@ -5887,9 +6236,6 @@
                       </w:txbxContent>
                     </wps:txbx>
                     <wps:bodyPr rot="0" spcFirstLastPara="0" vertOverflow="overflow" horzOverflow="overflow" vert="horz" wrap="none" lIns="254000" tIns="0" rIns="0" bIns="190500" numCol="1" spcCol="0" rtlCol="0" fromWordArt="0" anchor="b" anchorCtr="0" forceAA="0" compatLnSpc="1">
-                      <a:prstTxWarp prst="textNoShape">
-                        <a:avLst/>
-                      </a:prstTxWarp>
                       <a:spAutoFit/>
                     </wps:bodyPr>
                   </wps:wsp>
@@ -5900,19 +6246,17 @@
         </mc:Choice>
         <mc:Fallback>
           <w:pict>
-            <v:shapetype w14:anchorId="0BED8BD1" id="_x0000_t202" coordsize="21600,21600" o:spt="202" path="m,l,21600r21600,l21600,xe">
-              <v:stroke joinstyle="miter"/>
-              <v:path gradientshapeok="t" o:connecttype="rect"/>
-            </v:shapetype>
-            <v:shape id="Text Box 1" o:spid="_x0000_s1028" type="#_x0000_t202" alt="[AIA - INTERNAL]" style="position:absolute;margin-left:0;margin-top:0;width:74.75pt;height:24.75pt;z-index:251658240;visibility:visible;mso-wrap-style:none;mso-wrap-distance-left:0;mso-wrap-distance-top:0;mso-wrap-distance-right:0;mso-wrap-distance-bottom:0;mso-position-horizontal:left;mso-position-horizontal-relative:page;mso-position-vertical:bottom;mso-position-vertical-relative:page;v-text-anchor:bottom" o:gfxdata="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" filled="f" stroked="f">
-              <v:fill o:detectmouseclick="t"/>
-              <v:textbox style="mso-fit-shape-to-text:t" inset="20pt,0,0,15pt">
+            <v:shape id="Text Box 1" o:spid="_x0000_s1026" o:spt="202" alt="[AIA - INTERNAL]" type="#_x0000_t202" style="position:absolute;left:0pt;height:24.75pt;width:74.75pt;mso-position-horizontal:left;mso-position-horizontal-relative:page;mso-position-vertical:bottom;mso-position-vertical-relative:page;mso-wrap-style:none;z-index:251659264;v-text-anchor:bottom;mso-width-relative:page;mso-height-relative:page;" filled="f" stroked="f" coordsize="21600,21600" o:gfxdata="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">
+              <v:fill on="f" focussize="0,0"/>
+              <v:stroke on="f"/>
+              <v:imagedata o:title=""/>
+              <o:lock v:ext="edit" aspectratio="f"/>
+              <v:textbox inset="20pt,0mm,0mm,15pt" style="mso-fit-shape-to-text:t;">
                 <w:txbxContent>
                   <w:p>
                     <w:pPr>
                       <w:rPr>
-                        <w:rFonts w:ascii="Calibri" w:eastAsia="Calibri" w:hAnsi="Calibri" w:cs="Calibri"/>
-                        <w:noProof/>
+                        <w:rFonts w:ascii="Calibri" w:hAnsi="Calibri" w:eastAsia="Calibri" w:cs="Calibri"/>
                         <w:color w:val="000000"/>
                         <w:sz w:val="16"/>
                         <w:szCs w:val="16"/>
@@ -5920,8 +6264,7 @@
                     </w:pPr>
                     <w:r>
                       <w:rPr>
-                        <w:rFonts w:ascii="Calibri" w:eastAsia="Calibri" w:hAnsi="Calibri" w:cs="Calibri"/>
-                        <w:noProof/>
+                        <w:rFonts w:ascii="Calibri" w:hAnsi="Calibri" w:eastAsia="Calibri" w:cs="Calibri"/>
                         <w:color w:val="000000"/>
                         <w:sz w:val="16"/>
                         <w:szCs w:val="16"/>
@@ -5931,7 +6274,6 @@
                   </w:p>
                 </w:txbxContent>
               </v:textbox>
-              <w10:wrap anchorx="page" anchory="page"/>
             </v:shape>
           </w:pict>
         </mc:Fallback>
@@ -5941,32 +6283,13 @@
 </w:ftr>
 </file>
 
-<file path=word/footnotes.xml><?xml version="1.0" encoding="utf-8"?>
-<w:footnotes xmlns:wpc="http://schemas.microsoft.com/office/word/2010/wordprocessingCanvas" xmlns:cx="http://schemas.microsoft.com/office/drawing/2014/chartex" xmlns:cx1="http://schemas.microsoft.com/office/drawing/2015/9/8/chartex" xmlns:cx2="http://schemas.microsoft.com/office/drawing/2015/10/21/chartex" xmlns:cx3="http://schemas.microsoft.com/office/drawing/2016/5/9/chartex" xmlns:cx4="http://schemas.microsoft.com/office/drawing/2016/5/10/chartex" xmlns:cx5="http://schemas.microsoft.com/office/drawing/2016/5/11/chartex" xmlns:cx6="http://schemas.microsoft.com/office/drawing/2016/5/12/chartex" xmlns:cx7="http://schemas.microsoft.com/office/drawing/2016/5/13/chartex" xmlns:cx8="http://schemas.microsoft.com/office/drawing/2016/5/14/chartex" xmlns:mc="http://schemas.openxmlformats.org/markup-compatibility/2006" xmlns:aink="http://schemas.microsoft.com/office/drawing/2016/ink" xmlns:am3d="http://schemas.microsoft.com/office/drawing/2017/model3d" xmlns:o="urn:schemas-microsoft-com:office:office" xmlns:oel="http://schemas.microsoft.com/office/2019/extlst" xmlns:r="http://schemas.openxmlformats.org/officeDocument/2006/relationships" xmlns:m="http://schemas.openxmlformats.org/officeDocument/2006/math" xmlns:v="urn:schemas-microsoft-com:vml" xmlns:wp14="http://schemas.microsoft.com/office/word/2010/wordprocessingDrawing" xmlns:wp="http://schemas.openxmlformats.org/drawingml/2006/wordprocessingDrawing" xmlns:w10="urn:schemas-microsoft-com:office:word" xmlns:w="http://schemas.openxmlformats.org/wordprocessingml/2006/main" xmlns:w14="http://schemas.microsoft.com/office/word/2010/wordml" xmlns:w15="http://schemas.microsoft.com/office/word/2012/wordml" xmlns:w16cex="http://schemas.microsoft.com/office/word/2018/wordml/cex" xmlns:w16cid="http://schemas.microsoft.com/office/word/2016/wordml/cid" xmlns:w16="http://schemas.microsoft.com/office/word/2018/wordml" xmlns:w16du="http://schemas.microsoft.com/office/word/2023/wordml/word16du" xmlns:w16sdtdh="http://schemas.microsoft.com/office/word/2020/wordml/sdtdatahash" xmlns:w16sdtfl="http://schemas.microsoft.com/office/word/2024/wordml/sdtformatlock" xmlns:w16se="http://schemas.microsoft.com/office/word/2015/wordml/symex" xmlns:wpg="http://schemas.microsoft.com/office/word/2010/wordprocessingGroup" xmlns:wpi="http://schemas.microsoft.com/office/word/2010/wordprocessingInk" xmlns:wne="http://schemas.microsoft.com/office/word/2006/wordml" xmlns:wps="http://schemas.microsoft.com/office/word/2010/wordprocessingShape" mc:Ignorable="w14 w15 w16se w16cid w16 w16cex w16sdtdh w16sdtfl w16du wp14">
-  <w:footnote w:type="separator" w:id="-1">
-    <w:p>
-      <w:r>
-        <w:separator/>
-      </w:r>
-    </w:p>
-  </w:footnote>
-  <w:footnote w:type="continuationSeparator" w:id="0">
-    <w:p>
-      <w:r>
-        <w:continuationSeparator/>
-      </w:r>
-    </w:p>
-  </w:footnote>
-</w:footnotes>
-</file>
-
 <file path=word/numbering.xml><?xml version="1.0" encoding="utf-8"?>
-<w:numbering xmlns:wpc="http://schemas.microsoft.com/office/word/2010/wordprocessingCanvas" xmlns:cx="http://schemas.microsoft.com/office/drawing/2014/chartex" xmlns:cx1="http://schemas.microsoft.com/office/drawing/2015/9/8/chartex" xmlns:cx2="http://schemas.microsoft.com/office/drawing/2015/10/21/chartex" xmlns:cx3="http://schemas.microsoft.com/office/drawing/2016/5/9/chartex" xmlns:cx4="http://schemas.microsoft.com/office/drawing/2016/5/10/chartex" xmlns:cx5="http://schemas.microsoft.com/office/drawing/2016/5/11/chartex" xmlns:cx6="http://schemas.microsoft.com/office/drawing/2016/5/12/chartex" xmlns:cx7="http://schemas.microsoft.com/office/drawing/2016/5/13/chartex" xmlns:cx8="http://schemas.microsoft.com/office/drawing/2016/5/14/chartex" xmlns:mc="http://schemas.openxmlformats.org/markup-compatibility/2006" xmlns:aink="http://schemas.microsoft.com/office/drawing/2016/ink" xmlns:am3d="http://schemas.microsoft.com/office/drawing/2017/model3d" xmlns:o="urn:schemas-microsoft-com:office:office" xmlns:oel="http://schemas.microsoft.com/office/2019/extlst" xmlns:r="http://schemas.openxmlformats.org/officeDocument/2006/relationships" xmlns:m="http://schemas.openxmlformats.org/officeDocument/2006/math" xmlns:v="urn:schemas-microsoft-com:vml" xmlns:wp14="http://schemas.microsoft.com/office/word/2010/wordprocessingDrawing" xmlns:wp="http://schemas.openxmlformats.org/drawingml/2006/wordprocessingDrawing" xmlns:w10="urn:schemas-microsoft-com:office:word" xmlns:w="http://schemas.openxmlformats.org/wordprocessingml/2006/main" xmlns:w14="http://schemas.microsoft.com/office/word/2010/wordml" xmlns:w15="http://schemas.microsoft.com/office/word/2012/wordml" xmlns:w16cex="http://schemas.microsoft.com/office/word/2018/wordml/cex" xmlns:w16cid="http://schemas.microsoft.com/office/word/2016/wordml/cid" xmlns:w16="http://schemas.microsoft.com/office/word/2018/wordml" xmlns:w16du="http://schemas.microsoft.com/office/word/2023/wordml/word16du" xmlns:w16sdtdh="http://schemas.microsoft.com/office/word/2020/wordml/sdtdatahash" xmlns:w16sdtfl="http://schemas.microsoft.com/office/word/2024/wordml/sdtformatlock" xmlns:w16se="http://schemas.microsoft.com/office/word/2015/wordml/symex" xmlns:wpg="http://schemas.microsoft.com/office/word/2010/wordprocessingGroup" xmlns:wpi="http://schemas.microsoft.com/office/word/2010/wordprocessingInk" xmlns:wne="http://schemas.microsoft.com/office/word/2006/wordml" xmlns:wps="http://schemas.microsoft.com/office/word/2010/wordprocessingShape" mc:Ignorable="w14 w15 w16se w16cid w16 w16cex w16sdtdh w16sdtfl w16du wp14">
-  <w:abstractNum w:abstractNumId="0" w15:restartNumberingAfterBreak="0">
+<w:numbering xmlns:wpc="http://schemas.microsoft.com/office/word/2010/wordprocessingCanvas" xmlns:mc="http://schemas.openxmlformats.org/markup-compatibility/2006" xmlns:o="urn:schemas-microsoft-com:office:office" xmlns:r="http://schemas.openxmlformats.org/officeDocument/2006/relationships" xmlns:m="http://schemas.openxmlformats.org/officeDocument/2006/math" xmlns:v="urn:schemas-microsoft-com:vml" xmlns:wp14="http://schemas.microsoft.com/office/word/2010/wordprocessingDrawing" xmlns:wp="http://schemas.openxmlformats.org/drawingml/2006/wordprocessingDrawing" xmlns:w10="urn:schemas-microsoft-com:office:word" xmlns:w="http://schemas.openxmlformats.org/wordprocessingml/2006/main" xmlns:w14="http://schemas.microsoft.com/office/word/2010/wordml" xmlns:wpg="http://schemas.microsoft.com/office/word/2010/wordprocessingGroup" xmlns:wpi="http://schemas.microsoft.com/office/word/2010/wordprocessingInk" xmlns:wne="http://schemas.microsoft.com/office/word/2006/wordml" xmlns:wps="http://schemas.microsoft.com/office/word/2010/wordprocessingShape" xmlns:wpsCustomData="http://www.wps.cn/officeDocument/2013/wpsCustomData" mc:Ignorable="w14 wp14">
+  <w:abstractNum w:abstractNumId="0">
     <w:nsid w:val="8DEAAEC7"/>
     <w:multiLevelType w:val="singleLevel"/>
     <w:tmpl w:val="8DEAAEC7"/>
-    <w:lvl w:ilvl="0">
+    <w:lvl w:ilvl="0" w:tentative="0">
       <w:start w:val="1"/>
       <w:numFmt w:val="decimal"/>
       <w:suff w:val="space"/>
@@ -5980,11 +6303,11 @@
       </w:rPr>
     </w:lvl>
   </w:abstractNum>
-  <w:abstractNum w:abstractNumId="1" w15:restartNumberingAfterBreak="0">
+  <w:abstractNum w:abstractNumId="1">
     <w:nsid w:val="99954639"/>
     <w:multiLevelType w:val="multilevel"/>
     <w:tmpl w:val="99954639"/>
-    <w:lvl w:ilvl="0">
+    <w:lvl w:ilvl="0" w:tentative="0">
       <w:start w:val="1"/>
       <w:numFmt w:val="decimal"/>
       <w:suff w:val="space"/>
@@ -5997,7 +6320,7 @@
         <w:rFonts w:hint="default"/>
       </w:rPr>
     </w:lvl>
-    <w:lvl w:ilvl="1">
+    <w:lvl w:ilvl="1" w:tentative="0">
       <w:start w:val="1"/>
       <w:numFmt w:val="decimal"/>
       <w:suff w:val="space"/>
@@ -6010,7 +6333,7 @@
         <w:rFonts w:hint="default"/>
       </w:rPr>
     </w:lvl>
-    <w:lvl w:ilvl="2">
+    <w:lvl w:ilvl="2" w:tentative="0">
       <w:start w:val="1"/>
       <w:numFmt w:val="decimal"/>
       <w:suff w:val="space"/>
@@ -6023,7 +6346,7 @@
         <w:rFonts w:hint="default"/>
       </w:rPr>
     </w:lvl>
-    <w:lvl w:ilvl="3">
+    <w:lvl w:ilvl="3" w:tentative="0">
       <w:start w:val="1"/>
       <w:numFmt w:val="decimal"/>
       <w:suff w:val="space"/>
@@ -6036,7 +6359,7 @@
         <w:rFonts w:hint="default"/>
       </w:rPr>
     </w:lvl>
-    <w:lvl w:ilvl="4">
+    <w:lvl w:ilvl="4" w:tentative="0">
       <w:start w:val="1"/>
       <w:numFmt w:val="decimal"/>
       <w:suff w:val="space"/>
@@ -6049,7 +6372,7 @@
         <w:rFonts w:hint="default"/>
       </w:rPr>
     </w:lvl>
-    <w:lvl w:ilvl="5">
+    <w:lvl w:ilvl="5" w:tentative="0">
       <w:start w:val="1"/>
       <w:numFmt w:val="decimal"/>
       <w:suff w:val="space"/>
@@ -6062,7 +6385,7 @@
         <w:rFonts w:hint="default"/>
       </w:rPr>
     </w:lvl>
-    <w:lvl w:ilvl="6">
+    <w:lvl w:ilvl="6" w:tentative="0">
       <w:start w:val="1"/>
       <w:numFmt w:val="decimal"/>
       <w:suff w:val="space"/>
@@ -6075,7 +6398,7 @@
         <w:rFonts w:hint="default"/>
       </w:rPr>
     </w:lvl>
-    <w:lvl w:ilvl="7">
+    <w:lvl w:ilvl="7" w:tentative="0">
       <w:start w:val="1"/>
       <w:numFmt w:val="decimal"/>
       <w:suff w:val="space"/>
@@ -6088,7 +6411,7 @@
         <w:rFonts w:hint="default"/>
       </w:rPr>
     </w:lvl>
-    <w:lvl w:ilvl="8">
+    <w:lvl w:ilvl="8" w:tentative="0">
       <w:start w:val="1"/>
       <w:numFmt w:val="decimal"/>
       <w:suff w:val="space"/>
@@ -6102,11 +6425,11 @@
       </w:rPr>
     </w:lvl>
   </w:abstractNum>
-  <w:abstractNum w:abstractNumId="2" w15:restartNumberingAfterBreak="0">
+  <w:abstractNum w:abstractNumId="2">
     <w:nsid w:val="D2BD13CE"/>
     <w:multiLevelType w:val="singleLevel"/>
     <w:tmpl w:val="D2BD13CE"/>
-    <w:lvl w:ilvl="0">
+    <w:lvl w:ilvl="0" w:tentative="0">
       <w:start w:val="1"/>
       <w:numFmt w:val="decimal"/>
       <w:suff w:val="space"/>
@@ -6120,11 +6443,11 @@
       </w:rPr>
     </w:lvl>
   </w:abstractNum>
-  <w:abstractNum w:abstractNumId="3" w15:restartNumberingAfterBreak="0">
+  <w:abstractNum w:abstractNumId="3">
     <w:nsid w:val="F2FF0691"/>
     <w:multiLevelType w:val="singleLevel"/>
     <w:tmpl w:val="F2FF0691"/>
-    <w:lvl w:ilvl="0">
+    <w:lvl w:ilvl="0" w:tentative="0">
       <w:start w:val="1"/>
       <w:numFmt w:val="decimal"/>
       <w:suff w:val="space"/>
@@ -6138,11 +6461,11 @@
       </w:rPr>
     </w:lvl>
   </w:abstractNum>
-  <w:abstractNum w:abstractNumId="4" w15:restartNumberingAfterBreak="0">
+  <w:abstractNum w:abstractNumId="4">
     <w:nsid w:val="F81B1FE2"/>
     <w:multiLevelType w:val="singleLevel"/>
     <w:tmpl w:val="F81B1FE2"/>
-    <w:lvl w:ilvl="0">
+    <w:lvl w:ilvl="0" w:tentative="0">
       <w:start w:val="1"/>
       <w:numFmt w:val="decimal"/>
       <w:suff w:val="space"/>
@@ -6156,11 +6479,11 @@
       </w:rPr>
     </w:lvl>
   </w:abstractNum>
-  <w:abstractNum w:abstractNumId="5" w15:restartNumberingAfterBreak="0">
+  <w:abstractNum w:abstractNumId="5">
     <w:nsid w:val="10F647D7"/>
     <w:multiLevelType w:val="singleLevel"/>
     <w:tmpl w:val="10F647D7"/>
-    <w:lvl w:ilvl="0">
+    <w:lvl w:ilvl="0" w:tentative="0">
       <w:start w:val="1"/>
       <w:numFmt w:val="decimal"/>
       <w:suff w:val="nothing"/>
@@ -6174,11 +6497,11 @@
       </w:rPr>
     </w:lvl>
   </w:abstractNum>
-  <w:abstractNum w:abstractNumId="6" w15:restartNumberingAfterBreak="0">
+  <w:abstractNum w:abstractNumId="6">
     <w:nsid w:val="15EFAD37"/>
     <w:multiLevelType w:val="singleLevel"/>
     <w:tmpl w:val="15EFAD37"/>
-    <w:lvl w:ilvl="0">
+    <w:lvl w:ilvl="0" w:tentative="0">
       <w:start w:val="1"/>
       <w:numFmt w:val="decimal"/>
       <w:suff w:val="space"/>
@@ -6192,11 +6515,11 @@
       </w:rPr>
     </w:lvl>
   </w:abstractNum>
-  <w:abstractNum w:abstractNumId="7" w15:restartNumberingAfterBreak="0">
+  <w:abstractNum w:abstractNumId="7">
     <w:nsid w:val="2C03D536"/>
     <w:multiLevelType w:val="singleLevel"/>
     <w:tmpl w:val="2C03D536"/>
-    <w:lvl w:ilvl="0">
+    <w:lvl w:ilvl="0" w:tentative="0">
       <w:start w:val="1"/>
       <w:numFmt w:val="decimal"/>
       <w:suff w:val="space"/>
@@ -6210,11 +6533,11 @@
       </w:rPr>
     </w:lvl>
   </w:abstractNum>
-  <w:abstractNum w:abstractNumId="8" w15:restartNumberingAfterBreak="0">
+  <w:abstractNum w:abstractNumId="8">
     <w:nsid w:val="2DBF65C3"/>
     <w:multiLevelType w:val="singleLevel"/>
     <w:tmpl w:val="2DBF65C3"/>
-    <w:lvl w:ilvl="0">
+    <w:lvl w:ilvl="0" w:tentative="0">
       <w:start w:val="1"/>
       <w:numFmt w:val="decimal"/>
       <w:suff w:val="space"/>
@@ -6222,11 +6545,11 @@
       <w:lvlJc w:val="left"/>
     </w:lvl>
   </w:abstractNum>
-  <w:abstractNum w:abstractNumId="9" w15:restartNumberingAfterBreak="0">
+  <w:abstractNum w:abstractNumId="9">
     <w:nsid w:val="48A9DAA1"/>
     <w:multiLevelType w:val="singleLevel"/>
     <w:tmpl w:val="48A9DAA1"/>
-    <w:lvl w:ilvl="0">
+    <w:lvl w:ilvl="0" w:tentative="0">
       <w:start w:val="1"/>
       <w:numFmt w:val="decimal"/>
       <w:suff w:val="space"/>
@@ -6240,11 +6563,11 @@
       </w:rPr>
     </w:lvl>
   </w:abstractNum>
-  <w:abstractNum w:abstractNumId="10" w15:restartNumberingAfterBreak="0">
+  <w:abstractNum w:abstractNumId="10">
     <w:nsid w:val="4E6CB1B9"/>
     <w:multiLevelType w:val="singleLevel"/>
     <w:tmpl w:val="4E6CB1B9"/>
-    <w:lvl w:ilvl="0">
+    <w:lvl w:ilvl="0" w:tentative="0">
       <w:start w:val="1"/>
       <w:numFmt w:val="decimal"/>
       <w:suff w:val="space"/>
@@ -6258,11 +6581,11 @@
       </w:rPr>
     </w:lvl>
   </w:abstractNum>
-  <w:abstractNum w:abstractNumId="11" w15:restartNumberingAfterBreak="0">
+  <w:abstractNum w:abstractNumId="11">
     <w:nsid w:val="502B19BF"/>
     <w:multiLevelType w:val="singleLevel"/>
     <w:tmpl w:val="502B19BF"/>
-    <w:lvl w:ilvl="0">
+    <w:lvl w:ilvl="0" w:tentative="0">
       <w:start w:val="1"/>
       <w:numFmt w:val="decimal"/>
       <w:suff w:val="nothing"/>
@@ -6276,11 +6599,11 @@
       </w:rPr>
     </w:lvl>
   </w:abstractNum>
-  <w:abstractNum w:abstractNumId="12" w15:restartNumberingAfterBreak="0">
+  <w:abstractNum w:abstractNumId="12">
     <w:nsid w:val="5721AB46"/>
     <w:multiLevelType w:val="singleLevel"/>
     <w:tmpl w:val="5721AB46"/>
-    <w:lvl w:ilvl="0">
+    <w:lvl w:ilvl="0" w:tentative="0">
       <w:start w:val="1"/>
       <w:numFmt w:val="decimal"/>
       <w:suff w:val="space"/>
@@ -6288,11 +6611,11 @@
       <w:lvlJc w:val="left"/>
     </w:lvl>
   </w:abstractNum>
-  <w:abstractNum w:abstractNumId="13" w15:restartNumberingAfterBreak="0">
+  <w:abstractNum w:abstractNumId="13">
     <w:nsid w:val="5E5B18DF"/>
     <w:multiLevelType w:val="singleLevel"/>
     <w:tmpl w:val="5E5B18DF"/>
-    <w:lvl w:ilvl="0">
+    <w:lvl w:ilvl="0" w:tentative="0">
       <w:start w:val="1"/>
       <w:numFmt w:val="decimal"/>
       <w:suff w:val="space"/>
@@ -6306,11 +6629,11 @@
       </w:rPr>
     </w:lvl>
   </w:abstractNum>
-  <w:abstractNum w:abstractNumId="14" w15:restartNumberingAfterBreak="0">
+  <w:abstractNum w:abstractNumId="14">
     <w:nsid w:val="7D02C48D"/>
     <w:multiLevelType w:val="singleLevel"/>
     <w:tmpl w:val="7D02C48D"/>
-    <w:lvl w:ilvl="0">
+    <w:lvl w:ilvl="0" w:tentative="0">
       <w:start w:val="1"/>
       <w:numFmt w:val="decimal"/>
       <w:suff w:val="space"/>
@@ -6324,373 +6647,335 @@
       </w:rPr>
     </w:lvl>
   </w:abstractNum>
-  <w:num w:numId="1" w16cid:durableId="2034921153">
+  <w:num w:numId="1">
     <w:abstractNumId w:val="13"/>
   </w:num>
-  <w:num w:numId="2" w16cid:durableId="1324502497">
+  <w:num w:numId="2">
     <w:abstractNumId w:val="4"/>
   </w:num>
-  <w:num w:numId="3" w16cid:durableId="1183982809">
+  <w:num w:numId="3">
     <w:abstractNumId w:val="12"/>
   </w:num>
-  <w:num w:numId="4" w16cid:durableId="196044764">
+  <w:num w:numId="4">
     <w:abstractNumId w:val="6"/>
   </w:num>
-  <w:num w:numId="5" w16cid:durableId="1107769412">
+  <w:num w:numId="5">
     <w:abstractNumId w:val="11"/>
   </w:num>
-  <w:num w:numId="6" w16cid:durableId="195235586">
+  <w:num w:numId="6">
     <w:abstractNumId w:val="8"/>
   </w:num>
-  <w:num w:numId="7" w16cid:durableId="642201584">
+  <w:num w:numId="7">
     <w:abstractNumId w:val="9"/>
   </w:num>
-  <w:num w:numId="8" w16cid:durableId="1766615081">
+  <w:num w:numId="8">
     <w:abstractNumId w:val="7"/>
   </w:num>
-  <w:num w:numId="9" w16cid:durableId="1268585136">
+  <w:num w:numId="9">
     <w:abstractNumId w:val="14"/>
   </w:num>
-  <w:num w:numId="10" w16cid:durableId="1918243029">
+  <w:num w:numId="10">
     <w:abstractNumId w:val="10"/>
   </w:num>
-  <w:num w:numId="11" w16cid:durableId="1902134073">
+  <w:num w:numId="11">
     <w:abstractNumId w:val="5"/>
   </w:num>
-  <w:num w:numId="12" w16cid:durableId="380329542">
+  <w:num w:numId="12">
     <w:abstractNumId w:val="3"/>
   </w:num>
-  <w:num w:numId="13" w16cid:durableId="826752974">
+  <w:num w:numId="13">
     <w:abstractNumId w:val="2"/>
   </w:num>
-  <w:num w:numId="14" w16cid:durableId="1301886397">
+  <w:num w:numId="14">
     <w:abstractNumId w:val="0"/>
   </w:num>
-  <w:num w:numId="15" w16cid:durableId="931546389">
+  <w:num w:numId="15">
     <w:abstractNumId w:val="1"/>
   </w:num>
 </w:numbering>
 </file>
 
 <file path=word/styles.xml><?xml version="1.0" encoding="utf-8"?>
-<w:styles xmlns:mc="http://schemas.openxmlformats.org/markup-compatibility/2006" xmlns:r="http://schemas.openxmlformats.org/officeDocument/2006/relationships" xmlns:w="http://schemas.openxmlformats.org/wordprocessingml/2006/main" xmlns:w14="http://schemas.microsoft.com/office/word/2010/wordml" xmlns:w15="http://schemas.microsoft.com/office/word/2012/wordml" xmlns:w16cex="http://schemas.microsoft.com/office/word/2018/wordml/cex" xmlns:w16cid="http://schemas.microsoft.com/office/word/2016/wordml/cid" xmlns:w16="http://schemas.microsoft.com/office/word/2018/wordml" xmlns:w16du="http://schemas.microsoft.com/office/word/2023/wordml/word16du" xmlns:w16sdtdh="http://schemas.microsoft.com/office/word/2020/wordml/sdtdatahash" xmlns:w16sdtfl="http://schemas.microsoft.com/office/word/2024/wordml/sdtformatlock" xmlns:w16se="http://schemas.microsoft.com/office/word/2015/wordml/symex" mc:Ignorable="w14 w15 w16se w16cid w16 w16cex w16sdtdh w16sdtfl w16du">
+<w:styles xmlns:mc="http://schemas.openxmlformats.org/markup-compatibility/2006" xmlns:o="urn:schemas-microsoft-com:office:office" xmlns:r="http://schemas.openxmlformats.org/officeDocument/2006/relationships" xmlns:m="http://schemas.openxmlformats.org/officeDocument/2006/math" xmlns:v="urn:schemas-microsoft-com:vml" xmlns:w="http://schemas.openxmlformats.org/wordprocessingml/2006/main" xmlns:w14="http://schemas.microsoft.com/office/word/2010/wordml" xmlns:w10="urn:schemas-microsoft-com:office:word" xmlns:sl="http://schemas.openxmlformats.org/schemaLibrary/2006/main" xmlns:wpsCustomData="http://www.wps.cn/officeDocument/2013/wpsCustomData" mc:Ignorable="w14">
   <w:docDefaults>
     <w:rPrDefault>
       <w:rPr>
-        <w:rFonts w:asciiTheme="minorHAnsi" w:eastAsiaTheme="minorEastAsia" w:hAnsiTheme="minorHAnsi" w:cstheme="minorBidi"/>
-        <w:lang w:val="en-US" w:eastAsia="zh-CN" w:bidi="ar-SA"/>
+        <w:rFonts w:asciiTheme="minorHAnsi" w:hAnsiTheme="minorHAnsi" w:eastAsiaTheme="minorEastAsia" w:cstheme="minorBidi"/>
       </w:rPr>
     </w:rPrDefault>
     <w:pPrDefault/>
   </w:docDefaults>
-  <w:latentStyles w:defLockedState="0" w:defUIPriority="0" w:defSemiHidden="0" w:defUnhideWhenUsed="0" w:defQFormat="0" w:count="376">
-    <w:lsdException w:name="Normal" w:qFormat="1"/>
-    <w:lsdException w:name="heading 1" w:qFormat="1"/>
-    <w:lsdException w:name="heading 2" w:semiHidden="1" w:unhideWhenUsed="1" w:qFormat="1"/>
-    <w:lsdException w:name="heading 3" w:semiHidden="1" w:unhideWhenUsed="1" w:qFormat="1"/>
-    <w:lsdException w:name="heading 4" w:semiHidden="1" w:unhideWhenUsed="1" w:qFormat="1"/>
-    <w:lsdException w:name="heading 5" w:semiHidden="1" w:unhideWhenUsed="1" w:qFormat="1"/>
-    <w:lsdException w:name="heading 6" w:semiHidden="1" w:unhideWhenUsed="1" w:qFormat="1"/>
-    <w:lsdException w:name="heading 7" w:semiHidden="1" w:unhideWhenUsed="1" w:qFormat="1"/>
-    <w:lsdException w:name="heading 8" w:semiHidden="1" w:unhideWhenUsed="1" w:qFormat="1"/>
-    <w:lsdException w:name="heading 9" w:semiHidden="1" w:unhideWhenUsed="1" w:qFormat="1"/>
-    <w:lsdException w:name="header" w:qFormat="1"/>
-    <w:lsdException w:name="footer" w:qFormat="1"/>
-    <w:lsdException w:name="caption" w:semiHidden="1" w:unhideWhenUsed="1" w:qFormat="1"/>
-    <w:lsdException w:name="Title" w:qFormat="1"/>
-    <w:lsdException w:name="Default Paragraph Font" w:semiHidden="1" w:qFormat="1"/>
-    <w:lsdException w:name="Body Text" w:qFormat="1"/>
-    <w:lsdException w:name="Subtitle" w:qFormat="1"/>
-    <w:lsdException w:name="Strong" w:qFormat="1"/>
-    <w:lsdException w:name="Emphasis" w:qFormat="1"/>
-    <w:lsdException w:name="HTML Top of Form" w:semiHidden="1" w:uiPriority="99" w:unhideWhenUsed="1"/>
-    <w:lsdException w:name="HTML Bottom of Form" w:semiHidden="1" w:uiPriority="99" w:unhideWhenUsed="1"/>
-    <w:lsdException w:name="Normal Table" w:semiHidden="1" w:unhideWhenUsed="1" w:qFormat="1"/>
-    <w:lsdException w:name="No List" w:semiHidden="1" w:uiPriority="99" w:unhideWhenUsed="1"/>
-    <w:lsdException w:name="Outline List 1" w:semiHidden="1" w:uiPriority="99" w:unhideWhenUsed="1"/>
-    <w:lsdException w:name="Outline List 2" w:semiHidden="1" w:uiPriority="99" w:unhideWhenUsed="1"/>
-    <w:lsdException w:name="Outline List 3" w:semiHidden="1" w:uiPriority="99" w:unhideWhenUsed="1"/>
-    <w:lsdException w:name="Table Simple 1" w:semiHidden="1" w:unhideWhenUsed="1"/>
-    <w:lsdException w:name="Table Simple 2" w:semiHidden="1" w:unhideWhenUsed="1"/>
-    <w:lsdException w:name="Table Simple 3" w:semiHidden="1" w:unhideWhenUsed="1"/>
-    <w:lsdException w:name="Table Classic 1" w:semiHidden="1" w:unhideWhenUsed="1"/>
-    <w:lsdException w:name="Table Classic 2" w:semiHidden="1" w:unhideWhenUsed="1"/>
-    <w:lsdException w:name="Table Classic 3" w:semiHidden="1" w:unhideWhenUsed="1"/>
-    <w:lsdException w:name="Table Classic 4" w:semiHidden="1" w:unhideWhenUsed="1"/>
-    <w:lsdException w:name="Table Colorful 1" w:semiHidden="1" w:unhideWhenUsed="1"/>
-    <w:lsdException w:name="Table Colorful 2" w:semiHidden="1" w:unhideWhenUsed="1"/>
-    <w:lsdException w:name="Table Colorful 3" w:semiHidden="1" w:unhideWhenUsed="1"/>
-    <w:lsdException w:name="Table Columns 1" w:semiHidden="1" w:unhideWhenUsed="1"/>
-    <w:lsdException w:name="Table Columns 2" w:semiHidden="1" w:unhideWhenUsed="1"/>
-    <w:lsdException w:name="Table Columns 3" w:semiHidden="1" w:unhideWhenUsed="1"/>
-    <w:lsdException w:name="Table Columns 4" w:semiHidden="1" w:unhideWhenUsed="1"/>
-    <w:lsdException w:name="Table Columns 5" w:semiHidden="1" w:unhideWhenUsed="1"/>
-    <w:lsdException w:name="Table Grid 1" w:semiHidden="1" w:unhideWhenUsed="1"/>
-    <w:lsdException w:name="Table Grid 2" w:semiHidden="1" w:unhideWhenUsed="1"/>
-    <w:lsdException w:name="Table Grid 3" w:semiHidden="1" w:unhideWhenUsed="1"/>
-    <w:lsdException w:name="Table Grid 4" w:semiHidden="1" w:unhideWhenUsed="1"/>
-    <w:lsdException w:name="Table Grid 5" w:semiHidden="1" w:unhideWhenUsed="1"/>
-    <w:lsdException w:name="Table Grid 6" w:semiHidden="1" w:unhideWhenUsed="1"/>
-    <w:lsdException w:name="Table Grid 7" w:semiHidden="1" w:unhideWhenUsed="1"/>
-    <w:lsdException w:name="Table Grid 8" w:semiHidden="1" w:unhideWhenUsed="1"/>
-    <w:lsdException w:name="Table List 1" w:semiHidden="1" w:unhideWhenUsed="1"/>
-    <w:lsdException w:name="Table List 2" w:semiHidden="1" w:unhideWhenUsed="1"/>
-    <w:lsdException w:name="Table List 3" w:semiHidden="1" w:unhideWhenUsed="1"/>
-    <w:lsdException w:name="Table List 4" w:semiHidden="1" w:unhideWhenUsed="1"/>
-    <w:lsdException w:name="Table List 5" w:semiHidden="1" w:unhideWhenUsed="1"/>
-    <w:lsdException w:name="Table List 6" w:semiHidden="1" w:unhideWhenUsed="1"/>
-    <w:lsdException w:name="Table List 7" w:semiHidden="1" w:unhideWhenUsed="1"/>
-    <w:lsdException w:name="Table List 8" w:semiHidden="1" w:unhideWhenUsed="1"/>
-    <w:lsdException w:name="Table 3D effects 1" w:semiHidden="1" w:unhideWhenUsed="1"/>
-    <w:lsdException w:name="Table 3D effects 2" w:semiHidden="1" w:unhideWhenUsed="1"/>
-    <w:lsdException w:name="Table 3D effects 3" w:semiHidden="1" w:unhideWhenUsed="1"/>
-    <w:lsdException w:name="Table Contemporary" w:semiHidden="1" w:unhideWhenUsed="1"/>
-    <w:lsdException w:name="Table Elegant" w:semiHidden="1" w:unhideWhenUsed="1"/>
-    <w:lsdException w:name="Table Professional" w:semiHidden="1" w:unhideWhenUsed="1"/>
-    <w:lsdException w:name="Table Subtle 1" w:semiHidden="1" w:unhideWhenUsed="1"/>
-    <w:lsdException w:name="Table Subtle 2" w:semiHidden="1" w:unhideWhenUsed="1"/>
-    <w:lsdException w:name="Table Web 1" w:semiHidden="1" w:unhideWhenUsed="1"/>
-    <w:lsdException w:name="Table Web 2" w:semiHidden="1" w:unhideWhenUsed="1"/>
-    <w:lsdException w:name="Table Web 3" w:semiHidden="1" w:unhideWhenUsed="1"/>
-    <w:lsdException w:name="Table Theme" w:semiHidden="1" w:unhideWhenUsed="1"/>
-    <w:lsdException w:name="Placeholder Text" w:semiHidden="1" w:uiPriority="99" w:unhideWhenUsed="1"/>
-    <w:lsdException w:name="No Spacing" w:semiHidden="1" w:uiPriority="99" w:unhideWhenUsed="1"/>
-    <w:lsdException w:name="Light Shading" w:uiPriority="60"/>
-    <w:lsdException w:name="Light List" w:uiPriority="61"/>
-    <w:lsdException w:name="Light Grid" w:uiPriority="62"/>
-    <w:lsdException w:name="Medium Shading 1" w:uiPriority="63"/>
-    <w:lsdException w:name="Medium Shading 2" w:uiPriority="64"/>
-    <w:lsdException w:name="Medium List 1" w:uiPriority="65"/>
-    <w:lsdException w:name="Medium List 2" w:uiPriority="66"/>
-    <w:lsdException w:name="Medium Grid 1" w:uiPriority="67"/>
-    <w:lsdException w:name="Medium Grid 2" w:uiPriority="68"/>
-    <w:lsdException w:name="Medium Grid 3" w:uiPriority="69"/>
-    <w:lsdException w:name="Dark List" w:uiPriority="70"/>
-    <w:lsdException w:name="Colorful Shading" w:uiPriority="71"/>
-    <w:lsdException w:name="Colorful List" w:uiPriority="72"/>
-    <w:lsdException w:name="Colorful Grid" w:uiPriority="73"/>
-    <w:lsdException w:name="Light Shading Accent 1" w:uiPriority="60"/>
-    <w:lsdException w:name="Light List Accent 1" w:uiPriority="61"/>
-    <w:lsdException w:name="Light Grid Accent 1" w:uiPriority="62"/>
-    <w:lsdException w:name="Medium Shading 1 Accent 1" w:uiPriority="63"/>
-    <w:lsdException w:name="Medium Shading 2 Accent 1" w:uiPriority="64"/>
-    <w:lsdException w:name="Medium List 1 Accent 1" w:uiPriority="65"/>
-    <w:lsdException w:name="Revision" w:semiHidden="1" w:uiPriority="99" w:unhideWhenUsed="1"/>
-    <w:lsdException w:name="List Paragraph" w:semiHidden="1" w:uiPriority="99" w:unhideWhenUsed="1"/>
-    <w:lsdException w:name="Quote" w:semiHidden="1" w:uiPriority="99" w:unhideWhenUsed="1"/>
-    <w:lsdException w:name="Intense Quote" w:semiHidden="1" w:uiPriority="99" w:unhideWhenUsed="1"/>
-    <w:lsdException w:name="Medium List 2 Accent 1" w:uiPriority="66"/>
-    <w:lsdException w:name="Medium Grid 1 Accent 1" w:uiPriority="67"/>
-    <w:lsdException w:name="Medium Grid 2 Accent 1" w:uiPriority="68"/>
-    <w:lsdException w:name="Medium Grid 3 Accent 1" w:uiPriority="69"/>
-    <w:lsdException w:name="Dark List Accent 1" w:uiPriority="70"/>
-    <w:lsdException w:name="Colorful Shading Accent 1" w:uiPriority="71"/>
-    <w:lsdException w:name="Colorful List Accent 1" w:uiPriority="72"/>
-    <w:lsdException w:name="Colorful Grid Accent 1" w:uiPriority="73"/>
-    <w:lsdException w:name="Light Shading Accent 2" w:uiPriority="60"/>
-    <w:lsdException w:name="Light List Accent 2" w:uiPriority="61"/>
-    <w:lsdException w:name="Light Grid Accent 2" w:uiPriority="62"/>
-    <w:lsdException w:name="Medium Shading 1 Accent 2" w:uiPriority="63"/>
-    <w:lsdException w:name="Medium Shading 2 Accent 2" w:uiPriority="64"/>
-    <w:lsdException w:name="Medium List 1 Accent 2" w:uiPriority="65"/>
-    <w:lsdException w:name="Medium List 2 Accent 2" w:uiPriority="66"/>
-    <w:lsdException w:name="Medium Grid 1 Accent 2" w:uiPriority="67"/>
-    <w:lsdException w:name="Medium Grid 2 Accent 2" w:uiPriority="68"/>
-    <w:lsdException w:name="Medium Grid 3 Accent 2" w:uiPriority="69"/>
-    <w:lsdException w:name="Dark List Accent 2" w:uiPriority="70"/>
-    <w:lsdException w:name="Colorful Shading Accent 2" w:uiPriority="71"/>
-    <w:lsdException w:name="Colorful List Accent 2" w:uiPriority="72"/>
-    <w:lsdException w:name="Colorful Grid Accent 2" w:uiPriority="73"/>
-    <w:lsdException w:name="Light Shading Accent 3" w:uiPriority="60"/>
-    <w:lsdException w:name="Light List Accent 3" w:uiPriority="61"/>
-    <w:lsdException w:name="Light Grid Accent 3" w:uiPriority="62"/>
-    <w:lsdException w:name="Medium Shading 1 Accent 3" w:uiPriority="63"/>
-    <w:lsdException w:name="Medium Shading 2 Accent 3" w:uiPriority="64"/>
-    <w:lsdException w:name="Medium List 1 Accent 3" w:uiPriority="65"/>
-    <w:lsdException w:name="Medium List 2 Accent 3" w:uiPriority="66"/>
-    <w:lsdException w:name="Medium Grid 1 Accent 3" w:uiPriority="67"/>
-    <w:lsdException w:name="Medium Grid 2 Accent 3" w:uiPriority="68"/>
-    <w:lsdException w:name="Medium Grid 3 Accent 3" w:uiPriority="69"/>
-    <w:lsdException w:name="Dark List Accent 3" w:uiPriority="70"/>
-    <w:lsdException w:name="Colorful Shading Accent 3" w:uiPriority="71"/>
-    <w:lsdException w:name="Colorful List Accent 3" w:uiPriority="72"/>
-    <w:lsdException w:name="Colorful Grid Accent 3" w:uiPriority="73"/>
-    <w:lsdException w:name="Light Shading Accent 4" w:uiPriority="60"/>
-    <w:lsdException w:name="Light List Accent 4" w:uiPriority="61"/>
-    <w:lsdException w:name="Light Grid Accent 4" w:uiPriority="62"/>
-    <w:lsdException w:name="Medium Shading 1 Accent 4" w:uiPriority="63"/>
-    <w:lsdException w:name="Medium Shading 2 Accent 4" w:uiPriority="64"/>
-    <w:lsdException w:name="Medium List 1 Accent 4" w:uiPriority="65"/>
-    <w:lsdException w:name="Medium List 2 Accent 4" w:uiPriority="66"/>
-    <w:lsdException w:name="Medium Grid 1 Accent 4" w:uiPriority="67"/>
-    <w:lsdException w:name="Medium Grid 2 Accent 4" w:uiPriority="68"/>
-    <w:lsdException w:name="Medium Grid 3 Accent 4" w:uiPriority="69"/>
-    <w:lsdException w:name="Dark List Accent 4" w:uiPriority="70"/>
-    <w:lsdException w:name="Colorful Shading Accent 4" w:uiPriority="71"/>
-    <w:lsdException w:name="Colorful List Accent 4" w:uiPriority="72"/>
-    <w:lsdException w:name="Colorful Grid Accent 4" w:uiPriority="73"/>
-    <w:lsdException w:name="Light Shading Accent 5" w:uiPriority="60"/>
-    <w:lsdException w:name="Light List Accent 5" w:uiPriority="61"/>
-    <w:lsdException w:name="Light Grid Accent 5" w:uiPriority="62"/>
-    <w:lsdException w:name="Medium Shading 1 Accent 5" w:uiPriority="63"/>
-    <w:lsdException w:name="Medium Shading 2 Accent 5" w:uiPriority="64"/>
-    <w:lsdException w:name="Medium List 1 Accent 5" w:uiPriority="65"/>
-    <w:lsdException w:name="Medium List 2 Accent 5" w:uiPriority="66"/>
-    <w:lsdException w:name="Medium Grid 1 Accent 5" w:uiPriority="67"/>
-    <w:lsdException w:name="Medium Grid 2 Accent 5" w:uiPriority="68"/>
-    <w:lsdException w:name="Medium Grid 3 Accent 5" w:uiPriority="69"/>
-    <w:lsdException w:name="Dark List Accent 5" w:uiPriority="70"/>
-    <w:lsdException w:name="Colorful Shading Accent 5" w:uiPriority="71"/>
-    <w:lsdException w:name="Colorful List Accent 5" w:uiPriority="72"/>
-    <w:lsdException w:name="Colorful Grid Accent 5" w:uiPriority="73"/>
-    <w:lsdException w:name="Light Shading Accent 6" w:uiPriority="60"/>
-    <w:lsdException w:name="Light List Accent 6" w:uiPriority="61"/>
-    <w:lsdException w:name="Light Grid Accent 6" w:uiPriority="62"/>
-    <w:lsdException w:name="Medium Shading 1 Accent 6" w:uiPriority="63"/>
-    <w:lsdException w:name="Medium Shading 2 Accent 6" w:uiPriority="64"/>
-    <w:lsdException w:name="Medium List 1 Accent 6" w:uiPriority="65"/>
-    <w:lsdException w:name="Medium List 2 Accent 6" w:uiPriority="66"/>
-    <w:lsdException w:name="Medium Grid 1 Accent 6" w:uiPriority="67"/>
-    <w:lsdException w:name="Medium Grid 2 Accent 6" w:uiPriority="68"/>
-    <w:lsdException w:name="Medium Grid 3 Accent 6" w:uiPriority="69"/>
-    <w:lsdException w:name="Dark List Accent 6" w:uiPriority="70"/>
-    <w:lsdException w:name="Colorful Shading Accent 6" w:uiPriority="71"/>
-    <w:lsdException w:name="Colorful List Accent 6" w:uiPriority="72"/>
-    <w:lsdException w:name="Colorful Grid Accent 6" w:uiPriority="73"/>
-    <w:lsdException w:name="Subtle Emphasis" w:uiPriority="19" w:qFormat="1"/>
-    <w:lsdException w:name="Intense Emphasis" w:uiPriority="21" w:qFormat="1"/>
-    <w:lsdException w:name="Subtle Reference" w:uiPriority="31" w:qFormat="1"/>
-    <w:lsdException w:name="Intense Reference" w:uiPriority="32" w:qFormat="1"/>
-    <w:lsdException w:name="Book Title" w:uiPriority="33" w:qFormat="1"/>
-    <w:lsdException w:name="Bibliography" w:semiHidden="1" w:uiPriority="37" w:unhideWhenUsed="1"/>
-    <w:lsdException w:name="TOC Heading" w:semiHidden="1" w:uiPriority="39" w:unhideWhenUsed="1" w:qFormat="1"/>
-    <w:lsdException w:name="Plain Table 1" w:uiPriority="41"/>
-    <w:lsdException w:name="Plain Table 2" w:uiPriority="42"/>
-    <w:lsdException w:name="Plain Table 3" w:uiPriority="43"/>
-    <w:lsdException w:name="Plain Table 4" w:uiPriority="44"/>
-    <w:lsdException w:name="Plain Table 5" w:uiPriority="45"/>
-    <w:lsdException w:name="Grid Table Light" w:uiPriority="40"/>
-    <w:lsdException w:name="Grid Table 1 Light" w:uiPriority="46"/>
-    <w:lsdException w:name="Grid Table 2" w:uiPriority="47"/>
-    <w:lsdException w:name="Grid Table 3" w:uiPriority="48"/>
-    <w:lsdException w:name="Grid Table 4" w:uiPriority="49"/>
-    <w:lsdException w:name="Grid Table 5 Dark" w:uiPriority="50"/>
-    <w:lsdException w:name="Grid Table 6 Colorful" w:uiPriority="51"/>
-    <w:lsdException w:name="Grid Table 7 Colorful" w:uiPriority="52"/>
-    <w:lsdException w:name="Grid Table 1 Light Accent 1" w:uiPriority="46"/>
-    <w:lsdException w:name="Grid Table 2 Accent 1" w:uiPriority="47"/>
-    <w:lsdException w:name="Grid Table 3 Accent 1" w:uiPriority="48"/>
-    <w:lsdException w:name="Grid Table 4 Accent 1" w:uiPriority="49"/>
-    <w:lsdException w:name="Grid Table 5 Dark Accent 1" w:uiPriority="50"/>
-    <w:lsdException w:name="Grid Table 6 Colorful Accent 1" w:uiPriority="51"/>
-    <w:lsdException w:name="Grid Table 7 Colorful Accent 1" w:uiPriority="52"/>
-    <w:lsdException w:name="Grid Table 1 Light Accent 2" w:uiPriority="46"/>
-    <w:lsdException w:name="Grid Table 2 Accent 2" w:uiPriority="47"/>
-    <w:lsdException w:name="Grid Table 3 Accent 2" w:uiPriority="48"/>
-    <w:lsdException w:name="Grid Table 4 Accent 2" w:uiPriority="49"/>
-    <w:lsdException w:name="Grid Table 5 Dark Accent 2" w:uiPriority="50"/>
-    <w:lsdException w:name="Grid Table 6 Colorful Accent 2" w:uiPriority="51"/>
-    <w:lsdException w:name="Grid Table 7 Colorful Accent 2" w:uiPriority="52"/>
-    <w:lsdException w:name="Grid Table 1 Light Accent 3" w:uiPriority="46"/>
-    <w:lsdException w:name="Grid Table 2 Accent 3" w:uiPriority="47"/>
-    <w:lsdException w:name="Grid Table 3 Accent 3" w:uiPriority="48"/>
-    <w:lsdException w:name="Grid Table 4 Accent 3" w:uiPriority="49"/>
-    <w:lsdException w:name="Grid Table 5 Dark Accent 3" w:uiPriority="50"/>
-    <w:lsdException w:name="Grid Table 6 Colorful Accent 3" w:uiPriority="51"/>
-    <w:lsdException w:name="Grid Table 7 Colorful Accent 3" w:uiPriority="52"/>
-    <w:lsdException w:name="Grid Table 1 Light Accent 4" w:uiPriority="46"/>
-    <w:lsdException w:name="Grid Table 2 Accent 4" w:uiPriority="47"/>
-    <w:lsdException w:name="Grid Table 3 Accent 4" w:uiPriority="48"/>
-    <w:lsdException w:name="Grid Table 4 Accent 4" w:uiPriority="49"/>
-    <w:lsdException w:name="Grid Table 5 Dark Accent 4" w:uiPriority="50"/>
-    <w:lsdException w:name="Grid Table 6 Colorful Accent 4" w:uiPriority="51"/>
-    <w:lsdException w:name="Grid Table 7 Colorful Accent 4" w:uiPriority="52"/>
-    <w:lsdException w:name="Grid Table 1 Light Accent 5" w:uiPriority="46"/>
-    <w:lsdException w:name="Grid Table 2 Accent 5" w:uiPriority="47"/>
-    <w:lsdException w:name="Grid Table 3 Accent 5" w:uiPriority="48"/>
-    <w:lsdException w:name="Grid Table 4 Accent 5" w:uiPriority="49"/>
-    <w:lsdException w:name="Grid Table 5 Dark Accent 5" w:uiPriority="50"/>
-    <w:lsdException w:name="Grid Table 6 Colorful Accent 5" w:uiPriority="51"/>
-    <w:lsdException w:name="Grid Table 7 Colorful Accent 5" w:uiPriority="52"/>
-    <w:lsdException w:name="Grid Table 1 Light Accent 6" w:uiPriority="46"/>
-    <w:lsdException w:name="Grid Table 2 Accent 6" w:uiPriority="47"/>
-    <w:lsdException w:name="Grid Table 3 Accent 6" w:uiPriority="48"/>
-    <w:lsdException w:name="Grid Table 4 Accent 6" w:uiPriority="49"/>
-    <w:lsdException w:name="Grid Table 5 Dark Accent 6" w:uiPriority="50"/>
-    <w:lsdException w:name="Grid Table 6 Colorful Accent 6" w:uiPriority="51"/>
-    <w:lsdException w:name="Grid Table 7 Colorful Accent 6" w:uiPriority="52"/>
-    <w:lsdException w:name="List Table 1 Light" w:uiPriority="46"/>
-    <w:lsdException w:name="List Table 2" w:uiPriority="47"/>
-    <w:lsdException w:name="List Table 3" w:uiPriority="48"/>
-    <w:lsdException w:name="List Table 4" w:uiPriority="49"/>
-    <w:lsdException w:name="List Table 5 Dark" w:uiPriority="50"/>
-    <w:lsdException w:name="List Table 6 Colorful" w:uiPriority="51"/>
-    <w:lsdException w:name="List Table 7 Colorful" w:uiPriority="52"/>
-    <w:lsdException w:name="List Table 1 Light Accent 1" w:uiPriority="46"/>
-    <w:lsdException w:name="List Table 2 Accent 1" w:uiPriority="47"/>
-    <w:lsdException w:name="List Table 3 Accent 1" w:uiPriority="48"/>
-    <w:lsdException w:name="List Table 4 Accent 1" w:uiPriority="49"/>
-    <w:lsdException w:name="List Table 5 Dark Accent 1" w:uiPriority="50"/>
-    <w:lsdException w:name="List Table 6 Colorful Accent 1" w:uiPriority="51"/>
-    <w:lsdException w:name="List Table 7 Colorful Accent 1" w:uiPriority="52"/>
-    <w:lsdException w:name="List Table 1 Light Accent 2" w:uiPriority="46"/>
-    <w:lsdException w:name="List Table 2 Accent 2" w:uiPriority="47"/>
-    <w:lsdException w:name="List Table 3 Accent 2" w:uiPriority="48"/>
-    <w:lsdException w:name="List Table 4 Accent 2" w:uiPriority="49"/>
-    <w:lsdException w:name="List Table 5 Dark Accent 2" w:uiPriority="50"/>
-    <w:lsdException w:name="List Table 6 Colorful Accent 2" w:uiPriority="51"/>
-    <w:lsdException w:name="List Table 7 Colorful Accent 2" w:uiPriority="52"/>
-    <w:lsdException w:name="List Table 1 Light Accent 3" w:uiPriority="46"/>
-    <w:lsdException w:name="List Table 2 Accent 3" w:uiPriority="47"/>
-    <w:lsdException w:name="List Table 3 Accent 3" w:uiPriority="48"/>
-    <w:lsdException w:name="List Table 4 Accent 3" w:uiPriority="49"/>
-    <w:lsdException w:name="List Table 5 Dark Accent 3" w:uiPriority="50"/>
-    <w:lsdException w:name="List Table 6 Colorful Accent 3" w:uiPriority="51"/>
-    <w:lsdException w:name="List Table 7 Colorful Accent 3" w:uiPriority="52"/>
-    <w:lsdException w:name="List Table 1 Light Accent 4" w:uiPriority="46"/>
-    <w:lsdException w:name="List Table 2 Accent 4" w:uiPriority="47"/>
-    <w:lsdException w:name="List Table 3 Accent 4" w:uiPriority="48"/>
-    <w:lsdException w:name="List Table 4 Accent 4" w:uiPriority="49"/>
-    <w:lsdException w:name="List Table 5 Dark Accent 4" w:uiPriority="50"/>
-    <w:lsdException w:name="List Table 6 Colorful Accent 4" w:uiPriority="51"/>
-    <w:lsdException w:name="List Table 7 Colorful Accent 4" w:uiPriority="52"/>
-    <w:lsdException w:name="List Table 1 Light Accent 5" w:uiPriority="46"/>
-    <w:lsdException w:name="List Table 2 Accent 5" w:uiPriority="47"/>
-    <w:lsdException w:name="List Table 3 Accent 5" w:uiPriority="48"/>
-    <w:lsdException w:name="List Table 4 Accent 5" w:uiPriority="49"/>
-    <w:lsdException w:name="List Table 5 Dark Accent 5" w:uiPriority="50"/>
-    <w:lsdException w:name="List Table 6 Colorful Accent 5" w:uiPriority="51"/>
-    <w:lsdException w:name="List Table 7 Colorful Accent 5" w:uiPriority="52"/>
-    <w:lsdException w:name="List Table 1 Light Accent 6" w:uiPriority="46"/>
-    <w:lsdException w:name="List Table 2 Accent 6" w:uiPriority="47"/>
-    <w:lsdException w:name="List Table 3 Accent 6" w:uiPriority="48"/>
-    <w:lsdException w:name="List Table 4 Accent 6" w:uiPriority="49"/>
-    <w:lsdException w:name="List Table 5 Dark Accent 6" w:uiPriority="50"/>
-    <w:lsdException w:name="List Table 6 Colorful Accent 6" w:uiPriority="51"/>
-    <w:lsdException w:name="List Table 7 Colorful Accent 6" w:uiPriority="52"/>
-    <w:lsdException w:name="Mention" w:semiHidden="1" w:uiPriority="99" w:unhideWhenUsed="1"/>
-    <w:lsdException w:name="Smart Hyperlink" w:semiHidden="1" w:uiPriority="99" w:unhideWhenUsed="1"/>
-    <w:lsdException w:name="Hashtag" w:semiHidden="1" w:uiPriority="99" w:unhideWhenUsed="1"/>
-    <w:lsdException w:name="Unresolved Mention" w:semiHidden="1" w:uiPriority="99" w:unhideWhenUsed="1"/>
-    <w:lsdException w:name="Smart Link" w:semiHidden="1" w:uiPriority="99" w:unhideWhenUsed="1"/>
+  <w:latentStyles w:count="260" w:defQFormat="0" w:defUnhideWhenUsed="1" w:defSemiHidden="1" w:defUIPriority="99" w:defLockedState="0">
+    <w:lsdException w:qFormat="1" w:unhideWhenUsed="0" w:uiPriority="0" w:semiHidden="0" w:name="Normal"/>
+    <w:lsdException w:qFormat="1" w:unhideWhenUsed="0" w:uiPriority="0" w:semiHidden="0" w:name="heading 1"/>
+    <w:lsdException w:qFormat="1" w:uiPriority="0" w:name="heading 2"/>
+    <w:lsdException w:qFormat="1" w:uiPriority="0" w:name="heading 3"/>
+    <w:lsdException w:qFormat="1" w:uiPriority="0" w:name="heading 4"/>
+    <w:lsdException w:qFormat="1" w:uiPriority="0" w:name="heading 5"/>
+    <w:lsdException w:qFormat="1" w:uiPriority="0" w:name="heading 6"/>
+    <w:lsdException w:qFormat="1" w:uiPriority="0" w:name="heading 7"/>
+    <w:lsdException w:qFormat="1" w:uiPriority="0" w:name="heading 8"/>
+    <w:lsdException w:qFormat="1" w:uiPriority="0" w:name="heading 9"/>
+    <w:lsdException w:unhideWhenUsed="0" w:uiPriority="0" w:semiHidden="0" w:name="index 1"/>
+    <w:lsdException w:unhideWhenUsed="0" w:uiPriority="0" w:semiHidden="0" w:name="index 2"/>
+    <w:lsdException w:unhideWhenUsed="0" w:uiPriority="0" w:semiHidden="0" w:name="index 3"/>
+    <w:lsdException w:unhideWhenUsed="0" w:uiPriority="0" w:semiHidden="0" w:name="index 4"/>
+    <w:lsdException w:unhideWhenUsed="0" w:uiPriority="0" w:semiHidden="0" w:name="index 5"/>
+    <w:lsdException w:unhideWhenUsed="0" w:uiPriority="0" w:semiHidden="0" w:name="index 6"/>
+    <w:lsdException w:unhideWhenUsed="0" w:uiPriority="0" w:semiHidden="0" w:name="index 7"/>
+    <w:lsdException w:unhideWhenUsed="0" w:uiPriority="0" w:semiHidden="0" w:name="index 8"/>
+    <w:lsdException w:unhideWhenUsed="0" w:uiPriority="0" w:semiHidden="0" w:name="index 9"/>
+    <w:lsdException w:unhideWhenUsed="0" w:uiPriority="0" w:semiHidden="0" w:name="toc 1"/>
+    <w:lsdException w:unhideWhenUsed="0" w:uiPriority="0" w:semiHidden="0" w:name="toc 2"/>
+    <w:lsdException w:unhideWhenUsed="0" w:uiPriority="0" w:semiHidden="0" w:name="toc 3"/>
+    <w:lsdException w:unhideWhenUsed="0" w:uiPriority="0" w:semiHidden="0" w:name="toc 4"/>
+    <w:lsdException w:unhideWhenUsed="0" w:uiPriority="0" w:semiHidden="0" w:name="toc 5"/>
+    <w:lsdException w:unhideWhenUsed="0" w:uiPriority="0" w:semiHidden="0" w:name="toc 6"/>
+    <w:lsdException w:unhideWhenUsed="0" w:uiPriority="0" w:semiHidden="0" w:name="toc 7"/>
+    <w:lsdException w:unhideWhenUsed="0" w:uiPriority="0" w:semiHidden="0" w:name="toc 8"/>
+    <w:lsdException w:unhideWhenUsed="0" w:uiPriority="0" w:semiHidden="0" w:name="toc 9"/>
+    <w:lsdException w:unhideWhenUsed="0" w:uiPriority="0" w:semiHidden="0" w:name="Normal Indent"/>
+    <w:lsdException w:unhideWhenUsed="0" w:uiPriority="0" w:semiHidden="0" w:name="footnote text"/>
+    <w:lsdException w:unhideWhenUsed="0" w:uiPriority="0" w:semiHidden="0" w:name="annotation text"/>
+    <w:lsdException w:qFormat="1" w:unhideWhenUsed="0" w:uiPriority="0" w:semiHidden="0" w:name="header"/>
+    <w:lsdException w:qFormat="1" w:unhideWhenUsed="0" w:uiPriority="0" w:semiHidden="0" w:name="footer"/>
+    <w:lsdException w:unhideWhenUsed="0" w:uiPriority="0" w:semiHidden="0" w:name="index heading"/>
+    <w:lsdException w:qFormat="1" w:uiPriority="0" w:name="caption"/>
+    <w:lsdException w:unhideWhenUsed="0" w:uiPriority="0" w:semiHidden="0" w:name="table of figures"/>
+    <w:lsdException w:unhideWhenUsed="0" w:uiPriority="0" w:semiHidden="0" w:name="envelope address"/>
+    <w:lsdException w:unhideWhenUsed="0" w:uiPriority="0" w:semiHidden="0" w:name="envelope return"/>
+    <w:lsdException w:unhideWhenUsed="0" w:uiPriority="0" w:semiHidden="0" w:name="footnote reference"/>
+    <w:lsdException w:unhideWhenUsed="0" w:uiPriority="0" w:semiHidden="0" w:name="annotation reference"/>
+    <w:lsdException w:unhideWhenUsed="0" w:uiPriority="0" w:semiHidden="0" w:name="line number"/>
+    <w:lsdException w:unhideWhenUsed="0" w:uiPriority="0" w:semiHidden="0" w:name="page number"/>
+    <w:lsdException w:unhideWhenUsed="0" w:uiPriority="0" w:semiHidden="0" w:name="endnote reference"/>
+    <w:lsdException w:unhideWhenUsed="0" w:uiPriority="0" w:semiHidden="0" w:name="endnote text"/>
+    <w:lsdException w:unhideWhenUsed="0" w:uiPriority="0" w:semiHidden="0" w:name="table of authorities"/>
+    <w:lsdException w:unhideWhenUsed="0" w:uiPriority="0" w:semiHidden="0" w:name="macro"/>
+    <w:lsdException w:unhideWhenUsed="0" w:uiPriority="0" w:semiHidden="0" w:name="toa heading"/>
+    <w:lsdException w:unhideWhenUsed="0" w:uiPriority="0" w:semiHidden="0" w:name="List"/>
+    <w:lsdException w:unhideWhenUsed="0" w:uiPriority="0" w:semiHidden="0" w:name="List Bullet"/>
+    <w:lsdException w:unhideWhenUsed="0" w:uiPriority="0" w:semiHidden="0" w:name="List Number"/>
+    <w:lsdException w:unhideWhenUsed="0" w:uiPriority="0" w:semiHidden="0" w:name="List 2"/>
+    <w:lsdException w:unhideWhenUsed="0" w:uiPriority="0" w:semiHidden="0" w:name="List 3"/>
+    <w:lsdException w:unhideWhenUsed="0" w:uiPriority="0" w:semiHidden="0" w:name="List 4"/>
+    <w:lsdException w:unhideWhenUsed="0" w:uiPriority="0" w:semiHidden="0" w:name="List 5"/>
+    <w:lsdException w:unhideWhenUsed="0" w:uiPriority="0" w:semiHidden="0" w:name="List Bullet 2"/>
+    <w:lsdException w:unhideWhenUsed="0" w:uiPriority="0" w:semiHidden="0" w:name="List Bullet 3"/>
+    <w:lsdException w:unhideWhenUsed="0" w:uiPriority="0" w:semiHidden="0" w:name="List Bullet 4"/>
+    <w:lsdException w:unhideWhenUsed="0" w:uiPriority="0" w:semiHidden="0" w:name="List Bullet 5"/>
+    <w:lsdException w:unhideWhenUsed="0" w:uiPriority="0" w:semiHidden="0" w:name="List Number 2"/>
+    <w:lsdException w:unhideWhenUsed="0" w:uiPriority="0" w:semiHidden="0" w:name="List Number 3"/>
+    <w:lsdException w:unhideWhenUsed="0" w:uiPriority="0" w:semiHidden="0" w:name="List Number 4"/>
+    <w:lsdException w:unhideWhenUsed="0" w:uiPriority="0" w:semiHidden="0" w:name="List Number 5"/>
+    <w:lsdException w:qFormat="1" w:unhideWhenUsed="0" w:uiPriority="0" w:semiHidden="0" w:name="Title"/>
+    <w:lsdException w:unhideWhenUsed="0" w:uiPriority="0" w:semiHidden="0" w:name="Closing"/>
+    <w:lsdException w:unhideWhenUsed="0" w:uiPriority="0" w:semiHidden="0" w:name="Signature"/>
+    <w:lsdException w:uiPriority="1" w:name="Default Paragraph Font"/>
+    <w:lsdException w:qFormat="1" w:unhideWhenUsed="0" w:uiPriority="0" w:semiHidden="0" w:name="Body Text"/>
+    <w:lsdException w:unhideWhenUsed="0" w:uiPriority="0" w:semiHidden="0" w:name="Body Text Indent"/>
+    <w:lsdException w:unhideWhenUsed="0" w:uiPriority="0" w:semiHidden="0" w:name="List Continue"/>
+    <w:lsdException w:unhideWhenUsed="0" w:uiPriority="0" w:semiHidden="0" w:name="List Continue 2"/>
+    <w:lsdException w:unhideWhenUsed="0" w:uiPriority="0" w:semiHidden="0" w:name="List Continue 3"/>
+    <w:lsdException w:unhideWhenUsed="0" w:uiPriority="0" w:semiHidden="0" w:name="List Continue 4"/>
+    <w:lsdException w:unhideWhenUsed="0" w:uiPriority="0" w:semiHidden="0" w:name="List Continue 5"/>
+    <w:lsdException w:unhideWhenUsed="0" w:uiPriority="0" w:semiHidden="0" w:name="Message Header"/>
+    <w:lsdException w:qFormat="1" w:unhideWhenUsed="0" w:uiPriority="0" w:semiHidden="0" w:name="Subtitle"/>
+    <w:lsdException w:unhideWhenUsed="0" w:uiPriority="0" w:semiHidden="0" w:name="Salutation"/>
+    <w:lsdException w:unhideWhenUsed="0" w:uiPriority="0" w:semiHidden="0" w:name="Date"/>
+    <w:lsdException w:unhideWhenUsed="0" w:uiPriority="0" w:semiHidden="0" w:name="Body Text First Indent"/>
+    <w:lsdException w:unhideWhenUsed="0" w:uiPriority="0" w:semiHidden="0" w:name="Body Text First Indent 2"/>
+    <w:lsdException w:unhideWhenUsed="0" w:uiPriority="0" w:semiHidden="0" w:name="Note Heading"/>
+    <w:lsdException w:unhideWhenUsed="0" w:uiPriority="0" w:semiHidden="0" w:name="Body Text 2"/>
+    <w:lsdException w:unhideWhenUsed="0" w:uiPriority="0" w:semiHidden="0" w:name="Body Text 3"/>
+    <w:lsdException w:unhideWhenUsed="0" w:uiPriority="0" w:semiHidden="0" w:name="Body Text Indent 2"/>
+    <w:lsdException w:unhideWhenUsed="0" w:uiPriority="0" w:semiHidden="0" w:name="Body Text Indent 3"/>
+    <w:lsdException w:unhideWhenUsed="0" w:uiPriority="0" w:semiHidden="0" w:name="Block Text"/>
+    <w:lsdException w:unhideWhenUsed="0" w:uiPriority="0" w:semiHidden="0" w:name="Hyperlink"/>
+    <w:lsdException w:unhideWhenUsed="0" w:uiPriority="0" w:semiHidden="0" w:name="FollowedHyperlink"/>
+    <w:lsdException w:qFormat="1" w:unhideWhenUsed="0" w:uiPriority="0" w:semiHidden="0" w:name="Strong"/>
+    <w:lsdException w:qFormat="1" w:unhideWhenUsed="0" w:uiPriority="0" w:semiHidden="0" w:name="Emphasis"/>
+    <w:lsdException w:unhideWhenUsed="0" w:uiPriority="0" w:semiHidden="0" w:name="Document Map"/>
+    <w:lsdException w:unhideWhenUsed="0" w:uiPriority="0" w:semiHidden="0" w:name="Plain Text"/>
+    <w:lsdException w:unhideWhenUsed="0" w:uiPriority="0" w:semiHidden="0" w:name="E-mail Signature"/>
+    <w:lsdException w:unhideWhenUsed="0" w:uiPriority="0" w:semiHidden="0" w:name="Normal (Web)"/>
+    <w:lsdException w:unhideWhenUsed="0" w:uiPriority="0" w:semiHidden="0" w:name="HTML Acronym"/>
+    <w:lsdException w:unhideWhenUsed="0" w:uiPriority="0" w:semiHidden="0" w:name="HTML Address"/>
+    <w:lsdException w:unhideWhenUsed="0" w:uiPriority="0" w:semiHidden="0" w:name="HTML Cite"/>
+    <w:lsdException w:unhideWhenUsed="0" w:uiPriority="0" w:semiHidden="0" w:name="HTML Code"/>
+    <w:lsdException w:unhideWhenUsed="0" w:uiPriority="0" w:semiHidden="0" w:name="HTML Definition"/>
+    <w:lsdException w:unhideWhenUsed="0" w:uiPriority="0" w:semiHidden="0" w:name="HTML Keyboard"/>
+    <w:lsdException w:unhideWhenUsed="0" w:uiPriority="0" w:semiHidden="0" w:name="HTML Preformatted"/>
+    <w:lsdException w:unhideWhenUsed="0" w:uiPriority="0" w:semiHidden="0" w:name="HTML Sample"/>
+    <w:lsdException w:unhideWhenUsed="0" w:uiPriority="0" w:semiHidden="0" w:name="HTML Typewriter"/>
+    <w:lsdException w:unhideWhenUsed="0" w:uiPriority="0" w:semiHidden="0" w:name="HTML Variable"/>
+    <w:lsdException w:qFormat="1" w:uiPriority="99" w:name="Normal Table"/>
+    <w:lsdException w:unhideWhenUsed="0" w:uiPriority="0" w:semiHidden="0" w:name="annotation subject"/>
+    <w:lsdException w:uiPriority="0" w:name="Table Simple 1"/>
+    <w:lsdException w:uiPriority="0" w:name="Table Simple 2"/>
+    <w:lsdException w:uiPriority="0" w:name="Table Simple 3"/>
+    <w:lsdException w:uiPriority="0" w:name="Table Classic 1"/>
+    <w:lsdException w:uiPriority="0" w:name="Table Classic 2"/>
+    <w:lsdException w:uiPriority="0" w:name="Table Classic 3"/>
+    <w:lsdException w:uiPriority="0" w:name="Table Classic 4"/>
+    <w:lsdException w:uiPriority="0" w:name="Table Colorful 1"/>
+    <w:lsdException w:uiPriority="0" w:name="Table Colorful 2"/>
+    <w:lsdException w:uiPriority="0" w:name="Table Colorful 3"/>
+    <w:lsdException w:uiPriority="0" w:name="Table Columns 1"/>
+    <w:lsdException w:uiPriority="0" w:name="Table Columns 2"/>
+    <w:lsdException w:uiPriority="0" w:name="Table Columns 3"/>
+    <w:lsdException w:uiPriority="0" w:name="Table Columns 4"/>
+    <w:lsdException w:uiPriority="0" w:name="Table Columns 5"/>
+    <w:lsdException w:uiPriority="0" w:name="Table Grid 1"/>
+    <w:lsdException w:uiPriority="0" w:name="Table Grid 2"/>
+    <w:lsdException w:uiPriority="0" w:name="Table Grid 3"/>
+    <w:lsdException w:uiPriority="0" w:name="Table Grid 4"/>
+    <w:lsdException w:uiPriority="0" w:name="Table Grid 5"/>
+    <w:lsdException w:uiPriority="0" w:name="Table Grid 6"/>
+    <w:lsdException w:uiPriority="0" w:name="Table Grid 7"/>
+    <w:lsdException w:uiPriority="0" w:name="Table Grid 8"/>
+    <w:lsdException w:uiPriority="0" w:name="Table List 1"/>
+    <w:lsdException w:uiPriority="0" w:name="Table List 2"/>
+    <w:lsdException w:uiPriority="0" w:name="Table List 3"/>
+    <w:lsdException w:uiPriority="0" w:name="Table List 4"/>
+    <w:lsdException w:uiPriority="0" w:name="Table List 5"/>
+    <w:lsdException w:uiPriority="0" w:name="Table List 6"/>
+    <w:lsdException w:uiPriority="0" w:name="Table List 7"/>
+    <w:lsdException w:uiPriority="0" w:name="Table List 8"/>
+    <w:lsdException w:uiPriority="0" w:name="Table 3D effects 1"/>
+    <w:lsdException w:uiPriority="0" w:name="Table 3D effects 2"/>
+    <w:lsdException w:uiPriority="0" w:name="Table 3D effects 3"/>
+    <w:lsdException w:uiPriority="0" w:name="Table Contemporary"/>
+    <w:lsdException w:uiPriority="0" w:name="Table Elegant"/>
+    <w:lsdException w:uiPriority="0" w:name="Table Professional"/>
+    <w:lsdException w:uiPriority="0" w:name="Table Subtle 1"/>
+    <w:lsdException w:uiPriority="0" w:name="Table Subtle 2"/>
+    <w:lsdException w:uiPriority="0" w:name="Table Web 1"/>
+    <w:lsdException w:uiPriority="0" w:name="Table Web 2"/>
+    <w:lsdException w:uiPriority="0" w:name="Table Web 3"/>
+    <w:lsdException w:unhideWhenUsed="0" w:uiPriority="0" w:semiHidden="0" w:name="Balloon Text"/>
+    <w:lsdException w:unhideWhenUsed="0" w:uiPriority="0" w:semiHidden="0" w:name="Table Grid"/>
+    <w:lsdException w:uiPriority="0" w:name="Table Theme"/>
+    <w:lsdException w:unhideWhenUsed="0" w:uiPriority="60" w:semiHidden="0" w:name="Light Shading"/>
+    <w:lsdException w:unhideWhenUsed="0" w:uiPriority="61" w:semiHidden="0" w:name="Light List"/>
+    <w:lsdException w:unhideWhenUsed="0" w:uiPriority="62" w:semiHidden="0" w:name="Light Grid"/>
+    <w:lsdException w:unhideWhenUsed="0" w:uiPriority="63" w:semiHidden="0" w:name="Medium Shading 1"/>
+    <w:lsdException w:unhideWhenUsed="0" w:uiPriority="64" w:semiHidden="0" w:name="Medium Shading 2"/>
+    <w:lsdException w:unhideWhenUsed="0" w:uiPriority="65" w:semiHidden="0" w:name="Medium List 1"/>
+    <w:lsdException w:unhideWhenUsed="0" w:uiPriority="66" w:semiHidden="0" w:name="Medium List 2"/>
+    <w:lsdException w:unhideWhenUsed="0" w:uiPriority="67" w:semiHidden="0" w:name="Medium Grid 1"/>
+    <w:lsdException w:unhideWhenUsed="0" w:uiPriority="68" w:semiHidden="0" w:name="Medium Grid 2"/>
+    <w:lsdException w:unhideWhenUsed="0" w:uiPriority="69" w:semiHidden="0" w:name="Medium Grid 3"/>
+    <w:lsdException w:unhideWhenUsed="0" w:uiPriority="70" w:semiHidden="0" w:name="Dark List"/>
+    <w:lsdException w:unhideWhenUsed="0" w:uiPriority="71" w:semiHidden="0" w:name="Colorful Shading"/>
+    <w:lsdException w:unhideWhenUsed="0" w:uiPriority="72" w:semiHidden="0" w:name="Colorful List"/>
+    <w:lsdException w:unhideWhenUsed="0" w:uiPriority="73" w:semiHidden="0" w:name="Colorful Grid"/>
+    <w:lsdException w:unhideWhenUsed="0" w:uiPriority="60" w:semiHidden="0" w:name="Light Shading Accent 1"/>
+    <w:lsdException w:unhideWhenUsed="0" w:uiPriority="61" w:semiHidden="0" w:name="Light List Accent 1"/>
+    <w:lsdException w:unhideWhenUsed="0" w:uiPriority="62" w:semiHidden="0" w:name="Light Grid Accent 1"/>
+    <w:lsdException w:unhideWhenUsed="0" w:uiPriority="63" w:semiHidden="0" w:name="Medium Shading 1 Accent 1"/>
+    <w:lsdException w:unhideWhenUsed="0" w:uiPriority="64" w:semiHidden="0" w:name="Medium Shading 2 Accent 1"/>
+    <w:lsdException w:unhideWhenUsed="0" w:uiPriority="65" w:semiHidden="0" w:name="Medium List 1 Accent 1"/>
+    <w:lsdException w:unhideWhenUsed="0" w:uiPriority="66" w:semiHidden="0" w:name="Medium List 2 Accent 1"/>
+    <w:lsdException w:unhideWhenUsed="0" w:uiPriority="67" w:semiHidden="0" w:name="Medium Grid 1 Accent 1"/>
+    <w:lsdException w:unhideWhenUsed="0" w:uiPriority="68" w:semiHidden="0" w:name="Medium Grid 2 Accent 1"/>
+    <w:lsdException w:unhideWhenUsed="0" w:uiPriority="69" w:semiHidden="0" w:name="Medium Grid 3 Accent 1"/>
+    <w:lsdException w:unhideWhenUsed="0" w:uiPriority="70" w:semiHidden="0" w:name="Dark List Accent 1"/>
+    <w:lsdException w:unhideWhenUsed="0" w:uiPriority="71" w:semiHidden="0" w:name="Colorful Shading Accent 1"/>
+    <w:lsdException w:unhideWhenUsed="0" w:uiPriority="72" w:semiHidden="0" w:name="Colorful List Accent 1"/>
+    <w:lsdException w:unhideWhenUsed="0" w:uiPriority="73" w:semiHidden="0" w:name="Colorful Grid Accent 1"/>
+    <w:lsdException w:unhideWhenUsed="0" w:uiPriority="60" w:semiHidden="0" w:name="Light Shading Accent 2"/>
+    <w:lsdException w:unhideWhenUsed="0" w:uiPriority="61" w:semiHidden="0" w:name="Light List Accent 2"/>
+    <w:lsdException w:unhideWhenUsed="0" w:uiPriority="62" w:semiHidden="0" w:name="Light Grid Accent 2"/>
+    <w:lsdException w:unhideWhenUsed="0" w:uiPriority="63" w:semiHidden="0" w:name="Medium Shading 1 Accent 2"/>
+    <w:lsdException w:unhideWhenUsed="0" w:uiPriority="64" w:semiHidden="0" w:name="Medium Shading 2 Accent 2"/>
+    <w:lsdException w:unhideWhenUsed="0" w:uiPriority="65" w:semiHidden="0" w:name="Medium List 1 Accent 2"/>
+    <w:lsdException w:unhideWhenUsed="0" w:uiPriority="66" w:semiHidden="0" w:name="Medium List 2 Accent 2"/>
+    <w:lsdException w:unhideWhenUsed="0" w:uiPriority="67" w:semiHidden="0" w:name="Medium Grid 1 Accent 2"/>
+    <w:lsdException w:unhideWhenUsed="0" w:uiPriority="68" w:semiHidden="0" w:name="Medium Grid 2 Accent 2"/>
+    <w:lsdException w:unhideWhenUsed="0" w:uiPriority="69" w:semiHidden="0" w:name="Medium Grid 3 Accent 2"/>
+    <w:lsdException w:unhideWhenUsed="0" w:uiPriority="70" w:semiHidden="0" w:name="Dark List Accent 2"/>
+    <w:lsdException w:unhideWhenUsed="0" w:uiPriority="71" w:semiHidden="0" w:name="Colorful Shading Accent 2"/>
+    <w:lsdException w:unhideWhenUsed="0" w:uiPriority="72" w:semiHidden="0" w:name="Colorful List Accent 2"/>
+    <w:lsdException w:unhideWhenUsed="0" w:uiPriority="73" w:semiHidden="0" w:name="Colorful Grid Accent 2"/>
+    <w:lsdException w:unhideWhenUsed="0" w:uiPriority="60" w:semiHidden="0" w:name="Light Shading Accent 3"/>
+    <w:lsdException w:unhideWhenUsed="0" w:uiPriority="61" w:semiHidden="0" w:name="Light List Accent 3"/>
+    <w:lsdException w:unhideWhenUsed="0" w:uiPriority="62" w:semiHidden="0" w:name="Light Grid Accent 3"/>
+    <w:lsdException w:unhideWhenUsed="0" w:uiPriority="63" w:semiHidden="0" w:name="Medium Shading 1 Accent 3"/>
+    <w:lsdException w:unhideWhenUsed="0" w:uiPriority="64" w:semiHidden="0" w:name="Medium Shading 2 Accent 3"/>
+    <w:lsdException w:unhideWhenUsed="0" w:uiPriority="65" w:semiHidden="0" w:name="Medium List 1 Accent 3"/>
+    <w:lsdException w:unhideWhenUsed="0" w:uiPriority="66" w:semiHidden="0" w:name="Medium List 2 Accent 3"/>
+    <w:lsdException w:unhideWhenUsed="0" w:uiPriority="67" w:semiHidden="0" w:name="Medium Grid 1 Accent 3"/>
+    <w:lsdException w:unhideWhenUsed="0" w:uiPriority="68" w:semiHidden="0" w:name="Medium Grid 2 Accent 3"/>
+    <w:lsdException w:unhideWhenUsed="0" w:uiPriority="69" w:semiHidden="0" w:name="Medium Grid 3 Accent 3"/>
+    <w:lsdException w:unhideWhenUsed="0" w:uiPriority="70" w:semiHidden="0" w:name="Dark List Accent 3"/>
+    <w:lsdException w:unhideWhenUsed="0" w:uiPriority="71" w:semiHidden="0" w:name="Colorful Shading Accent 3"/>
+    <w:lsdException w:unhideWhenUsed="0" w:uiPriority="72" w:semiHidden="0" w:name="Colorful List Accent 3"/>
+    <w:lsdException w:unhideWhenUsed="0" w:uiPriority="73" w:semiHidden="0" w:name="Colorful Grid Accent 3"/>
+    <w:lsdException w:unhideWhenUsed="0" w:uiPriority="60" w:semiHidden="0" w:name="Light Shading Accent 4"/>
+    <w:lsdException w:unhideWhenUsed="0" w:uiPriority="61" w:semiHidden="0" w:name="Light List Accent 4"/>
+    <w:lsdException w:unhideWhenUsed="0" w:uiPriority="62" w:semiHidden="0" w:name="Light Grid Accent 4"/>
+    <w:lsdException w:unhideWhenUsed="0" w:uiPriority="63" w:semiHidden="0" w:name="Medium Shading 1 Accent 4"/>
+    <w:lsdException w:unhideWhenUsed="0" w:uiPriority="64" w:semiHidden="0" w:name="Medium Shading 2 Accent 4"/>
+    <w:lsdException w:unhideWhenUsed="0" w:uiPriority="65" w:semiHidden="0" w:name="Medium List 1 Accent 4"/>
+    <w:lsdException w:unhideWhenUsed="0" w:uiPriority="66" w:semiHidden="0" w:name="Medium List 2 Accent 4"/>
+    <w:lsdException w:unhideWhenUsed="0" w:uiPriority="67" w:semiHidden="0" w:name="Medium Grid 1 Accent 4"/>
+    <w:lsdException w:unhideWhenUsed="0" w:uiPriority="68" w:semiHidden="0" w:name="Medium Grid 2 Accent 4"/>
+    <w:lsdException w:unhideWhenUsed="0" w:uiPriority="69" w:semiHidden="0" w:name="Medium Grid 3 Accent 4"/>
+    <w:lsdException w:unhideWhenUsed="0" w:uiPriority="70" w:semiHidden="0" w:name="Dark List Accent 4"/>
+    <w:lsdException w:unhideWhenUsed="0" w:uiPriority="71" w:semiHidden="0" w:name="Colorful Shading Accent 4"/>
+    <w:lsdException w:unhideWhenUsed="0" w:uiPriority="72" w:semiHidden="0" w:name="Colorful List Accent 4"/>
+    <w:lsdException w:unhideWhenUsed="0" w:uiPriority="73" w:semiHidden="0" w:name="Colorful Grid Accent 4"/>
+    <w:lsdException w:unhideWhenUsed="0" w:uiPriority="60" w:semiHidden="0" w:name="Light Shading Accent 5"/>
+    <w:lsdException w:unhideWhenUsed="0" w:uiPriority="61" w:semiHidden="0" w:name="Light List Accent 5"/>
+    <w:lsdException w:unhideWhenUsed="0" w:uiPriority="62" w:semiHidden="0" w:name="Light Grid Accent 5"/>
+    <w:lsdException w:unhideWhenUsed="0" w:uiPriority="63" w:semiHidden="0" w:name="Medium Shading 1 Accent 5"/>
+    <w:lsdException w:unhideWhenUsed="0" w:uiPriority="64" w:semiHidden="0" w:name="Medium Shading 2 Accent 5"/>
+    <w:lsdException w:unhideWhenUsed="0" w:uiPriority="65" w:semiHidden="0" w:name="Medium List 1 Accent 5"/>
+    <w:lsdException w:unhideWhenUsed="0" w:uiPriority="66" w:semiHidden="0" w:name="Medium List 2 Accent 5"/>
+    <w:lsdException w:unhideWhenUsed="0" w:uiPriority="67" w:semiHidden="0" w:name="Medium Grid 1 Accent 5"/>
+    <w:lsdException w:unhideWhenUsed="0" w:uiPriority="68" w:semiHidden="0" w:name="Medium Grid 2 Accent 5"/>
+    <w:lsdException w:unhideWhenUsed="0" w:uiPriority="69" w:semiHidden="0" w:name="Medium Grid 3 Accent 5"/>
+    <w:lsdException w:unhideWhenUsed="0" w:uiPriority="70" w:semiHidden="0" w:name="Dark List Accent 5"/>
+    <w:lsdException w:unhideWhenUsed="0" w:uiPriority="71" w:semiHidden="0" w:name="Colorful Shading Accent 5"/>
+    <w:lsdException w:unhideWhenUsed="0" w:uiPriority="72" w:semiHidden="0" w:name="Colorful List Accent 5"/>
+    <w:lsdException w:unhideWhenUsed="0" w:uiPriority="73" w:semiHidden="0" w:name="Colorful Grid Accent 5"/>
+    <w:lsdException w:unhideWhenUsed="0" w:uiPriority="60" w:semiHidden="0" w:name="Light Shading Accent 6"/>
+    <w:lsdException w:unhideWhenUsed="0" w:uiPriority="61" w:semiHidden="0" w:name="Light List Accent 6"/>
+    <w:lsdException w:unhideWhenUsed="0" w:uiPriority="62" w:semiHidden="0" w:name="Light Grid Accent 6"/>
+    <w:lsdException w:unhideWhenUsed="0" w:uiPriority="63" w:semiHidden="0" w:name="Medium Shading 1 Accent 6"/>
+    <w:lsdException w:unhideWhenUsed="0" w:uiPriority="64" w:semiHidden="0" w:name="Medium Shading 2 Accent 6"/>
+    <w:lsdException w:unhideWhenUsed="0" w:uiPriority="65" w:semiHidden="0" w:name="Medium List 1 Accent 6"/>
+    <w:lsdException w:unhideWhenUsed="0" w:uiPriority="66" w:semiHidden="0" w:name="Medium List 2 Accent 6"/>
+    <w:lsdException w:unhideWhenUsed="0" w:uiPriority="67" w:semiHidden="0" w:name="Medium Grid 1 Accent 6"/>
+    <w:lsdException w:unhideWhenUsed="0" w:uiPriority="68" w:semiHidden="0" w:name="Medium Grid 2 Accent 6"/>
+    <w:lsdException w:unhideWhenUsed="0" w:uiPriority="69" w:semiHidden="0" w:name="Medium Grid 3 Accent 6"/>
+    <w:lsdException w:unhideWhenUsed="0" w:uiPriority="70" w:semiHidden="0" w:name="Dark List Accent 6"/>
+    <w:lsdException w:unhideWhenUsed="0" w:uiPriority="71" w:semiHidden="0" w:name="Colorful Shading Accent 6"/>
+    <w:lsdException w:unhideWhenUsed="0" w:uiPriority="72" w:semiHidden="0" w:name="Colorful List Accent 6"/>
+    <w:lsdException w:unhideWhenUsed="0" w:uiPriority="73" w:semiHidden="0" w:name="Colorful Grid Accent 6"/>
   </w:latentStyles>
-  <w:style w:type="paragraph" w:default="1" w:styleId="Normal">
+  <w:style w:type="paragraph" w:default="1" w:styleId="1">
     <w:name w:val="Normal"/>
     <w:qFormat/>
+    <w:uiPriority w:val="0"/>
     <w:pPr>
       <w:widowControl w:val="0"/>
       <w:jc w:val="both"/>
     </w:pPr>
     <w:rPr>
+      <w:rFonts w:asciiTheme="minorHAnsi" w:hAnsiTheme="minorHAnsi" w:eastAsiaTheme="minorEastAsia" w:cstheme="minorBidi"/>
       <w:kern w:val="2"/>
       <w:sz w:val="21"/>
       <w:szCs w:val="24"/>
+      <w:lang w:val="en-US" w:eastAsia="zh-CN" w:bidi="ar-SA"/>
     </w:rPr>
   </w:style>
-  <w:style w:type="paragraph" w:styleId="Heading1">
+  <w:style w:type="paragraph" w:styleId="2">
     <w:name w:val="heading 1"/>
-    <w:next w:val="Normal"/>
+    <w:next w:val="1"/>
     <w:qFormat/>
+    <w:uiPriority w:val="0"/>
     <w:pPr>
       <w:widowControl w:val="0"/>
       <w:adjustRightInd w:val="0"/>
@@ -6699,19 +6984,21 @@
       <w:outlineLvl w:val="0"/>
     </w:pPr>
     <w:rPr>
-      <w:rFonts w:ascii="Times New Roman" w:eastAsia="黑体" w:hAnsi="Times New Roman" w:cs="Times New Roman"/>
+      <w:rFonts w:ascii="Times New Roman" w:hAnsi="Times New Roman" w:eastAsia="黑体" w:cs="Times New Roman"/>
       <w:color w:val="000000"/>
       <w:kern w:val="44"/>
       <w:sz w:val="32"/>
       <w:szCs w:val="44"/>
+      <w:lang w:val="en-US" w:eastAsia="zh-CN" w:bidi="ar-SA"/>
     </w:rPr>
   </w:style>
-  <w:style w:type="paragraph" w:styleId="Heading2">
+  <w:style w:type="paragraph" w:styleId="3">
     <w:name w:val="heading 2"/>
-    <w:next w:val="Normal"/>
+    <w:next w:val="1"/>
     <w:semiHidden/>
     <w:unhideWhenUsed/>
     <w:qFormat/>
+    <w:uiPriority w:val="0"/>
     <w:pPr>
       <w:widowControl w:val="0"/>
       <w:adjustRightInd w:val="0"/>
@@ -6720,18 +7007,20 @@
       <w:outlineLvl w:val="1"/>
     </w:pPr>
     <w:rPr>
-      <w:rFonts w:ascii="Times New Roman" w:eastAsia="黑体" w:hAnsi="Times New Roman" w:cs="Times New Roman"/>
+      <w:rFonts w:ascii="Times New Roman" w:hAnsi="Times New Roman" w:eastAsia="黑体" w:cs="Times New Roman"/>
       <w:kern w:val="2"/>
       <w:sz w:val="30"/>
       <w:szCs w:val="32"/>
+      <w:lang w:val="en-US" w:eastAsia="zh-CN" w:bidi="ar-SA"/>
     </w:rPr>
   </w:style>
-  <w:style w:type="paragraph" w:styleId="Heading3">
+  <w:style w:type="paragraph" w:styleId="4">
     <w:name w:val="heading 3"/>
-    <w:next w:val="Normal"/>
+    <w:next w:val="1"/>
     <w:semiHidden/>
     <w:unhideWhenUsed/>
     <w:qFormat/>
+    <w:uiPriority w:val="0"/>
     <w:pPr>
       <w:keepNext/>
       <w:keepLines/>
@@ -6742,18 +7031,20 @@
       <w:outlineLvl w:val="2"/>
     </w:pPr>
     <w:rPr>
-      <w:rFonts w:ascii="Times New Roman" w:eastAsia="黑体" w:hAnsi="Times New Roman" w:cs="Times New Roman"/>
+      <w:rFonts w:ascii="Times New Roman" w:hAnsi="Times New Roman" w:eastAsia="黑体" w:cs="Times New Roman"/>
       <w:kern w:val="2"/>
       <w:sz w:val="30"/>
       <w:szCs w:val="24"/>
+      <w:lang w:val="en-US" w:eastAsia="zh-CN" w:bidi="ar-SA"/>
     </w:rPr>
   </w:style>
-  <w:style w:type="paragraph" w:styleId="Heading4">
+  <w:style w:type="paragraph" w:styleId="5">
     <w:name w:val="heading 4"/>
-    <w:next w:val="Normal"/>
+    <w:next w:val="1"/>
     <w:semiHidden/>
     <w:unhideWhenUsed/>
     <w:qFormat/>
+    <w:uiPriority w:val="0"/>
     <w:pPr>
       <w:keepNext/>
       <w:keepLines/>
@@ -6764,19 +7055,21 @@
       <w:outlineLvl w:val="3"/>
     </w:pPr>
     <w:rPr>
-      <w:rFonts w:ascii="Times New Roman" w:eastAsia="黑体" w:hAnsi="Times New Roman" w:cs="Times New Roman"/>
+      <w:rFonts w:ascii="Times New Roman" w:hAnsi="Times New Roman" w:eastAsia="黑体" w:cs="Times New Roman"/>
       <w:bCs/>
       <w:kern w:val="2"/>
       <w:sz w:val="28"/>
       <w:szCs w:val="28"/>
+      <w:lang w:val="en-US" w:eastAsia="zh-CN" w:bidi="ar-SA"/>
     </w:rPr>
   </w:style>
-  <w:style w:type="paragraph" w:styleId="Heading5">
+  <w:style w:type="paragraph" w:styleId="6">
     <w:name w:val="heading 5"/>
-    <w:next w:val="Normal"/>
+    <w:next w:val="1"/>
     <w:semiHidden/>
     <w:unhideWhenUsed/>
     <w:qFormat/>
+    <w:uiPriority w:val="0"/>
     <w:pPr>
       <w:keepNext/>
       <w:keepLines/>
@@ -6787,19 +7080,21 @@
       <w:outlineLvl w:val="4"/>
     </w:pPr>
     <w:rPr>
-      <w:rFonts w:ascii="Times New Roman" w:eastAsia="黑体" w:hAnsi="Times New Roman" w:cs="Times New Roman"/>
+      <w:rFonts w:ascii="Times New Roman" w:hAnsi="Times New Roman" w:eastAsia="黑体" w:cs="Times New Roman"/>
       <w:bCs/>
       <w:kern w:val="2"/>
       <w:sz w:val="28"/>
       <w:szCs w:val="28"/>
+      <w:lang w:val="en-US" w:eastAsia="zh-CN" w:bidi="ar-SA"/>
     </w:rPr>
   </w:style>
-  <w:style w:type="paragraph" w:styleId="Heading6">
+  <w:style w:type="paragraph" w:styleId="7">
     <w:name w:val="heading 6"/>
-    <w:next w:val="Normal"/>
+    <w:next w:val="1"/>
     <w:semiHidden/>
     <w:unhideWhenUsed/>
     <w:qFormat/>
+    <w:uiPriority w:val="0"/>
     <w:pPr>
       <w:keepNext/>
       <w:keepLines/>
@@ -6810,19 +7105,21 @@
       <w:outlineLvl w:val="5"/>
     </w:pPr>
     <w:rPr>
-      <w:rFonts w:ascii="Times New Roman" w:eastAsia="黑体" w:hAnsi="Times New Roman" w:cs="Times New Roman"/>
+      <w:rFonts w:ascii="Times New Roman" w:hAnsi="Times New Roman" w:eastAsia="黑体" w:cs="Times New Roman"/>
       <w:bCs/>
       <w:kern w:val="2"/>
       <w:sz w:val="28"/>
       <w:szCs w:val="24"/>
+      <w:lang w:val="en-US" w:eastAsia="zh-CN" w:bidi="ar-SA"/>
     </w:rPr>
   </w:style>
-  <w:style w:type="paragraph" w:styleId="Heading7">
+  <w:style w:type="paragraph" w:styleId="8">
     <w:name w:val="heading 7"/>
-    <w:next w:val="Normal"/>
+    <w:next w:val="1"/>
     <w:semiHidden/>
     <w:unhideWhenUsed/>
     <w:qFormat/>
+    <w:uiPriority w:val="0"/>
     <w:pPr>
       <w:keepNext/>
       <w:keepLines/>
@@ -6833,19 +7130,21 @@
       <w:outlineLvl w:val="6"/>
     </w:pPr>
     <w:rPr>
-      <w:rFonts w:ascii="Times New Roman" w:eastAsia="黑体" w:hAnsi="Times New Roman" w:cs="Times New Roman"/>
+      <w:rFonts w:ascii="Times New Roman" w:hAnsi="Times New Roman" w:eastAsia="黑体" w:cs="Times New Roman"/>
       <w:bCs/>
       <w:kern w:val="2"/>
       <w:sz w:val="24"/>
       <w:szCs w:val="24"/>
+      <w:lang w:val="en-US" w:eastAsia="zh-CN" w:bidi="ar-SA"/>
     </w:rPr>
   </w:style>
-  <w:style w:type="paragraph" w:styleId="Heading8">
+  <w:style w:type="paragraph" w:styleId="9">
     <w:name w:val="heading 8"/>
-    <w:next w:val="Normal"/>
+    <w:next w:val="1"/>
     <w:semiHidden/>
     <w:unhideWhenUsed/>
     <w:qFormat/>
+    <w:uiPriority w:val="0"/>
     <w:pPr>
       <w:keepNext/>
       <w:keepLines/>
@@ -6856,18 +7155,20 @@
       <w:outlineLvl w:val="7"/>
     </w:pPr>
     <w:rPr>
-      <w:rFonts w:ascii="Times New Roman" w:eastAsia="黑体" w:hAnsi="Times New Roman" w:cs="Times New Roman"/>
+      <w:rFonts w:ascii="Times New Roman" w:hAnsi="Times New Roman" w:eastAsia="黑体" w:cs="Times New Roman"/>
       <w:kern w:val="2"/>
       <w:sz w:val="24"/>
       <w:szCs w:val="24"/>
+      <w:lang w:val="en-US" w:eastAsia="zh-CN" w:bidi="ar-SA"/>
     </w:rPr>
   </w:style>
-  <w:style w:type="paragraph" w:styleId="Heading9">
+  <w:style w:type="paragraph" w:styleId="10">
     <w:name w:val="heading 9"/>
-    <w:next w:val="Normal"/>
+    <w:next w:val="1"/>
     <w:semiHidden/>
     <w:unhideWhenUsed/>
     <w:qFormat/>
+    <w:uiPriority w:val="0"/>
     <w:pPr>
       <w:keepNext/>
       <w:keepLines/>
@@ -6878,25 +7179,26 @@
       <w:outlineLvl w:val="8"/>
     </w:pPr>
     <w:rPr>
-      <w:rFonts w:ascii="Times New Roman" w:eastAsia="黑体" w:hAnsi="Times New Roman" w:cs="Times New Roman"/>
+      <w:rFonts w:ascii="Times New Roman" w:hAnsi="Times New Roman" w:eastAsia="黑体" w:cs="Times New Roman"/>
       <w:kern w:val="2"/>
       <w:sz w:val="21"/>
       <w:szCs w:val="21"/>
+      <w:lang w:val="en-US" w:eastAsia="zh-CN" w:bidi="ar-SA"/>
     </w:rPr>
   </w:style>
-  <w:style w:type="character" w:default="1" w:styleId="DefaultParagraphFont">
+  <w:style w:type="character" w:default="1" w:styleId="17">
     <w:name w:val="Default Paragraph Font"/>
-    <w:uiPriority w:val="1"/>
     <w:semiHidden/>
     <w:unhideWhenUsed/>
+    <w:uiPriority w:val="1"/>
   </w:style>
-  <w:style w:type="table" w:default="1" w:styleId="TableNormal">
+  <w:style w:type="table" w:default="1" w:styleId="16">
     <w:name w:val="Normal Table"/>
-    <w:uiPriority w:val="99"/>
     <w:semiHidden/>
     <w:unhideWhenUsed/>
+    <w:qFormat/>
+    <w:uiPriority w:val="99"/>
     <w:tblPr>
-      <w:tblInd w:w="0" w:type="dxa"/>
       <w:tblCellMar>
         <w:top w:w="0" w:type="dxa"/>
         <w:left w:w="108" w:type="dxa"/>
@@ -6905,33 +7207,30 @@
       </w:tblCellMar>
     </w:tblPr>
   </w:style>
-  <w:style w:type="numbering" w:default="1" w:styleId="NoList">
-    <w:name w:val="No List"/>
-    <w:uiPriority w:val="99"/>
-    <w:semiHidden/>
-    <w:unhideWhenUsed/>
-  </w:style>
-  <w:style w:type="paragraph" w:styleId="BodyText">
+  <w:style w:type="paragraph" w:styleId="11">
     <w:name w:val="Body Text"/>
     <w:qFormat/>
+    <w:uiPriority w:val="0"/>
     <w:pPr>
       <w:widowControl w:val="0"/>
       <w:adjustRightInd w:val="0"/>
       <w:spacing w:before="100" w:after="100" w:line="300" w:lineRule="auto"/>
-      <w:ind w:firstLineChars="200" w:firstLine="1044"/>
+      <w:ind w:firstLine="1044" w:firstLineChars="200"/>
       <w:jc w:val="both"/>
     </w:pPr>
     <w:rPr>
-      <w:rFonts w:ascii="Times New Roman" w:eastAsia="宋体" w:hAnsi="Times New Roman" w:cs="Times New Roman"/>
+      <w:rFonts w:ascii="Times New Roman" w:hAnsi="Times New Roman" w:eastAsia="宋体" w:cs="Times New Roman"/>
       <w:kern w:val="2"/>
       <w:sz w:val="24"/>
       <w:szCs w:val="24"/>
+      <w:lang w:val="en-US" w:eastAsia="zh-CN" w:bidi="ar-SA"/>
     </w:rPr>
   </w:style>
-  <w:style w:type="paragraph" w:styleId="Footer">
+  <w:style w:type="paragraph" w:styleId="12">
     <w:name w:val="footer"/>
-    <w:basedOn w:val="Normal"/>
+    <w:basedOn w:val="1"/>
     <w:qFormat/>
+    <w:uiPriority w:val="0"/>
     <w:pPr>
       <w:tabs>
         <w:tab w:val="center" w:pos="4153"/>
@@ -6944,16 +7243,17 @@
       <w:sz w:val="18"/>
     </w:rPr>
   </w:style>
-  <w:style w:type="paragraph" w:styleId="Header">
+  <w:style w:type="paragraph" w:styleId="13">
     <w:name w:val="header"/>
-    <w:basedOn w:val="Normal"/>
+    <w:basedOn w:val="1"/>
     <w:qFormat/>
+    <w:uiPriority w:val="0"/>
     <w:pPr>
       <w:pBdr>
-        <w:top w:val="none" w:sz="0" w:space="1" w:color="auto"/>
-        <w:left w:val="none" w:sz="0" w:space="4" w:color="auto"/>
-        <w:bottom w:val="none" w:sz="0" w:space="1" w:color="auto"/>
-        <w:right w:val="none" w:sz="0" w:space="4" w:color="auto"/>
+        <w:top w:val="none" w:color="auto" w:sz="0" w:space="1"/>
+        <w:left w:val="none" w:color="auto" w:sz="0" w:space="4"/>
+        <w:bottom w:val="none" w:color="auto" w:sz="0" w:space="1"/>
+        <w:right w:val="none" w:color="auto" w:sz="0" w:space="4"/>
       </w:pBdr>
       <w:tabs>
         <w:tab w:val="center" w:pos="4153"/>
@@ -6965,9 +7265,10 @@
       <w:sz w:val="18"/>
     </w:rPr>
   </w:style>
-  <w:style w:type="paragraph" w:styleId="Subtitle">
+  <w:style w:type="paragraph" w:styleId="14">
     <w:name w:val="Subtitle"/>
     <w:qFormat/>
+    <w:uiPriority w:val="0"/>
     <w:pPr>
       <w:widowControl w:val="0"/>
       <w:adjustRightInd w:val="0"/>
@@ -6975,15 +7276,17 @@
       <w:jc w:val="center"/>
     </w:pPr>
     <w:rPr>
-      <w:rFonts w:ascii="Times New Roman" w:eastAsia="黑体" w:hAnsi="Times New Roman" w:cs="Times New Roman"/>
+      <w:rFonts w:ascii="Times New Roman" w:hAnsi="Times New Roman" w:eastAsia="黑体" w:cs="Times New Roman"/>
       <w:kern w:val="28"/>
       <w:sz w:val="32"/>
       <w:szCs w:val="24"/>
+      <w:lang w:val="en-US" w:eastAsia="zh-CN" w:bidi="ar-SA"/>
     </w:rPr>
   </w:style>
-  <w:style w:type="paragraph" w:styleId="Title">
+  <w:style w:type="paragraph" w:styleId="15">
     <w:name w:val="Title"/>
     <w:qFormat/>
+    <w:uiPriority w:val="0"/>
     <w:pPr>
       <w:widowControl w:val="0"/>
       <w:adjustRightInd w:val="0"/>
@@ -6991,10 +7294,11 @@
       <w:jc w:val="center"/>
     </w:pPr>
     <w:rPr>
-      <w:rFonts w:ascii="Times New Roman" w:eastAsia="黑体" w:hAnsi="Times New Roman" w:cs="Times New Roman"/>
+      <w:rFonts w:ascii="Times New Roman" w:hAnsi="Times New Roman" w:eastAsia="黑体" w:cs="Times New Roman"/>
       <w:kern w:val="2"/>
       <w:sz w:val="36"/>
       <w:szCs w:val="24"/>
+      <w:lang w:val="en-US" w:eastAsia="zh-CN" w:bidi="ar-SA"/>
     </w:rPr>
   </w:style>
 </w:styles>
@@ -7244,6 +7548,22 @@
     </a:fmtScheme>
   </a:themeElements>
   <a:objectDefaults/>
-  <a:extraClrSchemeLst/>
 </a:theme>
+</file>
+
+<file path=customXml/item1.xml><?xml version="1.0" encoding="utf-8"?>
+<s:customData xmlns="http://www.wps.cn/officeDocument/2013/wpsCustomData" xmlns:s="http://www.wps.cn/officeDocument/2013/wpsCustomData">
+  <customSectProps/>
+  <customShpExts>
+    <customShpInfo spid="_x0000_s1026" textRotate="1"/>
+  </customShpExts>
+</s:customData>
+</file>
+
+<file path=customXml/itemProps1.xml><?xml version="1.0" encoding="utf-8"?>
+<ds:datastoreItem xmlns:ds="http://schemas.openxmlformats.org/officeDocument/2006/customXml" ds:itemID="{B1977F7D-205B-4081-913C-38D41E755F92}">
+  <ds:schemaRefs>
+    <ds:schemaRef ds:uri="http://www.wps.cn/officeDocument/2013/wpsCustomData"/>
+  </ds:schemaRefs>
+</ds:datastoreItem>
 </file>